--- a/rendered/nelson-roque-tenure-cv.docx
+++ b/rendered/nelson-roque-tenure-cv.docx
@@ -36,7 +36,7 @@
         <w:t xml:space="preserve">Email: nur375@psu.edu</w:t>
       </w:r>
     </w:p>
-    <w:bookmarkStart w:id="98" w:name="appointments-affiliations"/>
+    <w:bookmarkStart w:id="100" w:name="appointments-affiliations"/>
     <w:p>
       <w:pPr>
         <w:pStyle w:val="Heading3"/>
@@ -50,7 +50,34 @@
         <w:pStyle w:val="FirstParagraph"/>
       </w:pPr>
       <w:r>
-        <w:t xml:space="preserve">2024-present</w:t>
+        <w:t xml:space="preserve">2024–present</w:t>
+      </w:r>
+    </w:p>
+    <w:bookmarkStart w:id="98" w:name="assistant-professor"/>
+    <w:p>
+      <w:pPr>
+        <w:pStyle w:val="Heading3"/>
+      </w:pPr>
+      <w:r>
+        <w:t xml:space="preserve">Assistant Professor</w:t>
+      </w:r>
+    </w:p>
+    <w:p>
+      <w:pPr>
+        <w:pStyle w:val="FirstParagraph"/>
+      </w:pPr>
+      <w:r>
+        <w:rPr>
+          <w:b/>
+          <w:bCs/>
+        </w:rPr>
+        <w:t xml:space="preserve">Department of Human Development and Family Studies</w:t>
+      </w:r>
+      <w:r>
+        <w:br/>
+      </w:r>
+      <w:r>
+        <w:t xml:space="preserve">Penn State University</w:t>
       </w:r>
     </w:p>
     <w:p>
@@ -58,48 +85,75 @@
         <w:pStyle w:val="BodyText"/>
       </w:pPr>
       <w:r>
-        <w:t xml:space="preserve">Assistant Professor, Department of Human Development and Family Studies</w:t>
-      </w:r>
-    </w:p>
+        <w:rPr>
+          <w:b/>
+          <w:bCs/>
+        </w:rPr>
+        <w:t xml:space="preserve">Affiliations</w:t>
+      </w:r>
+      <w:r>
+        <w:br/>
+      </w:r>
+      <w:r>
+        <w:t xml:space="preserve">Social Science Research Institute (SSRI)</w:t>
+      </w:r>
+      <w:r>
+        <w:br/>
+      </w:r>
+      <w:r>
+        <w:t xml:space="preserve">Geroscience Consortium, Center for Healthy Aging</w:t>
+      </w:r>
+    </w:p>
+    <w:bookmarkEnd w:id="98"/>
     <w:p>
       <w:pPr>
         <w:pStyle w:val="BodyText"/>
       </w:pPr>
       <w:r>
-        <w:t xml:space="preserve">Social Science Research Institute (SSRI)</w:t>
-      </w:r>
-    </w:p>
-    <w:p>
-      <w:pPr>
-        <w:pStyle w:val="BodyText"/>
-      </w:pPr>
-      <w:r>
-        <w:t xml:space="preserve">Geroscience Consortium, Center for Healthy Aging</w:t>
-      </w:r>
-    </w:p>
-    <w:p>
-      <w:pPr>
-        <w:pStyle w:val="BodyText"/>
-      </w:pPr>
-      <w:r>
-        <w:t xml:space="preserve">2020-2023</w:t>
-      </w:r>
-    </w:p>
-    <w:p>
-      <w:pPr>
-        <w:pStyle w:val="BodyText"/>
-      </w:pPr>
-      <w:r>
-        <w:t xml:space="preserve">Assistant Professor, Psychology Department, Human Factors and Cognitive Psychology Program, University of Central Florida</w:t>
-      </w:r>
-    </w:p>
-    <w:bookmarkEnd w:id="98"/>
-    <w:bookmarkStart w:id="99" w:name="education"/>
+        <w:t xml:space="preserve">2020–2023</w:t>
+      </w:r>
+    </w:p>
+    <w:bookmarkStart w:id="99" w:name="assistant-professor-1"/>
     <w:p>
       <w:pPr>
         <w:pStyle w:val="Heading3"/>
       </w:pPr>
       <w:r>
+        <w:t xml:space="preserve">Assistant Professor</w:t>
+      </w:r>
+    </w:p>
+    <w:p>
+      <w:pPr>
+        <w:pStyle w:val="FirstParagraph"/>
+      </w:pPr>
+      <w:r>
+        <w:rPr>
+          <w:b/>
+          <w:bCs/>
+        </w:rPr>
+        <w:t xml:space="preserve">Psychology Department</w:t>
+      </w:r>
+      <w:r>
+        <w:br/>
+      </w:r>
+      <w:r>
+        <w:t xml:space="preserve">Human Factors and Cognitive Psychology Program</w:t>
+      </w:r>
+      <w:r>
+        <w:br/>
+      </w:r>
+      <w:r>
+        <w:t xml:space="preserve">University of Central Florida</w:t>
+      </w:r>
+    </w:p>
+    <w:bookmarkEnd w:id="99"/>
+    <w:bookmarkEnd w:id="100"/>
+    <w:bookmarkStart w:id="101" w:name="education"/>
+    <w:p>
+      <w:pPr>
+        <w:pStyle w:val="Heading3"/>
+      </w:pPr>
+      <w:r>
         <w:t xml:space="preserve">Education</w:t>
       </w:r>
     </w:p>
@@ -151,8 +205,8 @@
         <w:t xml:space="preserve">2012 — B.S., Psychology, Florida State University</w:t>
       </w:r>
     </w:p>
-    <w:bookmarkEnd w:id="99"/>
-    <w:bookmarkStart w:id="100" w:name="research-and-teaching-interests"/>
+    <w:bookmarkEnd w:id="101"/>
+    <w:bookmarkStart w:id="102" w:name="research-and-teaching-interests"/>
     <w:p>
       <w:pPr>
         <w:pStyle w:val="Heading3"/>
@@ -169,8 +223,8 @@
         <w:t xml:space="preserve">Cognitive Aging, Environmental Health, Digital Health &amp; Misinformation</w:t>
       </w:r>
     </w:p>
-    <w:bookmarkEnd w:id="100"/>
-    <w:bookmarkStart w:id="101" w:name="Xe8bc3347089df6b56d0201eca379b26853f2b56"/>
+    <w:bookmarkEnd w:id="102"/>
+    <w:bookmarkStart w:id="103" w:name="Xe8bc3347089df6b56d0201eca379b26853f2b56"/>
     <w:p>
       <w:pPr>
         <w:pStyle w:val="Heading3"/>
@@ -224,7 +278,7 @@
         </w:numPr>
       </w:pPr>
       <w:r>
-        <w:t xml:space="preserve">Roque, N. A., Hosgood, H. D., &amp; Hall, C. B. (2026). The importance of accurate indoor air quality assessment in the aging and dementia population. Journal of Alzheimer’s Disease, 109(2), 630-632. 13872877251396928. https://doi.org/10.1177/13872877251396928</w:t>
+        <w:t xml:space="preserve">Roque, N. A., Hosgood, H. D., &amp; Hall, C. B. (2026). The importance of accurate indoor air quality assessment in the aging and dementia population. Journal of Alzheimer’s Disease, 109(2), 630-632, 13872877251396928. https://doi.org/10.1177/13872877251396928</w:t>
       </w:r>
     </w:p>
     <w:p>
@@ -284,7 +338,7 @@
         </w:numPr>
       </w:pPr>
       <w:r>
-        <w:t xml:space="preserve">Shaleha, R.R.A.*, &amp; Roque, N. (2024). Cognitive Performance in the Digital Era: Generational Differences, Stress, and Distraction’s Impact on Cognitive Performance. International Journal of Cyber Behavior, Psychology and Learning (IJCBPL), 14(1), 1-13, IJCBPL.341788. https://doi.org/10.4018/IJCBPL.341788</w:t>
+        <w:t xml:space="preserve">Shaleha, R.R.A.*, &amp; Roque, N. (2024). Cognitive Performance in the Digital Era: Generational Differences, Stress, and Distraction’s Impact on Cognitive Performance. International Journal of Cyber Behavior, Psychology and Learning (IJCBPL), 14(1), 1-13, IJCBPL.341788. https://doi.org/10.4018/IJCBPL.341788</w:t>
       </w:r>
     </w:p>
     <w:p>
@@ -296,7 +350,7 @@
         </w:numPr>
       </w:pPr>
       <w:r>
-        <w:t xml:space="preserve">Adamo, S.H.*, Roque, N., Barufaldi, B., Schmidt, J., Mello-Thoms, C., &amp; Lago, M. (2023). Assessing satisfaction of search in virtual mammograms for experienced and novice searchers. Journal of Medical Imaging, 10(S1), S11917-S11917. https://doi.org/10.1117/1.JMI.10.S1.S11917</w:t>
+        <w:t xml:space="preserve">Adamo, S.H.*, Roque, N., Barufaldi, B., Schmidt, J., Mello-Thoms, C., &amp; Lago, M. (2023). Assessing satisfaction of search in virtual mammograms for experienced and novice searchers. Journal of Medical Imaging, 10(S1), S11917-S11917. https://doi.org/10.1117/1.JMI.10.S1.S11917</w:t>
       </w:r>
     </w:p>
     <w:p>
@@ -308,7 +362,7 @@
         </w:numPr>
       </w:pPr>
       <w:r>
-        <w:t xml:space="preserve">Harrell, E. R., Roque, N.A., &amp; Boot, W. R. (2023). Comparing the effectiveness of two theory-based strategies to promote cognitive training adherence. Journal of Experimental Psychology: Applied, 29(4), 782, xap0000485. https://doi.org/10.1037/xap0000485</w:t>
+        <w:t xml:space="preserve">Harrell, E. R., Roque, N.A., &amp; Boot, W. R. (2023). Comparing the effectiveness of two theory-based strategies to promote cognitive training adherence. Journal of Experimental Psychology: Applied, 29(4), 782, xap0000485. https://doi.org/10.1037/xap0000485</w:t>
       </w:r>
     </w:p>
     <w:p>
@@ -320,7 +374,7 @@
         </w:numPr>
       </w:pPr>
       <w:r>
-        <w:t xml:space="preserve">Hyun, J., Katz, M. J., Derby, C. A., Roque, N., Muñoz, E., Sliwinski, M. J., Lovasi G. S. &amp; Lipton, R. B. (2023). Availability of healthy foods, fruit and vegetable consumption, and cognition among urban older adults. BMC geriatrics, 23(1), 302, s12877-023-04003-z. https://doi.org/10.1186/s12877-023-04003-z</w:t>
+        <w:t xml:space="preserve">Hyun, J., Katz, M. J., Derby, C. A., Roque, N., Muñoz, E., Sliwinski, M. J., Lovasi G. S. &amp; Lipton, R. B. (2023). Availability of healthy foods, fruit and vegetable consumption, and cognition among urban older adults. BMC geriatrics, 23(1), 302, s12877-023-04003-z. https://doi.org/10.1186/s12877-023-04003-z</w:t>
       </w:r>
     </w:p>
     <w:p>
@@ -332,7 +386,7 @@
         </w:numPr>
       </w:pPr>
       <w:r>
-        <w:t xml:space="preserve">Thompson, L.I., Kunicki, Z.J., Emrani, S., Strenger, J., De Vito, A.N., Britton, K.J., Dion, C., Harrington, K.D., Roque, N., Salloway, S. and Sliwinski, M.J., (2023). Remote and in‐clinic digital cognitive screening tools outperform the MoCA to distinguish cerebral amyloid status among cognitively healthy older adults. Alzheimer’s &amp; Dementia: Diagnosis, Assessment &amp; Disease Monitoring, 15(4), e12500. https://doi.org/10.1002/dad2.12500</w:t>
+        <w:t xml:space="preserve">Thompson, L.I., Kunicki, Z.J., Emrani, S., Strenger, J., De Vito, A.N., Britton, K.J., Dion, C., Harrington, K.D., Roque, N., Salloway, S. and Sliwinski, M.J., (2023). Remote and in‐clinic digital cognitive screening tools outperform the MoCA to distinguish cerebral amyloid status among cognitively healthy older adults. Alzheimer’s &amp; Dementia: Diagnosis, Assessment &amp; Disease Monitoring, 15(4), e12500. https://doi.org/10.1002/dad2.12500</w:t>
       </w:r>
     </w:p>
     <w:p>
@@ -356,7 +410,7 @@
         </w:numPr>
       </w:pPr>
       <w:r>
-        <w:t xml:space="preserve">Wan, X.*, Lighthall, N. R., &amp; Roque, N. (2024). Predictors of Technology Use: Evidence from Elite Older Adults. Activities, Adaptation &amp; Aging, 48(4), 648-669, 01924788.2023.2282276. https://doi.org/10.1080/01924788.2023.2282276</w:t>
+        <w:t xml:space="preserve">Wan, X.*, Lighthall, N. R., &amp; Roque, N. (2024). Predictors of Technology Use: Evidence from Elite Older Adults. Activities, Adaptation &amp; Aging, 48(4), 648-669, 01924788.2023.2282276. https://doi.org/10.1080/01924788.2023.2282276</w:t>
       </w:r>
     </w:p>
     <w:p>
@@ -448,13 +502,6 @@
         <w:t xml:space="preserve">Premier Open Access Journal; IF = 3.75</w:t>
       </w:r>
       <w:r>
-        <w:rPr>
-          <w:b/>
-          <w:bCs/>
-        </w:rPr>
-        <w:t xml:space="preserve"> </w:t>
-      </w:r>
-      <w:r>
         <w:t xml:space="preserve">]</w:t>
       </w:r>
     </w:p>
@@ -467,7 +514,7 @@
         </w:numPr>
       </w:pPr>
       <w:r>
-        <w:t xml:space="preserve">He, Z., Tian, S., Singh, A., Chakraborty, S., Zhang, S., Lustria, M. L. A., Charness, N., Roque, N.A., Harrell, E. &amp; Boot, W. R. (2022). A Machine-Learning-Based Approach for Predicting Older Adults’ Adherence to Technology-Based Cognitive Training. Information Processing &amp; Management, 59(5), 103034.https://doi.org/10.1016/j.ipm.2022.103034 [</w:t>
+        <w:t xml:space="preserve">He, Z., Tian, S., Singh, A., Chakraborty, S., Zhang, S., Lustria, M. L. A., Charness, N., Roque, N.A., Harrell, E. &amp; Boot, W. R. (2022). A Machine-Learning-Based Approach for Predicting Older Adults’ Adherence to Technology-Based Cognitive Training. Information Processing &amp; Management, 59(5), 103034. https://doi.org/10.1016/j.ipm.2022.103034 [</w:t>
       </w:r>
       <w:r>
         <w:rPr>
@@ -496,14 +543,41 @@
           <w:b/>
           <w:bCs/>
         </w:rPr>
-        <w:t xml:space="preserve">Premier Adult Development And Aging Journal; IF = 3.34</w:t>
+        <w:t xml:space="preserve">Premier Adult Development and Aging Journal; IF = 3.34</w:t>
+      </w:r>
+      <w:r>
+        <w:t xml:space="preserve">]</w:t>
+      </w:r>
+    </w:p>
+    <w:p>
+      <w:pPr>
+        <w:pStyle w:val="Compact"/>
+        <w:numPr>
+          <w:ilvl w:val="0"/>
+          <w:numId w:val="1002"/>
+        </w:numPr>
+      </w:pPr>
+      <w:r>
+        <w:t xml:space="preserve">Yang, C. H., Hakun, J. G., Roque, N., Sliwinski, M. J., &amp; Conroy, D. E. (2021). Mindful walking and cognition in older adults: A proof of concept study using in-lab and ambulatory cognitive measures. Preventive Medicine Reports, 23, 101490. https://doi.org/10.1016/j.pmedr.2021.101490</w:t>
+      </w:r>
+    </w:p>
+    <w:p>
+      <w:pPr>
+        <w:pStyle w:val="Compact"/>
+        <w:numPr>
+          <w:ilvl w:val="0"/>
+          <w:numId w:val="1002"/>
+        </w:numPr>
+      </w:pPr>
+      <w:r>
+        <w:t xml:space="preserve">Gray, N., Yoon, J. S., Charness, N., Boot, W. R., Roque, N.A., Andringa, R., Harrell, E. R., Lewis, K. G., &amp; Vitale, T. (2021). Relative effectiveness of general versus specific cognitive training for aging adults. Psychology and aging, 37(2), 210–221, pag0000663. https://psycnet.apa.org/doi/10.1037/pag0000663 [</w:t>
       </w:r>
       <w:r>
         <w:rPr>
           <w:b/>
           <w:bCs/>
         </w:rPr>
-        <w:t xml:space="preserve"> </w:t>
+        <w:t xml:space="preserve">Premier Adult Development and Aging Journal; IF = 3.34</w:t>
       </w:r>
       <w:r>
         <w:t xml:space="preserve">]</w:t>
@@ -518,7 +592,7 @@
         </w:numPr>
       </w:pPr>
       <w:r>
-        <w:t xml:space="preserve">Yang, C. H., Hakun, J. G., Roque, N., Sliwinski, M. J., &amp; Conroy, D. E. (2021). Mindful walking and cognition in older adults: A proof of concept study using in-lab and ambulatory cognitive measures. Preventive Medicine Reports, 23, 101490. https://doi.org/10.1016/j.pmedr.2021.101490</w:t>
+        <w:t xml:space="preserve">Cerino, E.S., Katz, M.J., Wang, C., Qin, J., Gao, Q., Hyun, J., Hakun, J.G., Roque, N.A., Derby, C.A., Lipton, R.B., &amp; Sliwinski, M.J. (2021). Variability in cognitive performance on mobile devices is sensitive to mild cognitive impairment: Results from the Einstein Aging Study. Frontiers in Digital Health, 3, 758031. https://doi.org/10.3389/fdgth.2021.758031</w:t>
       </w:r>
     </w:p>
     <w:p>
@@ -530,24 +604,7 @@
         </w:numPr>
       </w:pPr>
       <w:r>
-        <w:t xml:space="preserve">Gray, N., Yoon, J. S., Charness, N., Boot, W. R., Roque, N.A., Andringa, R., Harrell, E. R., Lewis, K. G., &amp; Vitale, T. (2021). Relative effectiveness of general versus specific cognitive training for aging adults. Psychology and aging. 37(2), 210–221, /pag0000663. https://psycnet.apa.org/doi/10.1037/pag0000663 [</w:t>
-      </w:r>
-      <w:r>
-        <w:rPr>
-          <w:b/>
-          <w:bCs/>
-        </w:rPr>
-        <w:t xml:space="preserve">Premier Adult Development And Aging Journal; IF = 3.34</w:t>
-      </w:r>
-      <w:r>
-        <w:rPr>
-          <w:b/>
-          <w:bCs/>
-        </w:rPr>
-        <w:t xml:space="preserve"> </w:t>
-      </w:r>
-      <w:r>
-        <w:t xml:space="preserve">]</w:t>
+        <w:t xml:space="preserve">Roque, N.A., &amp; Boot, W. R. (2020). A New Tool for Assessing Older Adults’ Wireless Network Proficiency: The Wireless Network Proficiency Questionnaire. Journal of Applied Gerontology, 40(5), 541-546, 0733464820935000 https://doi.org/10.1177/0733464820935000</w:t>
       </w:r>
     </w:p>
     <w:p>
@@ -559,7 +616,7 @@
         </w:numPr>
       </w:pPr>
       <w:r>
-        <w:t xml:space="preserve">Cerino, E.S., Katz, M.J., Wang, C., Qin, J., Gao, Q., Hyun, J., Hakun, J.G., Roque, N.A., Derby, C.A., Lipton, R.B., &amp; Sliwinski, M.J. (2021). Variability in cognitive performance on mobile devices is sensitive to mild cognitive impairment: Results from the Einstein Aging Study. Frontiers in Digital Health, 3, 758031. https://doi.org/10.3389/fdgth.2021.758031</w:t>
+        <w:t xml:space="preserve">Emihovich, B., Roque, N.A., &amp; Mason, J. (2020). Can Video Gameplay Improve Undergraduates’ Problem-Solving Skills?. International Journal of Game-Based Learning (IJGBL), 10(2), 1-18, 2020040102. https://doi.org/10.4018/ijgbl.2020040102</w:t>
       </w:r>
     </w:p>
     <w:p>
@@ -571,31 +628,7 @@
         </w:numPr>
       </w:pPr>
       <w:r>
-        <w:t xml:space="preserve">Roque, N.A., &amp; Boot, W. R. (2020). A New Tool for Assessing Older Adults’ Wireless Network Proficiency: The Wireless Network Proficiency Questionnaire. Journal of Applied Gerontology, 40(5), 541-546, 0733464820935000 https://doi.org/10.1177/0733464820935000</w:t>
-      </w:r>
-    </w:p>
-    <w:p>
-      <w:pPr>
-        <w:pStyle w:val="Compact"/>
-        <w:numPr>
-          <w:ilvl w:val="0"/>
-          <w:numId w:val="1002"/>
-        </w:numPr>
-      </w:pPr>
-      <w:r>
-        <w:t xml:space="preserve">Emihovich, B., Roque, N.A., &amp; Mason, J. (2020). Can Video Gameplay Improve Undergraduates’ Problem-Solving Skills?. International Journal of Game-Based Learning (IJGBL), 10(2), 1-18, 2020040102. https://doi.org/10.4018/ijgbl.2020040102</w:t>
-      </w:r>
-    </w:p>
-    <w:p>
-      <w:pPr>
-        <w:pStyle w:val="Compact"/>
-        <w:numPr>
-          <w:ilvl w:val="0"/>
-          <w:numId w:val="1002"/>
-        </w:numPr>
-      </w:pPr>
-      <w:r>
-        <w:t xml:space="preserve">Lebeau, J.-C., Mason, J. R., Roque, N.A., Tenenbaum, G. (2020). The effects of acute exercise on driving and executive functions in healthy older adults. International Journal of Sport and Exercise Psychology, 20(1), 283-301. .https://doi.org/10.1080/1612197X.2020.1849353</w:t>
+        <w:t xml:space="preserve">Lebeau, J.-C., Mason, J. R., Roque, N.A., Tenenbaum, G. (2020). The effects of acute exercise on driving and executive functions in healthy older adults. International Journal of Sport and Exercise Psychology, 20(1), 283-301. https://doi.org/10.1080/1612197X.2020.1849353</w:t>
       </w:r>
     </w:p>
     <w:p>
@@ -665,7 +698,7 @@
         </w:numPr>
       </w:pPr>
       <w:r>
-        <w:t xml:space="preserve">Dieciuc, M., Roque, N.A., Boot, W.R. (2019). The spatial dynamics of mouse-tracking reveal that attention capture is stimulus-driven rather than contingent upon top-down goals. Journal of Experimental Psychology: Human Perception and Performance, 45(10), 1285, xhp0000671. https://doi.org/10.1037/xhp0000671</w:t>
+        <w:t xml:space="preserve">Dieciuc, M., Roque, N.A., Boot, W.R. (2019). The spatial dynamics of mouse-tracking reveal that attention capture is stimulus-driven rather than contingent upon top-down goals. Journal of Experimental Psychology: Human Perception and Performance, 45(10), 1285, xhp0000671. https://doi.org/10.1037/xhp0000671</w:t>
       </w:r>
     </w:p>
     <w:p>
@@ -723,7 +756,7 @@
         </w:numPr>
       </w:pPr>
       <w:r>
-        <w:t xml:space="preserve">Andringa, R., Boot, W.R., Roque, N.A., &amp; Ponnaluri, S. (2018). Hand proximity effects are fragile: a useful null result. Cognitive Research: Principles and Implications, 3(1), 7, s41235-018-0094-7. https://doi.org/10.1186/s41235-018-0094-7</w:t>
+        <w:t xml:space="preserve">Andringa, R., Boot, W.R., Roque, N.A., &amp; Ponnaluri, S. (2018). Hand proximity effects are fragile: a useful null result. Cognitive Research: Principles and Implications, 3(1), 7, s41235-018-0094-7. https://doi.org/10.1186/s41235-018-0094-7</w:t>
       </w:r>
     </w:p>
     <w:p>
@@ -735,7 +768,7 @@
         </w:numPr>
       </w:pPr>
       <w:r>
-        <w:t xml:space="preserve">Multilab Direct Replication Team, including Boot, W.R., Andringa, R., Roque, N.A., &amp; Harrell, E.R. (2018). Registered replication report: Dijksterhuis &amp; van Knippenberg (1998). Perspectives on Psychological Science, 1-38.</w:t>
+        <w:t xml:space="preserve">Multilab Direct Replication Team, including Boot, W.R., Andringa, R., Roque, N.A., &amp; Harrell, E.R. (2018). Registered replication report: Dijksterhuis &amp; van Knippenberg (1998). Perspectives on Psychological Science, 1-38.</w:t>
       </w:r>
     </w:p>
     <w:p>
@@ -747,7 +780,7 @@
         </w:numPr>
       </w:pPr>
       <w:r>
-        <w:t xml:space="preserve">Roque, N. A., &amp; Boot, W. R. (2018). A new tool for assessing mobile device proficiency in older adults: the mobile device proficiency questionnaire. Journal of Applied Gerontology, 37(2), 131-156,0733464816642582. https://doi.org/10.1177/0733464816642582</w:t>
+        <w:t xml:space="preserve">Roque, N. A., &amp; Boot, W. R. (2018). A new tool for assessing mobile device proficiency in older adults: the mobile device proficiency questionnaire. Journal of Applied Gerontology, 37(2), 131-156, 0733464816642582. https://doi.org/10.1177/0733464816642582</w:t>
       </w:r>
     </w:p>
     <w:p>
@@ -759,7 +792,7 @@
         </w:numPr>
       </w:pPr>
       <w:r>
-        <w:t xml:space="preserve">Dieciuc, M., Roque, N. A., &amp; Folstein, J. R. (2017). Changing similarity: Stable and flexible modulations of psychological dimensions. Brain Research, 1670, 2017.06.026. 208-219.https://doi.org/10.1016/j.brainres.2017.06.026</w:t>
+        <w:t xml:space="preserve">Dieciuc, M., Roque, N. A., &amp; Folstein, J. R. (2017). Changing similarity: Stable and flexible modulations of psychological dimensions. Brain Research, 1670, 208-219, 2017.06.026. https://doi.org/10.1016/j.brainres.2017.06.026</w:t>
       </w:r>
     </w:p>
     <w:p>
@@ -771,7 +804,7 @@
         </w:numPr>
       </w:pPr>
       <w:r>
-        <w:t xml:space="preserve">Souders, D. J., Boot, W. R., Blocker, K., Vitale, T., Roque, N. A., &amp; Charness, N. (2017). Evidence for narrow transfer after short-term cognitive training in older adults. Frontiers in Aging Neuroscience, 9, 41, fnagi.2017.00041. https://doi.org/10.3389/fnagi.2017.00041</w:t>
+        <w:t xml:space="preserve">Souders, D. J., Boot, W. R., Blocker, K., Vitale, T., Roque, N. A., &amp; Charness, N. (2017). Evidence for narrow transfer after short-term cognitive training in older adults. Frontiers in Aging Neuroscience, 9, 41, fnagi.2017.00041. https://doi.org/10.3389/fnagi.2017.00041</w:t>
       </w:r>
     </w:p>
     <w:p>
@@ -783,7 +816,7 @@
         </w:numPr>
       </w:pPr>
       <w:r>
-        <w:t xml:space="preserve">Roque, N.A., Wright, T. J., &amp; Boot, W. R. (2016). Do different attention capture paradigms measure different types of capture?. Attention, Perception, &amp; Psychophysics, 78, s13414-016-1117-4. https://doi.org/10.3758/s13414-016-1117-4</w:t>
+        <w:t xml:space="preserve">Roque, N.A., Wright, T. J., &amp; Boot, W. R. (2016). Do different attention capture paradigms measure different types of capture?. Attention, Perception, &amp; Psychophysics, 78, s13414-016-1117-4. https://doi.org/10.3758/s13414-016-1117-4</w:t>
       </w:r>
     </w:p>
     <w:p>
@@ -808,8 +841,8 @@
         <w:t xml:space="preserve">]</w:t>
       </w:r>
     </w:p>
-    <w:bookmarkEnd w:id="101"/>
-    <w:bookmarkStart w:id="102" w:name="in-preparation"/>
+    <w:bookmarkEnd w:id="103"/>
+    <w:bookmarkStart w:id="104" w:name="in-preparation"/>
     <w:p>
       <w:pPr>
         <w:pStyle w:val="Heading3"/>
@@ -839,7 +872,7 @@
         </w:numPr>
       </w:pPr>
       <w:r>
-        <w:t xml:space="preserve">Roque, N. A. , &amp; Santos, A. (in preparation). A taxonomy of screen-time interventions.</w:t>
+        <w:t xml:space="preserve">Roque, N. A., &amp; Santos, A. (in preparation). A taxonomy of screen-time interventions.</w:t>
       </w:r>
     </w:p>
     <w:p>
@@ -899,7 +932,7 @@
         </w:numPr>
       </w:pPr>
       <w:r>
-        <w:t xml:space="preserve">Roque, N.A. Privacy and Safety in Online Research: Challenges and Opportunities. Target Journal: Behavior Research Methods. [</w:t>
+        <w:t xml:space="preserve">Roque, N. A. (in preparation). Privacy and Safety in Online Research: Challenges and Opportunities. Target Journal: Behavior Research Methods. [</w:t>
       </w:r>
       <w:r>
         <w:rPr>
@@ -912,69 +945,59 @@
         <w:t xml:space="preserve">]</w:t>
       </w:r>
     </w:p>
-    <w:bookmarkEnd w:id="102"/>
-    <w:bookmarkStart w:id="103" w:name="X8f3f80916d2269c96cceffccb4829ad51349caa"/>
+    <w:bookmarkEnd w:id="104"/>
+    <w:bookmarkStart w:id="105" w:name="book-chapters"/>
     <w:p>
       <w:pPr>
         <w:pStyle w:val="Heading3"/>
       </w:pPr>
       <w:r>
-        <w:t xml:space="preserve">Other Publications (graduate students &amp; postdocs when written underlined)</w:t>
-      </w:r>
-    </w:p>
-    <w:bookmarkEnd w:id="103"/>
-    <w:bookmarkStart w:id="104" w:name="book-chapters"/>
+        <w:t xml:space="preserve">Book Chapters</w:t>
+      </w:r>
+    </w:p>
+    <w:p>
+      <w:pPr>
+        <w:pStyle w:val="Compact"/>
+        <w:numPr>
+          <w:ilvl w:val="0"/>
+          <w:numId w:val="1004"/>
+        </w:numPr>
+      </w:pPr>
+      <w:r>
+        <w:t xml:space="preserve">Sliwinski, M.J., Roque, N.A., Harrington, K. (2023). Cognition on the go: Opportunities and Challenges for Mobile Cognitive Health Research. Mobile Sensing in Psychology: Methods and Applications.</w:t>
+      </w:r>
+    </w:p>
+    <w:p>
+      <w:pPr>
+        <w:pStyle w:val="Compact"/>
+        <w:numPr>
+          <w:ilvl w:val="0"/>
+          <w:numId w:val="1004"/>
+        </w:numPr>
+      </w:pPr>
+      <w:r>
+        <w:t xml:space="preserve">Roque, N. A., &amp; Boot, W. R. (2018). Action video games DO NOT promote visual attention. In Video game influences on aggression, cognition, and attention (pp. 105-118). Springer, Cham.</w:t>
+      </w:r>
+    </w:p>
+    <w:p>
+      <w:pPr>
+        <w:pStyle w:val="Compact"/>
+        <w:numPr>
+          <w:ilvl w:val="0"/>
+          <w:numId w:val="1004"/>
+        </w:numPr>
+      </w:pPr>
+      <w:r>
+        <w:t xml:space="preserve">Roque, N.A., Boot, W.R. (2017). Cognitive Aging. International Handbook of Positive Aging. London and New York: Routledge.</w:t>
+      </w:r>
+    </w:p>
+    <w:bookmarkEnd w:id="105"/>
+    <w:bookmarkStart w:id="106" w:name="technical-reports"/>
     <w:p>
       <w:pPr>
         <w:pStyle w:val="Heading3"/>
       </w:pPr>
       <w:r>
-        <w:t xml:space="preserve">Book Chapters</w:t>
-      </w:r>
-    </w:p>
-    <w:p>
-      <w:pPr>
-        <w:pStyle w:val="Compact"/>
-        <w:numPr>
-          <w:ilvl w:val="0"/>
-          <w:numId w:val="1004"/>
-        </w:numPr>
-      </w:pPr>
-      <w:r>
-        <w:t xml:space="preserve">Sliwinski, M.J., Roque, N.A., Harrington, K. (2023). Cognition on the go: Opportunities and Challenges for Mobile Cognitive Health Research. Mobile Sensing in Psychology: Methods and Applications.</w:t>
-      </w:r>
-    </w:p>
-    <w:p>
-      <w:pPr>
-        <w:pStyle w:val="Compact"/>
-        <w:numPr>
-          <w:ilvl w:val="0"/>
-          <w:numId w:val="1004"/>
-        </w:numPr>
-      </w:pPr>
-      <w:r>
-        <w:t xml:space="preserve">Roque, N. A., &amp; Boot, W. R. (2018). Action video games DO NOT promote visual attention. In Video game influences on aggression, cognition, and attention (pp. 105-118). Springer, Cham.</w:t>
-      </w:r>
-    </w:p>
-    <w:p>
-      <w:pPr>
-        <w:pStyle w:val="Compact"/>
-        <w:numPr>
-          <w:ilvl w:val="0"/>
-          <w:numId w:val="1004"/>
-        </w:numPr>
-      </w:pPr>
-      <w:r>
-        <w:t xml:space="preserve">Roque, N.A., Boot, W.R. (2017). Cognitive Aging. International Handbook of Positive Aging.  London and New York: Routledge.</w:t>
-      </w:r>
-    </w:p>
-    <w:bookmarkEnd w:id="104"/>
-    <w:bookmarkStart w:id="105" w:name="technical-reports"/>
-    <w:p>
-      <w:pPr>
-        <w:pStyle w:val="Heading3"/>
-      </w:pPr>
-      <w:r>
         <w:t xml:space="preserve">Technical Reports</w:t>
       </w:r>
     </w:p>
@@ -1014,8 +1037,8 @@
         <w:t xml:space="preserve">Boot, W.R., Charness, N., Roque, N.A., Barajas, K., Dirghalli, J., &amp; Mitchum, A. (2015). The Flashing Right Turn Signal with Pedestrian Indication: Human Factors Studies to Understand the Potential of a New Signal to Increase Awareness of and Attention to Crossing Pedestrians. Florida Dept. of Transportation Technical Report. https://rosap.ntl.bts.gov/view/dot/29644/dot_29644_DS1.pdf</w:t>
       </w:r>
     </w:p>
-    <w:bookmarkEnd w:id="105"/>
-    <w:bookmarkStart w:id="106" w:name="conference-proceedings"/>
+    <w:bookmarkEnd w:id="106"/>
+    <w:bookmarkStart w:id="107" w:name="conference-proceedings"/>
     <w:p>
       <w:pPr>
         <w:pStyle w:val="Heading3"/>
@@ -1055,7 +1078,7 @@
         <w:t xml:space="preserve">, Hinkle, S.</w:t>
       </w:r>
       <w:r>
-        <w:t xml:space="preserve">, Roque, N., &amp; Mouloua, M. (2023). Chatgpt as the ultimate travel buddy or research assistant: a study on perceived attitudes and usability. Proceedings of the Human Factors and Ergonomics Society, 67.</w:t>
+        <w:t xml:space="preserve">, Roque, N., &amp; Mouloua, M. (2023). ChatGPT as the ultimate travel buddy or research assistant: a study on perceived attitudes and usability. Proceedings of the Human Factors and Ergonomics Society, 67.</w:t>
       </w:r>
     </w:p>
     <w:p>
@@ -1094,14 +1117,1653 @@
         <w:t xml:space="preserve">Roque, N. A., Boot, W. R., Charness, N., Barajas, K., Dirghalli, J., &amp; Mitchum, A. (2016). The Flashing Right Turn Signal with Pedestrian Indication: A human factors study to assess driver comprehension. In Human Aspects of IT for the Aged Population. Healthy and Active Aging (pp. 417-427). Springer International Publisher.</w:t>
       </w:r>
     </w:p>
-    <w:bookmarkEnd w:id="106"/>
-    <w:bookmarkStart w:id="107" w:name="current-funding-applications-in-review"/>
+    <w:bookmarkEnd w:id="107"/>
+    <w:bookmarkStart w:id="108" w:name="funding"/>
     <w:p>
       <w:pPr>
         <w:pStyle w:val="Heading3"/>
       </w:pPr>
       <w:r>
-        <w:t xml:space="preserve">Current Funding Applications In Review</w:t>
+        <w:t xml:space="preserve">Funding</w:t>
+      </w:r>
+    </w:p>
+    <w:bookmarkEnd w:id="108"/>
+    <w:bookmarkStart w:id="117" w:name="current-external-research-funding"/>
+    <w:p>
+      <w:pPr>
+        <w:pStyle w:val="Heading3"/>
+      </w:pPr>
+      <w:r>
+        <w:t xml:space="preserve">Current External Research Funding</w:t>
+      </w:r>
+    </w:p>
+    <w:bookmarkStart w:id="110" w:name="Xaf1a89cf16dd767e108f6994ddf7f7c66bc5b53"/>
+    <w:p>
+      <w:pPr>
+        <w:pStyle w:val="Heading4"/>
+      </w:pPr>
+      <w:r>
+        <w:t xml:space="preserve">1. NIA-5R01AG080635-03 — Validation of the Remote Cognitive Aging and Alzheimer’s Disease Research (R-CARE) Toolbox for Diverse Populations</w:t>
+      </w:r>
+    </w:p>
+    <w:tbl>
+      <w:tblPr>
+        <w:tblStyle w:val="Table"/>
+        <w:tblW w:type="pct" w:w="5000"/>
+        <w:tblLayout w:type="fixed"/>
+        <w:tblLook w:firstRow="1" w:lastRow="0" w:firstColumn="0" w:lastColumn="0" w:noHBand="0" w:noVBand="0" w:val="0020"/>
+      </w:tblPr>
+      <w:tblGrid>
+        <w:gridCol w:w="1188"/>
+        <w:gridCol w:w="1188"/>
+        <w:gridCol w:w="1188"/>
+        <w:gridCol w:w="1584"/>
+        <w:gridCol w:w="1584"/>
+        <w:gridCol w:w="1188"/>
+      </w:tblGrid>
+      <w:tr>
+        <w:trPr>
+          <w:tblHeader w:val="on"/>
+        </w:trPr>
+        <w:tc>
+          <w:tcPr/>
+          <w:p>
+            <w:pPr>
+              <w:pStyle w:val="Compact"/>
+            </w:pPr>
+            <w:r>
+              <w:t xml:space="preserve">Role</w:t>
+            </w:r>
+          </w:p>
+        </w:tc>
+        <w:tc>
+          <w:tcPr/>
+          <w:p>
+            <w:pPr>
+              <w:pStyle w:val="Compact"/>
+            </w:pPr>
+            <w:r>
+              <w:t xml:space="preserve">PI / Prime</w:t>
+            </w:r>
+          </w:p>
+        </w:tc>
+        <w:tc>
+          <w:tcPr/>
+          <w:p>
+            <w:pPr>
+              <w:pStyle w:val="Compact"/>
+            </w:pPr>
+            <w:r>
+              <w:t xml:space="preserve">Sponsor</w:t>
+            </w:r>
+          </w:p>
+        </w:tc>
+        <w:tc>
+          <w:tcPr/>
+          <w:p>
+            <w:pPr>
+              <w:pStyle w:val="Compact"/>
+              <w:jc w:val="right"/>
+            </w:pPr>
+            <w:r>
+              <w:t xml:space="preserve">Period</w:t>
+            </w:r>
+          </w:p>
+        </w:tc>
+        <w:tc>
+          <w:tcPr/>
+          <w:p>
+            <w:pPr>
+              <w:pStyle w:val="Compact"/>
+              <w:jc w:val="right"/>
+            </w:pPr>
+            <w:r>
+              <w:t xml:space="preserve">Total Costs</w:t>
+            </w:r>
+          </w:p>
+        </w:tc>
+        <w:tc>
+          <w:tcPr/>
+          <w:p>
+            <w:pPr>
+              <w:pStyle w:val="Compact"/>
+            </w:pPr>
+            <w:r>
+              <w:t xml:space="preserve">Public Record</w:t>
+            </w:r>
+          </w:p>
+        </w:tc>
+      </w:tr>
+      <w:tr>
+        <w:tc>
+          <w:tcPr/>
+          <w:p>
+            <w:pPr>
+              <w:pStyle w:val="Compact"/>
+            </w:pPr>
+            <w:r>
+              <w:t xml:space="preserve">Principal Investigator of subaward</w:t>
+            </w:r>
+          </w:p>
+        </w:tc>
+        <w:tc>
+          <w:tcPr/>
+          <w:p>
+            <w:pPr>
+              <w:pStyle w:val="Compact"/>
+            </w:pPr>
+            <w:r>
+              <w:t xml:space="preserve">Prime: Albert Einstein College of Medicine</w:t>
+            </w:r>
+          </w:p>
+        </w:tc>
+        <w:tc>
+          <w:tcPr/>
+          <w:p>
+            <w:pPr>
+              <w:pStyle w:val="Compact"/>
+            </w:pPr>
+            <w:r>
+              <w:t xml:space="preserve">NIH/NIA</w:t>
+            </w:r>
+          </w:p>
+        </w:tc>
+        <w:tc>
+          <w:tcPr/>
+          <w:p>
+            <w:pPr>
+              <w:pStyle w:val="Compact"/>
+              <w:jc w:val="right"/>
+            </w:pPr>
+            <w:r>
+              <w:t xml:space="preserve">2023–2028</w:t>
+            </w:r>
+          </w:p>
+        </w:tc>
+        <w:tc>
+          <w:tcPr/>
+          <w:p>
+            <w:pPr>
+              <w:pStyle w:val="Compact"/>
+              <w:jc w:val="right"/>
+            </w:pPr>
+            <w:r>
+              <w:t xml:space="preserve">$868,564</w:t>
+            </w:r>
+          </w:p>
+        </w:tc>
+        <w:tc>
+          <w:tcPr/>
+          <w:p>
+            <w:pPr>
+              <w:pStyle w:val="Compact"/>
+            </w:pPr>
+            <w:hyperlink r:id="rId109">
+              <w:r>
+                <w:rPr>
+                  <w:rStyle w:val="Hyperlink"/>
+                </w:rPr>
+                <w:t xml:space="preserve">NIH RePORTER</w:t>
+              </w:r>
+            </w:hyperlink>
+          </w:p>
+        </w:tc>
+      </w:tr>
+    </w:tbl>
+    <w:bookmarkEnd w:id="110"/>
+    <w:bookmarkStart w:id="111" w:name="Xba84ec4e28d27c9e7922a8f1bab8b02aabf8bd2"/>
+    <w:p>
+      <w:pPr>
+        <w:pStyle w:val="Heading4"/>
+      </w:pPr>
+      <w:r>
+        <w:t xml:space="preserve">2. NIA-5R21AG078846-02 — Perceived Ethnic Discrimination and Cognitive Function in Mexican-origin Adults</w:t>
+      </w:r>
+    </w:p>
+    <w:tbl>
+      <w:tblPr>
+        <w:tblStyle w:val="Table"/>
+        <w:tblW w:type="pct" w:w="5000"/>
+        <w:tblLayout w:type="fixed"/>
+        <w:tblLook w:firstRow="1" w:lastRow="0" w:firstColumn="0" w:lastColumn="0" w:noHBand="0" w:noVBand="0" w:val="0020"/>
+      </w:tblPr>
+      <w:tblGrid>
+        <w:gridCol w:w="1188"/>
+        <w:gridCol w:w="1188"/>
+        <w:gridCol w:w="1188"/>
+        <w:gridCol w:w="1584"/>
+        <w:gridCol w:w="1584"/>
+        <w:gridCol w:w="1188"/>
+      </w:tblGrid>
+      <w:tr>
+        <w:trPr>
+          <w:tblHeader w:val="on"/>
+        </w:trPr>
+        <w:tc>
+          <w:tcPr/>
+          <w:p>
+            <w:pPr>
+              <w:pStyle w:val="Compact"/>
+            </w:pPr>
+            <w:r>
+              <w:t xml:space="preserve">Role</w:t>
+            </w:r>
+          </w:p>
+        </w:tc>
+        <w:tc>
+          <w:tcPr/>
+          <w:p>
+            <w:pPr>
+              <w:pStyle w:val="Compact"/>
+            </w:pPr>
+            <w:r>
+              <w:t xml:space="preserve">PI / Prime</w:t>
+            </w:r>
+          </w:p>
+        </w:tc>
+        <w:tc>
+          <w:tcPr/>
+          <w:p>
+            <w:pPr>
+              <w:pStyle w:val="Compact"/>
+            </w:pPr>
+            <w:r>
+              <w:t xml:space="preserve">Sponsor</w:t>
+            </w:r>
+          </w:p>
+        </w:tc>
+        <w:tc>
+          <w:tcPr/>
+          <w:p>
+            <w:pPr>
+              <w:pStyle w:val="Compact"/>
+              <w:jc w:val="right"/>
+            </w:pPr>
+            <w:r>
+              <w:t xml:space="preserve">Period</w:t>
+            </w:r>
+          </w:p>
+        </w:tc>
+        <w:tc>
+          <w:tcPr/>
+          <w:p>
+            <w:pPr>
+              <w:pStyle w:val="Compact"/>
+              <w:jc w:val="right"/>
+            </w:pPr>
+            <w:r>
+              <w:t xml:space="preserve">Total Costs</w:t>
+            </w:r>
+          </w:p>
+        </w:tc>
+        <w:tc>
+          <w:tcPr/>
+          <w:p>
+            <w:pPr>
+              <w:pStyle w:val="Compact"/>
+            </w:pPr>
+            <w:r>
+              <w:t xml:space="preserve">Public Record</w:t>
+            </w:r>
+          </w:p>
+        </w:tc>
+      </w:tr>
+      <w:tr>
+        <w:tc>
+          <w:tcPr/>
+          <w:p>
+            <w:pPr>
+              <w:pStyle w:val="Compact"/>
+            </w:pPr>
+            <w:r>
+              <w:t xml:space="preserve">Principal Investigator of subaward</w:t>
+            </w:r>
+          </w:p>
+        </w:tc>
+        <w:tc>
+          <w:tcPr/>
+          <w:p>
+            <w:pPr>
+              <w:pStyle w:val="Compact"/>
+            </w:pPr>
+            <w:r>
+              <w:t xml:space="preserve">Prime: University of Texas at Austin; PI: Dr. Liz Muñoz</w:t>
+            </w:r>
+          </w:p>
+        </w:tc>
+        <w:tc>
+          <w:tcPr/>
+          <w:p>
+            <w:pPr>
+              <w:pStyle w:val="Compact"/>
+            </w:pPr>
+            <w:r>
+              <w:t xml:space="preserve">NIH/NIA</w:t>
+            </w:r>
+          </w:p>
+        </w:tc>
+        <w:tc>
+          <w:tcPr/>
+          <w:p>
+            <w:pPr>
+              <w:pStyle w:val="Compact"/>
+              <w:jc w:val="right"/>
+            </w:pPr>
+            <w:r>
+              <w:t xml:space="preserve">2022–2024</w:t>
+            </w:r>
+          </w:p>
+        </w:tc>
+        <w:tc>
+          <w:tcPr/>
+          <w:p>
+            <w:pPr>
+              <w:pStyle w:val="Compact"/>
+              <w:jc w:val="right"/>
+            </w:pPr>
+            <w:r>
+              <w:t xml:space="preserve">$90,232</w:t>
+            </w:r>
+          </w:p>
+        </w:tc>
+        <w:tc>
+          <w:tcPr/>
+          <w:p>
+            <w:pPr>
+              <w:pStyle w:val="Compact"/>
+            </w:pPr>
+            <w:hyperlink r:id="rId109">
+              <w:r>
+                <w:rPr>
+                  <w:rStyle w:val="Hyperlink"/>
+                </w:rPr>
+                <w:t xml:space="preserve">NIH RePORTER</w:t>
+              </w:r>
+            </w:hyperlink>
+          </w:p>
+        </w:tc>
+      </w:tr>
+    </w:tbl>
+    <w:bookmarkEnd w:id="111"/>
+    <w:bookmarkStart w:id="112" w:name="X7d0567b0f44d6b9042187c686aa4445cb407377"/>
+    <w:p>
+      <w:pPr>
+        <w:pStyle w:val="Heading4"/>
+      </w:pPr>
+      <w:r>
+        <w:t xml:space="preserve">3. NIA-5P01AG003949-12 — Einstein Aging Study, Project: Air Pollution and Cognitive Function</w:t>
+      </w:r>
+    </w:p>
+    <w:tbl>
+      <w:tblPr>
+        <w:tblStyle w:val="Table"/>
+        <w:tblW w:type="pct" w:w="5000"/>
+        <w:tblLayout w:type="fixed"/>
+        <w:tblLook w:firstRow="1" w:lastRow="0" w:firstColumn="0" w:lastColumn="0" w:noHBand="0" w:noVBand="0" w:val="0020"/>
+      </w:tblPr>
+      <w:tblGrid>
+        <w:gridCol w:w="1188"/>
+        <w:gridCol w:w="1188"/>
+        <w:gridCol w:w="1188"/>
+        <w:gridCol w:w="1584"/>
+        <w:gridCol w:w="1584"/>
+        <w:gridCol w:w="1188"/>
+      </w:tblGrid>
+      <w:tr>
+        <w:trPr>
+          <w:tblHeader w:val="on"/>
+        </w:trPr>
+        <w:tc>
+          <w:tcPr/>
+          <w:p>
+            <w:pPr>
+              <w:pStyle w:val="Compact"/>
+            </w:pPr>
+            <w:r>
+              <w:t xml:space="preserve">Role</w:t>
+            </w:r>
+          </w:p>
+        </w:tc>
+        <w:tc>
+          <w:tcPr/>
+          <w:p>
+            <w:pPr>
+              <w:pStyle w:val="Compact"/>
+            </w:pPr>
+            <w:r>
+              <w:t xml:space="preserve">PI / Prime</w:t>
+            </w:r>
+          </w:p>
+        </w:tc>
+        <w:tc>
+          <w:tcPr/>
+          <w:p>
+            <w:pPr>
+              <w:pStyle w:val="Compact"/>
+            </w:pPr>
+            <w:r>
+              <w:t xml:space="preserve">Sponsor</w:t>
+            </w:r>
+          </w:p>
+        </w:tc>
+        <w:tc>
+          <w:tcPr/>
+          <w:p>
+            <w:pPr>
+              <w:pStyle w:val="Compact"/>
+              <w:jc w:val="right"/>
+            </w:pPr>
+            <w:r>
+              <w:t xml:space="preserve">Period</w:t>
+            </w:r>
+          </w:p>
+        </w:tc>
+        <w:tc>
+          <w:tcPr/>
+          <w:p>
+            <w:pPr>
+              <w:pStyle w:val="Compact"/>
+              <w:jc w:val="right"/>
+            </w:pPr>
+            <w:r>
+              <w:t xml:space="preserve">Total Costs</w:t>
+            </w:r>
+          </w:p>
+        </w:tc>
+        <w:tc>
+          <w:tcPr/>
+          <w:p>
+            <w:pPr>
+              <w:pStyle w:val="Compact"/>
+            </w:pPr>
+            <w:r>
+              <w:t xml:space="preserve">Public Record</w:t>
+            </w:r>
+          </w:p>
+        </w:tc>
+      </w:tr>
+      <w:tr>
+        <w:tc>
+          <w:tcPr/>
+          <w:p>
+            <w:pPr>
+              <w:pStyle w:val="Compact"/>
+            </w:pPr>
+            <w:r>
+              <w:t xml:space="preserve">Co-Principal Investigator</w:t>
+            </w:r>
+          </w:p>
+        </w:tc>
+        <w:tc>
+          <w:tcPr/>
+          <w:p>
+            <w:pPr>
+              <w:pStyle w:val="Compact"/>
+            </w:pPr>
+            <w:r>
+              <w:t xml:space="preserve">Albert Einstein College of Medicine; Co-PI: Dr. Charles B. Hall</w:t>
+            </w:r>
+          </w:p>
+        </w:tc>
+        <w:tc>
+          <w:tcPr/>
+          <w:p>
+            <w:pPr>
+              <w:pStyle w:val="Compact"/>
+            </w:pPr>
+            <w:r>
+              <w:t xml:space="preserve">NIH/NIA</w:t>
+            </w:r>
+          </w:p>
+        </w:tc>
+        <w:tc>
+          <w:tcPr/>
+          <w:p>
+            <w:pPr>
+              <w:pStyle w:val="Compact"/>
+              <w:jc w:val="right"/>
+            </w:pPr>
+            <w:r>
+              <w:t xml:space="preserve">2022–2027</w:t>
+            </w:r>
+          </w:p>
+        </w:tc>
+        <w:tc>
+          <w:tcPr/>
+          <w:p>
+            <w:pPr>
+              <w:pStyle w:val="Compact"/>
+              <w:jc w:val="right"/>
+            </w:pPr>
+            <w:r>
+              <w:t xml:space="preserve">$911,768; 35% allocation</w:t>
+            </w:r>
+          </w:p>
+        </w:tc>
+        <w:tc>
+          <w:tcPr/>
+          <w:p>
+            <w:pPr>
+              <w:pStyle w:val="Compact"/>
+            </w:pPr>
+            <w:hyperlink r:id="rId109">
+              <w:r>
+                <w:rPr>
+                  <w:rStyle w:val="Hyperlink"/>
+                </w:rPr>
+                <w:t xml:space="preserve">NIH RePORTER</w:t>
+              </w:r>
+            </w:hyperlink>
+          </w:p>
+        </w:tc>
+      </w:tr>
+    </w:tbl>
+    <w:bookmarkEnd w:id="112"/>
+    <w:bookmarkStart w:id="113" w:name="X983b33e4ced97d91986fafb4139b7409843f2de"/>
+    <w:p>
+      <w:pPr>
+        <w:pStyle w:val="Heading4"/>
+      </w:pPr>
+      <w:r>
+        <w:t xml:space="preserve">4. NIA-5P01AG003949-12 — Einstein Aging Study, Core: Technology and Data Management Core</w:t>
+      </w:r>
+    </w:p>
+    <w:tbl>
+      <w:tblPr>
+        <w:tblStyle w:val="Table"/>
+        <w:tblW w:type="pct" w:w="5000"/>
+        <w:tblLayout w:type="fixed"/>
+        <w:tblLook w:firstRow="1" w:lastRow="0" w:firstColumn="0" w:lastColumn="0" w:noHBand="0" w:noVBand="0" w:val="0020"/>
+      </w:tblPr>
+      <w:tblGrid>
+        <w:gridCol w:w="1188"/>
+        <w:gridCol w:w="1188"/>
+        <w:gridCol w:w="1188"/>
+        <w:gridCol w:w="1584"/>
+        <w:gridCol w:w="1584"/>
+        <w:gridCol w:w="1188"/>
+      </w:tblGrid>
+      <w:tr>
+        <w:trPr>
+          <w:tblHeader w:val="on"/>
+        </w:trPr>
+        <w:tc>
+          <w:tcPr/>
+          <w:p>
+            <w:pPr>
+              <w:pStyle w:val="Compact"/>
+            </w:pPr>
+            <w:r>
+              <w:t xml:space="preserve">Role</w:t>
+            </w:r>
+          </w:p>
+        </w:tc>
+        <w:tc>
+          <w:tcPr/>
+          <w:p>
+            <w:pPr>
+              <w:pStyle w:val="Compact"/>
+            </w:pPr>
+            <w:r>
+              <w:t xml:space="preserve">PI / Prime</w:t>
+            </w:r>
+          </w:p>
+        </w:tc>
+        <w:tc>
+          <w:tcPr/>
+          <w:p>
+            <w:pPr>
+              <w:pStyle w:val="Compact"/>
+            </w:pPr>
+            <w:r>
+              <w:t xml:space="preserve">Sponsor</w:t>
+            </w:r>
+          </w:p>
+        </w:tc>
+        <w:tc>
+          <w:tcPr/>
+          <w:p>
+            <w:pPr>
+              <w:pStyle w:val="Compact"/>
+              <w:jc w:val="right"/>
+            </w:pPr>
+            <w:r>
+              <w:t xml:space="preserve">Period</w:t>
+            </w:r>
+          </w:p>
+        </w:tc>
+        <w:tc>
+          <w:tcPr/>
+          <w:p>
+            <w:pPr>
+              <w:pStyle w:val="Compact"/>
+              <w:jc w:val="right"/>
+            </w:pPr>
+            <w:r>
+              <w:t xml:space="preserve">Total Costs</w:t>
+            </w:r>
+          </w:p>
+        </w:tc>
+        <w:tc>
+          <w:tcPr/>
+          <w:p>
+            <w:pPr>
+              <w:pStyle w:val="Compact"/>
+            </w:pPr>
+            <w:r>
+              <w:t xml:space="preserve">Public Record</w:t>
+            </w:r>
+          </w:p>
+        </w:tc>
+      </w:tr>
+      <w:tr>
+        <w:tc>
+          <w:tcPr/>
+          <w:p>
+            <w:pPr>
+              <w:pStyle w:val="Compact"/>
+            </w:pPr>
+            <w:r>
+              <w:t xml:space="preserve">Core Leader; Principal Investigator of subaward</w:t>
+            </w:r>
+          </w:p>
+        </w:tc>
+        <w:tc>
+          <w:tcPr/>
+          <w:p>
+            <w:pPr>
+              <w:pStyle w:val="Compact"/>
+            </w:pPr>
+            <w:r>
+              <w:t xml:space="preserve">Albert Einstein College of Medicine</w:t>
+            </w:r>
+          </w:p>
+        </w:tc>
+        <w:tc>
+          <w:tcPr/>
+          <w:p>
+            <w:pPr>
+              <w:pStyle w:val="Compact"/>
+            </w:pPr>
+            <w:r>
+              <w:t xml:space="preserve">NIH/NIA</w:t>
+            </w:r>
+          </w:p>
+        </w:tc>
+        <w:tc>
+          <w:tcPr/>
+          <w:p>
+            <w:pPr>
+              <w:pStyle w:val="Compact"/>
+              <w:jc w:val="right"/>
+            </w:pPr>
+            <w:r>
+              <w:t xml:space="preserve">2022–2027</w:t>
+            </w:r>
+          </w:p>
+        </w:tc>
+        <w:tc>
+          <w:tcPr/>
+          <w:p>
+            <w:pPr>
+              <w:pStyle w:val="Compact"/>
+              <w:jc w:val="right"/>
+            </w:pPr>
+            <w:r>
+              <w:t xml:space="preserve">$1,696,559; 19% allocation</w:t>
+            </w:r>
+          </w:p>
+        </w:tc>
+        <w:tc>
+          <w:tcPr/>
+          <w:p>
+            <w:pPr>
+              <w:pStyle w:val="Compact"/>
+            </w:pPr>
+            <w:hyperlink r:id="rId109">
+              <w:r>
+                <w:rPr>
+                  <w:rStyle w:val="Hyperlink"/>
+                </w:rPr>
+                <w:t xml:space="preserve">NIH RePORTER</w:t>
+              </w:r>
+            </w:hyperlink>
+          </w:p>
+        </w:tc>
+      </w:tr>
+    </w:tbl>
+    <w:bookmarkEnd w:id="113"/>
+    <w:bookmarkStart w:id="114" w:name="Xe60086c6f73fead8670b6afc56925d96e8d710d"/>
+    <w:p>
+      <w:pPr>
+        <w:pStyle w:val="Heading4"/>
+      </w:pPr>
+      <w:r>
+        <w:t xml:space="preserve">5. NIA-U2CAG060408 — Mobile Monitoring of Cognitive Change (M2C2)</w:t>
+      </w:r>
+    </w:p>
+    <w:tbl>
+      <w:tblPr>
+        <w:tblStyle w:val="Table"/>
+        <w:tblW w:type="pct" w:w="5000"/>
+        <w:tblLayout w:type="fixed"/>
+        <w:tblLook w:firstRow="1" w:lastRow="0" w:firstColumn="0" w:lastColumn="0" w:noHBand="0" w:noVBand="0" w:val="0020"/>
+      </w:tblPr>
+      <w:tblGrid>
+        <w:gridCol w:w="1188"/>
+        <w:gridCol w:w="1188"/>
+        <w:gridCol w:w="1188"/>
+        <w:gridCol w:w="1584"/>
+        <w:gridCol w:w="1584"/>
+        <w:gridCol w:w="1188"/>
+      </w:tblGrid>
+      <w:tr>
+        <w:trPr>
+          <w:tblHeader w:val="on"/>
+        </w:trPr>
+        <w:tc>
+          <w:tcPr/>
+          <w:p>
+            <w:pPr>
+              <w:pStyle w:val="Compact"/>
+            </w:pPr>
+            <w:r>
+              <w:t xml:space="preserve">Role</w:t>
+            </w:r>
+          </w:p>
+        </w:tc>
+        <w:tc>
+          <w:tcPr/>
+          <w:p>
+            <w:pPr>
+              <w:pStyle w:val="Compact"/>
+            </w:pPr>
+            <w:r>
+              <w:t xml:space="preserve">PI / Prime</w:t>
+            </w:r>
+          </w:p>
+        </w:tc>
+        <w:tc>
+          <w:tcPr/>
+          <w:p>
+            <w:pPr>
+              <w:pStyle w:val="Compact"/>
+            </w:pPr>
+            <w:r>
+              <w:t xml:space="preserve">Sponsor</w:t>
+            </w:r>
+          </w:p>
+        </w:tc>
+        <w:tc>
+          <w:tcPr/>
+          <w:p>
+            <w:pPr>
+              <w:pStyle w:val="Compact"/>
+              <w:jc w:val="right"/>
+            </w:pPr>
+            <w:r>
+              <w:t xml:space="preserve">Period</w:t>
+            </w:r>
+          </w:p>
+        </w:tc>
+        <w:tc>
+          <w:tcPr/>
+          <w:p>
+            <w:pPr>
+              <w:pStyle w:val="Compact"/>
+              <w:jc w:val="right"/>
+            </w:pPr>
+            <w:r>
+              <w:t xml:space="preserve">Total Costs</w:t>
+            </w:r>
+          </w:p>
+        </w:tc>
+        <w:tc>
+          <w:tcPr/>
+          <w:p>
+            <w:pPr>
+              <w:pStyle w:val="Compact"/>
+            </w:pPr>
+            <w:r>
+              <w:t xml:space="preserve">Public Record</w:t>
+            </w:r>
+          </w:p>
+        </w:tc>
+      </w:tr>
+      <w:tr>
+        <w:tc>
+          <w:tcPr/>
+          <w:p>
+            <w:pPr>
+              <w:pStyle w:val="Compact"/>
+            </w:pPr>
+            <w:r>
+              <w:t xml:space="preserve">Principal Investigator of subaward while at University of Central Florida</w:t>
+            </w:r>
+          </w:p>
+        </w:tc>
+        <w:tc>
+          <w:tcPr/>
+          <w:p>
+            <w:pPr>
+              <w:pStyle w:val="Compact"/>
+            </w:pPr>
+            <w:r>
+              <w:t xml:space="preserve">Prime award</w:t>
+            </w:r>
+          </w:p>
+        </w:tc>
+        <w:tc>
+          <w:tcPr/>
+          <w:p>
+            <w:pPr>
+              <w:pStyle w:val="Compact"/>
+            </w:pPr>
+            <w:r>
+              <w:t xml:space="preserve">NIH/NIA</w:t>
+            </w:r>
+          </w:p>
+        </w:tc>
+        <w:tc>
+          <w:tcPr/>
+          <w:p>
+            <w:pPr>
+              <w:pStyle w:val="Compact"/>
+              <w:jc w:val="right"/>
+            </w:pPr>
+            <w:r>
+              <w:t xml:space="preserve">2022–2023</w:t>
+            </w:r>
+          </w:p>
+        </w:tc>
+        <w:tc>
+          <w:tcPr/>
+          <w:p>
+            <w:pPr>
+              <w:pStyle w:val="Compact"/>
+              <w:jc w:val="right"/>
+            </w:pPr>
+            <w:r>
+              <w:t xml:space="preserve">$50,000</w:t>
+            </w:r>
+          </w:p>
+        </w:tc>
+        <w:tc>
+          <w:tcPr/>
+          <w:p>
+            <w:pPr>
+              <w:pStyle w:val="Compact"/>
+            </w:pPr>
+            <w:hyperlink r:id="rId109">
+              <w:r>
+                <w:rPr>
+                  <w:rStyle w:val="Hyperlink"/>
+                </w:rPr>
+                <w:t xml:space="preserve">NIH RePORTER</w:t>
+              </w:r>
+            </w:hyperlink>
+          </w:p>
+        </w:tc>
+      </w:tr>
+    </w:tbl>
+    <w:bookmarkEnd w:id="114"/>
+    <w:bookmarkStart w:id="115" w:name="X89316f4f482811dcb632b8c2d306a611439ce47"/>
+    <w:p>
+      <w:pPr>
+        <w:pStyle w:val="Heading4"/>
+      </w:pPr>
+      <w:r>
+        <w:t xml:space="preserve">6. NIA-R44AG056250 — A Non-Pharmacological Multi-Modal Therapy to Improve Sleep and Cognition and Reduce Mild Cognitive Impairment Risk</w:t>
+      </w:r>
+    </w:p>
+    <w:tbl>
+      <w:tblPr>
+        <w:tblStyle w:val="Table"/>
+        <w:tblW w:type="pct" w:w="5000"/>
+        <w:tblLayout w:type="fixed"/>
+        <w:tblLook w:firstRow="1" w:lastRow="0" w:firstColumn="0" w:lastColumn="0" w:noHBand="0" w:noVBand="0" w:val="0020"/>
+      </w:tblPr>
+      <w:tblGrid>
+        <w:gridCol w:w="1188"/>
+        <w:gridCol w:w="1188"/>
+        <w:gridCol w:w="1188"/>
+        <w:gridCol w:w="1584"/>
+        <w:gridCol w:w="1584"/>
+        <w:gridCol w:w="1188"/>
+      </w:tblGrid>
+      <w:tr>
+        <w:trPr>
+          <w:tblHeader w:val="on"/>
+        </w:trPr>
+        <w:tc>
+          <w:tcPr/>
+          <w:p>
+            <w:pPr>
+              <w:pStyle w:val="Compact"/>
+            </w:pPr>
+            <w:r>
+              <w:t xml:space="preserve">Role</w:t>
+            </w:r>
+          </w:p>
+        </w:tc>
+        <w:tc>
+          <w:tcPr/>
+          <w:p>
+            <w:pPr>
+              <w:pStyle w:val="Compact"/>
+            </w:pPr>
+            <w:r>
+              <w:t xml:space="preserve">PI / Prime</w:t>
+            </w:r>
+          </w:p>
+        </w:tc>
+        <w:tc>
+          <w:tcPr/>
+          <w:p>
+            <w:pPr>
+              <w:pStyle w:val="Compact"/>
+            </w:pPr>
+            <w:r>
+              <w:t xml:space="preserve">Sponsor</w:t>
+            </w:r>
+          </w:p>
+        </w:tc>
+        <w:tc>
+          <w:tcPr/>
+          <w:p>
+            <w:pPr>
+              <w:pStyle w:val="Compact"/>
+              <w:jc w:val="right"/>
+            </w:pPr>
+            <w:r>
+              <w:t xml:space="preserve">Period</w:t>
+            </w:r>
+          </w:p>
+        </w:tc>
+        <w:tc>
+          <w:tcPr/>
+          <w:p>
+            <w:pPr>
+              <w:pStyle w:val="Compact"/>
+              <w:jc w:val="right"/>
+            </w:pPr>
+            <w:r>
+              <w:t xml:space="preserve">Total Costs</w:t>
+            </w:r>
+          </w:p>
+        </w:tc>
+        <w:tc>
+          <w:tcPr/>
+          <w:p>
+            <w:pPr>
+              <w:pStyle w:val="Compact"/>
+            </w:pPr>
+            <w:r>
+              <w:t xml:space="preserve">Public Record</w:t>
+            </w:r>
+          </w:p>
+        </w:tc>
+      </w:tr>
+      <w:tr>
+        <w:tc>
+          <w:tcPr/>
+          <w:p>
+            <w:pPr>
+              <w:pStyle w:val="Compact"/>
+            </w:pPr>
+            <w:r>
+              <w:t xml:space="preserve">Principal Investigator of subaward while at University of Central Florida</w:t>
+            </w:r>
+          </w:p>
+        </w:tc>
+        <w:tc>
+          <w:tcPr/>
+          <w:p>
+            <w:pPr>
+              <w:pStyle w:val="Compact"/>
+            </w:pPr>
+            <w:r>
+              <w:t xml:space="preserve">Prime: Proactive Life, Inc.</w:t>
+            </w:r>
+          </w:p>
+        </w:tc>
+        <w:tc>
+          <w:tcPr/>
+          <w:p>
+            <w:pPr>
+              <w:pStyle w:val="Compact"/>
+            </w:pPr>
+            <w:r>
+              <w:t xml:space="preserve">NIH/NIA</w:t>
+            </w:r>
+          </w:p>
+        </w:tc>
+        <w:tc>
+          <w:tcPr/>
+          <w:p>
+            <w:pPr>
+              <w:pStyle w:val="Compact"/>
+              <w:jc w:val="right"/>
+            </w:pPr>
+            <w:r>
+              <w:t xml:space="preserve">2021–2022</w:t>
+            </w:r>
+          </w:p>
+        </w:tc>
+        <w:tc>
+          <w:tcPr/>
+          <w:p>
+            <w:pPr>
+              <w:pStyle w:val="Compact"/>
+              <w:jc w:val="right"/>
+            </w:pPr>
+            <w:r>
+              <w:t xml:space="preserve">$14,685</w:t>
+            </w:r>
+          </w:p>
+        </w:tc>
+        <w:tc>
+          <w:tcPr/>
+          <w:p>
+            <w:pPr>
+              <w:pStyle w:val="Compact"/>
+            </w:pPr>
+            <w:hyperlink r:id="rId109">
+              <w:r>
+                <w:rPr>
+                  <w:rStyle w:val="Hyperlink"/>
+                </w:rPr>
+                <w:t xml:space="preserve">NIH RePORTER</w:t>
+              </w:r>
+            </w:hyperlink>
+          </w:p>
+        </w:tc>
+      </w:tr>
+    </w:tbl>
+    <w:bookmarkEnd w:id="115"/>
+    <w:bookmarkStart w:id="116" w:name="X227510ce834d2628869ee50c6ddcb0b6a807c0e"/>
+    <w:p>
+      <w:pPr>
+        <w:pStyle w:val="Heading4"/>
+      </w:pPr>
+      <w:r>
+        <w:t xml:space="preserve">7. NIA-R03AG067009 — Investigating Medication Errors in Daily Life: Discovering Person-specific and Situation-specific Risk Factors</w:t>
+      </w:r>
+    </w:p>
+    <w:tbl>
+      <w:tblPr>
+        <w:tblStyle w:val="Table"/>
+        <w:tblW w:type="pct" w:w="5000"/>
+        <w:tblLayout w:type="fixed"/>
+        <w:tblLook w:firstRow="1" w:lastRow="0" w:firstColumn="0" w:lastColumn="0" w:noHBand="0" w:noVBand="0" w:val="0020"/>
+      </w:tblPr>
+      <w:tblGrid>
+        <w:gridCol w:w="1188"/>
+        <w:gridCol w:w="1188"/>
+        <w:gridCol w:w="1188"/>
+        <w:gridCol w:w="1584"/>
+        <w:gridCol w:w="1584"/>
+        <w:gridCol w:w="1188"/>
+      </w:tblGrid>
+      <w:tr>
+        <w:trPr>
+          <w:tblHeader w:val="on"/>
+        </w:trPr>
+        <w:tc>
+          <w:tcPr/>
+          <w:p>
+            <w:pPr>
+              <w:pStyle w:val="Compact"/>
+            </w:pPr>
+            <w:r>
+              <w:t xml:space="preserve">Role</w:t>
+            </w:r>
+          </w:p>
+        </w:tc>
+        <w:tc>
+          <w:tcPr/>
+          <w:p>
+            <w:pPr>
+              <w:pStyle w:val="Compact"/>
+            </w:pPr>
+            <w:r>
+              <w:t xml:space="preserve">PI / Prime</w:t>
+            </w:r>
+          </w:p>
+        </w:tc>
+        <w:tc>
+          <w:tcPr/>
+          <w:p>
+            <w:pPr>
+              <w:pStyle w:val="Compact"/>
+            </w:pPr>
+            <w:r>
+              <w:t xml:space="preserve">Sponsor</w:t>
+            </w:r>
+          </w:p>
+        </w:tc>
+        <w:tc>
+          <w:tcPr/>
+          <w:p>
+            <w:pPr>
+              <w:pStyle w:val="Compact"/>
+              <w:jc w:val="right"/>
+            </w:pPr>
+            <w:r>
+              <w:t xml:space="preserve">Period</w:t>
+            </w:r>
+          </w:p>
+        </w:tc>
+        <w:tc>
+          <w:tcPr/>
+          <w:p>
+            <w:pPr>
+              <w:pStyle w:val="Compact"/>
+              <w:jc w:val="right"/>
+            </w:pPr>
+            <w:r>
+              <w:t xml:space="preserve">Total Costs</w:t>
+            </w:r>
+          </w:p>
+        </w:tc>
+        <w:tc>
+          <w:tcPr/>
+          <w:p>
+            <w:pPr>
+              <w:pStyle w:val="Compact"/>
+            </w:pPr>
+            <w:r>
+              <w:t xml:space="preserve">Public Record</w:t>
+            </w:r>
+          </w:p>
+        </w:tc>
+      </w:tr>
+      <w:tr>
+        <w:tc>
+          <w:tcPr/>
+          <w:p>
+            <w:pPr>
+              <w:pStyle w:val="Compact"/>
+            </w:pPr>
+            <w:r>
+              <w:t xml:space="preserve">Principal Investigator</w:t>
+            </w:r>
+          </w:p>
+        </w:tc>
+        <w:tc>
+          <w:tcPr/>
+          <w:p>
+            <w:pPr>
+              <w:pStyle w:val="Compact"/>
+            </w:pPr>
+            <w:r>
+              <w:t xml:space="preserve">Nelson A. Roque</w:t>
+            </w:r>
+          </w:p>
+        </w:tc>
+        <w:tc>
+          <w:tcPr/>
+          <w:p>
+            <w:pPr>
+              <w:pStyle w:val="Compact"/>
+            </w:pPr>
+            <w:r>
+              <w:t xml:space="preserve">NIH/NIA</w:t>
+            </w:r>
+          </w:p>
+        </w:tc>
+        <w:tc>
+          <w:tcPr/>
+          <w:p>
+            <w:pPr>
+              <w:pStyle w:val="Compact"/>
+              <w:jc w:val="right"/>
+            </w:pPr>
+            <w:r>
+              <w:t xml:space="preserve">July 2020–May 2022</w:t>
+            </w:r>
+          </w:p>
+        </w:tc>
+        <w:tc>
+          <w:tcPr/>
+          <w:p>
+            <w:pPr>
+              <w:pStyle w:val="Compact"/>
+              <w:jc w:val="right"/>
+            </w:pPr>
+            <w:r>
+              <w:t xml:space="preserve">$149,000</w:t>
+            </w:r>
+          </w:p>
+        </w:tc>
+        <w:tc>
+          <w:tcPr/>
+          <w:p>
+            <w:pPr>
+              <w:pStyle w:val="Compact"/>
+            </w:pPr>
+            <w:hyperlink r:id="rId109">
+              <w:r>
+                <w:rPr>
+                  <w:rStyle w:val="Hyperlink"/>
+                </w:rPr>
+                <w:t xml:space="preserve">NIH RePORTER</w:t>
+              </w:r>
+            </w:hyperlink>
+          </w:p>
+        </w:tc>
+      </w:tr>
+    </w:tbl>
+    <w:bookmarkEnd w:id="116"/>
+    <w:bookmarkEnd w:id="117"/>
+    <w:bookmarkStart w:id="120" w:name="funding-applications-in-review"/>
+    <w:p>
+      <w:pPr>
+        <w:pStyle w:val="Heading3"/>
+      </w:pPr>
+      <w:r>
+        <w:t xml:space="preserve">Funding Applications In Review</w:t>
+      </w:r>
+    </w:p>
+    <w:bookmarkStart w:id="119" w:name="X5537887175700aa68e3bb4c8c8cb856a9e74952"/>
+    <w:p>
+      <w:pPr>
+        <w:pStyle w:val="Heading4"/>
+      </w:pPr>
+      <w:r>
+        <w:t xml:space="preserve">8. NIA-240459 — Advancing Mobile Monitoring of Intraindividual Change in Alzheimer’s Disease and Related Dementias: Building an Open and Inclusive Infrastructure</w:t>
+      </w:r>
+    </w:p>
+    <w:tbl>
+      <w:tblPr>
+        <w:tblStyle w:val="Table"/>
+        <w:tblW w:type="pct" w:w="5000"/>
+        <w:tblLayout w:type="fixed"/>
+        <w:tblLook w:firstRow="1" w:lastRow="0" w:firstColumn="0" w:lastColumn="0" w:noHBand="0" w:noVBand="0" w:val="0020"/>
+      </w:tblPr>
+      <w:tblGrid>
+        <w:gridCol w:w="1397"/>
+        <w:gridCol w:w="1397"/>
+        <w:gridCol w:w="1863"/>
+        <w:gridCol w:w="1863"/>
+        <w:gridCol w:w="1397"/>
+      </w:tblGrid>
+      <w:tr>
+        <w:trPr>
+          <w:tblHeader w:val="on"/>
+        </w:trPr>
+        <w:tc>
+          <w:tcPr/>
+          <w:p>
+            <w:pPr>
+              <w:pStyle w:val="Compact"/>
+            </w:pPr>
+            <w:r>
+              <w:t xml:space="preserve">Role</w:t>
+            </w:r>
+          </w:p>
+        </w:tc>
+        <w:tc>
+          <w:tcPr/>
+          <w:p>
+            <w:pPr>
+              <w:pStyle w:val="Compact"/>
+            </w:pPr>
+            <w:r>
+              <w:t xml:space="preserve">Sponsor</w:t>
+            </w:r>
+          </w:p>
+        </w:tc>
+        <w:tc>
+          <w:tcPr/>
+          <w:p>
+            <w:pPr>
+              <w:pStyle w:val="Compact"/>
+              <w:jc w:val="right"/>
+            </w:pPr>
+            <w:r>
+              <w:t xml:space="preserve">Proposed Period</w:t>
+            </w:r>
+          </w:p>
+        </w:tc>
+        <w:tc>
+          <w:tcPr/>
+          <w:p>
+            <w:pPr>
+              <w:pStyle w:val="Compact"/>
+              <w:jc w:val="right"/>
+            </w:pPr>
+            <w:r>
+              <w:t xml:space="preserve">Proposed Total Costs</w:t>
+            </w:r>
+          </w:p>
+        </w:tc>
+        <w:tc>
+          <w:tcPr/>
+          <w:p>
+            <w:pPr>
+              <w:pStyle w:val="Compact"/>
+            </w:pPr>
+            <w:r>
+              <w:t xml:space="preserve">Public Record</w:t>
+            </w:r>
+          </w:p>
+        </w:tc>
+      </w:tr>
+      <w:tr>
+        <w:tc>
+          <w:tcPr/>
+          <w:p>
+            <w:pPr>
+              <w:pStyle w:val="Compact"/>
+            </w:pPr>
+            <w:r>
+              <w:t xml:space="preserve">Co-Core Leader, Data Management and Analytics Core</w:t>
+            </w:r>
+          </w:p>
+        </w:tc>
+        <w:tc>
+          <w:tcPr/>
+          <w:p>
+            <w:pPr>
+              <w:pStyle w:val="Compact"/>
+            </w:pPr>
+            <w:r>
+              <w:t xml:space="preserve">NIH/NIA</w:t>
+            </w:r>
+          </w:p>
+        </w:tc>
+        <w:tc>
+          <w:tcPr/>
+          <w:p>
+            <w:pPr>
+              <w:pStyle w:val="Compact"/>
+              <w:jc w:val="right"/>
+            </w:pPr>
+            <w:r>
+              <w:t xml:space="preserve">2024–2029</w:t>
+            </w:r>
+          </w:p>
+        </w:tc>
+        <w:tc>
+          <w:tcPr/>
+          <w:p>
+            <w:pPr>
+              <w:pStyle w:val="Compact"/>
+              <w:jc w:val="right"/>
+            </w:pPr>
+            <w:r>
+              <w:t xml:space="preserve">$19,844,799</w:t>
+            </w:r>
+          </w:p>
+        </w:tc>
+        <w:tc>
+          <w:tcPr/>
+          <w:p>
+            <w:pPr>
+              <w:pStyle w:val="Compact"/>
+            </w:pPr>
+            <w:hyperlink r:id="rId118">
+              <w:r>
+                <w:rPr>
+                  <w:rStyle w:val="Hyperlink"/>
+                </w:rPr>
+                <w:t xml:space="preserve">NIH RePORTER</w:t>
+              </w:r>
+            </w:hyperlink>
+          </w:p>
+        </w:tc>
+      </w:tr>
+    </w:tbl>
+    <w:p>
+      <w:pPr>
+        <w:pStyle w:val="BodyText"/>
+      </w:pPr>
+      <w:r>
+        <w:t xml:space="preserve"> </w:t>
+      </w:r>
+    </w:p>
+    <w:tbl>
+      <w:tblPr>
+        <w:tblStyle w:val="Table"/>
+        <w:tblW w:type="auto" w:w="0"/>
+        <w:tblLook w:firstRow="1" w:lastRow="0" w:firstColumn="0" w:lastColumn="0" w:noHBand="0" w:noVBand="0" w:val="0020"/>
+      </w:tblPr>
+      <w:tblGrid>
+        <w:gridCol w:w="2640"/>
+        <w:gridCol w:w="2640"/>
+        <w:gridCol w:w="2640"/>
+      </w:tblGrid>
+      <w:tr>
+        <w:trPr>
+          <w:tblHeader w:val="on"/>
+        </w:trPr>
+        <w:tc>
+          <w:tcPr/>
+          <w:p>
+            <w:pPr>
+              <w:pStyle w:val="Compact"/>
+            </w:pPr>
+            <w:r>
+              <w:t xml:space="preserve">Core</w:t>
+            </w:r>
+          </w:p>
+        </w:tc>
+        <w:tc>
+          <w:tcPr/>
+          <w:p>
+            <w:pPr>
+              <w:pStyle w:val="Compact"/>
+              <w:jc w:val="right"/>
+            </w:pPr>
+            <w:r>
+              <w:t xml:space="preserve">Allocation</w:t>
+            </w:r>
+          </w:p>
+        </w:tc>
+        <w:tc>
+          <w:tcPr/>
+          <w:p>
+            <w:pPr>
+              <w:pStyle w:val="Compact"/>
+              <w:jc w:val="right"/>
+            </w:pPr>
+            <w:r>
+              <w:t xml:space="preserve">Proposed Costs</w:t>
+            </w:r>
+          </w:p>
+        </w:tc>
+      </w:tr>
+      <w:tr>
+        <w:tc>
+          <w:tcPr/>
+          <w:p>
+            <w:pPr>
+              <w:pStyle w:val="Compact"/>
+            </w:pPr>
+            <w:r>
+              <w:t xml:space="preserve">Technical Core</w:t>
+            </w:r>
+          </w:p>
+        </w:tc>
+        <w:tc>
+          <w:tcPr/>
+          <w:p>
+            <w:pPr>
+              <w:pStyle w:val="Compact"/>
+              <w:jc w:val="right"/>
+            </w:pPr>
+            <w:r>
+              <w:t xml:space="preserve">10%</w:t>
+            </w:r>
+          </w:p>
+        </w:tc>
+        <w:tc>
+          <w:tcPr/>
+          <w:p>
+            <w:pPr>
+              <w:pStyle w:val="Compact"/>
+              <w:jc w:val="right"/>
+            </w:pPr>
+            <w:r>
+              <w:t xml:space="preserve">$4,372,510</w:t>
+            </w:r>
+          </w:p>
+        </w:tc>
+      </w:tr>
+      <w:tr>
+        <w:tc>
+          <w:tcPr/>
+          <w:p>
+            <w:pPr>
+              <w:pStyle w:val="Compact"/>
+            </w:pPr>
+            <w:r>
+              <w:t xml:space="preserve">Data Core</w:t>
+            </w:r>
+          </w:p>
+        </w:tc>
+        <w:tc>
+          <w:tcPr/>
+          <w:p>
+            <w:pPr>
+              <w:pStyle w:val="Compact"/>
+              <w:jc w:val="right"/>
+            </w:pPr>
+            <w:r>
+              <w:t xml:space="preserve">10%</w:t>
+            </w:r>
+          </w:p>
+        </w:tc>
+        <w:tc>
+          <w:tcPr/>
+          <w:p>
+            <w:pPr>
+              <w:pStyle w:val="Compact"/>
+              <w:jc w:val="right"/>
+            </w:pPr>
+            <w:r>
+              <w:t xml:space="preserve">$2,142,145</w:t>
+            </w:r>
+          </w:p>
+        </w:tc>
+      </w:tr>
+    </w:tbl>
+    <w:bookmarkEnd w:id="119"/>
+    <w:bookmarkEnd w:id="120"/>
+    <w:bookmarkStart w:id="121" w:name="awards-honors-distinctions"/>
+    <w:p>
+      <w:pPr>
+        <w:pStyle w:val="Heading3"/>
+      </w:pPr>
+      <w:r>
+        <w:t xml:space="preserve">Awards, Honors, &amp; Distinctions</w:t>
+      </w:r>
+    </w:p>
+    <w:p>
+      <w:pPr>
+        <w:pStyle w:val="Compact"/>
+        <w:numPr>
+          <w:ilvl w:val="0"/>
+          <w:numId w:val="1007"/>
+        </w:numPr>
+      </w:pPr>
+      <w:r>
+        <w:t xml:space="preserve">2025 — Neurobiology and Changing Ecosystems Fellowship from the Research Corporation for Science Advancement</w:t>
+      </w:r>
+    </w:p>
+    <w:p>
+      <w:pPr>
+        <w:pStyle w:val="Compact"/>
+        <w:numPr>
+          <w:ilvl w:val="0"/>
+          <w:numId w:val="1007"/>
+        </w:numPr>
+      </w:pPr>
+      <w:r>
+        <w:t xml:space="preserve">2022 — UCF College of Sciences Excellence in Research and Creative Activities Celebration Award Recipient</w:t>
+      </w:r>
+    </w:p>
+    <w:p>
+      <w:pPr>
+        <w:pStyle w:val="Compact"/>
+        <w:numPr>
+          <w:ilvl w:val="0"/>
+          <w:numId w:val="1007"/>
+        </w:numPr>
+      </w:pPr>
+      <w:r>
+        <w:t xml:space="preserve">2017 — Mark &amp; Gloria Charness Cognitive Science Award</w:t>
+      </w:r>
+    </w:p>
+    <w:p>
+      <w:pPr>
+        <w:pStyle w:val="Compact"/>
+        <w:numPr>
+          <w:ilvl w:val="0"/>
+          <w:numId w:val="1007"/>
+        </w:numPr>
+      </w:pPr>
+      <w:r>
+        <w:t xml:space="preserve">2017 — Florida State University, Leslie N. Wilson-Delores Auzenne Assistantship</w:t>
+      </w:r>
+    </w:p>
+    <w:p>
+      <w:pPr>
+        <w:pStyle w:val="Compact"/>
+        <w:numPr>
+          <w:ilvl w:val="0"/>
+          <w:numId w:val="1007"/>
+        </w:numPr>
+      </w:pPr>
+      <w:r>
+        <w:t xml:space="preserve">2016 — ASAP (Accessibility and Safety for an Aging Population) Doctoral Fellow Award</w:t>
+      </w:r>
+    </w:p>
+    <w:p>
+      <w:pPr>
+        <w:pStyle w:val="Compact"/>
+        <w:numPr>
+          <w:ilvl w:val="0"/>
+          <w:numId w:val="1007"/>
+        </w:numPr>
+      </w:pPr>
+      <w:r>
+        <w:t xml:space="preserve">2016 — Florida State University, Leslie N. Wilson-Delores Auzenne Assistantship</w:t>
+      </w:r>
+    </w:p>
+    <w:p>
+      <w:pPr>
+        <w:pStyle w:val="Compact"/>
+        <w:numPr>
+          <w:ilvl w:val="0"/>
+          <w:numId w:val="1007"/>
+        </w:numPr>
+      </w:pPr>
+      <w:r>
+        <w:t xml:space="preserve">2015 — Florida State University, Leslie N. Wilson-Delores Auzenne Assistantship</w:t>
+      </w:r>
+    </w:p>
+    <w:p>
+      <w:pPr>
+        <w:pStyle w:val="Compact"/>
+        <w:numPr>
+          <w:ilvl w:val="0"/>
+          <w:numId w:val="1007"/>
+        </w:numPr>
+      </w:pPr>
+      <w:r>
+        <w:t xml:space="preserve">2014 — NIMH Summer Institute in Cognitive Neuroscience Fellowship, UC Santa Barbara</w:t>
+      </w:r>
+    </w:p>
+    <w:bookmarkEnd w:id="121"/>
+    <w:bookmarkStart w:id="122" w:name="teaching-experience"/>
+    <w:p>
+      <w:pPr>
+        <w:pStyle w:val="Heading3"/>
+      </w:pPr>
+      <w:r>
+        <w:t xml:space="preserve">Teaching Experience</w:t>
       </w:r>
     </w:p>
     <w:p>
@@ -1109,1409 +2771,2267 @@
         <w:pStyle w:val="FirstParagraph"/>
       </w:pPr>
       <w:r>
-        <w:t xml:space="preserve">NIA-240459. Advancing Mobile Monitoring of Intraindividual Change in Alzheimer’s Disease and Related Dementias: Building an Open and Inclusive Infrastructure. Nelson A. Roque (Co-Core Leader, Data Management and Analytics Core). National Institute on Aging (NIA), National Institutes of Health. $19,844,799 proposed total costs. Proposed Active Dates 2024–2029.</w:t>
+        <w:rPr>
+          <w:b/>
+          <w:bCs/>
+        </w:rPr>
+        <w:t xml:space="preserve">Pennsylvania State University</w:t>
+      </w:r>
+    </w:p>
+    <w:tbl>
+      <w:tblPr>
+        <w:tblStyle w:val="Table"/>
+        <w:tblW w:type="pct" w:w="5000"/>
+        <w:tblLayout w:type="fixed"/>
+        <w:tblLook w:firstRow="1" w:lastRow="0" w:firstColumn="0" w:lastColumn="0" w:noHBand="0" w:noVBand="0" w:val="0020"/>
+      </w:tblPr>
+      <w:tblGrid>
+        <w:gridCol w:w="3960"/>
+        <w:gridCol w:w="3960"/>
+      </w:tblGrid>
+      <w:tr>
+        <w:trPr>
+          <w:tblHeader w:val="on"/>
+        </w:trPr>
+        <w:tc>
+          <w:tcPr/>
+          <w:p>
+            <w:pPr>
+              <w:pStyle w:val="Compact"/>
+            </w:pPr>
+            <w:r>
+              <w:t xml:space="preserve">Term</w:t>
+            </w:r>
+          </w:p>
+        </w:tc>
+        <w:tc>
+          <w:tcPr/>
+          <w:p>
+            <w:pPr>
+              <w:pStyle w:val="Compact"/>
+            </w:pPr>
+            <w:r>
+              <w:t xml:space="preserve">Course / Role</w:t>
+            </w:r>
+          </w:p>
+        </w:tc>
+      </w:tr>
+      <w:tr>
+        <w:tc>
+          <w:tcPr/>
+          <w:p>
+            <w:pPr>
+              <w:pStyle w:val="Compact"/>
+            </w:pPr>
+            <w:r>
+              <w:t xml:space="preserve">Spring 2026</w:t>
+            </w:r>
+          </w:p>
+        </w:tc>
+        <w:tc>
+          <w:tcPr/>
+          <w:p>
+            <w:pPr>
+              <w:pStyle w:val="Compact"/>
+            </w:pPr>
+            <w:r>
+              <w:t xml:space="preserve">Adult Development and Aging</w:t>
+            </w:r>
+          </w:p>
+        </w:tc>
+      </w:tr>
+      <w:tr>
+        <w:tc>
+          <w:tcPr/>
+          <w:p>
+            <w:pPr>
+              <w:pStyle w:val="Compact"/>
+            </w:pPr>
+            <w:r>
+              <w:t xml:space="preserve">Fall 2025</w:t>
+            </w:r>
+          </w:p>
+        </w:tc>
+        <w:tc>
+          <w:tcPr/>
+          <w:p>
+            <w:pPr>
+              <w:pStyle w:val="Compact"/>
+            </w:pPr>
+            <w:r>
+              <w:t xml:space="preserve">No teaching, Course Buyout</w:t>
+            </w:r>
+          </w:p>
+        </w:tc>
+      </w:tr>
+      <w:tr>
+        <w:tc>
+          <w:tcPr/>
+          <w:p>
+            <w:pPr>
+              <w:pStyle w:val="Compact"/>
+            </w:pPr>
+            <w:r>
+              <w:t xml:space="preserve">Spring 2025</w:t>
+            </w:r>
+          </w:p>
+        </w:tc>
+        <w:tc>
+          <w:tcPr/>
+          <w:p>
+            <w:pPr>
+              <w:pStyle w:val="Compact"/>
+            </w:pPr>
+            <w:r>
+              <w:t xml:space="preserve">Adult Development and Aging (Instructor of Record, co-teaching with A. Santos)</w:t>
+            </w:r>
+          </w:p>
+        </w:tc>
+      </w:tr>
+      <w:tr>
+        <w:tc>
+          <w:tcPr/>
+          <w:p>
+            <w:pPr>
+              <w:pStyle w:val="Compact"/>
+            </w:pPr>
+            <w:r>
+              <w:t xml:space="preserve">Fall 2024</w:t>
+            </w:r>
+          </w:p>
+        </w:tc>
+        <w:tc>
+          <w:tcPr/>
+          <w:p>
+            <w:pPr>
+              <w:pStyle w:val="Compact"/>
+            </w:pPr>
+            <w:r>
+              <w:t xml:space="preserve">No teaching, Course Release</w:t>
+            </w:r>
+          </w:p>
+        </w:tc>
+      </w:tr>
+      <w:tr>
+        <w:tc>
+          <w:tcPr/>
+          <w:p>
+            <w:pPr>
+              <w:pStyle w:val="Compact"/>
+            </w:pPr>
+            <w:r>
+              <w:t xml:space="preserve">Spring 2024</w:t>
+            </w:r>
+          </w:p>
+        </w:tc>
+        <w:tc>
+          <w:tcPr/>
+          <w:p>
+            <w:pPr>
+              <w:pStyle w:val="Compact"/>
+            </w:pPr>
+            <w:r>
+              <w:t xml:space="preserve">Adult Development and Aging; Individual Studies</w:t>
+            </w:r>
+          </w:p>
+        </w:tc>
+      </w:tr>
+      <w:tr>
+        <w:tc>
+          <w:tcPr/>
+          <w:p>
+            <w:pPr>
+              <w:pStyle w:val="Compact"/>
+            </w:pPr>
+            <w:r>
+              <w:t xml:space="preserve">Fall 2023</w:t>
+            </w:r>
+          </w:p>
+        </w:tc>
+        <w:tc>
+          <w:tcPr/>
+          <w:p>
+            <w:pPr>
+              <w:pStyle w:val="Compact"/>
+            </w:pPr>
+            <w:r>
+              <w:t xml:space="preserve">Individual Studies</w:t>
+            </w:r>
+          </w:p>
+        </w:tc>
+      </w:tr>
+    </w:tbl>
+    <w:p>
+      <w:pPr>
+        <w:pStyle w:val="BodyText"/>
+      </w:pPr>
+      <w:r>
+        <w:rPr>
+          <w:b/>
+          <w:bCs/>
+        </w:rPr>
+        <w:t xml:space="preserve">University of Central Florida</w:t>
+      </w:r>
+    </w:p>
+    <w:tbl>
+      <w:tblPr>
+        <w:tblStyle w:val="Table"/>
+        <w:tblW w:type="auto" w:w="0"/>
+        <w:tblLook w:firstRow="1" w:lastRow="0" w:firstColumn="0" w:lastColumn="0" w:noHBand="0" w:noVBand="0" w:val="0020"/>
+      </w:tblPr>
+      <w:tblGrid>
+        <w:gridCol w:w="3960"/>
+        <w:gridCol w:w="3960"/>
+      </w:tblGrid>
+      <w:tr>
+        <w:trPr>
+          <w:tblHeader w:val="on"/>
+        </w:trPr>
+        <w:tc>
+          <w:tcPr/>
+          <w:p>
+            <w:pPr>
+              <w:pStyle w:val="Compact"/>
+            </w:pPr>
+            <w:r>
+              <w:t xml:space="preserve">Term</w:t>
+            </w:r>
+          </w:p>
+        </w:tc>
+        <w:tc>
+          <w:tcPr/>
+          <w:p>
+            <w:pPr>
+              <w:pStyle w:val="Compact"/>
+            </w:pPr>
+            <w:r>
+              <w:t xml:space="preserve">Course / Role</w:t>
+            </w:r>
+          </w:p>
+        </w:tc>
+      </w:tr>
+      <w:tr>
+        <w:tc>
+          <w:tcPr/>
+          <w:p>
+            <w:pPr>
+              <w:pStyle w:val="Compact"/>
+            </w:pPr>
+            <w:r>
+              <w:t xml:space="preserve">Summer 2023</w:t>
+            </w:r>
+          </w:p>
+        </w:tc>
+        <w:tc>
+          <w:tcPr/>
+          <w:p>
+            <w:pPr>
+              <w:pStyle w:val="Compact"/>
+            </w:pPr>
+            <w:r>
+              <w:t xml:space="preserve">Independent Study</w:t>
+            </w:r>
+          </w:p>
+        </w:tc>
+      </w:tr>
+      <w:tr>
+        <w:tc>
+          <w:tcPr/>
+          <w:p>
+            <w:pPr>
+              <w:pStyle w:val="Compact"/>
+            </w:pPr>
+            <w:r>
+              <w:t xml:space="preserve">Summer 2023</w:t>
+            </w:r>
+          </w:p>
+        </w:tc>
+        <w:tc>
+          <w:tcPr/>
+          <w:p>
+            <w:pPr>
+              <w:pStyle w:val="Compact"/>
+            </w:pPr>
+            <w:r>
+              <w:t xml:space="preserve">Honors Directed Readings II</w:t>
+            </w:r>
+          </w:p>
+        </w:tc>
+      </w:tr>
+      <w:tr>
+        <w:tc>
+          <w:tcPr/>
+          <w:p>
+            <w:pPr>
+              <w:pStyle w:val="Compact"/>
+            </w:pPr>
+            <w:r>
+              <w:t xml:space="preserve">Summer 2023</w:t>
+            </w:r>
+          </w:p>
+        </w:tc>
+        <w:tc>
+          <w:tcPr/>
+          <w:p>
+            <w:pPr>
+              <w:pStyle w:val="Compact"/>
+            </w:pPr>
+            <w:r>
+              <w:t xml:space="preserve">Directed Independent Research</w:t>
+            </w:r>
+          </w:p>
+        </w:tc>
+      </w:tr>
+      <w:tr>
+        <w:tc>
+          <w:tcPr/>
+          <w:p>
+            <w:pPr>
+              <w:pStyle w:val="Compact"/>
+            </w:pPr>
+            <w:r>
+              <w:t xml:space="preserve">Spring 2023</w:t>
+            </w:r>
+          </w:p>
+        </w:tc>
+        <w:tc>
+          <w:tcPr/>
+          <w:p>
+            <w:pPr>
+              <w:pStyle w:val="Compact"/>
+            </w:pPr>
+            <w:r>
+              <w:t xml:space="preserve">Advanced Human–Computer Interaction</w:t>
+            </w:r>
+          </w:p>
+        </w:tc>
+      </w:tr>
+      <w:tr>
+        <w:tc>
+          <w:tcPr/>
+          <w:p>
+            <w:pPr>
+              <w:pStyle w:val="Compact"/>
+            </w:pPr>
+            <w:r>
+              <w:t xml:space="preserve">Spring 2023</w:t>
+            </w:r>
+          </w:p>
+        </w:tc>
+        <w:tc>
+          <w:tcPr/>
+          <w:p>
+            <w:pPr>
+              <w:pStyle w:val="Compact"/>
+            </w:pPr>
+            <w:r>
+              <w:t xml:space="preserve">Directed Independent Research</w:t>
+            </w:r>
+          </w:p>
+        </w:tc>
+      </w:tr>
+      <w:tr>
+        <w:tc>
+          <w:tcPr/>
+          <w:p>
+            <w:pPr>
+              <w:pStyle w:val="Compact"/>
+            </w:pPr>
+            <w:r>
+              <w:t xml:space="preserve">Spring 2023</w:t>
+            </w:r>
+          </w:p>
+        </w:tc>
+        <w:tc>
+          <w:tcPr/>
+          <w:p>
+            <w:pPr>
+              <w:pStyle w:val="Compact"/>
+            </w:pPr>
+            <w:r>
+              <w:t xml:space="preserve">Honors Thesis I and II</w:t>
+            </w:r>
+          </w:p>
+        </w:tc>
+      </w:tr>
+      <w:tr>
+        <w:tc>
+          <w:tcPr/>
+          <w:p>
+            <w:pPr>
+              <w:pStyle w:val="Compact"/>
+            </w:pPr>
+            <w:r>
+              <w:t xml:space="preserve">Spring 2023</w:t>
+            </w:r>
+          </w:p>
+        </w:tc>
+        <w:tc>
+          <w:tcPr/>
+          <w:p>
+            <w:pPr>
+              <w:pStyle w:val="Compact"/>
+            </w:pPr>
+            <w:r>
+              <w:t xml:space="preserve">Independent Study</w:t>
+            </w:r>
+          </w:p>
+        </w:tc>
+      </w:tr>
+      <w:tr>
+        <w:tc>
+          <w:tcPr/>
+          <w:p>
+            <w:pPr>
+              <w:pStyle w:val="Compact"/>
+            </w:pPr>
+            <w:r>
+              <w:t xml:space="preserve">Fall 2022</w:t>
+            </w:r>
+          </w:p>
+        </w:tc>
+        <w:tc>
+          <w:tcPr/>
+          <w:p>
+            <w:pPr>
+              <w:pStyle w:val="Compact"/>
+            </w:pPr>
+            <w:r>
+              <w:t xml:space="preserve">Cognitive Psychology</w:t>
+            </w:r>
+          </w:p>
+        </w:tc>
+      </w:tr>
+      <w:tr>
+        <w:tc>
+          <w:tcPr/>
+          <w:p>
+            <w:pPr>
+              <w:pStyle w:val="Compact"/>
+            </w:pPr>
+            <w:r>
+              <w:t xml:space="preserve">Fall 2022</w:t>
+            </w:r>
+          </w:p>
+        </w:tc>
+        <w:tc>
+          <w:tcPr/>
+          <w:p>
+            <w:pPr>
+              <w:pStyle w:val="Compact"/>
+            </w:pPr>
+            <w:r>
+              <w:t xml:space="preserve">Honors Directed Readings I</w:t>
+            </w:r>
+          </w:p>
+        </w:tc>
+      </w:tr>
+      <w:tr>
+        <w:tc>
+          <w:tcPr/>
+          <w:p>
+            <w:pPr>
+              <w:pStyle w:val="Compact"/>
+            </w:pPr>
+            <w:r>
+              <w:t xml:space="preserve">Fall 2022</w:t>
+            </w:r>
+          </w:p>
+        </w:tc>
+        <w:tc>
+          <w:tcPr/>
+          <w:p>
+            <w:pPr>
+              <w:pStyle w:val="Compact"/>
+            </w:pPr>
+            <w:r>
+              <w:t xml:space="preserve">Directed Independent Research</w:t>
+            </w:r>
+          </w:p>
+        </w:tc>
+      </w:tr>
+      <w:tr>
+        <w:tc>
+          <w:tcPr/>
+          <w:p>
+            <w:pPr>
+              <w:pStyle w:val="Compact"/>
+            </w:pPr>
+            <w:r>
+              <w:t xml:space="preserve">Fall 2022</w:t>
+            </w:r>
+          </w:p>
+        </w:tc>
+        <w:tc>
+          <w:tcPr/>
+          <w:p>
+            <w:pPr>
+              <w:pStyle w:val="Compact"/>
+            </w:pPr>
+            <w:r>
+              <w:t xml:space="preserve">Honors Thesis I</w:t>
+            </w:r>
+          </w:p>
+        </w:tc>
+      </w:tr>
+      <w:tr>
+        <w:tc>
+          <w:tcPr/>
+          <w:p>
+            <w:pPr>
+              <w:pStyle w:val="Compact"/>
+            </w:pPr>
+            <w:r>
+              <w:t xml:space="preserve">Spring 2022</w:t>
+            </w:r>
+          </w:p>
+        </w:tc>
+        <w:tc>
+          <w:tcPr/>
+          <w:p>
+            <w:pPr>
+              <w:pStyle w:val="Compact"/>
+            </w:pPr>
+            <w:r>
+              <w:t xml:space="preserve">Advanced Human–Computer Interaction</w:t>
+            </w:r>
+          </w:p>
+        </w:tc>
+      </w:tr>
+      <w:tr>
+        <w:tc>
+          <w:tcPr/>
+          <w:p>
+            <w:pPr>
+              <w:pStyle w:val="Compact"/>
+            </w:pPr>
+            <w:r>
+              <w:t xml:space="preserve">Spring 2022</w:t>
+            </w:r>
+          </w:p>
+        </w:tc>
+        <w:tc>
+          <w:tcPr/>
+          <w:p>
+            <w:pPr>
+              <w:pStyle w:val="Compact"/>
+            </w:pPr>
+            <w:r>
+              <w:t xml:space="preserve">Honors Directed Readings</w:t>
+            </w:r>
+          </w:p>
+        </w:tc>
+      </w:tr>
+      <w:tr>
+        <w:tc>
+          <w:tcPr/>
+          <w:p>
+            <w:pPr>
+              <w:pStyle w:val="Compact"/>
+            </w:pPr>
+            <w:r>
+              <w:t xml:space="preserve">Spring 2022</w:t>
+            </w:r>
+          </w:p>
+        </w:tc>
+        <w:tc>
+          <w:tcPr/>
+          <w:p>
+            <w:pPr>
+              <w:pStyle w:val="Compact"/>
+            </w:pPr>
+            <w:r>
+              <w:t xml:space="preserve">Directed Independent Research</w:t>
+            </w:r>
+          </w:p>
+        </w:tc>
+      </w:tr>
+      <w:tr>
+        <w:tc>
+          <w:tcPr/>
+          <w:p>
+            <w:pPr>
+              <w:pStyle w:val="Compact"/>
+            </w:pPr>
+            <w:r>
+              <w:t xml:space="preserve">Fall 2021</w:t>
+            </w:r>
+          </w:p>
+        </w:tc>
+        <w:tc>
+          <w:tcPr/>
+          <w:p>
+            <w:pPr>
+              <w:pStyle w:val="Compact"/>
+            </w:pPr>
+            <w:r>
+              <w:t xml:space="preserve">Directed Independent Research</w:t>
+            </w:r>
+          </w:p>
+        </w:tc>
+      </w:tr>
+      <w:tr>
+        <w:tc>
+          <w:tcPr/>
+          <w:p>
+            <w:pPr>
+              <w:pStyle w:val="Compact"/>
+            </w:pPr>
+            <w:r>
+              <w:t xml:space="preserve">Spring 2021</w:t>
+            </w:r>
+          </w:p>
+        </w:tc>
+        <w:tc>
+          <w:tcPr/>
+          <w:p>
+            <w:pPr>
+              <w:pStyle w:val="Compact"/>
+            </w:pPr>
+            <w:r>
+              <w:t xml:space="preserve">Cognitive Psychology</w:t>
+            </w:r>
+          </w:p>
+        </w:tc>
+      </w:tr>
+      <w:tr>
+        <w:tc>
+          <w:tcPr/>
+          <w:p>
+            <w:pPr>
+              <w:pStyle w:val="Compact"/>
+            </w:pPr>
+            <w:r>
+              <w:t xml:space="preserve">Fall 2021</w:t>
+            </w:r>
+          </w:p>
+        </w:tc>
+        <w:tc>
+          <w:tcPr/>
+          <w:p>
+            <w:pPr>
+              <w:pStyle w:val="Compact"/>
+            </w:pPr>
+            <w:r>
+              <w:t xml:space="preserve">Cognitive Psychology</w:t>
+            </w:r>
+          </w:p>
+        </w:tc>
+      </w:tr>
+    </w:tbl>
+    <w:p>
+      <w:pPr>
+        <w:pStyle w:val="BodyText"/>
+      </w:pPr>
+      <w:r>
+        <w:rPr>
+          <w:b/>
+          <w:bCs/>
+        </w:rPr>
+        <w:t xml:space="preserve">Florida State University</w:t>
+      </w:r>
+    </w:p>
+    <w:tbl>
+      <w:tblPr>
+        <w:tblStyle w:val="Table"/>
+        <w:tblW w:type="pct" w:w="5000"/>
+        <w:tblLayout w:type="fixed"/>
+        <w:tblLook w:firstRow="1" w:lastRow="0" w:firstColumn="0" w:lastColumn="0" w:noHBand="0" w:noVBand="0" w:val="0020"/>
+      </w:tblPr>
+      <w:tblGrid>
+        <w:gridCol w:w="3960"/>
+        <w:gridCol w:w="3960"/>
+      </w:tblGrid>
+      <w:tr>
+        <w:trPr>
+          <w:tblHeader w:val="on"/>
+        </w:trPr>
+        <w:tc>
+          <w:tcPr/>
+          <w:p>
+            <w:pPr>
+              <w:pStyle w:val="Compact"/>
+            </w:pPr>
+            <w:r>
+              <w:t xml:space="preserve">Term</w:t>
+            </w:r>
+          </w:p>
+        </w:tc>
+        <w:tc>
+          <w:tcPr/>
+          <w:p>
+            <w:pPr>
+              <w:pStyle w:val="Compact"/>
+            </w:pPr>
+            <w:r>
+              <w:t xml:space="preserve">Course / Role</w:t>
+            </w:r>
+          </w:p>
+        </w:tc>
+      </w:tr>
+      <w:tr>
+        <w:tc>
+          <w:tcPr/>
+          <w:p>
+            <w:pPr>
+              <w:pStyle w:val="Compact"/>
+            </w:pPr>
+            <w:r>
+              <w:t xml:space="preserve">Fall 2016</w:t>
+            </w:r>
+          </w:p>
+        </w:tc>
+        <w:tc>
+          <w:tcPr/>
+          <w:p>
+            <w:pPr>
+              <w:pStyle w:val="Compact"/>
+            </w:pPr>
+            <w:r>
+              <w:t xml:space="preserve">Brain and Behavior</w:t>
+            </w:r>
+          </w:p>
+        </w:tc>
+      </w:tr>
+      <w:tr>
+        <w:tc>
+          <w:tcPr/>
+          <w:p>
+            <w:pPr>
+              <w:pStyle w:val="Compact"/>
+            </w:pPr>
+            <w:r>
+              <w:t xml:space="preserve">Spring 2016</w:t>
+            </w:r>
+          </w:p>
+        </w:tc>
+        <w:tc>
+          <w:tcPr/>
+          <w:p>
+            <w:pPr>
+              <w:pStyle w:val="Compact"/>
+            </w:pPr>
+            <w:r>
+              <w:t xml:space="preserve">Research Methods</w:t>
+            </w:r>
+          </w:p>
+        </w:tc>
+      </w:tr>
+      <w:tr>
+        <w:tc>
+          <w:tcPr/>
+          <w:p>
+            <w:pPr>
+              <w:pStyle w:val="Compact"/>
+            </w:pPr>
+            <w:r>
+              <w:t xml:space="preserve">Summer 2014</w:t>
+            </w:r>
+          </w:p>
+        </w:tc>
+        <w:tc>
+          <w:tcPr/>
+          <w:p>
+            <w:pPr>
+              <w:pStyle w:val="Compact"/>
+            </w:pPr>
+            <w:r>
+              <w:t xml:space="preserve">Python Programming + Open-Source Experiment Building Workshop (Co-Lecturer)</w:t>
+            </w:r>
+          </w:p>
+        </w:tc>
+      </w:tr>
+    </w:tbl>
+    <w:bookmarkEnd w:id="122"/>
+    <w:bookmarkStart w:id="123" w:name="teaching-preparation-and-training"/>
+    <w:p>
+      <w:pPr>
+        <w:pStyle w:val="Heading3"/>
+      </w:pPr>
+      <w:r>
+        <w:t xml:space="preserve">Teaching Preparation and Training</w:t>
+      </w:r>
+    </w:p>
+    <w:tbl>
+      <w:tblPr>
+        <w:tblStyle w:val="Table"/>
+        <w:tblW w:type="pct" w:w="5000"/>
+        <w:tblLayout w:type="fixed"/>
+        <w:tblLook w:firstRow="1" w:lastRow="0" w:firstColumn="0" w:lastColumn="0" w:noHBand="0" w:noVBand="0" w:val="0020"/>
+      </w:tblPr>
+      <w:tblGrid>
+        <w:gridCol w:w="3960"/>
+        <w:gridCol w:w="3960"/>
+      </w:tblGrid>
+      <w:tr>
+        <w:trPr>
+          <w:tblHeader w:val="on"/>
+        </w:trPr>
+        <w:tc>
+          <w:tcPr/>
+          <w:p>
+            <w:pPr>
+              <w:pStyle w:val="Compact"/>
+            </w:pPr>
+            <w:r>
+              <w:t xml:space="preserve">Item</w:t>
+            </w:r>
+          </w:p>
+        </w:tc>
+        <w:tc>
+          <w:tcPr/>
+          <w:p>
+            <w:pPr>
+              <w:pStyle w:val="Compact"/>
+            </w:pPr>
+            <w:r>
+              <w:t xml:space="preserve">Details</w:t>
+            </w:r>
+          </w:p>
+        </w:tc>
+      </w:tr>
+      <w:tr>
+        <w:tc>
+          <w:tcPr/>
+          <w:p>
+            <w:pPr>
+              <w:pStyle w:val="Compact"/>
+            </w:pPr>
+            <w:r>
+              <w:t xml:space="preserve">Completed Teaching Practicum</w:t>
+            </w:r>
+          </w:p>
+        </w:tc>
+        <w:tc>
+          <w:tcPr/>
+          <w:p>
+            <w:pPr>
+              <w:pStyle w:val="Compact"/>
+            </w:pPr>
+            <w:r>
+              <w:t xml:space="preserve">FSU Psychology Department Teaching Practicum, Department of Psychology (Supervisors: Dr. Orenda Johnson, Dr. Justin Moss). January 2016–May 2016.</w:t>
+            </w:r>
+          </w:p>
+        </w:tc>
+      </w:tr>
+      <w:tr>
+        <w:tc>
+          <w:tcPr/>
+          <w:p>
+            <w:pPr>
+              <w:pStyle w:val="Compact"/>
+            </w:pPr>
+            <w:r>
+              <w:t xml:space="preserve">Professional Training</w:t>
+            </w:r>
+          </w:p>
+        </w:tc>
+        <w:tc>
+          <w:tcPr/>
+          <w:p>
+            <w:pPr>
+              <w:pStyle w:val="Compact"/>
+            </w:pPr>
+            <w:r>
+              <w:t xml:space="preserve">ABCs of Diversity (December 2021); Essentials of Online Teaching (Fall 2020); FERPA Training (May 2020).</w:t>
+            </w:r>
+          </w:p>
+        </w:tc>
+      </w:tr>
+    </w:tbl>
+    <w:bookmarkEnd w:id="123"/>
+    <w:bookmarkStart w:id="124" w:name="professional-service"/>
+    <w:p>
+      <w:pPr>
+        <w:pStyle w:val="Heading3"/>
+      </w:pPr>
+      <w:r>
+        <w:t xml:space="preserve">Professional Service</w:t>
+      </w:r>
+    </w:p>
+    <w:bookmarkEnd w:id="124"/>
+    <w:bookmarkStart w:id="125" w:name="service-to-penn-state"/>
+    <w:p>
+      <w:pPr>
+        <w:pStyle w:val="Heading3"/>
+      </w:pPr>
+      <w:r>
+        <w:t xml:space="preserve">Service to Penn State</w:t>
+      </w:r>
+    </w:p>
+    <w:p>
+      <w:pPr>
+        <w:pStyle w:val="FirstParagraph"/>
+      </w:pPr>
+      <w:r>
+        <w:t xml:space="preserve">2023–present. Member. Professional Preparation, Development, and Evaluation (PPD&amp;E) Committee. Department of Human Development and Family Studies. The Pennsylvania State University. Participate in activities including data curation about other HDFS programs, preparation of the identity survey, and contributions to group discussions and organization.</w:t>
+      </w:r>
+    </w:p>
+    <w:p>
+      <w:pPr>
+        <w:pStyle w:val="BodyText"/>
+      </w:pPr>
+      <w:r>
+        <w:t xml:space="preserve">2023–present. Chair. Qualifying Examination Committee. Doctoral Program in Human Development and Family Studies. The Pennsylvania State University. Provide feedback on manuscripts and proposals and chair qualifying exam committees, including for Rinanda Shaleha.</w:t>
+      </w:r>
+    </w:p>
+    <w:p>
+      <w:pPr>
+        <w:pStyle w:val="BodyText"/>
+      </w:pPr>
+      <w:r>
+        <w:t xml:space="preserve">2023–present. Member. Comprehensive Examination Committee. Doctoral Program in Human Development and Family Studies. The Pennsylvania State University. Provide feedback on manuscripts and proposals and serve on committees, including Alexa Allan.</w:t>
+      </w:r>
+    </w:p>
+    <w:p>
+      <w:pPr>
+        <w:pStyle w:val="BodyText"/>
+      </w:pPr>
+      <w:r>
+        <w:t xml:space="preserve">2024–present. Member. Research Impacts Working Group. Social Science Research Institute. The Pennsylvania State University. Contribute metrics for measuring research impact.</w:t>
+      </w:r>
+    </w:p>
+    <w:p>
+      <w:pPr>
+        <w:pStyle w:val="BodyText"/>
+      </w:pPr>
+      <w:r>
+        <w:t xml:space="preserve">2023–2024. Member. Search Committee for the Environmental Health Science Initiative. College of Health and Human Development. The Pennsylvania State University. Participated in candidate screening, assessment, and interviews for two tenure-track positions with SSRI and ICDS affiliations.</w:t>
+      </w:r>
+    </w:p>
+    <w:bookmarkEnd w:id="125"/>
+    <w:bookmarkStart w:id="126" w:name="service-to-funding-agencies"/>
+    <w:p>
+      <w:pPr>
+        <w:pStyle w:val="Heading3"/>
+      </w:pPr>
+      <w:r>
+        <w:t xml:space="preserve">Service to Funding Agencies</w:t>
+      </w:r>
+    </w:p>
+    <w:p>
+      <w:pPr>
+        <w:numPr>
+          <w:ilvl w:val="0"/>
+          <w:numId w:val="1008"/>
+        </w:numPr>
+      </w:pPr>
+      <w:r>
+        <w:t xml:space="preserve">Early Career Reviewer. National Institutes of Health (NIH), F02B Study Section. Reviewed grant applications and provided critiques and scores for funding consideration.</w:t>
+      </w:r>
+    </w:p>
+    <w:p>
+      <w:pPr>
+        <w:numPr>
+          <w:ilvl w:val="0"/>
+          <w:numId w:val="1008"/>
+        </w:numPr>
+      </w:pPr>
+      <w:r>
+        <w:t xml:space="preserve">Early Career Reviewer. National Institutes of Health (NIH), Human Complex Mental Function (HCMF) Study Section. Reviewed grant applications and provided critiques and scores for funding consideration.</w:t>
+      </w:r>
+    </w:p>
+    <w:bookmarkEnd w:id="126"/>
+    <w:bookmarkStart w:id="127" w:name="service-to-professional-organizations"/>
+    <w:p>
+      <w:pPr>
+        <w:pStyle w:val="Heading3"/>
+      </w:pPr>
+      <w:r>
+        <w:t xml:space="preserve">Service to Professional Organizations</w:t>
+      </w:r>
+    </w:p>
+    <w:p>
+      <w:pPr>
+        <w:pStyle w:val="FirstParagraph"/>
+      </w:pPr>
+      <w:r>
+        <w:t xml:space="preserve">2024–2026. Program Chair. American Psychological Association (APA), Division 20 (Adult Development and Aging).</w:t>
+      </w:r>
+    </w:p>
+    <w:p>
+      <w:pPr>
+        <w:pStyle w:val="BodyText"/>
+      </w:pPr>
+      <w:r>
+        <w:t xml:space="preserve">2022, 2025, 2026. Early Career Award Reviewer. Society for Ambulatory Assessment (SAA), Division 20. Reviewed applications for the SAA Early Career Award.</w:t>
+      </w:r>
+    </w:p>
+    <w:p>
+      <w:pPr>
+        <w:pStyle w:val="BodyText"/>
+      </w:pPr>
+      <w:r>
+        <w:t xml:space="preserve">2018, 2019. Conference Abstract Reviewer. American Psychological Association (APA), Division 20 (Adult Development and Aging).</w:t>
+      </w:r>
+    </w:p>
+    <w:p>
+      <w:pPr>
+        <w:numPr>
+          <w:ilvl w:val="0"/>
+          <w:numId w:val="1009"/>
+        </w:numPr>
+      </w:pPr>
+      <w:r>
+        <w:t xml:space="preserve">External Reviewer. Society for Research in Child Development (SRCD), Student and Early Career Council Dissertation Research Funding Awards.</w:t>
+      </w:r>
+    </w:p>
+    <w:p>
+      <w:pPr>
+        <w:numPr>
+          <w:ilvl w:val="0"/>
+          <w:numId w:val="1009"/>
+        </w:numPr>
+      </w:pPr>
+      <w:r>
+        <w:t xml:space="preserve">Student Grant Reviewer. Department of Kinesiology, The Pennsylvania State University. Participated in a mock NIH-style study section review.</w:t>
+      </w:r>
+    </w:p>
+    <w:p>
+      <w:pPr>
+        <w:pStyle w:val="FirstParagraph"/>
+      </w:pPr>
+      <w:r>
+        <w:t xml:space="preserve">2014–2016. Graduate Student Representative. American Psychological Association (APA), Division 20 (Adult Development and Aging). Developed strategies to increase membership, produced newsletter content, and organized conference social events.</w:t>
+      </w:r>
+    </w:p>
+    <w:p>
+      <w:pPr>
+        <w:pStyle w:val="Compact"/>
+        <w:numPr>
+          <w:ilvl w:val="0"/>
+          <w:numId w:val="1010"/>
+        </w:numPr>
+      </w:pPr>
+      <w:r>
+        <w:t xml:space="preserve">Poster Judge. Division 20 Poster Session, American Psychological Association Annual Meeting.</w:t>
+      </w:r>
+    </w:p>
+    <w:bookmarkEnd w:id="127"/>
+    <w:bookmarkStart w:id="128" w:name="service-to-profession-peer-review"/>
+    <w:p>
+      <w:pPr>
+        <w:pStyle w:val="Heading3"/>
+      </w:pPr>
+      <w:r>
+        <w:t xml:space="preserve">Service to Profession, Peer Review</w:t>
+      </w:r>
+    </w:p>
+    <w:p>
+      <w:pPr>
+        <w:pStyle w:val="FirstParagraph"/>
+      </w:pPr>
+      <w:r>
+        <w:t xml:space="preserve">Ad hoc Reviewer. Applied Ergonomics; Frontiers in Digital Health; Journal of Applied Gerontology; Journal of Medical Internet Research (JMIR); JMIR Serious Games; Journal of Experimental Psychology: Applied; Journal of Gerontology: Psychological Sciences; Journal of Visualized Experiments (JoVE); International Journal of Psychophysiology.</w:t>
+      </w:r>
+    </w:p>
+    <w:bookmarkEnd w:id="128"/>
+    <w:bookmarkStart w:id="129" w:name="community-outreach"/>
+    <w:p>
+      <w:pPr>
+        <w:pStyle w:val="Heading3"/>
+      </w:pPr>
+      <w:r>
+        <w:t xml:space="preserve">Community Outreach</w:t>
+      </w:r>
+    </w:p>
+    <w:p>
+      <w:pPr>
+        <w:pStyle w:val="FirstParagraph"/>
+      </w:pPr>
+      <w:r>
+        <w:t xml:space="preserve">2018–2019. Guest Lecturer. Pennsylvania CareerLink. Delivered public lectures on project management tools, digital work preparation, and practical strategies for remote work (“Project Management Tools for Efficiency and Success,” “Work from Anywhere: Preparing Your Digital Toolbox,” and “Work from Anywhere: Tools &amp; Practical Advice”).</w:t>
+      </w:r>
+    </w:p>
+    <w:p>
+      <w:pPr>
+        <w:pStyle w:val="BodyText"/>
+      </w:pPr>
+      <w:r>
+        <w:t xml:space="preserve">2017–2018. President. Tallahassee Apple Users Group Inc., 501(c)(3) non-profit organization. Led operations, developed community partnerships, and delivered technology-focused presentations.</w:t>
+      </w:r>
+    </w:p>
+    <w:p>
+      <w:pPr>
+        <w:pStyle w:val="BodyText"/>
+      </w:pPr>
+      <w:r>
+        <w:t xml:space="preserve">2016–2017. Vice President. Tallahassee Apple Users Group Inc., 501(c)(3) non-profit organization. Delivered presentations on consumer technology and maintained organizational website.</w:t>
+      </w:r>
+    </w:p>
+    <w:bookmarkEnd w:id="129"/>
+    <w:bookmarkStart w:id="130" w:name="professional-memberships"/>
+    <w:p>
+      <w:pPr>
+        <w:pStyle w:val="Heading3"/>
+      </w:pPr>
+      <w:r>
+        <w:t xml:space="preserve">Professional Memberships</w:t>
+      </w:r>
+    </w:p>
+    <w:p>
+      <w:pPr>
+        <w:pStyle w:val="Compact"/>
+        <w:numPr>
+          <w:ilvl w:val="0"/>
+          <w:numId w:val="1011"/>
+        </w:numPr>
+      </w:pPr>
+      <w:r>
+        <w:t xml:space="preserve">Member, Gerontological Society of America</w:t>
+      </w:r>
+    </w:p>
+    <w:p>
+      <w:pPr>
+        <w:pStyle w:val="Compact"/>
+        <w:numPr>
+          <w:ilvl w:val="0"/>
+          <w:numId w:val="1011"/>
+        </w:numPr>
+      </w:pPr>
+      <w:r>
+        <w:t xml:space="preserve">Member, American Psychological Association, Division 20 (Adult Development and Aging)</w:t>
+      </w:r>
+    </w:p>
+    <w:p>
+      <w:pPr>
+        <w:pStyle w:val="Compact"/>
+        <w:numPr>
+          <w:ilvl w:val="0"/>
+          <w:numId w:val="1011"/>
+        </w:numPr>
+      </w:pPr>
+      <w:r>
+        <w:t xml:space="preserve">Member, American Psychological Association, Division 21 (Applied Experimental and Engineering Psychology)</w:t>
+      </w:r>
+    </w:p>
+    <w:p>
+      <w:pPr>
+        <w:pStyle w:val="Compact"/>
+        <w:numPr>
+          <w:ilvl w:val="0"/>
+          <w:numId w:val="1011"/>
+        </w:numPr>
+      </w:pPr>
+      <w:r>
+        <w:t xml:space="preserve">Member, American Psychological Association, Division 38 (Society for Health Psychology)</w:t>
+      </w:r>
+    </w:p>
+    <w:bookmarkEnd w:id="130"/>
+    <w:bookmarkStart w:id="131" w:name="scientific-outreach"/>
+    <w:p>
+      <w:pPr>
+        <w:pStyle w:val="Heading3"/>
+      </w:pPr>
+      <w:r>
+        <w:t xml:space="preserve">Scientific Outreach</w:t>
+      </w:r>
+    </w:p>
+    <w:p>
+      <w:pPr>
+        <w:pStyle w:val="FirstParagraph"/>
+      </w:pPr>
+      <w:r>
+        <w:rPr>
+          <w:b/>
+          <w:bCs/>
+        </w:rPr>
+        <w:t xml:space="preserve">Media coverage of air quality monitoring work</w:t>
+      </w:r>
+    </w:p>
+    <w:p>
+      <w:pPr>
+        <w:pStyle w:val="Compact"/>
+        <w:numPr>
+          <w:ilvl w:val="0"/>
+          <w:numId w:val="1012"/>
+        </w:numPr>
+      </w:pPr>
+      <w:r>
+        <w:t xml:space="preserve">Dzombak, Rebecca. 2025.</w:t>
       </w:r>
       <w:r>
         <w:t xml:space="preserve"> </w:t>
       </w:r>
       <w:r>
-        <w:t xml:space="preserve">Technical Core (10% allocation): $4,372,510; Data Core (10% allocation): $2,142,145.</w:t>
-      </w:r>
-    </w:p>
-    <w:bookmarkEnd w:id="107"/>
-    <w:bookmarkStart w:id="108" w:name="external-research-funding"/>
+        <w:t xml:space="preserve">“Almost Half of Americans Breathe Unhealthy Air, Report Finds.”</w:t>
+      </w:r>
+      <w:r>
+        <w:t xml:space="preserve"> </w:t>
+      </w:r>
+      <w:r>
+        <w:rPr>
+          <w:i/>
+          <w:iCs/>
+        </w:rPr>
+        <w:t xml:space="preserve">The New York Times</w:t>
+      </w:r>
+      <w:r>
+        <w:t xml:space="preserve">. https://www.nytimes.com/2025/04/23/climate/american-lung-association-air-report.html</w:t>
+      </w:r>
+    </w:p>
+    <w:p>
+      <w:pPr>
+        <w:pStyle w:val="Compact"/>
+        <w:numPr>
+          <w:ilvl w:val="0"/>
+          <w:numId w:val="1012"/>
+        </w:numPr>
+      </w:pPr>
+      <w:r>
+        <w:t xml:space="preserve">“Farming Through the Haze and Air Quality Concerns - Morning Ag Clips.”</w:t>
+      </w:r>
+      <w:r>
+        <w:t xml:space="preserve"> </w:t>
+      </w:r>
+      <w:r>
+        <w:t xml:space="preserve">https://www.morningagclips.com/farming-through-the-haze-and-air-quality-concerns/</w:t>
+      </w:r>
+    </w:p>
+    <w:p>
+      <w:pPr>
+        <w:pStyle w:val="Compact"/>
+        <w:numPr>
+          <w:ilvl w:val="0"/>
+          <w:numId w:val="1012"/>
+        </w:numPr>
+      </w:pPr>
+      <w:r>
+        <w:t xml:space="preserve">Magazine, Undark. 2025.</w:t>
+      </w:r>
+      <w:r>
+        <w:t xml:space="preserve"> </w:t>
+      </w:r>
+      <w:r>
+        <w:t xml:space="preserve">“Wildfires Are Challenging Air Quality Monitoring Infrastructure.”</w:t>
+      </w:r>
+      <w:r>
+        <w:t xml:space="preserve"> </w:t>
+      </w:r>
+      <w:r>
+        <w:rPr>
+          <w:i/>
+          <w:iCs/>
+        </w:rPr>
+        <w:t xml:space="preserve">Ars Technica</w:t>
+      </w:r>
+      <w:r>
+        <w:t xml:space="preserve">. https://undark.org/2025/07/04/wildfires-aqi-infrastructure/</w:t>
+      </w:r>
+    </w:p>
+    <w:p>
+      <w:pPr>
+        <w:pStyle w:val="Compact"/>
+        <w:numPr>
+          <w:ilvl w:val="0"/>
+          <w:numId w:val="1012"/>
+        </w:numPr>
+      </w:pPr>
+      <w:r>
+        <w:t xml:space="preserve">King, Jesse. 2025.</w:t>
+      </w:r>
+      <w:r>
+        <w:t xml:space="preserve"> </w:t>
+      </w:r>
+      <w:r>
+        <w:t xml:space="preserve">“Bard College Expands Hudson Valley Air Monitoring Initiative, Details Findings in Kingston.”</w:t>
+      </w:r>
+      <w:r>
+        <w:t xml:space="preserve"> </w:t>
+      </w:r>
+      <w:r>
+        <w:rPr>
+          <w:i/>
+          <w:iCs/>
+        </w:rPr>
+        <w:t xml:space="preserve">WAMC</w:t>
+      </w:r>
+      <w:r>
+        <w:t xml:space="preserve">. https://www.wamc.org/news/2025-06-30/bard-college-expands-hudson-valley-air-monitoring-initiative-details-findings-in-kingston</w:t>
+      </w:r>
+    </w:p>
+    <w:p>
+      <w:pPr>
+        <w:pStyle w:val="Compact"/>
+        <w:numPr>
+          <w:ilvl w:val="0"/>
+          <w:numId w:val="1012"/>
+        </w:numPr>
+      </w:pPr>
+      <w:r>
+        <w:t xml:space="preserve">Kelly, Sharon. 2025.</w:t>
+      </w:r>
+      <w:r>
+        <w:t xml:space="preserve"> </w:t>
+      </w:r>
+      <w:r>
+        <w:t xml:space="preserve">“As Trump Unwinds Federal Oversight, States Become Battlegrounds for Environmental Data.”</w:t>
+      </w:r>
+      <w:r>
+        <w:t xml:space="preserve"> </w:t>
+      </w:r>
+      <w:r>
+        <w:rPr>
+          <w:i/>
+          <w:iCs/>
+        </w:rPr>
+        <w:t xml:space="preserve">DeSmog</w:t>
+      </w:r>
+      <w:r>
+        <w:t xml:space="preserve">. https://www.desmog.com/2025/06/11/as-trump-unwinds-federal-oversight-states-become-battlegrounds-for-environmental-data/</w:t>
+      </w:r>
+    </w:p>
+    <w:p>
+      <w:pPr>
+        <w:pStyle w:val="Compact"/>
+        <w:numPr>
+          <w:ilvl w:val="0"/>
+          <w:numId w:val="1012"/>
+        </w:numPr>
+      </w:pPr>
+      <w:r>
+        <w:t xml:space="preserve">“Environmental Groups Sue over Louisiana’s Ban on Community Air Monitoring.”</w:t>
+      </w:r>
+      <w:r>
+        <w:t xml:space="preserve"> </w:t>
+      </w:r>
+      <w:r>
+        <w:t xml:space="preserve">2025.</w:t>
+      </w:r>
+      <w:r>
+        <w:t xml:space="preserve"> </w:t>
+      </w:r>
+      <w:r>
+        <w:rPr>
+          <w:i/>
+          <w:iCs/>
+        </w:rPr>
+        <w:t xml:space="preserve">Yahoo News</w:t>
+      </w:r>
+      <w:r>
+        <w:t xml:space="preserve">. https://www.yahoo.com/news/environmental-groups-sue-over-louisiana-100057123.html</w:t>
+      </w:r>
+    </w:p>
+    <w:p>
+      <w:pPr>
+        <w:pStyle w:val="Compact"/>
+        <w:numPr>
+          <w:ilvl w:val="0"/>
+          <w:numId w:val="1012"/>
+        </w:numPr>
+      </w:pPr>
+      <w:r>
+        <w:t xml:space="preserve">Newsource, C. N. N. 2025.</w:t>
+      </w:r>
+      <w:r>
+        <w:t xml:space="preserve"> </w:t>
+      </w:r>
+      <w:r>
+        <w:t xml:space="preserve">“How Many Americans Are Breathing Unhealthy Air?”</w:t>
+      </w:r>
+      <w:r>
+        <w:t xml:space="preserve"> </w:t>
+      </w:r>
+      <w:r>
+        <w:rPr>
+          <w:i/>
+          <w:iCs/>
+        </w:rPr>
+        <w:t xml:space="preserve">KION Central Coast</w:t>
+      </w:r>
+      <w:r>
+        <w:t xml:space="preserve">. https://kioncentralcoast.com/cnn-regional/2025/04/28/how-many-americans-are-breathing-unhealthy-air/</w:t>
+      </w:r>
+    </w:p>
+    <w:p>
+      <w:pPr>
+        <w:pStyle w:val="Compact"/>
+        <w:numPr>
+          <w:ilvl w:val="0"/>
+          <w:numId w:val="1012"/>
+        </w:numPr>
+      </w:pPr>
+      <w:r>
+        <w:t xml:space="preserve">Newsource, C. N. N. 2025.</w:t>
+      </w:r>
+      <w:r>
+        <w:t xml:space="preserve"> </w:t>
+      </w:r>
+      <w:r>
+        <w:t xml:space="preserve">“How Many Americans Are Breathing Unhealthy Air?”</w:t>
+      </w:r>
+      <w:r>
+        <w:t xml:space="preserve"> </w:t>
+      </w:r>
+      <w:r>
+        <w:rPr>
+          <w:i/>
+          <w:iCs/>
+        </w:rPr>
+        <w:t xml:space="preserve">KVIA</w:t>
+      </w:r>
+      <w:r>
+        <w:t xml:space="preserve">. https://kvia.com/cnn-regional/2025/04/28/how-many-americans-are-breathing-unhealthy-air/</w:t>
+      </w:r>
+    </w:p>
+    <w:p>
+      <w:pPr>
+        <w:pStyle w:val="Compact"/>
+        <w:numPr>
+          <w:ilvl w:val="0"/>
+          <w:numId w:val="1012"/>
+        </w:numPr>
+      </w:pPr>
+      <w:r>
+        <w:t xml:space="preserve">“Es seguro respirar el aire? 50 millones en EE. UU. en riesgo.”</w:t>
+      </w:r>
+      <w:r>
+        <w:t xml:space="preserve"> </w:t>
+      </w:r>
+      <w:r>
+        <w:t xml:space="preserve">2025. https://noticiasdelatierra.com/que-tan-seguro-es-respirar-el-aire-50-millones-de-personas-en-ee-uu-no-lo-saben/</w:t>
+      </w:r>
+    </w:p>
+    <w:p>
+      <w:pPr>
+        <w:pStyle w:val="Compact"/>
+        <w:numPr>
+          <w:ilvl w:val="0"/>
+          <w:numId w:val="1012"/>
+        </w:numPr>
+      </w:pPr>
+      <w:r>
+        <w:t xml:space="preserve">Hawkins, J. 2025.</w:t>
+      </w:r>
+      <w:r>
+        <w:t xml:space="preserve"> </w:t>
+      </w:r>
+      <w:r>
+        <w:t xml:space="preserve">“Almost Half of Americans Breathe Unclean Air, and It’s Only Getting Worse.”</w:t>
+      </w:r>
+      <w:r>
+        <w:t xml:space="preserve"> </w:t>
+      </w:r>
+      <w:r>
+        <w:rPr>
+          <w:i/>
+          <w:iCs/>
+        </w:rPr>
+        <w:t xml:space="preserve">BGR</w:t>
+      </w:r>
+      <w:r>
+        <w:t xml:space="preserve">. https://www.bgr.com/science/almost-half-of-americans-breathe-unclean-air-and-its-only-getting-worse/</w:t>
+      </w:r>
+    </w:p>
+    <w:p>
+      <w:pPr>
+        <w:pStyle w:val="Compact"/>
+        <w:numPr>
+          <w:ilvl w:val="0"/>
+          <w:numId w:val="1012"/>
+        </w:numPr>
+      </w:pPr>
+      <w:r>
+        <w:t xml:space="preserve">Douglas, Erin. 2025.</w:t>
+      </w:r>
+      <w:r>
+        <w:t xml:space="preserve"> </w:t>
+      </w:r>
+      <w:r>
+        <w:t xml:space="preserve">“Air Quality Is Getting Worse in Coastal New England.”</w:t>
+      </w:r>
+      <w:r>
+        <w:t xml:space="preserve"> </w:t>
+      </w:r>
+      <w:r>
+        <w:rPr>
+          <w:i/>
+          <w:iCs/>
+        </w:rPr>
+        <w:t xml:space="preserve">Boston Globe</w:t>
+      </w:r>
+      <w:r>
+        <w:t xml:space="preserve"> </w:t>
+      </w:r>
+      <w:r>
+        <w:t xml:space="preserve">(Online). https://www.proquest.com/docview/3193727979/citation/7CAC9A9C28804CDCPQ/5</w:t>
+      </w:r>
+    </w:p>
+    <w:p>
+      <w:pPr>
+        <w:pStyle w:val="Compact"/>
+        <w:numPr>
+          <w:ilvl w:val="0"/>
+          <w:numId w:val="1012"/>
+        </w:numPr>
+      </w:pPr>
+      <w:r>
+        <w:t xml:space="preserve">Lomte, Tarun Sai. 2025.</w:t>
+      </w:r>
+      <w:r>
+        <w:t xml:space="preserve"> </w:t>
+      </w:r>
+      <w:r>
+        <w:t xml:space="preserve">“Study Pinpoints Vast</w:t>
+      </w:r>
+      <w:r>
+        <w:t xml:space="preserve"> </w:t>
+      </w:r>
+      <w:r>
+        <w:t xml:space="preserve">‘Air Quality Deserts’</w:t>
+      </w:r>
+      <w:r>
+        <w:t xml:space="preserve"> </w:t>
+      </w:r>
+      <w:r>
+        <w:t xml:space="preserve">across Nearly 60% of US Counties.”</w:t>
+      </w:r>
+      <w:r>
+        <w:t xml:space="preserve"> </w:t>
+      </w:r>
+      <w:r>
+        <w:rPr>
+          <w:i/>
+          <w:iCs/>
+        </w:rPr>
+        <w:t xml:space="preserve">News-Medical</w:t>
+      </w:r>
+      <w:r>
+        <w:t xml:space="preserve">. https://www.news-medical.net/news/20250424/Study-pinpoints-vast-air-quality-deserts-across-nearly-6025-of-US-counties.aspx</w:t>
+      </w:r>
+    </w:p>
+    <w:p>
+      <w:pPr>
+        <w:pStyle w:val="Compact"/>
+        <w:numPr>
+          <w:ilvl w:val="0"/>
+          <w:numId w:val="1012"/>
+        </w:numPr>
+      </w:pPr>
+      <w:r>
+        <w:t xml:space="preserve">Bennett, P. 2025.</w:t>
+      </w:r>
+      <w:r>
+        <w:t xml:space="preserve"> </w:t>
+      </w:r>
+      <w:r>
+        <w:t xml:space="preserve">“Nearly Half of U.S. Population Breathes Unhealthy Air, American Lung Association Warns.”</w:t>
+      </w:r>
+      <w:r>
+        <w:t xml:space="preserve"> </w:t>
+      </w:r>
+      <w:r>
+        <w:rPr>
+          <w:i/>
+          <w:iCs/>
+        </w:rPr>
+        <w:t xml:space="preserve">EcoWatch</w:t>
+      </w:r>
+      <w:r>
+        <w:t xml:space="preserve">. https://www.ecowatch.com/air-pollution-exposure-us-population-2025.html</w:t>
+      </w:r>
+    </w:p>
+    <w:p>
+      <w:pPr>
+        <w:pStyle w:val="Compact"/>
+        <w:numPr>
+          <w:ilvl w:val="0"/>
+          <w:numId w:val="1012"/>
+        </w:numPr>
+      </w:pPr>
+      <w:r>
+        <w:t xml:space="preserve">Facher, Lev. 2025.</w:t>
+      </w:r>
+      <w:r>
+        <w:t xml:space="preserve"> </w:t>
+      </w:r>
+      <w:r>
+        <w:t xml:space="preserve">“Over Half of U.S. Counties Have No System in Place for Monitoring Air Quality.”</w:t>
+      </w:r>
+      <w:r>
+        <w:t xml:space="preserve"> </w:t>
+      </w:r>
+      <w:r>
+        <w:rPr>
+          <w:i/>
+          <w:iCs/>
+        </w:rPr>
+        <w:t xml:space="preserve">STAT</w:t>
+      </w:r>
+      <w:r>
+        <w:t xml:space="preserve">. https://www.statnews.com/2025/04/23/health-news-air-pollution-fda-food-dye-measles-texas-update-morning-rounds/</w:t>
+      </w:r>
+    </w:p>
+    <w:p>
+      <w:pPr>
+        <w:pStyle w:val="Compact"/>
+        <w:numPr>
+          <w:ilvl w:val="0"/>
+          <w:numId w:val="1012"/>
+        </w:numPr>
+      </w:pPr>
+      <w:r>
+        <w:t xml:space="preserve">Gopal, Keerti. 2025.</w:t>
+      </w:r>
+      <w:r>
+        <w:t xml:space="preserve"> </w:t>
+      </w:r>
+      <w:r>
+        <w:t xml:space="preserve">“Nearly Half of Americans Are Breathing Unhealthy Air as Pollution Exposure Numbers Reach Decade High.”</w:t>
+      </w:r>
+      <w:r>
+        <w:t xml:space="preserve"> </w:t>
+      </w:r>
+      <w:r>
+        <w:rPr>
+          <w:i/>
+          <w:iCs/>
+        </w:rPr>
+        <w:t xml:space="preserve">Inside Climate News</w:t>
+      </w:r>
+      <w:r>
+        <w:t xml:space="preserve">. https://insideclimatenews.org/news/23042025/american-lung-association-unhealthy-air-report-pollution-exposure/</w:t>
+      </w:r>
+    </w:p>
+    <w:p>
+      <w:pPr>
+        <w:pStyle w:val="Compact"/>
+        <w:numPr>
+          <w:ilvl w:val="0"/>
+          <w:numId w:val="1012"/>
+        </w:numPr>
+      </w:pPr>
+      <w:r>
+        <w:t xml:space="preserve">“Millions of Americans Live in Areas without Air Quality Monitoring.”</w:t>
+      </w:r>
+      <w:r>
+        <w:t xml:space="preserve"> </w:t>
+      </w:r>
+      <w:r>
+        <w:rPr>
+          <w:i/>
+          <w:iCs/>
+        </w:rPr>
+        <w:t xml:space="preserve">Earth.com</w:t>
+      </w:r>
+      <w:r>
+        <w:t xml:space="preserve">. https://www.earth.com/news/millions-of-americans-live-in-areas-without-air-quality-monitoring/</w:t>
+      </w:r>
+    </w:p>
+    <w:p>
+      <w:pPr>
+        <w:pStyle w:val="Compact"/>
+        <w:numPr>
+          <w:ilvl w:val="0"/>
+          <w:numId w:val="1012"/>
+        </w:numPr>
+      </w:pPr>
+      <w:r>
+        <w:t xml:space="preserve">Bioengineer. 2025.</w:t>
+      </w:r>
+      <w:r>
+        <w:t xml:space="preserve"> </w:t>
+      </w:r>
+      <w:r>
+        <w:t xml:space="preserve">“Just How Safe Is the Air We Breathe? Find out What 50 Million Americans Are Missing.”</w:t>
+      </w:r>
+      <w:r>
+        <w:t xml:space="preserve"> </w:t>
+      </w:r>
+      <w:r>
+        <w:rPr>
+          <w:i/>
+          <w:iCs/>
+        </w:rPr>
+        <w:t xml:space="preserve">BIOENGINEER.ORG</w:t>
+      </w:r>
+      <w:r>
+        <w:t xml:space="preserve">. https://bioengineer.org/just-how-safe-is-the-air-we-breathe-find-out-what-50-million-americans-are-missing/</w:t>
+      </w:r>
+    </w:p>
+    <w:p>
+      <w:pPr>
+        <w:pStyle w:val="Compact"/>
+        <w:numPr>
+          <w:ilvl w:val="0"/>
+          <w:numId w:val="1012"/>
+        </w:numPr>
+      </w:pPr>
+      <w:r>
+        <w:t xml:space="preserve">“How Safe Is the Air to Breathe? 50 Million People in the US Do Not Know.”</w:t>
+      </w:r>
+      <w:r>
+        <w:t xml:space="preserve"> </w:t>
+      </w:r>
+      <w:r>
+        <w:rPr>
+          <w:i/>
+          <w:iCs/>
+        </w:rPr>
+        <w:t xml:space="preserve">EurekAlert!</w:t>
+      </w:r>
+      <w:r>
+        <w:t xml:space="preserve"> </w:t>
+      </w:r>
+      <w:r>
+        <w:t xml:space="preserve">https://www.eurekalert.org/news-releases/1081150</w:t>
+      </w:r>
+    </w:p>
+    <w:p>
+      <w:pPr>
+        <w:pStyle w:val="Compact"/>
+        <w:numPr>
+          <w:ilvl w:val="0"/>
+          <w:numId w:val="1012"/>
+        </w:numPr>
+      </w:pPr>
+      <w:r>
+        <w:t xml:space="preserve">“How Safe Is the Air to Breathe? 50 Million People in the US Do Not Know.”</w:t>
+      </w:r>
+      <w:r>
+        <w:t xml:space="preserve"> </w:t>
+      </w:r>
+      <w:r>
+        <w:rPr>
+          <w:i/>
+          <w:iCs/>
+        </w:rPr>
+        <w:t xml:space="preserve">ScienceDaily</w:t>
+      </w:r>
+      <w:r>
+        <w:t xml:space="preserve">. https://www.sciencedaily.com/releases/2025/04/250421162612.htm</w:t>
+      </w:r>
+    </w:p>
+    <w:p>
+      <w:pPr>
+        <w:pStyle w:val="Compact"/>
+        <w:numPr>
+          <w:ilvl w:val="0"/>
+          <w:numId w:val="1012"/>
+        </w:numPr>
+      </w:pPr>
+      <w:r>
+        <w:t xml:space="preserve">“Millions in the US Live without Local Air Quality Monitoring.”</w:t>
+      </w:r>
+      <w:r>
+        <w:t xml:space="preserve"> </w:t>
+      </w:r>
+      <w:r>
+        <w:rPr>
+          <w:i/>
+          <w:iCs/>
+        </w:rPr>
+        <w:t xml:space="preserve">MSN</w:t>
+      </w:r>
+      <w:r>
+        <w:t xml:space="preserve">. https://www.msn.com/en-gb/news/world/millions-in-the-us-live-without-local-air-quality-monitoring/ar-AA1DlSKn</w:t>
+      </w:r>
+    </w:p>
+    <w:p>
+      <w:pPr>
+        <w:pStyle w:val="Compact"/>
+        <w:numPr>
+          <w:ilvl w:val="0"/>
+          <w:numId w:val="1012"/>
+        </w:numPr>
+      </w:pPr>
+      <w:r>
+        <w:t xml:space="preserve">DNYUZ. 2025.</w:t>
+      </w:r>
+      <w:r>
+        <w:t xml:space="preserve"> </w:t>
+      </w:r>
+      <w:r>
+        <w:t xml:space="preserve">“Almost Half of Americans Breathe Unhealthy Air, Report Finds.”</w:t>
+      </w:r>
+      <w:r>
+        <w:t xml:space="preserve"> </w:t>
+      </w:r>
+      <w:r>
+        <w:t xml:space="preserve">https://dnyuz.com/2025/04/23/almost-half-of-americans-breathe-unhealthy-air-report-finds/</w:t>
+      </w:r>
+    </w:p>
+    <w:p>
+      <w:pPr>
+        <w:pStyle w:val="Compact"/>
+        <w:numPr>
+          <w:ilvl w:val="0"/>
+          <w:numId w:val="1012"/>
+        </w:numPr>
+      </w:pPr>
+      <w:r>
+        <w:t xml:space="preserve">“50 Million Live in U.S. Counties without Air Quality Monitoring.”</w:t>
+      </w:r>
+      <w:r>
+        <w:t xml:space="preserve"> </w:t>
+      </w:r>
+      <w:r>
+        <w:rPr>
+          <w:i/>
+          <w:iCs/>
+        </w:rPr>
+        <w:t xml:space="preserve">Laboratory Equipment</w:t>
+      </w:r>
+      <w:r>
+        <w:t xml:space="preserve">. https://www.laboratoryequipment.com/618975-50-Million-Live-in-U-S-Counties-without-Air-Quality-Monitoring/</w:t>
+      </w:r>
+    </w:p>
+    <w:p>
+      <w:pPr>
+        <w:pStyle w:val="Compact"/>
+        <w:numPr>
+          <w:ilvl w:val="0"/>
+          <w:numId w:val="1012"/>
+        </w:numPr>
+      </w:pPr>
+      <w:r>
+        <w:t xml:space="preserve">News, Mirage.</w:t>
+      </w:r>
+      <w:r>
+        <w:t xml:space="preserve"> </w:t>
+      </w:r>
+      <w:r>
+        <w:t xml:space="preserve">“50 Million Americans Unaware of Air Quality Safety.”</w:t>
+      </w:r>
+      <w:r>
+        <w:t xml:space="preserve"> </w:t>
+      </w:r>
+      <w:r>
+        <w:rPr>
+          <w:i/>
+          <w:iCs/>
+        </w:rPr>
+        <w:t xml:space="preserve">Mirage News</w:t>
+      </w:r>
+      <w:r>
+        <w:t xml:space="preserve">. https://www.miragenews.com/50-million-americans-unaware-of-air-quality-1447394/</w:t>
+      </w:r>
+    </w:p>
+    <w:p>
+      <w:pPr>
+        <w:pStyle w:val="Compact"/>
+        <w:numPr>
+          <w:ilvl w:val="0"/>
+          <w:numId w:val="1012"/>
+        </w:numPr>
+      </w:pPr>
+      <w:r>
+        <w:t xml:space="preserve">SCIENMAG. 2025.</w:t>
+      </w:r>
+      <w:r>
+        <w:t xml:space="preserve"> </w:t>
+      </w:r>
+      <w:r>
+        <w:t xml:space="preserve">“Just How Safe Is the Air We Breathe? Find out What 50 Million Americans Are Missing.”</w:t>
+      </w:r>
+      <w:r>
+        <w:t xml:space="preserve"> </w:t>
+      </w:r>
+      <w:r>
+        <w:rPr>
+          <w:i/>
+          <w:iCs/>
+        </w:rPr>
+        <w:t xml:space="preserve">Science</w:t>
+      </w:r>
+      <w:r>
+        <w:t xml:space="preserve">. https://scienmag.com/just-how-safe-is-the-air-we-breathe-find-out-what-50-million-americans-are-missing/</w:t>
+      </w:r>
+    </w:p>
+    <w:p>
+      <w:pPr>
+        <w:pStyle w:val="Compact"/>
+        <w:numPr>
+          <w:ilvl w:val="0"/>
+          <w:numId w:val="1012"/>
+        </w:numPr>
+      </w:pPr>
+      <w:r>
+        <w:t xml:space="preserve">State, Penn. 2025.</w:t>
+      </w:r>
+      <w:r>
+        <w:t xml:space="preserve"> </w:t>
+      </w:r>
+      <w:r>
+        <w:t xml:space="preserve">“Millions in the US Live without Local Air Quality Monitoring.”</w:t>
+      </w:r>
+      <w:r>
+        <w:t xml:space="preserve"> </w:t>
+      </w:r>
+      <w:r>
+        <w:rPr>
+          <w:i/>
+          <w:iCs/>
+        </w:rPr>
+        <w:t xml:space="preserve">News-Medical</w:t>
+      </w:r>
+      <w:r>
+        <w:t xml:space="preserve">. https://www.news-medical.net/news/20250421/How-Safe-Is-The-Air-To-Breathe-50-Million-People-In-The-US-Do-Not-Know.aspx</w:t>
+      </w:r>
+    </w:p>
+    <w:p>
+      <w:pPr>
+        <w:pStyle w:val="Compact"/>
+        <w:numPr>
+          <w:ilvl w:val="0"/>
+          <w:numId w:val="1012"/>
+        </w:numPr>
+      </w:pPr>
+      <w:r>
+        <w:t xml:space="preserve">Wagner, Aaron, and Pennsylvania State University.</w:t>
+      </w:r>
+      <w:r>
+        <w:t xml:space="preserve"> </w:t>
+      </w:r>
+      <w:r>
+        <w:t xml:space="preserve">“How Safe Is the Air to Breathe? 50 Million People in the US Don’t Know.”</w:t>
+      </w:r>
+      <w:r>
+        <w:t xml:space="preserve"> </w:t>
+      </w:r>
+      <w:r>
+        <w:t xml:space="preserve">https://phys.org/news/2025-04-safe-air-million-people-dont.html</w:t>
+      </w:r>
+    </w:p>
+    <w:p>
+      <w:pPr>
+        <w:pStyle w:val="FirstParagraph"/>
+      </w:pPr>
+      <w:r>
+        <w:rPr>
+          <w:b/>
+          <w:bCs/>
+        </w:rPr>
+        <w:t xml:space="preserve">Related publication</w:t>
+      </w:r>
+    </w:p>
+    <w:p>
+      <w:pPr>
+        <w:pStyle w:val="Compact"/>
+        <w:numPr>
+          <w:ilvl w:val="0"/>
+          <w:numId w:val="1013"/>
+        </w:numPr>
+      </w:pPr>
+      <w:r>
+        <w:t xml:space="preserve">Roque, N. A., Andrews, H., &amp; Santos-Lozada, A. R. (2025). Identifying air quality monitoring deserts in the United States.</w:t>
+      </w:r>
+      <w:r>
+        <w:t xml:space="preserve"> </w:t>
+      </w:r>
+      <w:r>
+        <w:rPr>
+          <w:i/>
+          <w:iCs/>
+        </w:rPr>
+        <w:t xml:space="preserve">Proceedings of the National Academy of Sciences, 122</w:t>
+      </w:r>
+      <w:r>
+        <w:t xml:space="preserve">(17), e2425310122.</w:t>
+      </w:r>
+    </w:p>
+    <w:p>
+      <w:pPr>
+        <w:pStyle w:val="FirstParagraph"/>
+      </w:pPr>
+      <w:r>
+        <w:rPr>
+          <w:b/>
+          <w:bCs/>
+        </w:rPr>
+        <w:t xml:space="preserve">Scientific and professional outreach</w:t>
+      </w:r>
+    </w:p>
+    <w:p>
+      <w:pPr>
+        <w:pStyle w:val="Compact"/>
+        <w:numPr>
+          <w:ilvl w:val="0"/>
+          <w:numId w:val="1014"/>
+        </w:numPr>
+      </w:pPr>
+      <w:r>
+        <w:t xml:space="preserve">May 2025. Stavanger, Norway. International Joint Programme - Neurodegenerative Disease Research (JPND) Working Group Lead; leading two writing groups in producing a guidelines paper and systematic review.</w:t>
+      </w:r>
+    </w:p>
+    <w:p>
+      <w:pPr>
+        <w:pStyle w:val="Compact"/>
+        <w:numPr>
+          <w:ilvl w:val="0"/>
+          <w:numId w:val="1014"/>
+        </w:numPr>
+      </w:pPr>
+      <w:r>
+        <w:t xml:space="preserve">2015, 2018. Judge. Capital Regional Science and Engineering Fair, Tallahassee, FL. Judged student poster presentations and participated in award selection.</w:t>
+      </w:r>
+    </w:p>
+    <w:p>
+      <w:pPr>
+        <w:pStyle w:val="FirstParagraph"/>
+      </w:pPr>
+      <w:r>
+        <w:rPr>
+          <w:b/>
+          <w:bCs/>
+        </w:rPr>
+        <w:t xml:space="preserve">Public commentary</w:t>
+      </w:r>
+    </w:p>
+    <w:p>
+      <w:pPr>
+        <w:pStyle w:val="Compact"/>
+        <w:numPr>
+          <w:ilvl w:val="0"/>
+          <w:numId w:val="1015"/>
+        </w:numPr>
+      </w:pPr>
+      <w:r>
+        <w:t xml:space="preserve">Roque, N. A., provided commentary on the potential impact of fireworks on human health. (2022, December).</w:t>
+      </w:r>
+      <w:r>
+        <w:t xml:space="preserve"> </w:t>
+      </w:r>
+      <w:r>
+        <w:t xml:space="preserve">“How Do Fireworks Affect the Air We Breathe? We Answer Key Questions about the Pollution They Generate.”</w:t>
+      </w:r>
+      <w:r>
+        <w:t xml:space="preserve"> </w:t>
+      </w:r>
+      <w:r>
+        <w:t xml:space="preserve">https://www.univision.com/noticias/fuegos-artificiales-contaminacion-aire-respiramos-preguntas-clave</w:t>
+      </w:r>
+    </w:p>
+    <w:p>
+      <w:pPr>
+        <w:pStyle w:val="Compact"/>
+        <w:numPr>
+          <w:ilvl w:val="0"/>
+          <w:numId w:val="1015"/>
+        </w:numPr>
+      </w:pPr>
+      <w:r>
+        <w:t xml:space="preserve">Roque, N. A., provided commentary on the state of detecting cognitive changes. (2019, December).</w:t>
+      </w:r>
+      <w:r>
+        <w:t xml:space="preserve"> </w:t>
+      </w:r>
+      <w:r>
+        <w:t xml:space="preserve">“If Dementia Can’t Be Prevented, Can It at Least Be Detected Early?”</w:t>
+      </w:r>
+      <w:r>
+        <w:t xml:space="preserve"> </w:t>
+      </w:r>
+      <w:r>
+        <w:t xml:space="preserve">https://qz.com/1754544/detecting-dementia-early-could-the-key-to-a-cure/</w:t>
+      </w:r>
+    </w:p>
+    <w:p>
+      <w:pPr>
+        <w:pStyle w:val="Compact"/>
+        <w:numPr>
+          <w:ilvl w:val="0"/>
+          <w:numId w:val="1015"/>
+        </w:numPr>
+      </w:pPr>
+      <w:r>
+        <w:t xml:space="preserve">Roque, N. A., provided audio commentary on the state of assessing mobile device proficiency. (2018, December).</w:t>
+      </w:r>
+      <w:r>
+        <w:t xml:space="preserve"> </w:t>
+      </w:r>
+      <w:r>
+        <w:t xml:space="preserve">“JAG: A New Tool for Assessing Mobile Device Proficiency in Older Adults: The Mobile Device Proficiency Questionnaire.”</w:t>
+      </w:r>
+      <w:r>
+        <w:t xml:space="preserve"> </w:t>
+      </w:r>
+      <w:r>
+        <w:t xml:space="preserve">http://sagenursing.sage-publications.libsynpro.com/jag-a-new-tool-for-assessing-mobile-device-proficiency-in-older-adults-the-mobile-device-proficiency-questionnaire-0</w:t>
+      </w:r>
+    </w:p>
+    <w:p>
+      <w:pPr>
+        <w:pStyle w:val="Compact"/>
+        <w:numPr>
+          <w:ilvl w:val="0"/>
+          <w:numId w:val="1015"/>
+        </w:numPr>
+      </w:pPr>
+      <w:r>
+        <w:t xml:space="preserve">Roque, N. A., and Boot, W. R., provided audio commentary on the state of assessing mobile device proficiency. (2018, November).</w:t>
+      </w:r>
+      <w:r>
+        <w:t xml:space="preserve"> </w:t>
+      </w:r>
+      <w:r>
+        <w:t xml:space="preserve">“JAG: A New Tool for Assessing Mobile Device Proficiency in Older Adults: The Mobile Device Proficiency Questionnaire.”</w:t>
+      </w:r>
+      <w:r>
+        <w:t xml:space="preserve"> </w:t>
+      </w:r>
+      <w:r>
+        <w:t xml:space="preserve">http://sagenursing.sage-publications.libsynpro.com/jag-a-new-tool-for-assessing-mobile-device-proficiency-in-older-adults-the-mobile-device-proficiency-questionnaire</w:t>
+      </w:r>
+    </w:p>
+    <w:bookmarkEnd w:id="131"/>
+    <w:bookmarkStart w:id="132" w:name="X10d6f83919dafceecb7e7cef8657898852ca127"/>
     <w:p>
       <w:pPr>
         <w:pStyle w:val="Heading3"/>
       </w:pPr>
       <w:r>
-        <w:t xml:space="preserve">External Research Funding</w:t>
-      </w:r>
-    </w:p>
-    <w:p>
-      <w:pPr>
-        <w:pStyle w:val="Compact"/>
-        <w:numPr>
-          <w:ilvl w:val="0"/>
-          <w:numId w:val="1007"/>
-        </w:numPr>
-      </w:pPr>
-      <w:r>
-        <w:t xml:space="preserve">NIA-5R01AG080635-03 . Validation of the Remote Cognitive Aging and Alzheimer’s Disease Research (R-CARE) Toolbox for Diverse Populations. Nelson A. Roque (Principal Investigator of subaward; Prime: Albert Einstein College of Medicine). National Institute on Aging (NIA), National Institutes of Health. $868,564 total costs awarded. Active Dates 2023–2028.</w:t>
-      </w:r>
-    </w:p>
-    <w:p>
-      <w:pPr>
-        <w:pStyle w:val="Compact"/>
-        <w:numPr>
-          <w:ilvl w:val="0"/>
-          <w:numId w:val="1007"/>
-        </w:numPr>
-      </w:pPr>
-      <w:r>
-        <w:t xml:space="preserve">NIA- 5R21AG078846-02. Perceived Ethnic Discrimination and Cognitive Function in Mexican-origin Adults. Nelson A. Roque (Principal Investigator of subaward; Prime: University of Texas at Austin; Principal Investigator: Dr. Liz Muñoz). National Institute on Aging (NIA), National Institutes of Health. $90,232 total costs awarded. Active Dates 2022–2024.</w:t>
-      </w:r>
-    </w:p>
-    <w:p>
-      <w:pPr>
-        <w:pStyle w:val="Compact"/>
-        <w:numPr>
-          <w:ilvl w:val="0"/>
-          <w:numId w:val="1007"/>
-        </w:numPr>
-      </w:pPr>
-      <w:r>
-        <w:t xml:space="preserve">NIA-5P01AG003949-12. Einstein Aging Study (as part of renewal of NIA-5P01AG003949), Project: Air Pollution and Cognitive Function. Nelson A. Roque (Co-Principal Investigator; Albert Einstein College of Medicine; Co-Principal Investigator: Dr. Charles B. Hall). National Institute on Aging (NIA), National Institutes of Health. $911,768 total costs awarded (35% allocation). Active Dates 2022–2027.</w:t>
-      </w:r>
-    </w:p>
-    <w:p>
-      <w:pPr>
-        <w:pStyle w:val="Compact"/>
-        <w:numPr>
-          <w:ilvl w:val="0"/>
-          <w:numId w:val="1007"/>
-        </w:numPr>
-      </w:pPr>
-      <w:r>
-        <w:t xml:space="preserve">NIA-5P01AG003949-12 . Einstein Aging Study (as part of renewal of NIA-5P01AG003949), Core: Technology and Data Management Core. Nelson A. Roque (Core Leader; Principal Investigator of subaward). National Institute on Aging (NIA), National Institutes of Health. $1,696,559 total costs awarded (19% allocation). Active Dates 2022–2027.</w:t>
-      </w:r>
-    </w:p>
-    <w:p>
-      <w:pPr>
-        <w:pStyle w:val="Compact"/>
-        <w:numPr>
-          <w:ilvl w:val="0"/>
-          <w:numId w:val="1007"/>
-        </w:numPr>
-      </w:pPr>
-      <w:r>
-        <w:t xml:space="preserve">NIA-U2CAG060408. Mobile Monitoring of Cognitive Change (M2C2). Nelson A. Roque (Principal Investigator of subaward while at University of Central Florida). National Institute on Aging (NIA), National Institutes of Health. $50,000 total costs awarded. Active Dates 2022–2023.</w:t>
-      </w:r>
-    </w:p>
-    <w:p>
-      <w:pPr>
-        <w:pStyle w:val="Compact"/>
-        <w:numPr>
-          <w:ilvl w:val="0"/>
-          <w:numId w:val="1007"/>
-        </w:numPr>
-      </w:pPr>
-      <w:r>
-        <w:t xml:space="preserve">NIA-R44AG056250. A Non-Pharmacological Multi-Modal Therapy to Improve Sleep and Cognition and Reduce Mild Cognitive Impairment Risk. Nelson A. Roque (Principal Investigator of subaward while at the University of Central Florida). Proactive Life, Inc. $14,685 total costs awarded. Active Dates 2021–2022.</w:t>
-      </w:r>
-    </w:p>
-    <w:p>
-      <w:pPr>
-        <w:pStyle w:val="Compact"/>
-        <w:numPr>
-          <w:ilvl w:val="0"/>
-          <w:numId w:val="1007"/>
-        </w:numPr>
-      </w:pPr>
-      <w:r>
-        <w:t xml:space="preserve">NIA-R03AG067009. Investigating Medication Errors in Daily Life: Discovering Person-specific and Situation-specific Risk Factors. Nelson A. Roque (Principal Investigator). National Institute on Aging (NIA), National Institutes of Health. $149,000 total costs awarded. Active Dates July 2020–May 2022 (second no-cost extension requested).</w:t>
-      </w:r>
-    </w:p>
-    <w:bookmarkEnd w:id="108"/>
-    <w:bookmarkStart w:id="109" w:name="awards-honors-distinctions"/>
+        <w:t xml:space="preserve">Presentations (approximately last ten years)</w:t>
+      </w:r>
+    </w:p>
+    <w:bookmarkEnd w:id="132"/>
+    <w:bookmarkStart w:id="133" w:name="invited-talks"/>
     <w:p>
       <w:pPr>
         <w:pStyle w:val="Heading3"/>
       </w:pPr>
       <w:r>
-        <w:t xml:space="preserve">Awards, Honors, &amp; Distinctions</w:t>
-      </w:r>
-    </w:p>
-    <w:p>
-      <w:pPr>
-        <w:pStyle w:val="Compact"/>
-        <w:numPr>
-          <w:ilvl w:val="0"/>
-          <w:numId w:val="1008"/>
-        </w:numPr>
-      </w:pPr>
-      <w:r>
-        <w:t xml:space="preserve">2025 — Neurobiology and Changing Ecosystems Fellowship from the Research Corporation for Science Advancement</w:t>
-      </w:r>
-    </w:p>
-    <w:p>
-      <w:pPr>
-        <w:pStyle w:val="Compact"/>
-        <w:numPr>
-          <w:ilvl w:val="0"/>
-          <w:numId w:val="1008"/>
-        </w:numPr>
-      </w:pPr>
-      <w:r>
-        <w:t xml:space="preserve">2022 — UCF College of Sciences Excellence in Research and Creative Activities Celebration Award Recipient</w:t>
-      </w:r>
-    </w:p>
-    <w:p>
-      <w:pPr>
-        <w:pStyle w:val="Compact"/>
-        <w:numPr>
-          <w:ilvl w:val="0"/>
-          <w:numId w:val="1008"/>
-        </w:numPr>
-      </w:pPr>
-      <w:r>
-        <w:t xml:space="preserve">2017 — 2017 Mark &amp; Gloria Charness Cognitive Science Award</w:t>
-      </w:r>
-    </w:p>
-    <w:p>
-      <w:pPr>
-        <w:pStyle w:val="Compact"/>
-        <w:numPr>
-          <w:ilvl w:val="0"/>
-          <w:numId w:val="1008"/>
-        </w:numPr>
-      </w:pPr>
-      <w:r>
-        <w:t xml:space="preserve">2017 — 2017 Florida State University, Leslie N. Wilson-Delores Auzenne Assistantship</w:t>
-      </w:r>
-    </w:p>
-    <w:p>
-      <w:pPr>
-        <w:pStyle w:val="Compact"/>
-        <w:numPr>
-          <w:ilvl w:val="0"/>
-          <w:numId w:val="1008"/>
-        </w:numPr>
-      </w:pPr>
-      <w:r>
-        <w:t xml:space="preserve">2016 — 2016 ASAP (Accessibility and Safety for an Aging Population) Doctoral Fellow Award</w:t>
-      </w:r>
-    </w:p>
-    <w:p>
-      <w:pPr>
-        <w:pStyle w:val="Compact"/>
-        <w:numPr>
-          <w:ilvl w:val="0"/>
-          <w:numId w:val="1008"/>
-        </w:numPr>
-      </w:pPr>
-      <w:r>
-        <w:t xml:space="preserve">2016 — 2016 Florida State University, Leslie N. Wilson-Delores Auzenne Assistantship</w:t>
-      </w:r>
-    </w:p>
-    <w:p>
-      <w:pPr>
-        <w:pStyle w:val="Compact"/>
-        <w:numPr>
-          <w:ilvl w:val="0"/>
-          <w:numId w:val="1008"/>
-        </w:numPr>
-      </w:pPr>
-      <w:r>
-        <w:t xml:space="preserve">2015 — 2015 Florida State University, Leslie N. Wilson-Delores Auzenne Assistantship</w:t>
-      </w:r>
-    </w:p>
-    <w:p>
-      <w:pPr>
-        <w:pStyle w:val="Compact"/>
-        <w:numPr>
-          <w:ilvl w:val="0"/>
-          <w:numId w:val="1008"/>
-        </w:numPr>
-      </w:pPr>
-      <w:r>
-        <w:t xml:space="preserve">2014 — 2014 NIMH Summer Institute in Cognitive Neuroscience Fellowship, UC Santa Barbara</w:t>
-      </w:r>
-    </w:p>
-    <w:bookmarkEnd w:id="109"/>
-    <w:bookmarkStart w:id="110" w:name="teaching-experience"/>
+        <w:t xml:space="preserve">Invited Talks</w:t>
+      </w:r>
+    </w:p>
+    <w:p>
+      <w:pPr>
+        <w:pStyle w:val="Compact"/>
+        <w:numPr>
+          <w:ilvl w:val="0"/>
+          <w:numId w:val="1016"/>
+        </w:numPr>
+      </w:pPr>
+      <w:r>
+        <w:t xml:space="preserve">Roque, N.A. (2025, May 20th). Detection of AI-Generated Information Across the Lifespan. In-person presentation for the IAFCI PA State Annual Conference in State College, PA.</w:t>
+      </w:r>
+    </w:p>
+    <w:p>
+      <w:pPr>
+        <w:pStyle w:val="Compact"/>
+        <w:numPr>
+          <w:ilvl w:val="0"/>
+          <w:numId w:val="1016"/>
+        </w:numPr>
+      </w:pPr>
+      <w:r>
+        <w:t xml:space="preserve">Roque, N.A. (2025, March). Detection of AI-Generated Images Across the Lifespan. In-person presentation for the Mental Health Technology Center (MHTech) Seminar Series at the University of California San Diego.</w:t>
+      </w:r>
+    </w:p>
+    <w:p>
+      <w:pPr>
+        <w:pStyle w:val="Compact"/>
+        <w:numPr>
+          <w:ilvl w:val="0"/>
+          <w:numId w:val="1016"/>
+        </w:numPr>
+      </w:pPr>
+      <w:r>
+        <w:t xml:space="preserve">Roque, N.A. (2024, May 10th). Breathe Well, Age Well. Virtual presentation as part of Stony Brook’s Cognitive Aging Colloquium.</w:t>
+      </w:r>
+    </w:p>
+    <w:p>
+      <w:pPr>
+        <w:pStyle w:val="Compact"/>
+        <w:numPr>
+          <w:ilvl w:val="0"/>
+          <w:numId w:val="1016"/>
+        </w:numPr>
+      </w:pPr>
+      <w:r>
+        <w:t xml:space="preserve">Roque, N.A. (2024, January 22nd). Beyond Numbers: Unlocking Health Insights in Underserved Communities through mHealth Data Collection. In-person presentation and Q&amp;A panel as part of UT Austin’s CAPS Panel on Ecological Momentary Assessments in Underrepresented Populations.</w:t>
+      </w:r>
+    </w:p>
+    <w:p>
+      <w:pPr>
+        <w:pStyle w:val="Compact"/>
+        <w:numPr>
+          <w:ilvl w:val="0"/>
+          <w:numId w:val="1016"/>
+        </w:numPr>
+      </w:pPr>
+      <w:r>
+        <w:t xml:space="preserve">Roque, N.A. (2022, October 20th). Cognitive Assessment in the Cloud: Approaches &amp; Lessons Learned. Virtual presentation as part of Amazon Web Services (AWS) Education Research Seminar Series.</w:t>
+      </w:r>
+    </w:p>
+    <w:p>
+      <w:pPr>
+        <w:pStyle w:val="Compact"/>
+        <w:numPr>
+          <w:ilvl w:val="0"/>
+          <w:numId w:val="1016"/>
+        </w:numPr>
+      </w:pPr>
+      <w:r>
+        <w:t xml:space="preserve">Roque, N.A. (2022, October 6th). Cognitive Assessment in the Cloud: Approaches &amp; Lessons Learned. In-person presentation at Union College. Schenectady, New York.</w:t>
+      </w:r>
+    </w:p>
+    <w:p>
+      <w:pPr>
+        <w:pStyle w:val="Compact"/>
+        <w:numPr>
+          <w:ilvl w:val="0"/>
+          <w:numId w:val="1016"/>
+        </w:numPr>
+      </w:pPr>
+      <w:r>
+        <w:t xml:space="preserve">Roque N.A. (2020, August 20th). Leveraging Air Quality Sensors to Detect Smoking Behaviors. Virtual presentation at Pennsylvania State University x Monash University: Intersection of Health and the Environment.</w:t>
+      </w:r>
+    </w:p>
+    <w:bookmarkEnd w:id="133"/>
+    <w:bookmarkStart w:id="134" w:name="conferences-organized-symposia"/>
     <w:p>
       <w:pPr>
         <w:pStyle w:val="Heading3"/>
       </w:pPr>
       <w:r>
-        <w:t xml:space="preserve">Teaching Experience</w:t>
-      </w:r>
-    </w:p>
-    <w:p>
-      <w:pPr>
-        <w:pStyle w:val="FirstParagraph"/>
-      </w:pPr>
-      <w:r>
-        <w:t xml:space="preserve">Pennsylvania State University</w:t>
-      </w:r>
-    </w:p>
-    <w:p>
-      <w:pPr>
-        <w:pStyle w:val="BodyText"/>
-      </w:pPr>
-      <w:r>
-        <w:t xml:space="preserve">Spring 2026 Adult Development and Aging</w:t>
-      </w:r>
-    </w:p>
-    <w:p>
-      <w:pPr>
-        <w:pStyle w:val="BodyText"/>
-      </w:pPr>
-      <w:r>
-        <w:t xml:space="preserve">Fall 2025 No teaching</w:t>
-      </w:r>
-    </w:p>
-    <w:p>
-      <w:pPr>
-        <w:pStyle w:val="BodyText"/>
-      </w:pPr>
-      <w:r>
-        <w:t xml:space="preserve">Spring 2025 Adult Development and Aging (Instructor of Record, Co-Teaching with A. Santos)</w:t>
-      </w:r>
-    </w:p>
-    <w:p>
-      <w:pPr>
-        <w:pStyle w:val="BodyText"/>
-      </w:pPr>
-      <w:r>
-        <w:t xml:space="preserve">Fall 2024 No teaching</w:t>
-      </w:r>
-    </w:p>
-    <w:p>
-      <w:pPr>
-        <w:pStyle w:val="BodyText"/>
-      </w:pPr>
-      <w:r>
-        <w:t xml:space="preserve">Spring 2024 Adult Development and Aging; Individual Studies</w:t>
-      </w:r>
-    </w:p>
-    <w:p>
-      <w:pPr>
-        <w:pStyle w:val="BodyText"/>
-      </w:pPr>
-      <w:r>
-        <w:t xml:space="preserve">Fall 2023 Individual Studies</w:t>
-      </w:r>
-    </w:p>
-    <w:p>
-      <w:pPr>
-        <w:pStyle w:val="BodyText"/>
-      </w:pPr>
-      <w:r>
-        <w:t xml:space="preserve">University of Central Florida</w:t>
-      </w:r>
-    </w:p>
-    <w:p>
-      <w:pPr>
-        <w:pStyle w:val="BodyText"/>
-      </w:pPr>
-      <w:r>
-        <w:t xml:space="preserve">Summer 2023 Independent Study</w:t>
-      </w:r>
-    </w:p>
-    <w:p>
-      <w:pPr>
-        <w:pStyle w:val="BodyText"/>
-      </w:pPr>
-      <w:r>
-        <w:t xml:space="preserve">Honors Directed Readings II</w:t>
-      </w:r>
-    </w:p>
-    <w:p>
-      <w:pPr>
-        <w:pStyle w:val="BodyText"/>
-      </w:pPr>
-      <w:r>
-        <w:t xml:space="preserve">Directed Independent Research</w:t>
-      </w:r>
-    </w:p>
-    <w:p>
-      <w:pPr>
-        <w:pStyle w:val="BodyText"/>
-      </w:pPr>
-      <w:r>
-        <w:t xml:space="preserve">Spring 2023 Advanced Human–Computer Interaction</w:t>
-      </w:r>
-    </w:p>
-    <w:p>
-      <w:pPr>
-        <w:pStyle w:val="BodyText"/>
-      </w:pPr>
-      <w:r>
-        <w:t xml:space="preserve">Directed Independent Research</w:t>
-      </w:r>
-    </w:p>
-    <w:p>
-      <w:pPr>
-        <w:pStyle w:val="BodyText"/>
-      </w:pPr>
-      <w:r>
-        <w:t xml:space="preserve">Honors Thesis I and II</w:t>
-      </w:r>
-    </w:p>
-    <w:p>
-      <w:pPr>
-        <w:pStyle w:val="BodyText"/>
-      </w:pPr>
-      <w:r>
-        <w:t xml:space="preserve">Independent Study</w:t>
-      </w:r>
-    </w:p>
-    <w:p>
-      <w:pPr>
-        <w:pStyle w:val="BodyText"/>
-      </w:pPr>
-      <w:r>
-        <w:t xml:space="preserve">Fall 2022 Cognitive Psychology</w:t>
-      </w:r>
-    </w:p>
-    <w:p>
-      <w:pPr>
-        <w:pStyle w:val="BodyText"/>
-      </w:pPr>
-      <w:r>
-        <w:t xml:space="preserve">Honors Directed Readings I</w:t>
-      </w:r>
-    </w:p>
-    <w:p>
-      <w:pPr>
-        <w:pStyle w:val="BodyText"/>
-      </w:pPr>
-      <w:r>
-        <w:t xml:space="preserve">Directed Independent Research</w:t>
-      </w:r>
-    </w:p>
-    <w:p>
-      <w:pPr>
-        <w:pStyle w:val="BodyText"/>
-      </w:pPr>
-      <w:r>
-        <w:t xml:space="preserve">Honors Thesis I</w:t>
-      </w:r>
-    </w:p>
-    <w:p>
-      <w:pPr>
-        <w:pStyle w:val="BodyText"/>
-      </w:pPr>
-      <w:r>
-        <w:t xml:space="preserve">Spring 2022 Advanced Human–Computer Interaction</w:t>
-      </w:r>
-    </w:p>
-    <w:p>
-      <w:pPr>
-        <w:pStyle w:val="BodyText"/>
-      </w:pPr>
-      <w:r>
-        <w:t xml:space="preserve">Honors Directed Readings</w:t>
-      </w:r>
-    </w:p>
-    <w:p>
-      <w:pPr>
-        <w:pStyle w:val="BodyText"/>
-      </w:pPr>
-      <w:r>
-        <w:t xml:space="preserve">Directed Independent Research</w:t>
-      </w:r>
-    </w:p>
-    <w:p>
-      <w:pPr>
-        <w:pStyle w:val="BodyText"/>
-      </w:pPr>
-      <w:r>
-        <w:t xml:space="preserve">Fall 2021 Directed Independent Research</w:t>
-      </w:r>
-    </w:p>
-    <w:p>
-      <w:pPr>
-        <w:pStyle w:val="BodyText"/>
-      </w:pPr>
-      <w:r>
-        <w:t xml:space="preserve">Cognitive Psychology</w:t>
-      </w:r>
-    </w:p>
-    <w:p>
-      <w:pPr>
-        <w:pStyle w:val="BodyText"/>
-      </w:pPr>
-      <w:r>
-        <w:t xml:space="preserve">Spring 2021 Cognitive Psychology</w:t>
-      </w:r>
-    </w:p>
-    <w:p>
-      <w:pPr>
-        <w:pStyle w:val="BodyText"/>
-      </w:pPr>
-      <w:r>
-        <w:t xml:space="preserve">Fall 2021 Cognitive Psychology</w:t>
-      </w:r>
-    </w:p>
-    <w:p>
-      <w:pPr>
-        <w:pStyle w:val="BodyText"/>
-      </w:pPr>
-      <w:r>
-        <w:t xml:space="preserve">Florida State University</w:t>
-      </w:r>
-    </w:p>
-    <w:p>
-      <w:pPr>
-        <w:pStyle w:val="BodyText"/>
-      </w:pPr>
-      <w:r>
-        <w:t xml:space="preserve">Fall 2016 Brain and behavior</w:t>
-      </w:r>
-    </w:p>
-    <w:p>
-      <w:pPr>
-        <w:pStyle w:val="BodyText"/>
-      </w:pPr>
-      <w:r>
-        <w:t xml:space="preserve">Spring 2016 Research Methods</w:t>
-      </w:r>
-    </w:p>
-    <w:p>
-      <w:pPr>
-        <w:pStyle w:val="BodyText"/>
-      </w:pPr>
-      <w:r>
-        <w:t xml:space="preserve">Summer 2014 Python Programming + Open-Source Experiment Building Workshop (Co-Lecturer)</w:t>
-      </w:r>
-    </w:p>
-    <w:bookmarkEnd w:id="110"/>
-    <w:bookmarkStart w:id="111" w:name="teaching-preparation-and-training"/>
+        <w:t xml:space="preserve">Conferences: Organized Symposia</w:t>
+      </w:r>
+    </w:p>
+    <w:p>
+      <w:pPr>
+        <w:pStyle w:val="Compact"/>
+        <w:numPr>
+          <w:ilvl w:val="0"/>
+          <w:numId w:val="1017"/>
+        </w:numPr>
+      </w:pPr>
+      <w:r>
+        <w:t xml:space="preserve">Harrington, K., Roque, N., &amp; Mogle, J. (2020, November). Approaches for Modeling of Intensive Longitudinal Data to Understand Cognitive Aging. Innovation in Aging, 4(Suppl 1), 565. Gerontological Society of America, 2020 Annual Meeting. – Symposium Co-Chair.</w:t>
+      </w:r>
+    </w:p>
+    <w:p>
+      <w:pPr>
+        <w:pStyle w:val="Compact"/>
+        <w:numPr>
+          <w:ilvl w:val="0"/>
+          <w:numId w:val="1017"/>
+        </w:numPr>
+      </w:pPr>
+      <w:r>
+        <w:t xml:space="preserve">Sliwinski, M.J. and Roque, N.A. (2020, April). Increasing the Precision of Measuring Cognitive Function in Older Adults using Mobile Technologies. Cognitive Aging Conference, 2020 Annual Meeting. – Symposium Co-Organizer; accepted; conference cancelled due to COVID-19.</w:t>
+      </w:r>
+    </w:p>
+    <w:p>
+      <w:pPr>
+        <w:pStyle w:val="Compact"/>
+        <w:numPr>
+          <w:ilvl w:val="0"/>
+          <w:numId w:val="1017"/>
+        </w:numPr>
+      </w:pPr>
+      <w:r>
+        <w:t xml:space="preserve">Roque, NA., Hyun, J., Scott, S. (2019, November). Using Mobile Technology to Elucidate Psychosocial and Cognitive Function in Older Adults. Innovation in Aging, 3(Supplement_1), S809-S810. Gerontological Society of America, 2019 Annual Meeting. – Symposium Chair.</w:t>
+      </w:r>
+    </w:p>
+    <w:bookmarkEnd w:id="134"/>
+    <w:bookmarkStart w:id="135" w:name="conferences-oral-presentations"/>
     <w:p>
       <w:pPr>
         <w:pStyle w:val="Heading3"/>
       </w:pPr>
       <w:r>
-        <w:t xml:space="preserve">Teaching Preparation and Training</w:t>
-      </w:r>
-    </w:p>
-    <w:p>
-      <w:pPr>
-        <w:pStyle w:val="FirstParagraph"/>
-      </w:pPr>
-      <w:r>
-        <w:t xml:space="preserve">Completed Teaching Practicum. FSU Psychology Department Teaching Practicum, Department of Psychology (Supervisors: Dr. Orenda Johnson, Dr. Justin Moss). January 2016–May 2016.</w:t>
-      </w:r>
-    </w:p>
-    <w:p>
-      <w:pPr>
-        <w:pStyle w:val="BodyText"/>
-      </w:pPr>
-      <w:r>
-        <w:t xml:space="preserve">Professional Training: ABCs of Diversity (December 2021); Essentials of Online Teaching (Fall 2020); FERPA Training (May 2020).</w:t>
-      </w:r>
-    </w:p>
-    <w:p>
-      <w:pPr>
-        <w:pStyle w:val="BodyText"/>
-      </w:pPr>
-      <w:r>
-        <w:t xml:space="preserve">Professional Service</w:t>
-      </w:r>
-    </w:p>
-    <w:bookmarkEnd w:id="111"/>
-    <w:bookmarkStart w:id="112" w:name="service-to-penn-state"/>
-    <w:p>
-      <w:pPr>
-        <w:pStyle w:val="Heading3"/>
-      </w:pPr>
-      <w:r>
-        <w:t xml:space="preserve">Service to Penn State</w:t>
-      </w:r>
-    </w:p>
-    <w:p>
-      <w:pPr>
-        <w:pStyle w:val="FirstParagraph"/>
-      </w:pPr>
-      <w:r>
-        <w:t xml:space="preserve">2023–present. Member. Professional Preparation, Development, and Evaluation (PPD&amp;E) Committee. Department of Human Development and Family Studies. The Pennsylvania State University. Participate in activities including data curation about other HDFS programs, preparation of the identity survey, and contributions to group discussions and organization.</w:t>
-      </w:r>
-    </w:p>
-    <w:p>
-      <w:pPr>
-        <w:pStyle w:val="BodyText"/>
-      </w:pPr>
-      <w:r>
-        <w:t xml:space="preserve">2023–present. Chair. Qualifying Examination Committee. Doctoral Program in Human Development and Family Studies. The Pennsylvania State University. Provide feedback on manuscripts and proposals and chair qualifying exam committees, including for Rinanda Shaleha.</w:t>
-      </w:r>
-    </w:p>
-    <w:p>
-      <w:pPr>
-        <w:pStyle w:val="BodyText"/>
-      </w:pPr>
-      <w:r>
-        <w:t xml:space="preserve">2023–present. Member. Comprehensive Examination Committee. Doctoral Program in Human Development and Family Studies. The Pennsylvania State University. Provide feedback on manuscripts and proposals and serve on committees, including Alexa Allan.</w:t>
-      </w:r>
-    </w:p>
-    <w:p>
-      <w:pPr>
-        <w:pStyle w:val="BodyText"/>
-      </w:pPr>
-      <w:r>
-        <w:t xml:space="preserve">2024–present. Member. Research Impacts Working Group. Social Science Research Institute. The Pennsylvania State University. Contribute metrics for measuring research impact.</w:t>
-      </w:r>
-    </w:p>
-    <w:p>
-      <w:pPr>
-        <w:pStyle w:val="BodyText"/>
-      </w:pPr>
-      <w:r>
-        <w:t xml:space="preserve">2023–2024. Member. Search Committee for the Environmental Health Science Initiative. College of Health and Human Development. The Pennsylvania State University. Participated in candidate screening, assessment, and interviews for two tenure-track positions with SSRI and ICDS affiliations.</w:t>
-      </w:r>
-    </w:p>
-    <w:bookmarkEnd w:id="112"/>
-    <w:bookmarkStart w:id="113" w:name="service-to-funding-agencies"/>
-    <w:p>
-      <w:pPr>
-        <w:pStyle w:val="Heading3"/>
-      </w:pPr>
-      <w:r>
-        <w:t xml:space="preserve">Service to Funding Agencies</w:t>
-      </w:r>
-    </w:p>
-    <w:p>
-      <w:pPr>
-        <w:numPr>
-          <w:ilvl w:val="0"/>
-          <w:numId w:val="1009"/>
-        </w:numPr>
-      </w:pPr>
-      <w:r>
-        <w:t xml:space="preserve">Early Career Reviewer. National Institute of Health (NIH), F02B Study Section. Reviewed grant applications and provided critiques and scores for funding consideration.</w:t>
-      </w:r>
-    </w:p>
-    <w:p>
-      <w:pPr>
-        <w:numPr>
-          <w:ilvl w:val="0"/>
-          <w:numId w:val="1009"/>
-        </w:numPr>
-      </w:pPr>
-      <w:r>
-        <w:t xml:space="preserve">Early Career Reviewer. National Institute of Health (NIH), Human Complex Mental Function (HCMF) Study Section. Reviewed grant applications and provided critiques and scores for funding consideration.</w:t>
-      </w:r>
-    </w:p>
-    <w:bookmarkEnd w:id="113"/>
-    <w:bookmarkStart w:id="114" w:name="service-to-professional-organizations"/>
-    <w:p>
-      <w:pPr>
-        <w:pStyle w:val="Heading3"/>
-      </w:pPr>
-      <w:r>
-        <w:t xml:space="preserve">Service to Professional Organizations</w:t>
-      </w:r>
-    </w:p>
-    <w:p>
-      <w:pPr>
-        <w:pStyle w:val="FirstParagraph"/>
-      </w:pPr>
-      <w:r>
-        <w:t xml:space="preserve">2024-2026. Program Chair. American Psychological Association (APA), Division 20 (Adult Development and Aging).</w:t>
-      </w:r>
-    </w:p>
-    <w:p>
-      <w:pPr>
-        <w:pStyle w:val="BodyText"/>
-      </w:pPr>
-      <w:r>
-        <w:t xml:space="preserve">2022, 2025, 2026. Early Career Award Reviewer. Society for Ambulatory Assessment (SAA), Division 20. Reviewed applications for the SAA Early Career Award.</w:t>
-      </w:r>
-    </w:p>
-    <w:p>
-      <w:pPr>
-        <w:pStyle w:val="BodyText"/>
-      </w:pPr>
-      <w:r>
-        <w:t xml:space="preserve">2018, 2019. Conference Abstract Reviewer. American Psychological Association (APA), Division 20 (Adult Development and Aging).</w:t>
-      </w:r>
-    </w:p>
-    <w:p>
-      <w:pPr>
-        <w:numPr>
-          <w:ilvl w:val="0"/>
-          <w:numId w:val="1010"/>
-        </w:numPr>
-      </w:pPr>
-      <w:r>
-        <w:t xml:space="preserve">External Reviewer. Society for Research in Child Development (SRCD), Student and Early Career Council Dissertation Research Funding Awards.</w:t>
-      </w:r>
-    </w:p>
-    <w:p>
-      <w:pPr>
-        <w:numPr>
-          <w:ilvl w:val="0"/>
-          <w:numId w:val="1010"/>
-        </w:numPr>
-      </w:pPr>
-      <w:r>
-        <w:t xml:space="preserve">Student Grant Reviewer. Department of Kinesiology, The Pennsylvania State University. Participated in a mock NIH-style study section review.</w:t>
-      </w:r>
-    </w:p>
-    <w:p>
-      <w:pPr>
-        <w:pStyle w:val="FirstParagraph"/>
-      </w:pPr>
-      <w:r>
-        <w:t xml:space="preserve">2014–2016. Graduate Student Representative. American Psychological Association (APA), Division 20 (Adult Development and Aging). Developed strategies to increase membership, produced newsletter content, and organized conference social events.</w:t>
-      </w:r>
-    </w:p>
-    <w:p>
-      <w:pPr>
-        <w:pStyle w:val="Compact"/>
-        <w:numPr>
-          <w:ilvl w:val="0"/>
-          <w:numId w:val="1011"/>
-        </w:numPr>
-      </w:pPr>
-      <w:r>
-        <w:t xml:space="preserve">Poster Judge. Division 20 Poster Session, American Psychological Association Annual Meeting.</w:t>
-      </w:r>
-    </w:p>
-    <w:bookmarkEnd w:id="114"/>
-    <w:bookmarkStart w:id="115" w:name="service-to-profession-peer-review"/>
-    <w:p>
-      <w:pPr>
-        <w:pStyle w:val="Heading3"/>
-      </w:pPr>
-      <w:r>
-        <w:t xml:space="preserve">Service to Profession, Peer Review</w:t>
-      </w:r>
-    </w:p>
-    <w:p>
-      <w:pPr>
-        <w:pStyle w:val="FirstParagraph"/>
-      </w:pPr>
-      <w:r>
-        <w:t xml:space="preserve">Ad hoc Reviewer. Applied Ergonomics; Frontiers in Digital Health; Journal of Applied Gerontology; Journal of Medical Internet Research (JMIR); JMIR Serious Games; Journal of Experimental Psychology: Applied; Journal of Gerontology: Psychological Sciences; Journal of Visualized Experiments (JoVE); International Journal of Psychophysiology.</w:t>
-      </w:r>
-    </w:p>
-    <w:bookmarkEnd w:id="115"/>
-    <w:bookmarkStart w:id="116" w:name="community-outreach"/>
-    <w:p>
-      <w:pPr>
-        <w:pStyle w:val="Heading3"/>
-      </w:pPr>
-      <w:r>
-        <w:t xml:space="preserve">Community Outreach</w:t>
-      </w:r>
-    </w:p>
-    <w:p>
-      <w:pPr>
-        <w:pStyle w:val="FirstParagraph"/>
-      </w:pPr>
-      <w:r>
-        <w:t xml:space="preserve">2018–2019. Guest Lecturer. Pennsylvania CareerLink. Delivered public lectures on project management tools, digital work preparation, and practical strategies for remote work (“Project Management Tools for Efficiency and Success,” “Work from Anywhere: Preparing Your Digital Toolbox,” and “Work from Anywhere: Tools &amp; Practical Advice”).</w:t>
-      </w:r>
-    </w:p>
-    <w:p>
-      <w:pPr>
-        <w:pStyle w:val="BodyText"/>
-      </w:pPr>
-      <w:r>
-        <w:t xml:space="preserve">2017–2018. President. Tallahassee Apple Users Group Inc., 501(c)(3) non-profit organization. Led operations, developed community partnerships, and delivered technology-focused presentations.</w:t>
-      </w:r>
-    </w:p>
-    <w:p>
-      <w:pPr>
-        <w:pStyle w:val="BodyText"/>
-      </w:pPr>
-      <w:r>
-        <w:t xml:space="preserve">2016–2017. Vice President. Tallahassee Apple Users Group Inc., 501(c)(3) non-profit organization. Delivered presentations on consumer technology and maintained organizational website.</w:t>
-      </w:r>
-    </w:p>
-    <w:bookmarkEnd w:id="116"/>
-    <w:bookmarkStart w:id="117" w:name="professional-service"/>
-    <w:p>
-      <w:pPr>
-        <w:pStyle w:val="Heading3"/>
-      </w:pPr>
-      <w:r>
-        <w:t xml:space="preserve">Professional Service</w:t>
-      </w:r>
-    </w:p>
-    <w:bookmarkEnd w:id="117"/>
-    <w:bookmarkStart w:id="118" w:name="service-to-penn-state-1"/>
-    <w:p>
-      <w:pPr>
-        <w:pStyle w:val="Heading3"/>
-      </w:pPr>
-      <w:r>
-        <w:t xml:space="preserve">Service to Penn State</w:t>
-      </w:r>
-    </w:p>
-    <w:p>
-      <w:pPr>
-        <w:pStyle w:val="FirstParagraph"/>
-      </w:pPr>
-      <w:r>
-        <w:t xml:space="preserve">2023–present. Member. Professional Preparation, Development, and Evaluation (PPD&amp;E) Committee. Department of Human Development and Family Studies. The Pennsylvania State University. Participate in activities including data curation about other HDFS programs, preparation of the identity survey, and contributions to group discussions and organization.</w:t>
-      </w:r>
-    </w:p>
-    <w:p>
-      <w:pPr>
-        <w:pStyle w:val="BodyText"/>
-      </w:pPr>
-      <w:r>
-        <w:t xml:space="preserve">2023–present. Chair. Qualifying Examination Committee. Doctoral Program in Human Development and Family Studies. The Pennsylvania State University. Provide feedback on manuscripts and proposals and chair qualifying exam committees, including for Rinanda Shaleha.</w:t>
-      </w:r>
-    </w:p>
-    <w:p>
-      <w:pPr>
-        <w:pStyle w:val="BodyText"/>
-      </w:pPr>
-      <w:r>
-        <w:t xml:space="preserve">2023–present. Member. Comprehensive Examination Committee. Doctoral Program in Human Development and Family Studies. The Pennsylvania State University. Provide feedback on manuscripts and proposals and serve on committees, including Alexa Allan.</w:t>
-      </w:r>
-    </w:p>
-    <w:p>
-      <w:pPr>
-        <w:pStyle w:val="BodyText"/>
-      </w:pPr>
-      <w:r>
-        <w:t xml:space="preserve">2024–present. Member. Research Impacts Working Group. Social Science Research Institute. The Pennsylvania State University. Contribute metrics for measuring research impact.</w:t>
-      </w:r>
-    </w:p>
-    <w:p>
-      <w:pPr>
-        <w:pStyle w:val="BodyText"/>
-      </w:pPr>
-      <w:r>
-        <w:t xml:space="preserve">2023–2024. Member. Search Committee for the Environmental Health Science Initiative. College of Health and Human Development. The Pennsylvania State University. Participated in candidate screening, assessment, and interviews for two tenure-track positions with SSRI and ICDS affiliations.</w:t>
-      </w:r>
-    </w:p>
-    <w:bookmarkEnd w:id="118"/>
-    <w:bookmarkStart w:id="119" w:name="service-to-funding-agencies-1"/>
-    <w:p>
-      <w:pPr>
-        <w:pStyle w:val="Heading3"/>
-      </w:pPr>
-      <w:r>
-        <w:t xml:space="preserve">Service to Funding Agencies</w:t>
-      </w:r>
-    </w:p>
-    <w:p>
-      <w:pPr>
-        <w:numPr>
-          <w:ilvl w:val="0"/>
-          <w:numId w:val="1012"/>
-        </w:numPr>
-      </w:pPr>
-      <w:r>
-        <w:t xml:space="preserve">Early Career Reviewer. National Institute of Health (NIH), F02B Study Section. Reviewed grant applications and provided critiques and scores for funding consideration.</w:t>
-      </w:r>
-    </w:p>
-    <w:p>
-      <w:pPr>
-        <w:numPr>
-          <w:ilvl w:val="0"/>
-          <w:numId w:val="1012"/>
-        </w:numPr>
-      </w:pPr>
-      <w:r>
-        <w:t xml:space="preserve">Early Career Reviewer. National Institute of Health (NIH), Human Complex Mental Function (HCMF) Study Section. Reviewed grant applications and provided critiques and scores for funding consideration.</w:t>
-      </w:r>
-    </w:p>
-    <w:bookmarkEnd w:id="119"/>
-    <w:bookmarkStart w:id="120" w:name="service-to-professional-organizations-1"/>
-    <w:p>
-      <w:pPr>
-        <w:pStyle w:val="Heading3"/>
-      </w:pPr>
-      <w:r>
-        <w:t xml:space="preserve">Service to Professional Organizations</w:t>
-      </w:r>
-    </w:p>
-    <w:p>
-      <w:pPr>
-        <w:pStyle w:val="FirstParagraph"/>
-      </w:pPr>
-      <w:r>
-        <w:t xml:space="preserve">2024-2026. Program Chair. American Psychological Association (APA), Division 20 (Adult Development and Aging).</w:t>
-      </w:r>
-    </w:p>
-    <w:p>
-      <w:pPr>
-        <w:pStyle w:val="BodyText"/>
-      </w:pPr>
-      <w:r>
-        <w:t xml:space="preserve">2022, 2025, 2026. Early Career Award Reviewer. Society for Ambulatory Assessment (SAA), Division 20. Reviewed applications for the SAA Early Career Award.</w:t>
-      </w:r>
-    </w:p>
-    <w:p>
-      <w:pPr>
-        <w:pStyle w:val="BodyText"/>
-      </w:pPr>
-      <w:r>
-        <w:t xml:space="preserve">2018, 2019. Conference Abstract Reviewer. American Psychological Association (APA), Division 20 (Adult Development and Aging).</w:t>
-      </w:r>
-    </w:p>
-    <w:p>
-      <w:pPr>
-        <w:numPr>
-          <w:ilvl w:val="0"/>
-          <w:numId w:val="1013"/>
-        </w:numPr>
-      </w:pPr>
-      <w:r>
-        <w:t xml:space="preserve">External Reviewer. Society for Research in Child Development (SRCD), Student and Early Career Council Dissertation Research Funding Awards.</w:t>
-      </w:r>
-    </w:p>
-    <w:p>
-      <w:pPr>
-        <w:numPr>
-          <w:ilvl w:val="0"/>
-          <w:numId w:val="1013"/>
-        </w:numPr>
-      </w:pPr>
-      <w:r>
-        <w:t xml:space="preserve">Student Grant Reviewer. Department of Kinesiology, The Pennsylvania State University. Participated in a mock NIH-style study section review.</w:t>
-      </w:r>
-    </w:p>
-    <w:p>
-      <w:pPr>
-        <w:pStyle w:val="FirstParagraph"/>
-      </w:pPr>
-      <w:r>
-        <w:t xml:space="preserve">2014–2016. Graduate Student Representative. American Psychological Association (APA), Division 20 (Adult Development and Aging). Developed strategies to increase membership, produced newsletter content, and organized conference social events.</w:t>
-      </w:r>
-    </w:p>
-    <w:p>
-      <w:pPr>
-        <w:pStyle w:val="Compact"/>
-        <w:numPr>
-          <w:ilvl w:val="0"/>
-          <w:numId w:val="1014"/>
-        </w:numPr>
-      </w:pPr>
-      <w:r>
-        <w:t xml:space="preserve">Poster Judge. Division 20 Poster Session, American Psychological Association Annual Meeting.</w:t>
-      </w:r>
-    </w:p>
-    <w:bookmarkEnd w:id="120"/>
-    <w:bookmarkStart w:id="121" w:name="service-to-profession-peer-review-1"/>
-    <w:p>
-      <w:pPr>
-        <w:pStyle w:val="Heading3"/>
-      </w:pPr>
-      <w:r>
-        <w:t xml:space="preserve">Service to Profession, Peer Review</w:t>
-      </w:r>
-    </w:p>
-    <w:p>
-      <w:pPr>
-        <w:pStyle w:val="FirstParagraph"/>
-      </w:pPr>
-      <w:r>
-        <w:t xml:space="preserve">Ad hoc Reviewer. Applied Ergonomics; Frontiers in Digital Health; Journal of Applied Gerontology; Journal of Medical Internet Research (JMIR); JMIR Serious Games; Journal of Experimental Psychology: Applied; Journal of Gerontology: Psychological Sciences; Journal of Visualized Experiments (JoVE); International Journal of Psychophysiology.</w:t>
-      </w:r>
-    </w:p>
-    <w:bookmarkEnd w:id="121"/>
-    <w:bookmarkStart w:id="122" w:name="community-outreach-1"/>
-    <w:p>
-      <w:pPr>
-        <w:pStyle w:val="Heading3"/>
-      </w:pPr>
-      <w:r>
-        <w:t xml:space="preserve">Community Outreach</w:t>
-      </w:r>
-    </w:p>
-    <w:p>
-      <w:pPr>
-        <w:pStyle w:val="FirstParagraph"/>
-      </w:pPr>
-      <w:r>
-        <w:t xml:space="preserve">2018–2019. Guest Lecturer. Pennsylvania CareerLink. Delivered public lectures on project management tools, digital work preparation, and practical strategies for remote work (“Project Management Tools for Efficiency and Success,” “Work from Anywhere: Preparing Your Digital Toolbox,” and “Work from Anywhere: Tools &amp; Practical Advice”).</w:t>
-      </w:r>
-    </w:p>
-    <w:p>
-      <w:pPr>
-        <w:pStyle w:val="BodyText"/>
-      </w:pPr>
-      <w:r>
-        <w:t xml:space="preserve">2017–2018. President. Tallahassee Apple Users Group Inc., 501(c)(3) non-profit organization. Led operations, developed community partnerships, and delivered technology-focused presentations.</w:t>
-      </w:r>
-    </w:p>
-    <w:p>
-      <w:pPr>
-        <w:pStyle w:val="BodyText"/>
-      </w:pPr>
-      <w:r>
-        <w:t xml:space="preserve">2016–2017. Vice President. Tallahassee Apple Users Group Inc., 501(c)(3) non-profit organization. Delivered presentations on consumer technology and maintained organizational website.</w:t>
-      </w:r>
-    </w:p>
-    <w:bookmarkEnd w:id="122"/>
-    <w:bookmarkStart w:id="123" w:name="professional-memberships"/>
-    <w:p>
-      <w:pPr>
-        <w:pStyle w:val="Heading3"/>
-      </w:pPr>
-      <w:r>
-        <w:t xml:space="preserve">Professional Memberships</w:t>
-      </w:r>
-    </w:p>
-    <w:p>
-      <w:pPr>
-        <w:pStyle w:val="Compact"/>
-        <w:numPr>
-          <w:ilvl w:val="0"/>
-          <w:numId w:val="1015"/>
-        </w:numPr>
-      </w:pPr>
-      <w:r>
-        <w:t xml:space="preserve">Member, Gerontological Society of America</w:t>
-      </w:r>
-    </w:p>
-    <w:p>
-      <w:pPr>
-        <w:pStyle w:val="Compact"/>
-        <w:numPr>
-          <w:ilvl w:val="0"/>
-          <w:numId w:val="1015"/>
-        </w:numPr>
-      </w:pPr>
-      <w:r>
-        <w:t xml:space="preserve">Member, American Psychological Association - Division 20 (Adult Development and Aging)</w:t>
-      </w:r>
-    </w:p>
-    <w:p>
-      <w:pPr>
-        <w:pStyle w:val="Compact"/>
-        <w:numPr>
-          <w:ilvl w:val="0"/>
-          <w:numId w:val="1015"/>
-        </w:numPr>
-      </w:pPr>
-      <w:r>
-        <w:t xml:space="preserve">Member, American Psychological Association - Division 21 (Applied Experimental and Engineering Psychology)</w:t>
-      </w:r>
-    </w:p>
-    <w:p>
-      <w:pPr>
-        <w:pStyle w:val="Compact"/>
-        <w:numPr>
-          <w:ilvl w:val="0"/>
-          <w:numId w:val="1015"/>
-        </w:numPr>
-      </w:pPr>
-      <w:r>
-        <w:t xml:space="preserve">Member, American Psychological Association - Division 38 (Society for Health Psychology)</w:t>
-      </w:r>
-    </w:p>
-    <w:bookmarkEnd w:id="123"/>
-    <w:bookmarkStart w:id="124" w:name="scientific-outreach"/>
-    <w:p>
-      <w:pPr>
-        <w:pStyle w:val="Heading3"/>
-      </w:pPr>
-      <w:r>
-        <w:t xml:space="preserve">Scientific Outreach</w:t>
-      </w:r>
-    </w:p>
-    <w:p>
-      <w:pPr>
-        <w:pStyle w:val="FirstParagraph"/>
-      </w:pPr>
-      <w:r>
-        <w:t xml:space="preserve">Dzombak, Rebecca. 2025. “Almost Half of Americans Breathe Unhealthy Air, Report Finds.” The New York Times. https://www.nytimes.com/2025/04/23/climate/american-lung-association-air-report.html (March 26, 2026).</w:t>
-      </w:r>
-    </w:p>
-    <w:p>
-      <w:pPr>
-        <w:pStyle w:val="BodyText"/>
-      </w:pPr>
-      <w:r>
-        <w:t xml:space="preserve">“Farming Through the Haze and Air Quality Concerns - Morning Ag Clips.” https://www.morningagclips.com/farming-through-the-haze-and-air-quality-concerns/ (March 26, 2026).</w:t>
-      </w:r>
-    </w:p>
-    <w:p>
-      <w:pPr>
-        <w:pStyle w:val="BodyText"/>
-      </w:pPr>
-      <w:r>
-        <w:t xml:space="preserve">Magazine, Undark. 2025. “Wildfires Are Challenging Air Quality Monitoring Infrastructure.” Ars Technica. https://undark.org/2025/07/04/wildfires-aqi-infrastructure/ (March 26, 2026).</w:t>
-      </w:r>
-    </w:p>
-    <w:p>
-      <w:pPr>
-        <w:pStyle w:val="BodyText"/>
-      </w:pPr>
-      <w:r>
-        <w:t xml:space="preserve">King, Jesse. 2025. “Bard College Expands Hudson Valley Air Monitoring Initiative, Details Findings in Kingston.” WAMC. https://www.wamc.org/news/2025-06-30/bard-college-expands-hudson-valley-air-monitoring-initiative-details-findings-in-kingston (March 26, 2026).</w:t>
-      </w:r>
-    </w:p>
-    <w:p>
-      <w:pPr>
-        <w:pStyle w:val="BodyText"/>
-      </w:pPr>
-      <w:r>
-        <w:t xml:space="preserve">Kelly, Sharon. 2025. “As Trump Unwinds Federal Oversight, States Become Battlegrounds for Environmental Data.” DeSmog. https://www.desmog.com/2025/06/11/as-trump-unwinds-federal-oversight-states-become-battlegrounds-for-environmental-data/ (March 26, 2026).</w:t>
-      </w:r>
-    </w:p>
-    <w:p>
-      <w:pPr>
-        <w:pStyle w:val="BodyText"/>
-      </w:pPr>
-      <w:r>
-        <w:t xml:space="preserve">“Environmental Groups Sue over Louisiana’s Ban on Community Air Monitoring.” 2025. Yahoo News. https://www.yahoo.com/news/environmental-groups-sue-over-louisiana-100057123.html (March 26, 2026).</w:t>
-      </w:r>
-    </w:p>
-    <w:p>
-      <w:pPr>
-        <w:pStyle w:val="BodyText"/>
-      </w:pPr>
-      <w:r>
-        <w:t xml:space="preserve">Newsource, C. N. N. 2025a. “How Many Americans Are Breathing Unhealthy Air?” KION Central Coast. https://kioncentralcoast.com/cnn-regional/2025/04/28/how-many-americans-are-breathing-unhealthy-air/ (March 26, 2026).</w:t>
-      </w:r>
-    </w:p>
-    <w:p>
-      <w:pPr>
-        <w:pStyle w:val="BodyText"/>
-      </w:pPr>
-      <w:r>
-        <w:t xml:space="preserve">Newsource, C. N. N. 2025b. “How Many Americans Are Breathing Unhealthy Air?” KVIA. https://kvia.com/cnn-regional/2025/04/28/how-many-americans-are-breathing-unhealthy-air/ (March 26, 2026).</w:t>
-      </w:r>
-    </w:p>
-    <w:p>
-      <w:pPr>
-        <w:pStyle w:val="BodyText"/>
-      </w:pPr>
-      <w:r>
-        <w:t xml:space="preserve">Https://Www.Indiatimes.Com/Toi_lifestyle_webfeeds.Html?Cat=health-Fitness.” Indiatimes. https://www.indiatimes.com/toi_lifestyle_webfeeds.html?cat=health-fitness (March 26, 2026).</w:t>
-      </w:r>
-    </w:p>
-    <w:p>
-      <w:pPr>
-        <w:pStyle w:val="BodyText"/>
-      </w:pPr>
-      <w:r>
-        <w:t xml:space="preserve">“¿Es seguro respirar el aire? 50 millones en EE. UU. en riesgo.” 2025. https://noticiasdelatierra.com/que-tan-seguro-es-respirar-el-aire-50-millones-de-personas-en-ee-uu-no-lo-saben/ (March 26, 2026).</w:t>
-      </w:r>
-    </w:p>
-    <w:p>
-      <w:pPr>
-        <w:pStyle w:val="BodyText"/>
-      </w:pPr>
-      <w:r>
-        <w:t xml:space="preserve">Hawkins, J. (2025, April 24). Almost half of Americans breathe unclean air, and it’s only getting worse. BGR. https://www.bgr.com/science/almost-half-of-americans-breathe-unclean-air-and-its-only-getting-worse/</w:t>
-      </w:r>
-    </w:p>
-    <w:p>
-      <w:pPr>
-        <w:pStyle w:val="BodyText"/>
-      </w:pPr>
-      <w:r>
-        <w:t xml:space="preserve">Douglas, Erin. 2025. “Air Quality Is Getting Worse in Coastal New England.” Boston Globe (Online). https://www.proquest.com/docview/3193727979/citation/7CAC9A9C28804CDCPQ/5 (March 26, 2026).</w:t>
-      </w:r>
-    </w:p>
-    <w:p>
-      <w:pPr>
-        <w:pStyle w:val="BodyText"/>
-      </w:pPr>
-      <w:r>
-        <w:t xml:space="preserve">Lomte, Tarun Sai. 2025. “Study Pinpoints Vast ‘air Quality Deserts’ across Nearly 60% of US Counties.” News-Medical. https://www.news-medical.net/news/20250424/Study-pinpoints-vast-air-quality-deserts-across-nearly-6025-of-US-counties.aspx (March 26, 2026).</w:t>
-      </w:r>
-    </w:p>
-    <w:p>
-      <w:pPr>
-        <w:pStyle w:val="BodyText"/>
-      </w:pPr>
-      <w:r>
-        <w:t xml:space="preserve">Bennett, P. (2025, April 23). Nearly half of U.S. population breathes unhealthy air, American Lung Association warns. EcoWatch. https://www.ecowatch.com/air-pollution-exposure-us-population-2025.html</w:t>
-      </w:r>
-    </w:p>
-    <w:p>
-      <w:pPr>
-        <w:pStyle w:val="BodyText"/>
-      </w:pPr>
-      <w:r>
-        <w:t xml:space="preserve">Facher, Lev. 2025. “Over Half of U.S. Counties Have No System in Place for Monitoring Air Quality.” STAT. https://www.statnews.com/2025/04/23/health-news-air-pollution-fda-food-dye-measles-texas-update-morning-rounds/ (March 26, 2026).</w:t>
-      </w:r>
-    </w:p>
-    <w:p>
-      <w:pPr>
-        <w:pStyle w:val="BodyText"/>
-      </w:pPr>
-      <w:r>
-        <w:t xml:space="preserve">Gopal, By Keerti. 2025. “Nearly Half of Americans Are Breathing Unhealthy Air as Pollution Exposure Numbers Reach Decade High.” Inside Climate News. https://insideclimatenews.org/news/23042025/american-lung-association-unhealthy-air-report-pollution-exposure/ (March 26, 2026).</w:t>
-      </w:r>
-    </w:p>
-    <w:p>
-      <w:pPr>
-        <w:pStyle w:val="BodyText"/>
-      </w:pPr>
-      <w:r>
-        <w:t xml:space="preserve">“Millions of Americans Live in Areas without Air Quality Monitoring.” Earth.com. https://www.earth.com/news/millions-of-americans-live-in-areas-without-air-quality-monitoring/ (March 26, 2026).</w:t>
-      </w:r>
-    </w:p>
-    <w:p>
-      <w:pPr>
-        <w:pStyle w:val="BodyText"/>
-      </w:pPr>
-      <w:r>
-        <w:t xml:space="preserve">Bioengineer. 2025. “Just How Safe Is the Air We Breathe? Find out What 50 Million Americans Are.” BIOENGINEER.ORG. https://bioengineer.org/just-how-safe-is-the-air-we-breathe-find-out-what-50-million-americans-are-missing/ (March 26, 2026).</w:t>
-      </w:r>
-    </w:p>
-    <w:p>
-      <w:pPr>
-        <w:pStyle w:val="BodyText"/>
-      </w:pPr>
-      <w:r>
-        <w:t xml:space="preserve">“How Safe Is the Air to Breathe? 50 Million People in the US Do Not Know.” EurekAlert! https://www.eurekalert.org/news-releases/1081150 (March 26, 2026a).</w:t>
-      </w:r>
-    </w:p>
-    <w:p>
-      <w:pPr>
-        <w:pStyle w:val="BodyText"/>
-      </w:pPr>
-      <w:r>
-        <w:t xml:space="preserve">“How Safe Is the Air to Breathe? 50 Million People in the US Do Not Know.” ScienceDaily. https://www.sciencedaily.com/releases/2025/04/250421162612.htm (March 26, 2026b).</w:t>
-      </w:r>
-    </w:p>
-    <w:p>
-      <w:pPr>
-        <w:pStyle w:val="BodyText"/>
-      </w:pPr>
-      <w:r>
-        <w:t xml:space="preserve">MSN. (n.d.). Millions in the US live without local air quality monitoring. https://www.msn.com/en-gb/news/world/millions-in-the-us-live-without-local-air-quality-monitoring/ar-AA1DlSKn</w:t>
-      </w:r>
-    </w:p>
-    <w:p>
-      <w:pPr>
-        <w:pStyle w:val="BodyText"/>
-      </w:pPr>
-      <w:r>
-        <w:t xml:space="preserve">DNYUZ. (2025, April 23). Almost half of Americans breathe unhealthy air, report finds. https://dnyuz.com/2025/04/23/almost-half-of-americans-breathe-unhealthy-air-report-finds/</w:t>
-      </w:r>
-    </w:p>
-    <w:p>
-      <w:pPr>
-        <w:pStyle w:val="BodyText"/>
-      </w:pPr>
-      <w:r>
-        <w:t xml:space="preserve">Laboratory Equipment. (n.d.). 50 million live in U.S. counties without air quality monitoring. https://www.laboratoryequipment.com/618975-50-Million-Live-in-U-S-Counties-without-Air-Quality-Monitoring/</w:t>
-      </w:r>
-    </w:p>
-    <w:p>
-      <w:pPr>
-        <w:pStyle w:val="BodyText"/>
-      </w:pPr>
-      <w:r>
-        <w:t xml:space="preserve">News, Mirage. “50 Million Americans Unaware of Air Quality Safety.” Mirage News. https://www.miragenews.com/50-million-americans-unaware-of-air-quality-1447394/ (March 26, 2026).</w:t>
-      </w:r>
-    </w:p>
-    <w:p>
-      <w:pPr>
-        <w:pStyle w:val="BodyText"/>
-      </w:pPr>
-      <w:r>
-        <w:t xml:space="preserve">SCIENMAG. 2025. “Just How Safe Is the Air We Breathe? Find out What 50 Million Americans Are.” Science. https://scienmag.com/just-how-safe-is-the-air-we-breathe-find-out-what-50-million-americans-are-missing/ (March 26, 2026).</w:t>
-      </w:r>
-    </w:p>
-    <w:p>
-      <w:pPr>
-        <w:pStyle w:val="BodyText"/>
-      </w:pPr>
-      <w:r>
-        <w:t xml:space="preserve">State, Penn. 2025. “Millions in the US Live without Local Air Quality Monitoring.” News-Medical. https://www.news-medical.net/news/20250421/How-Safe-Is-The-Air-To-Breathe-50-Million-People-In-The-US-Do-Not-Know.aspx (March 26, 2026).</w:t>
-      </w:r>
-    </w:p>
-    <w:p>
-      <w:pPr>
-        <w:pStyle w:val="BodyText"/>
-      </w:pPr>
-      <w:r>
-        <w:t xml:space="preserve">Wagner, Aaron, and Pennsylvania State University. “How Safe Is the Air to Breathe? 50 Million People in the US Don’t Know.” https://phys.org/news/2025-04-safe-air-million-people-dont.html (March 26, 2026).</w:t>
-      </w:r>
-    </w:p>
-    <w:p>
-      <w:pPr>
-        <w:pStyle w:val="BodyText"/>
-      </w:pPr>
-      <w:r>
-        <w:t xml:space="preserve">Roque, N. A., Andrews, H., &amp; Santos-Lozada, A. R. (2025). Identifying air quality monitoring deserts in the United States. Proceedings of the National Academy of Sciences, 122(17), e2425310122.</w:t>
-      </w:r>
-    </w:p>
-    <w:p>
-      <w:pPr>
-        <w:pStyle w:val="BodyText"/>
-      </w:pPr>
-      <w:r>
-        <w:t xml:space="preserve">May 2025. Stavanger, Norway. International Joint Programme – Neurodegenerative Disease Research (JPND) Working Group Lead; Leading two writing groups in producing a guidelines paper and systematic review.</w:t>
-      </w:r>
-    </w:p>
-    <w:p>
-      <w:pPr>
-        <w:pStyle w:val="BodyText"/>
-      </w:pPr>
-      <w:r>
-        <w:t xml:space="preserve">2015, 2018. Judge. Capital Regional Science and Engineering Fair, Tallahassee, FL. Judged student poster presentations and participated in award selection.</w:t>
-      </w:r>
-    </w:p>
-    <w:p>
-      <w:pPr>
-        <w:pStyle w:val="Compact"/>
-        <w:numPr>
-          <w:ilvl w:val="0"/>
-          <w:numId w:val="1016"/>
-        </w:numPr>
-      </w:pPr>
-      <w:r>
-        <w:t xml:space="preserve">Roque, N.A., provided commentary on the potential impact of fireworks on human health. (2022, December). How do fireworks affect the air we breathe? We answer key questions about the pollution they generate. https://www.univision.com/noticias/fuegos-artificiales-contaminacion-aire-respiramos-preguntas-clave</w:t>
-      </w:r>
-    </w:p>
-    <w:p>
-      <w:pPr>
-        <w:pStyle w:val="Compact"/>
-        <w:numPr>
-          <w:ilvl w:val="0"/>
-          <w:numId w:val="1016"/>
-        </w:numPr>
-      </w:pPr>
-      <w:r>
-        <w:t xml:space="preserve">Roque, N.A., provided commentary on the state of detecting cognitive changes. (2019, December). If dementia can’t be prevented, can it at least be detected early? https://qz.com/1754544/detecting-dementia-early-could-the-key-to-a-cure/</w:t>
-      </w:r>
-    </w:p>
-    <w:p>
-      <w:pPr>
-        <w:pStyle w:val="Compact"/>
-        <w:numPr>
-          <w:ilvl w:val="0"/>
-          <w:numId w:val="1016"/>
-        </w:numPr>
-      </w:pPr>
-      <w:r>
-        <w:t xml:space="preserve">Roque, N.A. provided audio commentary on the state of assessing mobile device proficiency. (2018, December). JAG: A new tool for assessing mobile device proficiency in older adults: The mobile device proficiency questionnaire. Listen: http://sagenursing.sage-publications.libsynpro.com/jag-a-new-tool-for-assessing-mobile-device-proficiency-in-older-adults-the-mobile-device-proficiency-questionnaire-0</w:t>
-      </w:r>
-    </w:p>
-    <w:p>
-      <w:pPr>
-        <w:pStyle w:val="Compact"/>
-        <w:numPr>
-          <w:ilvl w:val="0"/>
-          <w:numId w:val="1016"/>
-        </w:numPr>
-      </w:pPr>
-      <w:r>
-        <w:t xml:space="preserve">Roque, N.A. and Boot, W.R., provided audio commentary on the state of assessing mobile device proficiency. (2018, November). JAG: A new tool for assessing mobile device proficiency in older adults: The mobile device proficiency questionnaire. Listen: http://sagenursing.sage-publications.libsynpro.com/jag-a-new-tool-for-assessing-mobile-device-proficiency-in-older-adults-the-mobile-device-proficiency-questionnaire</w:t>
-      </w:r>
-    </w:p>
-    <w:bookmarkEnd w:id="124"/>
-    <w:bookmarkStart w:id="125" w:name="X10d6f83919dafceecb7e7cef8657898852ca127"/>
-    <w:p>
-      <w:pPr>
-        <w:pStyle w:val="Heading3"/>
-      </w:pPr>
-      <w:r>
-        <w:t xml:space="preserve">Presentations (approximately last ten years)</w:t>
-      </w:r>
-    </w:p>
-    <w:bookmarkEnd w:id="125"/>
-    <w:bookmarkStart w:id="126" w:name="invited-talks"/>
-    <w:p>
-      <w:pPr>
-        <w:pStyle w:val="Heading3"/>
-      </w:pPr>
-      <w:r>
-        <w:t xml:space="preserve">Invited Talks</w:t>
-      </w:r>
-    </w:p>
-    <w:p>
-      <w:pPr>
-        <w:pStyle w:val="Compact"/>
-        <w:numPr>
-          <w:ilvl w:val="0"/>
-          <w:numId w:val="1017"/>
-        </w:numPr>
-      </w:pPr>
-      <w:r>
-        <w:t xml:space="preserve">Roque, N; (2026, Fall)</w:t>
-      </w:r>
-    </w:p>
-    <w:p>
-      <w:pPr>
-        <w:pStyle w:val="Compact"/>
-        <w:numPr>
-          <w:ilvl w:val="0"/>
-          <w:numId w:val="1017"/>
-        </w:numPr>
-      </w:pPr>
-      <w:r>
-        <w:t xml:space="preserve">Roque, N.A. (2025, May 20th). Detection of AI-Generated Information Across the Lifespan. In person presentation for the IAFCI PA State Annual Conference in State College, PA.</w:t>
-      </w:r>
-    </w:p>
-    <w:p>
-      <w:pPr>
-        <w:pStyle w:val="Compact"/>
-        <w:numPr>
-          <w:ilvl w:val="0"/>
-          <w:numId w:val="1017"/>
-        </w:numPr>
-      </w:pPr>
-      <w:r>
-        <w:t xml:space="preserve">Roque, N.A. (2025, March). Detection of AI-Generated Images Across the Lifespan. In person presentation for the Mental Health Technology Center (MHTech) Seminar Series at the University of California San Diego.</w:t>
-      </w:r>
-    </w:p>
-    <w:p>
-      <w:pPr>
-        <w:pStyle w:val="Compact"/>
-        <w:numPr>
-          <w:ilvl w:val="0"/>
-          <w:numId w:val="1017"/>
-        </w:numPr>
-      </w:pPr>
-      <w:r>
-        <w:t xml:space="preserve">Roque, N.A. (2024, May 10th). Breathe Well, Age Well​. Virtual presentation as part of Stonybrook’s  Cognitive Aging Colloquium.</w:t>
-      </w:r>
-    </w:p>
-    <w:p>
-      <w:pPr>
-        <w:pStyle w:val="Compact"/>
-        <w:numPr>
-          <w:ilvl w:val="0"/>
-          <w:numId w:val="1017"/>
-        </w:numPr>
-      </w:pPr>
-      <w:r>
-        <w:t xml:space="preserve">Roque, N.A. (2024, January 22nd). Beyond Numbers: Unlocking Health Insights in Underserved Communities through mHealth Data Collection​. In-person presentation + QA Panel as part of UT Austin’s CAPS Panel on Ecological Momentary Assessments in Underrepresented Populations.</w:t>
-      </w:r>
-    </w:p>
-    <w:p>
-      <w:pPr>
-        <w:pStyle w:val="Compact"/>
-        <w:numPr>
-          <w:ilvl w:val="0"/>
-          <w:numId w:val="1017"/>
-        </w:numPr>
-      </w:pPr>
-      <w:r>
-        <w:t xml:space="preserve">Roque, N.A. (2022, October 20th). Cognitive Assessment ​in the Cloud: ​Approaches &amp; Lessons Learned​. Virtual presentation as part of Amazon Web Services (AWS) Education Research Seminar Series.</w:t>
-      </w:r>
-    </w:p>
-    <w:p>
-      <w:pPr>
-        <w:pStyle w:val="Compact"/>
-        <w:numPr>
-          <w:ilvl w:val="0"/>
-          <w:numId w:val="1017"/>
-        </w:numPr>
-      </w:pPr>
-      <w:r>
-        <w:t xml:space="preserve">Roque, N.A. (2022, October 6th). Cognitive Assessment ​in the Cloud: ​Approaches &amp; Lessons Learned​. In-person presentation at Union College. Schenectady, New York.</w:t>
-      </w:r>
-    </w:p>
-    <w:p>
-      <w:pPr>
-        <w:pStyle w:val="Compact"/>
-        <w:numPr>
-          <w:ilvl w:val="0"/>
-          <w:numId w:val="1017"/>
-        </w:numPr>
-      </w:pPr>
-      <w:r>
-        <w:t xml:space="preserve">Roque N.A. (2020, August 20th). Leveraging Air Quality Sensors to Detect Smoking Behaviors​. Virtual presentation at Pennsylvania State University x Monash University: Intersection of Health and the Environment.</w:t>
-      </w:r>
-    </w:p>
-    <w:bookmarkEnd w:id="126"/>
-    <w:bookmarkStart w:id="127" w:name="conferences-organized-symposia"/>
-    <w:p>
-      <w:pPr>
-        <w:pStyle w:val="Heading3"/>
-      </w:pPr>
-      <w:r>
-        <w:t xml:space="preserve">Conferences: Organized Symposia</w:t>
+        <w:t xml:space="preserve">Conferences: Oral Presentations</w:t>
       </w:r>
     </w:p>
     <w:p>
@@ -2523,7 +5043,7 @@
         </w:numPr>
       </w:pPr>
       <w:r>
-        <w:t xml:space="preserve">Harrington, K., Roque, N., &amp; Mogle, J. (2020, November). Approaches for Modeling of Intensive Longitudinal Data to Understand Cognitive Aging. Innovation in Aging, 4(Suppl 1), 565. Gerontological Society of America, 2020 Annual Meeting. – Symposium Co-Chair.</w:t>
+        <w:t xml:space="preserve">Hyun, J., Roque, N., Lovasi, G., Hosgood, D., Katz, M., Lipton, R., &amp; Hall, C. (2025). Beyond Neighborhood Boundaries: GPS-Based Activity Space, Built Environment, and Cognitive Health. Innovation in Aging, 9(Supplement_2), igaf122.949. https://doi.org/10.1093/geroni/igaf122.949</w:t>
       </w:r>
     </w:p>
     <w:p>
@@ -2535,7 +5055,7 @@
         </w:numPr>
       </w:pPr>
       <w:r>
-        <w:t xml:space="preserve">Sliwinski, M.J. and Roque, N.A. (2020, April). Increasing the Precision of Measuring Cognitive Function in Older Adults using Mobile Technologies. Cognitive Aging Conference, 2020 Annual Meeting. – Symposium Co-Organizer; accepted; conference cancelled due to COVID-19.</w:t>
+        <w:t xml:space="preserve">De La Garza, A. G., Derby, C., Wang, C., Mogle, J., Lipton, R., Roque, N., Katz, M., &amp; Rabin, L. (2025). Perception to Performance: Linking Cognitive Lapses &amp; Smartphone Cognitive Assessments in the Einstein Aging Study. Innovation in Aging, 9(Supplement_2), igaf122.1890. https://doi.org/10.1093/geroni/igaf122.1890</w:t>
       </w:r>
     </w:p>
     <w:p>
@@ -2547,37 +5067,15 @@
         </w:numPr>
       </w:pPr>
       <w:r>
-        <w:t xml:space="preserve">Roque, NA., Hyun, J., Scott, S. (2019, November). Using Mobile Technology to Elucidate Psychosocial and Cognitive Function in Older Adults. Innovation in Aging, 3(Supplement_1), S809-S810. Gerontological Society of America, 2019 Annual Meeting. – Symposium Chair.</w:t>
-      </w:r>
-    </w:p>
-    <w:bookmarkEnd w:id="127"/>
-    <w:bookmarkStart w:id="128" w:name="conferences-oral-presentations"/>
-    <w:p>
-      <w:pPr>
-        <w:pStyle w:val="Heading3"/>
-      </w:pPr>
-      <w:r>
-        <w:t xml:space="preserve">Conferences: Oral Presentations</w:t>
-      </w:r>
-    </w:p>
-    <w:p>
-      <w:pPr>
-        <w:pStyle w:val="Compact"/>
-        <w:numPr>
-          <w:ilvl w:val="0"/>
-          <w:numId w:val="1019"/>
-        </w:numPr>
-      </w:pPr>
-      <w:r>
-        <w:t xml:space="preserve">Hyun, J., Roque, N., Lovasi, G., Hosgood, D., Katz, M., Lipton, R., &amp; Hall, C. (2025). Beyond Neighborhood Boundaries: GPS-Based Activity Space, Built Environment, and Cognitive Health. Innovation in Aging, 9(Supplement_2), igaf122.949. https://doi.org/10.1093/geroni/igaf122.949</w:t>
-      </w:r>
-    </w:p>
-    <w:p>
-      <w:pPr>
-        <w:pStyle w:val="Compact"/>
-        <w:numPr>
-          <w:ilvl w:val="0"/>
-          <w:numId w:val="1019"/>
+        <w:t xml:space="preserve">Shaleha, R., Almeida, D., &amp; Roque, N. (2025). Daily Stress, Cortisol Dysregulation, and Screen Time in Midlife and Older Adults: Findings from the MIDUS Study. Innovation in Aging, 9(Supplement_2), igaf122.3065. https://doi.org/10.1093/geroni/igaf122.3065</w:t>
+      </w:r>
+    </w:p>
+    <w:p>
+      <w:pPr>
+        <w:pStyle w:val="Compact"/>
+        <w:numPr>
+          <w:ilvl w:val="0"/>
+          <w:numId w:val="1018"/>
         </w:numPr>
       </w:pPr>
       <w:r>
@@ -2589,55 +5087,7 @@
         <w:pStyle w:val="Compact"/>
         <w:numPr>
           <w:ilvl w:val="0"/>
-          <w:numId w:val="1019"/>
-        </w:numPr>
-      </w:pPr>
-      <w:r>
-        <w:t xml:space="preserve">Hyun, J., Roque, N., Lovasi, G., Hosgood, D., Katz, M., Lipton, R., &amp; Hall, C. (2025). Beyond Neighborhood Boundaries: GPS-Based Activity Space, Built Environment, and Cognitive Health. Innovation in Aging, 9(Supplement_2), igaf122.949. https://doi.org/10.1093/geroni/igaf122.949</w:t>
-      </w:r>
-    </w:p>
-    <w:p>
-      <w:pPr>
-        <w:pStyle w:val="Compact"/>
-        <w:numPr>
-          <w:ilvl w:val="0"/>
-          <w:numId w:val="1019"/>
-        </w:numPr>
-      </w:pPr>
-      <w:r>
-        <w:t xml:space="preserve">De La Garza, A. G., Derby, C., Wang, C., Mogle, J., Lipton, R., Roque, N., Katz, M., &amp; Rabin, L. (2025). Perception to Performance: Linking Cognitive Lapses &amp; Smartphone Cognitive Assessments in the Einstein Aging Study. Innovation in Aging, 9(Supplement_2), igaf122.1890. https://doi.org/10.1093/geroni/igaf122.1890</w:t>
-      </w:r>
-    </w:p>
-    <w:p>
-      <w:pPr>
-        <w:pStyle w:val="Compact"/>
-        <w:numPr>
-          <w:ilvl w:val="0"/>
-          <w:numId w:val="1019"/>
-        </w:numPr>
-      </w:pPr>
-      <w:r>
-        <w:t xml:space="preserve">Shaleha, R., Almeida, D., &amp; Roque, N. (2025). Daily Stress, Cortisol Dysregulation, and Screen Time in Midlife and Older Adults: Findings from the MIDUS Study. Innovation in Aging, 9(Supplement_2), igaf122.3065. https://doi.org/10.1093/geroni/igaf122.3065</w:t>
-      </w:r>
-    </w:p>
-    <w:p>
-      <w:pPr>
-        <w:pStyle w:val="Compact"/>
-        <w:numPr>
-          <w:ilvl w:val="0"/>
-          <w:numId w:val="1019"/>
-        </w:numPr>
-      </w:pPr>
-      <w:r>
-        <w:t xml:space="preserve">Hoogendoorn, C., De La Garza, A. G., Roque, N., Wang, C., Lipton, R., &amp; Gonzalez, J. (2025). Wearable Continuous Glucose Monitoring and Cognitive Performance in Older Adults With Type 2 Diabetes. Innovation in Aging, 9(Supplement_2), igaf122.1889. https://doi.org/10.1093/geroni/igaf122.1889</w:t>
-      </w:r>
-    </w:p>
-    <w:p>
-      <w:pPr>
-        <w:pStyle w:val="Compact"/>
-        <w:numPr>
-          <w:ilvl w:val="0"/>
-          <w:numId w:val="1019"/>
+          <w:numId w:val="1018"/>
         </w:numPr>
       </w:pPr>
       <w:r>
@@ -2649,7 +5099,7 @@
         <w:pStyle w:val="Compact"/>
         <w:numPr>
           <w:ilvl w:val="0"/>
-          <w:numId w:val="1019"/>
+          <w:numId w:val="1018"/>
         </w:numPr>
       </w:pPr>
       <w:r>
@@ -2661,7 +5111,7 @@
         <w:pStyle w:val="Compact"/>
         <w:numPr>
           <w:ilvl w:val="0"/>
-          <w:numId w:val="1019"/>
+          <w:numId w:val="1018"/>
         </w:numPr>
       </w:pPr>
       <w:r>
@@ -2673,7 +5123,7 @@
         <w:pStyle w:val="Compact"/>
         <w:numPr>
           <w:ilvl w:val="0"/>
-          <w:numId w:val="1019"/>
+          <w:numId w:val="1018"/>
         </w:numPr>
       </w:pPr>
       <w:r>
@@ -2685,35 +5135,35 @@
         <w:pStyle w:val="Compact"/>
         <w:numPr>
           <w:ilvl w:val="0"/>
-          <w:numId w:val="1019"/>
-        </w:numPr>
-      </w:pPr>
-      <w:r>
-        <w:t xml:space="preserve">Garcia De La Garza, A., Derby, C. A., Wang, C., Roque, N. A., Katz, M. J., Lipton, M. J., &amp; Rabin, L. A. (2025a, July 26). Longitudinal Increases in Subjective Cognitive Concerns are associated with Changes in Global Cognitive Performance: Findings from Daily Digital Diary Assessments in the Einstein Aging Study (EAS). Alzheimer’s Association International Conference. https://alz.confex.com/alz/2025/meetingapp.cgi/Paper/110603</w:t>
-      </w:r>
-    </w:p>
-    <w:p>
-      <w:pPr>
-        <w:pStyle w:val="Compact"/>
-        <w:numPr>
-          <w:ilvl w:val="0"/>
-          <w:numId w:val="1019"/>
-        </w:numPr>
-      </w:pPr>
-      <w:r>
-        <w:t xml:space="preserve">Roque, N., Sliwinski, M., Katz, M., &amp; Anderson-Hanley, C. (2023). Revolutionizing Cognitive Assessment: The Power of Digital Biomarkers and Ecologically Valid Methods. In-person oral presentation by lead-author at the Annual Scientific Meeting of the Gerontological Society of America (GSA).</w:t>
-      </w:r>
-    </w:p>
-    <w:p>
-      <w:pPr>
-        <w:pStyle w:val="Compact"/>
-        <w:numPr>
-          <w:ilvl w:val="0"/>
-          <w:numId w:val="1019"/>
-        </w:numPr>
-      </w:pPr>
-      <w:r>
-        <w:t xml:space="preserve">Roque, N.A. (2022, August). Exploring ​Model-based Profiles of Adherence to a ​Technology-Based ​Cognitive Intervention​. Presented in-person at the American Psychological Association Annual Conference. [</w:t>
+          <w:numId w:val="1018"/>
+        </w:numPr>
+      </w:pPr>
+      <w:r>
+        <w:t xml:space="preserve">Garcia De La Garza, A., Derby, C. A., Wang, C., Roque, N. A., Katz, M. J., Lipton, R. B., &amp; Rabin, L. A. (2025a, July 26). Longitudinal Increases in Subjective Cognitive Concerns are associated with Changes in Global Cognitive Performance: Findings from Daily Digital Diary Assessments in the Einstein Aging Study (EAS). Alzheimer’s Association International Conference. https://alz.confex.com/alz/2025/meetingapp.cgi/Paper/110603</w:t>
+      </w:r>
+    </w:p>
+    <w:p>
+      <w:pPr>
+        <w:pStyle w:val="Compact"/>
+        <w:numPr>
+          <w:ilvl w:val="0"/>
+          <w:numId w:val="1018"/>
+        </w:numPr>
+      </w:pPr>
+      <w:r>
+        <w:t xml:space="preserve">Roque, N., Sliwinski, M., Katz, M., &amp; Anderson-Hanley, C. (2023). Revolutionizing Cognitive Assessment: The Power of Digital Biomarkers and Ecologically Valid Methods. In-person oral presentation by lead-author at the Annual Scientific Meeting of the Gerontological Society of America (GSA).</w:t>
+      </w:r>
+    </w:p>
+    <w:p>
+      <w:pPr>
+        <w:pStyle w:val="Compact"/>
+        <w:numPr>
+          <w:ilvl w:val="0"/>
+          <w:numId w:val="1018"/>
+        </w:numPr>
+      </w:pPr>
+      <w:r>
+        <w:t xml:space="preserve">Roque, N.A. (2022, August). Exploring Model-based Profiles of Adherence to a Technology-Based Cognitive Intervention. Presented in-person at the American Psychological Association Annual Conference. [</w:t>
       </w:r>
       <w:r>
         <w:rPr>
@@ -2731,7 +5181,7 @@
         <w:pStyle w:val="Compact"/>
         <w:numPr>
           <w:ilvl w:val="0"/>
-          <w:numId w:val="1019"/>
+          <w:numId w:val="1018"/>
         </w:numPr>
       </w:pPr>
       <w:r>
@@ -2743,23 +5193,23 @@
         <w:pStyle w:val="Compact"/>
         <w:numPr>
           <w:ilvl w:val="0"/>
-          <w:numId w:val="1019"/>
-        </w:numPr>
-      </w:pPr>
-      <w:r>
-        <w:t xml:space="preserve">Roque, N.A. (2022, April). Implementation of ​Web-based Experiments​: Considerations for a Live Study. Presented virtually at the Cognitive Aging Conference.</w:t>
-      </w:r>
-    </w:p>
-    <w:p>
-      <w:pPr>
-        <w:pStyle w:val="Compact"/>
-        <w:numPr>
-          <w:ilvl w:val="0"/>
-          <w:numId w:val="1019"/>
-        </w:numPr>
-      </w:pPr>
-      <w:r>
-        <w:t xml:space="preserve">Harrell, E., Roque, N., Boot, W., &amp; Charness, N. (2021). Exploring Factors that Shape Adherence to Technology-Based Cognitive Interventions. Innovation in Aging, 5(Suppl 1), 843-843. [</w:t>
+          <w:numId w:val="1018"/>
+        </w:numPr>
+      </w:pPr>
+      <w:r>
+        <w:t xml:space="preserve">Roque, N.A. (2022, April). Implementation of Web-based Experiments: Considerations for a Live Study. Presented virtually at the Cognitive Aging Conference.</w:t>
+      </w:r>
+    </w:p>
+    <w:p>
+      <w:pPr>
+        <w:pStyle w:val="Compact"/>
+        <w:numPr>
+          <w:ilvl w:val="0"/>
+          <w:numId w:val="1018"/>
+        </w:numPr>
+      </w:pPr>
+      <w:r>
+        <w:t xml:space="preserve">Harrell, E., Roque, N., Boot, W., &amp; Charness, N. (2021). Exploring Factors that Shape Adherence to Technology-Based Cognitive Interventions. Innovation in Aging, 5(Suppl 1), 843-843. [</w:t>
       </w:r>
       <w:r>
         <w:rPr>
@@ -2777,11 +5227,11 @@
         <w:pStyle w:val="Compact"/>
         <w:numPr>
           <w:ilvl w:val="0"/>
-          <w:numId w:val="1019"/>
-        </w:numPr>
-      </w:pPr>
-      <w:r>
-        <w:t xml:space="preserve">Roque, N. A., Hall, C. B., Katz, M., &amp; Sliwinski, M. J. (2021, November). Air Pollution Exposure is Associated with Cognitive Performance: Results from the Einstein Aging Study. Virtual presentation by lead-author at the 2021 Annual Scientific Meeting of the Gerontological Society of America (GSA) conference.  Innovation in Aging, 5(Suppl 1), 138-138. [</w:t>
+          <w:numId w:val="1018"/>
+        </w:numPr>
+      </w:pPr>
+      <w:r>
+        <w:t xml:space="preserve">Roque, N. A., Hall, C. B., Katz, M., &amp; Sliwinski, M. J. (2021, November). Air Pollution Exposure is Associated with Cognitive Performance: Results from the Einstein Aging Study. Virtual presentation by lead-author at the 2021 Annual Scientific Meeting of the Gerontological Society of America (GSA) conference. Innovation in Aging, 5(Suppl 1), 138-138. [</w:t>
       </w:r>
       <w:r>
         <w:rPr>
@@ -2799,11 +5249,11 @@
         <w:pStyle w:val="Compact"/>
         <w:numPr>
           <w:ilvl w:val="0"/>
-          <w:numId w:val="1019"/>
-        </w:numPr>
-      </w:pPr>
-      <w:r>
-        <w:t xml:space="preserve">Roque, N. A., Hall, C. B., Katz, M., &amp; Sliwinski, M. J. (2021, August). Air Pollution Exposure is Associated with Cognitive Performance: Results from the Einstein Aging Study. Virtual presentation by lead-author at the 2021 International Society for Environmental Epidemiology (ISEE) conference. In ISEE Conference Abstracts (Vol. 2021, No. 1). [</w:t>
+          <w:numId w:val="1018"/>
+        </w:numPr>
+      </w:pPr>
+      <w:r>
+        <w:t xml:space="preserve">Roque, N. A., Hall, C. B., Katz, M., &amp; Sliwinski, M. J. (2021, August). Air Pollution Exposure is Associated with Cognitive Performance: Results from the Einstein Aging Study. Virtual presentation by lead-author at the 2021 International Society for Environmental Epidemiology (ISEE) conference. In ISEE Conference Abstracts (Vol. 2021, No. 1). [</w:t>
       </w:r>
       <w:r>
         <w:rPr>
@@ -2821,11 +5271,177 @@
         <w:pStyle w:val="Compact"/>
         <w:numPr>
           <w:ilvl w:val="0"/>
+          <w:numId w:val="1018"/>
+        </w:numPr>
+      </w:pPr>
+      <w:r>
+        <w:t xml:space="preserve">Boot, W., Roque, N., Harrell, E., &amp; Charness, N. (2020). Older Adults’ Adherence to Technology-Based Intervention: The Role of Messaging and Individual Differences. Virtual presentation by lead-author. Innovation in Aging, 4(Suppl 1), 555.</w:t>
+      </w:r>
+    </w:p>
+    <w:p>
+      <w:pPr>
+        <w:pStyle w:val="Compact"/>
+        <w:numPr>
+          <w:ilvl w:val="0"/>
+          <w:numId w:val="1018"/>
+        </w:numPr>
+      </w:pPr>
+      <w:r>
+        <w:t xml:space="preserve">Charness, N., Souders, D., Best, R., Roque, N., Yoon, J., &amp; Stothart, C. (2020). Acceptance of Transportation Technologies by Aging Adults. Virtual presentation by lead-author. Innovation in Aging, 4(Supplement_1), 555-555.</w:t>
+      </w:r>
+    </w:p>
+    <w:p>
+      <w:pPr>
+        <w:pStyle w:val="Compact"/>
+        <w:numPr>
+          <w:ilvl w:val="0"/>
+          <w:numId w:val="1018"/>
+        </w:numPr>
+      </w:pPr>
+      <w:r>
+        <w:t xml:space="preserve">Harrington, K., Roque, N., Zhaoyang, R., Mogle, J., &amp; Sliwinski, M. (2020). Loneliness and Profiles of Objective and Subjective Memory During Midlife. Virtual presentation by lead-author. Innovation in Aging, 4(Suppl 1), 565.</w:t>
+      </w:r>
+    </w:p>
+    <w:p>
+      <w:pPr>
+        <w:pStyle w:val="Compact"/>
+        <w:numPr>
+          <w:ilvl w:val="0"/>
+          <w:numId w:val="1018"/>
+        </w:numPr>
+      </w:pPr>
+      <w:r>
+        <w:t xml:space="preserve">Cerino, E. S., Hyun, J., Hakun, J. G., Roque, N. A., Lipton, R. B., &amp; Sliwinski, M. J. (2020). Variability in working memory performance on mobile devices is sensitive to mild cognitive impairment: Results from the Einstein Aging Study: Neuropsychology/early detection of cognitive decline with neuropsychological tests. Virtual presentation by lead-author. Alzheimer’s &amp; Dementia, 16, e039960.</w:t>
+      </w:r>
+    </w:p>
+    <w:p>
+      <w:pPr>
+        <w:pStyle w:val="Compact"/>
+        <w:numPr>
+          <w:ilvl w:val="0"/>
+          <w:numId w:val="1018"/>
+        </w:numPr>
+      </w:pPr>
+      <w:r>
+        <w:t xml:space="preserve">Sliwinski, M. J., Hakun, J. G., Roque, N., Katz, M. J., Zhaoyang, R., &amp; Lipton, R. B. (2019). Intensive ambulatory cognitive assessments in older adults: sensitivity to cognitive risk status in the Einstein Aging Study (EAS). Virtual presentation by lead-author. Alzheimer’s &amp; Dementia, 15(7), P355-P356.</w:t>
+      </w:r>
+    </w:p>
+    <w:p>
+      <w:pPr>
+        <w:pStyle w:val="Compact"/>
+        <w:numPr>
+          <w:ilvl w:val="0"/>
+          <w:numId w:val="1018"/>
+        </w:numPr>
+      </w:pPr>
+      <w:r>
+        <w:t xml:space="preserve">Oravecz, Z., Roque, N., &amp; Sliwinski, M. (2020, November). Bayesian Modeling of Cognitive Impairment in the Presence of Retest Effects. Innovation in Aging, 4(Suppl 1), 566. Virtual presentation presented by lead-author at the Annual Scientific Meeting of the Gerontological Society of America (GSA). Virtual</w:t>
+      </w:r>
+    </w:p>
+    <w:p>
+      <w:pPr>
+        <w:pStyle w:val="Compact"/>
+        <w:numPr>
+          <w:ilvl w:val="0"/>
+          <w:numId w:val="1018"/>
+        </w:numPr>
+      </w:pPr>
+      <w:r>
+        <w:t xml:space="preserve">Roque, N., Sliwinski, M., &amp; Ram, N. (2020, November). Questionnaire-Based Everyday Reaction Time: Reliable, Valid, and Unobtrusive Measure of Cognition. Innovation in Aging, 4(Suppl 1), 599. Virtual presentation by lead-author at Annual Scientific Meeting of the Gerontological Society of America (GSA).</w:t>
+      </w:r>
+    </w:p>
+    <w:p>
+      <w:pPr>
+        <w:pStyle w:val="Compact"/>
+        <w:numPr>
+          <w:ilvl w:val="0"/>
+          <w:numId w:val="1018"/>
+        </w:numPr>
+      </w:pPr>
+      <w:r>
+        <w:t xml:space="preserve">Roque, N., Ram, N., &amp; Ong, A. (2019, January). Predicting health outcomes from time series features of affect dynamics: a machine learning approach. Presented by lead-author at the Bi-Annual World Congress Meeting of the International College of Psychosomatic Medicine (ICPM). Florence, Italy. In Psychotherapy and Psychosomatics (vol. 88, pp. 110-110). Allschwilerstrasse 10, CH-4009 Basel, Switzerland: Karger. https://www.karger.com/Article/Pdf/502467</w:t>
+      </w:r>
+    </w:p>
+    <w:p>
+      <w:pPr>
+        <w:pStyle w:val="Compact"/>
+        <w:numPr>
+          <w:ilvl w:val="0"/>
+          <w:numId w:val="1018"/>
+        </w:numPr>
+      </w:pPr>
+      <w:r>
+        <w:t xml:space="preserve">Ong, A., Roque, N., &amp; Ram, N. (2019). Fragile positive affect and systemic inflammation. Presented by lead-author at the Bi-Annual World Congress Meeting of the International College of Psychosomatic Medicine (ICPM). Florence, Italy. In Psychotherapy and Psychosomatics (Vol. 88, pp. 100-100). Allschwilerstrasse 10, CH-4009 Basel, Switzerland: Karger. https://www.karger.com/Article/Pdf/502467</w:t>
+      </w:r>
+    </w:p>
+    <w:p>
+      <w:pPr>
+        <w:pStyle w:val="Compact"/>
+        <w:numPr>
+          <w:ilvl w:val="0"/>
+          <w:numId w:val="1018"/>
+        </w:numPr>
+      </w:pPr>
+      <w:r>
+        <w:t xml:space="preserve">Mason, J., Jaime, S., Roque, N.A., Maharaj, A., Tenenbaum, G., &amp; Figueroa, A. (2019, May). The effects of an acute bout of aerobic exercise on cognitive function in older adults. Presented by lead-author at the Annual Meeting of the American College of Sports Medicine (ACSM). Orlando, FL.</w:t>
+      </w:r>
+    </w:p>
+    <w:p>
+      <w:pPr>
+        <w:pStyle w:val="Compact"/>
+        <w:numPr>
+          <w:ilvl w:val="0"/>
+          <w:numId w:val="1018"/>
+        </w:numPr>
+      </w:pPr>
+      <w:r>
+        <w:t xml:space="preserve">Roque, N.A., Boot, W.R. (2018, May). The Development and Validation of the Mobile Device Proficiency Questionnaire in U.S. Samples. Presented at the 2018 Annual Meeting of the International Society for Gerontechnology. St. Petersburg, FL.</w:t>
+      </w:r>
+    </w:p>
+    <w:p>
+      <w:pPr>
+        <w:pStyle w:val="Compact"/>
+        <w:numPr>
+          <w:ilvl w:val="0"/>
+          <w:numId w:val="1018"/>
+        </w:numPr>
+      </w:pPr>
+      <w:r>
+        <w:t xml:space="preserve">Souders, D.J., Charness, N., Roque, N.A., Pham, H. (2018, April). Do Advanced Driver Assistance Systems (ADAS) improve older driver performance? Presented by lead-author at SUNY Stony Brook, Smart and Connected Community Conference. New York.</w:t>
+      </w:r>
+    </w:p>
+    <w:p>
+      <w:pPr>
+        <w:pStyle w:val="Compact"/>
+        <w:numPr>
+          <w:ilvl w:val="0"/>
+          <w:numId w:val="1018"/>
+        </w:numPr>
+      </w:pPr>
+      <w:r>
+        <w:t xml:space="preserve">Roque, N.A., Boot, W.R., Charness, N., Barajas, K., Dirghalli, J., Mitchum, A. (2016, July). Exploring the Comprehension of a New Traffic Signal to Promote the Safety and Awareness of Pedestrians. Presented at Human Computer Interaction International (HCII). Toronto.</w:t>
+      </w:r>
+    </w:p>
+    <w:bookmarkEnd w:id="135"/>
+    <w:bookmarkStart w:id="136" w:name="conferences-posters"/>
+    <w:p>
+      <w:pPr>
+        <w:pStyle w:val="Heading3"/>
+      </w:pPr>
+      <w:r>
+        <w:t xml:space="preserve">Conferences: Posters</w:t>
+      </w:r>
+    </w:p>
+    <w:p>
+      <w:pPr>
+        <w:pStyle w:val="Compact"/>
+        <w:numPr>
+          <w:ilvl w:val="0"/>
           <w:numId w:val="1019"/>
         </w:numPr>
       </w:pPr>
       <w:r>
-        <w:t xml:space="preserve">Boot, W., Roque, N., Harrell, E., &amp; Charness, N. (2020). Older Adults’ Adherence to Technology-Based Intervention: The Role of Messaging and Individual Differences. Virtual presentation by lead-author. Innovation in Aging, 4(Suppl 1), 555.</w:t>
+        <w:t xml:space="preserve">Prieto, S., Split, M., Vito, A. N. D., Strenger, J., Roque, N. A., Sliwinski, M. J., Thompson, L. I., &amp; Kunicki, Z. J. (2025). The Impact of Stress on Cognitive Performance in Remote Smartphone-Based Assessments: Exploring Within-Person Variability. Alzheimer’s &amp; Dementia, 21(S3), e102501. https://doi.org/10.1002/alz70857_102501</w:t>
       </w:r>
     </w:p>
     <w:p>
@@ -2837,7 +5453,7 @@
         </w:numPr>
       </w:pPr>
       <w:r>
-        <w:t xml:space="preserve">Charness, N., Souders, D., Best, R., Roque, N., Yoon, J., &amp; Stothart, C. (2020). Acceptance of Transportation Technologies by Aging Adults. Virtual presentation by lead-author. Innovation in Aging, 4(Supplement_1), 555-555.</w:t>
+        <w:t xml:space="preserve">Sergeyev, N., Bodek, H., Moffitt, C., Andrews, H. J., Cameron, J. D., Lavin, R., Roque, N. A., Ezzati, A., Lipton, R. B., &amp; Rabin, L. A. (2025). Impact of Sociodemographic and Linguistic Factors on TICS-m Screening: Findings from the Remote-CARE Study. Alzheimer’s &amp; Dementia, 21(S3), e106205. https://doi.org/10.1002/alz70857_106205</w:t>
       </w:r>
     </w:p>
     <w:p>
@@ -2849,7 +5465,7 @@
         </w:numPr>
       </w:pPr>
       <w:r>
-        <w:t xml:space="preserve">Harrington, K., Roque, N., Zhaoyang, R., Mogle, J., &amp; Sliwinski, M. (2020). Loneliness and Profiles of Objective and Subjective Memory During Midlife. Virtual presentation by lead-author. Innovation in Aging, 4(Suppl 1), 565.</w:t>
+        <w:t xml:space="preserve">Roque, N. A., Katz, M. J., Garza, A. G. D. L., Hosgood, D., &amp; Hall, C. B. (2025). Exposures to PM2.5 in Older Adults: Differences by Cognitive Status and Age in the Einstein Aging Study. Alzheimer’s &amp; Dementia, 21(S2), e106788. https://doi.org/10.1002/alz70856_106788</w:t>
       </w:r>
     </w:p>
     <w:p>
@@ -2861,7 +5477,7 @@
         </w:numPr>
       </w:pPr>
       <w:r>
-        <w:t xml:space="preserve">Cerino, E. S., Hyun, J., Hakun, J. G., Roque, N. A., Lipton, R. B., &amp; Sliwinski, M. J. (2020). Variability in working memory performance on mobile devices is sensitive to mild cognitive impairment: Results from the Einstein Aging Study: Neuropsychology/early detection of cognitive decline with neuropsychological tests. Virtual presentation by lead-author. Alzheimer’s &amp; Dementia, 16, e039960.</w:t>
+        <w:t xml:space="preserve">Cheng, K. J. G., &amp; Roque, N. A. (2025). Hitting the Brakes: Driving Cessation, Cognitive Health, and the Mediating Role of Social Relationships Among Older Adults in the US. Alzheimer’s &amp; Dementia, 21(S4), e099940. https://doi.org/10.1002/alz70858_099940</w:t>
       </w:r>
     </w:p>
     <w:p>
@@ -2873,7 +5489,7 @@
         </w:numPr>
       </w:pPr>
       <w:r>
-        <w:t xml:space="preserve">Sliwinski, M. J., Hakun, J. G., Roque, N., Katz, M. J., Zhaoyang, R., &amp; Lipton, R. B. (2019). Intensive ambulatory cognitive assessments in older adults: sensitivity to cognitive risk status in the Einstein Aging Study (EAS). Virtual presentation by lead-author. Alzheimer’s &amp; Dementia, 15(7), P355-P356.</w:t>
+        <w:t xml:space="preserve">Anderson-Hanley, C., Roque, N. A., Rogers, J., Needham, V., Panos, S., &amp; Warner, G. (2025). Digital biomarker for assessing executive function in a remote iPACES clinical trial for mild cognitive impairment: The comparability of the electronic Stroop vs. the paper Stroop. Alzheimer’s &amp; Dementia, 21(S3), e107788. https://doi.org/10.1002/alz70857_107788</w:t>
       </w:r>
     </w:p>
     <w:p>
@@ -2885,7 +5501,7 @@
         </w:numPr>
       </w:pPr>
       <w:r>
-        <w:t xml:space="preserve">Oravecz, Z., Roque, N., &amp; Sliwinski, M. (2020, November). Bayesian Modeling of Cognitive Impairment in the Presence of Retest Effects. Innovation in Aging, 4(Suppl 1), 566. Virtual presentation presented by lead-author at the Annual Scientific Meeting of the Gerontological Society of America (GSA). Virtual</w:t>
+        <w:t xml:space="preserve">Andrews, H. J., Ezzati, A., Rabin, L. A., Sergeyev, N., Bodek, H., Cameron, J. D., Moffitt, C., Lavin, R., Lipton, R. B., &amp; Roque, N. A. (2025). Open-Source Development of The Remote Cognitive Aging and Alzheimer’s Disease Research R-CARE Toolbox for Advancing Remote Neuropsychological Assessment for Cohorts and Clinical Trials. Alzheimer’s &amp; Dementia, 21(S2), e106978. https://doi.org/10.1002/alz70856_106978</w:t>
       </w:r>
     </w:p>
     <w:p>
@@ -2897,7 +5513,7 @@
         </w:numPr>
       </w:pPr>
       <w:r>
-        <w:t xml:space="preserve">Roque, N., Sliwinski, M., &amp; Ram, N. (2020, November). Questionnaire-Based Everyday Reaction Time: Reliable, Valid, and Unobtrusive Measure of Cognition. Innovation in Aging, 4(Suppl 1), 599. Virtual presentation by lead-author at Annual Scientific Meeting of the Gerontological Society of America (GSA).</w:t>
+        <w:t xml:space="preserve">Garza, A. G. D. L., Derby, C. A., Wang, C., Roque, N. A., Katz, M. J., Lipton, R. B., &amp; Rabin, L. A. (2025). Elucidating the Association Between Pain and Self‐Perceived Cognitive Functioning Using Daily Digital Diary Assessments: Results from the Einstein Aging Study (EAS). Alzheimer’s &amp; Dementia, 21(Suppl 9), e110543. https://doi.org/10.1002/alz70863_110543</w:t>
       </w:r>
     </w:p>
     <w:p>
@@ -2909,7 +5525,7 @@
         </w:numPr>
       </w:pPr>
       <w:r>
-        <w:t xml:space="preserve">Roque, N., Ram, N., &amp; Ong, A. (2019, January). Predicting health outcomes from time series features of affect dynamics: a machine learning approach. Presented by lead-author at the Bi-Annual World Congress Meeting of the International College of Psychosomatic Medicine (ICPM). Florence, Italy. In Psychotherapy and Psychosomatics (vol. 88, pp. 110-110). Allschwilerstrasse 10, CH-4009 Basel, Switzerland: Karger. https://www.karger.com/Article/Pdf/502467</w:t>
+        <w:t xml:space="preserve">Velazquez, E., &amp; Roque, N. (2025). Impact of Global and Local Clutter on Visual Search Efficiency and Attentional Guidance. Journal of Vision, 25(9), 2209–2209. https://doi.org/10.1167/jov.25.9.2209</w:t>
       </w:r>
     </w:p>
     <w:p>
@@ -2918,172 +5534,6 @@
         <w:numPr>
           <w:ilvl w:val="0"/>
           <w:numId w:val="1019"/>
-        </w:numPr>
-      </w:pPr>
-      <w:r>
-        <w:t xml:space="preserve">Ong, A., Roque, N., &amp; Ram, N. (2019). Fragile positive affect and systemic inflammation. Presented by lead-author at the Bi-Annual World Congress Meeting of the International College of Psychosomatic Medicine (ICPM). Florence, Italy. In Psychotherapy and Psychosomatics (Vol. 88, pp. 100-100). Allschwilerstrasse 10, CH-4009 Basel, Switzerland: Karger.  https://www.karger.com/Article/Pdf/502467</w:t>
-      </w:r>
-    </w:p>
-    <w:p>
-      <w:pPr>
-        <w:pStyle w:val="Compact"/>
-        <w:numPr>
-          <w:ilvl w:val="0"/>
-          <w:numId w:val="1019"/>
-        </w:numPr>
-      </w:pPr>
-      <w:r>
-        <w:t xml:space="preserve">Mason, J., Jaime, S., Roque, N.A., Maharaj, A., Tenenbaum, G., &amp; Figueroa, A. (2019, May). The effects of an acute bout of aerobic exercise on cognitive function in older adults. Presented by lead-author at the Annual Meeting of the American College of Sports Medicine (ACSM). Orlando, FL.</w:t>
-      </w:r>
-    </w:p>
-    <w:p>
-      <w:pPr>
-        <w:pStyle w:val="Compact"/>
-        <w:numPr>
-          <w:ilvl w:val="0"/>
-          <w:numId w:val="1019"/>
-        </w:numPr>
-      </w:pPr>
-      <w:r>
-        <w:t xml:space="preserve">Roque, N.A., Boot, W.R. (2018, May). The Development and Validation of the Mobile Device Proficiency Questionnaire in U.S. Samples. Presented at the 2018 Annual Meeting of the International Society for Gerontechnology. St. Petersburg, FL.</w:t>
-      </w:r>
-    </w:p>
-    <w:p>
-      <w:pPr>
-        <w:pStyle w:val="Compact"/>
-        <w:numPr>
-          <w:ilvl w:val="0"/>
-          <w:numId w:val="1019"/>
-        </w:numPr>
-      </w:pPr>
-      <w:r>
-        <w:t xml:space="preserve">Souders, D.J., Charness, N., Roque, N.A., Pham, H. (2018, April). Do Advanced Driver Assistance Systems (ADAS) improve older driver performance? Presented by lead-author at SUNY Stony Brook, Smart and Connected Community Conference. New York.</w:t>
-      </w:r>
-    </w:p>
-    <w:p>
-      <w:pPr>
-        <w:pStyle w:val="Compact"/>
-        <w:numPr>
-          <w:ilvl w:val="0"/>
-          <w:numId w:val="1019"/>
-        </w:numPr>
-      </w:pPr>
-      <w:r>
-        <w:t xml:space="preserve">Roque, N.A., Boot, W.R., Charness, N., Barajas, K., Dirghalli, J., Mitchum, A. (2016, July). Exploring the Comprehension of a New Traffic Signal to Promote the Safety and Awareness of Pedestrians. Presented at Human Computer Interaction International (HCII). Toronto.</w:t>
-      </w:r>
-    </w:p>
-    <w:bookmarkEnd w:id="128"/>
-    <w:bookmarkStart w:id="129" w:name="conferences-posters"/>
-    <w:p>
-      <w:pPr>
-        <w:pStyle w:val="Heading3"/>
-      </w:pPr>
-      <w:r>
-        <w:t xml:space="preserve">Conferences: Posters</w:t>
-      </w:r>
-    </w:p>
-    <w:p>
-      <w:pPr>
-        <w:pStyle w:val="Compact"/>
-        <w:numPr>
-          <w:ilvl w:val="0"/>
-          <w:numId w:val="1020"/>
-        </w:numPr>
-      </w:pPr>
-      <w:r>
-        <w:t xml:space="preserve">Prieto, S., Split, M., Vito, A. N. D., Strenger, J., Roque, N. A., Sliwinski, M. J., Thompson, L. I., &amp; Kunicki, Z. J. (2025). The Impact of Stress on Cognitive Performance in Remote Smartphone-Based Assessments: Exploring Within-Person Variability. Alzheimer’s &amp; Dementia, 21(S3), e102501. https://doi.org/10.1002/alz70857_102501</w:t>
-      </w:r>
-    </w:p>
-    <w:p>
-      <w:pPr>
-        <w:pStyle w:val="Compact"/>
-        <w:numPr>
-          <w:ilvl w:val="0"/>
-          <w:numId w:val="1020"/>
-        </w:numPr>
-      </w:pPr>
-      <w:r>
-        <w:t xml:space="preserve">Sergeyev, N., Bodek, H., Moffitt, C., Andrews, H. J., Cameron, J. D., Lavin, R., Roque, N. A., Ezzati, A., Lipton, R. B., &amp; Rabin, L. A. (2025). Impact of Sociodemographic and Linguistic Factors on TICS-m Screening: Findings from the Remote-CARE Study. Alzheimer’s &amp; Dementia, 21(S3), e106205. https://doi.org/10.1002/alz70857_106205</w:t>
-      </w:r>
-    </w:p>
-    <w:p>
-      <w:pPr>
-        <w:pStyle w:val="Compact"/>
-        <w:numPr>
-          <w:ilvl w:val="0"/>
-          <w:numId w:val="1020"/>
-        </w:numPr>
-      </w:pPr>
-      <w:r>
-        <w:t xml:space="preserve">Roque, N. A., Katz, M. J., Garza, A. G. D. L., Hosgood, D., &amp; Hall, C. B. (2025). Exposures to PM2.5 in Older Adults: Differences by Cognitive Status and Age in the Einstein Aging Study. Alzheimer’s &amp; Dementia, 21(S2), e106788. https://doi.org/10.1002/alz70856_106788</w:t>
-      </w:r>
-    </w:p>
-    <w:p>
-      <w:pPr>
-        <w:pStyle w:val="Compact"/>
-        <w:numPr>
-          <w:ilvl w:val="0"/>
-          <w:numId w:val="1020"/>
-        </w:numPr>
-      </w:pPr>
-      <w:r>
-        <w:t xml:space="preserve">Cheng, K. J. G., &amp; Roque, N. A. (2025). Hitting the Brakes: Driving Cessation, Cognitive Health, and the Mediating Role of Social Relationships Among Older Adults in the US. Alzheimer’s &amp; Dementia, 21(S4), e099940. https://doi.org/10.1002/alz70858_099940</w:t>
-      </w:r>
-    </w:p>
-    <w:p>
-      <w:pPr>
-        <w:pStyle w:val="Compact"/>
-        <w:numPr>
-          <w:ilvl w:val="0"/>
-          <w:numId w:val="1020"/>
-        </w:numPr>
-      </w:pPr>
-      <w:r>
-        <w:t xml:space="preserve">Anderson-Hanley, C., Roque, N. A., Rogers, J., Needham, V., Panos, S., &amp; Warner, G. (2025). Digital biomarker for assessing executive function in a remote iPACES clinical trial for mild cognitive impairment: The comparability of the electronic Stroop vs. the paper Stroop. Alzheimer’s &amp; Dementia, 21(S3), e107788. https://doi.org/10.1002/alz70857_107788</w:t>
-      </w:r>
-    </w:p>
-    <w:p>
-      <w:pPr>
-        <w:pStyle w:val="Compact"/>
-        <w:numPr>
-          <w:ilvl w:val="0"/>
-          <w:numId w:val="1020"/>
-        </w:numPr>
-      </w:pPr>
-      <w:r>
-        <w:t xml:space="preserve">Andrews, H. J., Ezzati, A., Rabin, L. A., Sergeyev, N., Bodek, H., Cameron, J. D., Moffitt, C., Lavin, R., Lipton, R. B., &amp; Roque, N. A. (2025). Open-Source Development of The Remote Cognitive Aging and Alzheimer’s Disease Research R-CARE Toolbox for Advancing Remote Neuropsychological Assessment for Cohorts and Clinical Trials. Alzheimer’s &amp; Dementia, 21(S2), e106978. https://doi.org/10.1002/alz70856_106978</w:t>
-      </w:r>
-    </w:p>
-    <w:p>
-      <w:pPr>
-        <w:pStyle w:val="Compact"/>
-        <w:numPr>
-          <w:ilvl w:val="0"/>
-          <w:numId w:val="1020"/>
-        </w:numPr>
-      </w:pPr>
-      <w:r>
-        <w:t xml:space="preserve">Garza, A. G. D. L., Derby, C. A., Wang, C., Roque, N. A., Katz, M. J., Lipton, R. B., &amp; Rabin, L. A. (2025). Elucidating the Association Between Pain and Self‐Perceived Cognitive Functioning Using Daily Digital Diary Assessments: Results from the Einstein Aging Study (EAS). Alzheimer’s &amp; Dementia, 21(Suppl 9), e110543. https://doi.org/10.1002/alz70863_110543</w:t>
-      </w:r>
-    </w:p>
-    <w:p>
-      <w:pPr>
-        <w:pStyle w:val="Compact"/>
-        <w:numPr>
-          <w:ilvl w:val="0"/>
-          <w:numId w:val="1020"/>
-        </w:numPr>
-      </w:pPr>
-      <w:r>
-        <w:t xml:space="preserve">Velazquez, E., &amp; Roque, N. (2025). Impact of Global and Local Clutter on Visual Search Efficiency and Attentional Guidance. Journal of Vision, 25(9), 2209–2209. https://doi.org/10.1167/jov.25.9.2209</w:t>
-      </w:r>
-    </w:p>
-    <w:p>
-      <w:pPr>
-        <w:pStyle w:val="Compact"/>
-        <w:numPr>
-          <w:ilvl w:val="0"/>
-          <w:numId w:val="1020"/>
         </w:numPr>
       </w:pPr>
       <w:r>
@@ -3105,11 +5555,11 @@
         <w:pStyle w:val="Compact"/>
         <w:numPr>
           <w:ilvl w:val="0"/>
-          <w:numId w:val="1020"/>
-        </w:numPr>
-      </w:pPr>
-      <w:r>
-        <w:t xml:space="preserve">Roque, N.A., Sliwinski, M., Derby, C., Lipton, R.B., Buxton, O., and Katz, M., &amp; (2023). Feasibility of A Multi-Pronged, Multi-Sensor Cognitive Aging Protocol in a Diversified Cohort: Results from the Einstein Aging Study. Poster accepted for the Alzheimer’s Association International Conference 2024. [</w:t>
+          <w:numId w:val="1019"/>
+        </w:numPr>
+      </w:pPr>
+      <w:r>
+        <w:t xml:space="preserve">Roque, N.A., Sliwinski, M., Derby, C., Lipton, R.B., Buxton, O., &amp; Katz, M. (2023). Feasibility of A Multi-Pronged, Multi-Sensor Cognitive Aging Protocol in a Diversified Cohort: Results from the Einstein Aging Study. Poster accepted for the Alzheimer’s Association International Conference 2024. [</w:t>
       </w:r>
       <w:r>
         <w:rPr>
@@ -3127,7 +5577,7 @@
         <w:pStyle w:val="Compact"/>
         <w:numPr>
           <w:ilvl w:val="0"/>
-          <w:numId w:val="1020"/>
+          <w:numId w:val="1019"/>
         </w:numPr>
       </w:pPr>
       <w:r>
@@ -3139,7 +5589,7 @@
         <w:pStyle w:val="Compact"/>
         <w:numPr>
           <w:ilvl w:val="0"/>
-          <w:numId w:val="1020"/>
+          <w:numId w:val="1019"/>
         </w:numPr>
       </w:pPr>
       <w:r>
@@ -3151,11 +5601,11 @@
         <w:pStyle w:val="Compact"/>
         <w:numPr>
           <w:ilvl w:val="0"/>
-          <w:numId w:val="1020"/>
-        </w:numPr>
-      </w:pPr>
-      <w:r>
-        <w:t xml:space="preserve">De Vito, A., Kunicki, Z., Britton, K., Villa, P., Strenger, J., Harrington, K., … &amp; Thompson, L. I. (2023). 5 Intraindividual Variability in Processing Speed on Digital Cognitive Assessments Differs by Amyloidosis Status in Cognitively Normal Older Adults. Journal of the International Neuropsychological Society, 29(s1), 217-218. [</w:t>
+          <w:numId w:val="1019"/>
+        </w:numPr>
+      </w:pPr>
+      <w:r>
+        <w:t xml:space="preserve">De Vito, A., Kunicki, Z., Britton, K., Villa, P., Strenger, J., Harrington, K., … &amp; Thompson, L. I. (2023). 5 Intraindividual Variability in Processing Speed on Digital Cognitive Assessments Differs by Amyloidosis Status in Cognitively Normal Older Adults. Journal of the International Neuropsychological Society, 29(s1), 217-218. [</w:t>
       </w:r>
       <w:r>
         <w:rPr>
@@ -3173,11 +5623,11 @@
         <w:pStyle w:val="Compact"/>
         <w:numPr>
           <w:ilvl w:val="0"/>
-          <w:numId w:val="1020"/>
-        </w:numPr>
-      </w:pPr>
-      <w:r>
-        <w:t xml:space="preserve">Strenger, J. R., Riera, N., Harrington, K., Roque, N., Salloway, S., Sliwinski, M., &amp; Thompson, L. I. (2023). 28 Variability in Remote, Self-Administered Assessment Performance Associated with Self-Reported Memory Perceptions Among Older Adults. Journal of the International Neuropsychological Society, 29(s1), 340-341. [</w:t>
+          <w:numId w:val="1019"/>
+        </w:numPr>
+      </w:pPr>
+      <w:r>
+        <w:t xml:space="preserve">Strenger, J. R., Riera, N., Harrington, K., Roque, N., Salloway, S., Sliwinski, M., &amp; Thompson, L. I. (2023). 28 Variability in Remote, Self-Administered Assessment Performance Associated with Self-Reported Memory Perceptions Among Older Adults. Journal of the International Neuropsychological Society, 29(s1), 340-341. [</w:t>
       </w:r>
       <w:r>
         <w:rPr>
@@ -3195,11 +5645,11 @@
         <w:pStyle w:val="Compact"/>
         <w:numPr>
           <w:ilvl w:val="0"/>
-          <w:numId w:val="1020"/>
-        </w:numPr>
-      </w:pPr>
-      <w:r>
-        <w:t xml:space="preserve">DeBonis, D. G., Dunnam, M., Panos, S., Warner, G., Roque, N., &amp; Anderson-Hanley, C. (2023). 78 Examining the Association Between a Patient’s Diagnosis and Occurrence of The First Error on Trails B. Journal of the International Neuropsychological Society, 29(s1), 280-280. [</w:t>
+          <w:numId w:val="1019"/>
+        </w:numPr>
+      </w:pPr>
+      <w:r>
+        <w:t xml:space="preserve">DeBonis, D. G., Dunnam, M., Panos, S., Warner, G., Roque, N., &amp; Anderson-Hanley, C. (2023). 78 Examining the Association Between a Patient’s Diagnosis and Occurrence of The First Error on Trails B. Journal of the International Neuropsychological Society, 29(s1), 280-280. [</w:t>
       </w:r>
       <w:r>
         <w:rPr>
@@ -3217,11 +5667,11 @@
         <w:pStyle w:val="Compact"/>
         <w:numPr>
           <w:ilvl w:val="0"/>
-          <w:numId w:val="1020"/>
-        </w:numPr>
-      </w:pPr>
-      <w:r>
-        <w:t xml:space="preserve">De Vito, A. N., Kunicki, Z.J., Emrani, S., Strenger, J., Harrington, K.D., Roque, N.A., … &amp; Thompson, L. I. (2023). Fatigue Interacts with Amyloid Status To Predict Daily Working Memory Performance in Preclinical Alzheimer’s Disease. Alzheimer’s &amp; Dementia, 19, e080094. [</w:t>
+          <w:numId w:val="1019"/>
+        </w:numPr>
+      </w:pPr>
+      <w:r>
+        <w:t xml:space="preserve">De Vito, A. N., Kunicki, Z.J., Emrani, S., Strenger, J., Harrington, K.D., Roque, N.A., … &amp; Thompson, L. I. (2023). Fatigue Interacts with Amyloid Status To Predict Daily Working Memory Performance in Preclinical Alzheimer’s Disease. Alzheimer’s &amp; Dementia, 19, e080094. [</w:t>
       </w:r>
       <w:r>
         <w:rPr>
@@ -3239,11 +5689,11 @@
         <w:pStyle w:val="Compact"/>
         <w:numPr>
           <w:ilvl w:val="0"/>
-          <w:numId w:val="1020"/>
-        </w:numPr>
-      </w:pPr>
-      <w:r>
-        <w:t xml:space="preserve">Strenger, J., Emrani, S., Kunicki, Z.J., Harrington, K.D., Roque, N. A., Sliwinski, M.J., … &amp; Thompson, L. I. (2023). Time of day cognitive performance differences in remote, self‐administered assessments and its association with cerebral amyloidosis. Alzheimer’s &amp; Dementia, 19, e080096. [</w:t>
+          <w:numId w:val="1019"/>
+        </w:numPr>
+      </w:pPr>
+      <w:r>
+        <w:t xml:space="preserve">Strenger, J., Emrani, S., Kunicki, Z.J., Harrington, K.D., Roque, N. A., Sliwinski, M.J., … &amp; Thompson, L. I. (2023). Time of day cognitive performance differences in remote, self‐administered assessments and its association with cerebral amyloidosis. Alzheimer’s &amp; Dementia, 19, e080096. [</w:t>
       </w:r>
       <w:r>
         <w:rPr>
@@ -3261,7 +5711,7 @@
         <w:pStyle w:val="Compact"/>
         <w:numPr>
           <w:ilvl w:val="0"/>
-          <w:numId w:val="1020"/>
+          <w:numId w:val="1019"/>
         </w:numPr>
       </w:pPr>
       <w:r>
@@ -3283,7 +5733,7 @@
         <w:pStyle w:val="Compact"/>
         <w:numPr>
           <w:ilvl w:val="0"/>
-          <w:numId w:val="1020"/>
+          <w:numId w:val="1019"/>
         </w:numPr>
       </w:pPr>
       <w:r>
@@ -3305,7 +5755,7 @@
         <w:pStyle w:val="Compact"/>
         <w:numPr>
           <w:ilvl w:val="0"/>
-          <w:numId w:val="1020"/>
+          <w:numId w:val="1019"/>
         </w:numPr>
       </w:pPr>
       <w:r>
@@ -3327,7 +5777,7 @@
         <w:pStyle w:val="Compact"/>
         <w:numPr>
           <w:ilvl w:val="0"/>
-          <w:numId w:val="1020"/>
+          <w:numId w:val="1019"/>
         </w:numPr>
       </w:pPr>
       <w:r>
@@ -3341,15 +5791,15 @@
         <w:t xml:space="preserve">, Hinkle, S.</w:t>
       </w:r>
       <w:r>
-        <w:t xml:space="preserve">, Roque, N., &amp; Mouloua, M. (2023). Chatgpt as the ultimate travel buddy or research assistant: a study on perceived attitudes and usability. Conference proceeding posted in the Proceedings of the Human Factors and Ergonomics Society, 67.</w:t>
-      </w:r>
-    </w:p>
-    <w:p>
-      <w:pPr>
-        <w:pStyle w:val="Compact"/>
-        <w:numPr>
-          <w:ilvl w:val="0"/>
-          <w:numId w:val="1020"/>
+        <w:t xml:space="preserve">, Roque, N., &amp; Mouloua, M. (2023). ChatGPT as the ultimate travel buddy or research assistant: a study on perceived attitudes and usability. Conference proceeding posted in the Proceedings of the Human Factors and Ergonomics Society, 67.</w:t>
+      </w:r>
+    </w:p>
+    <w:p>
+      <w:pPr>
+        <w:pStyle w:val="Compact"/>
+        <w:numPr>
+          <w:ilvl w:val="0"/>
+          <w:numId w:val="1019"/>
         </w:numPr>
       </w:pPr>
       <w:r>
@@ -3361,19 +5811,19 @@
         <w:pStyle w:val="Compact"/>
         <w:numPr>
           <w:ilvl w:val="0"/>
-          <w:numId w:val="1020"/>
-        </w:numPr>
-      </w:pPr>
-      <w:r>
-        <w:t xml:space="preserve">Roque, N., &amp; Adamo, S.* (2023). Modeling Observer Search Termination in a Subsequent Search Misses (SSM) Experimental Framework: The Role of Experience. Poster presented at the 23rd Annual conference of the Vision Sciences Society. Journal of Vision, 23(9), 5936-5936.</w:t>
-      </w:r>
-    </w:p>
-    <w:p>
-      <w:pPr>
-        <w:pStyle w:val="Compact"/>
-        <w:numPr>
-          <w:ilvl w:val="0"/>
-          <w:numId w:val="1020"/>
+          <w:numId w:val="1019"/>
+        </w:numPr>
+      </w:pPr>
+      <w:r>
+        <w:t xml:space="preserve">Roque, N., &amp; Adamo, S.* (2023). Modeling Observer Search Termination in a Subsequent Search Misses (SSM) Experimental Framework: The Role of Experience. Poster presented at the 23rd Annual conference of the Vision Sciences Society. Journal of Vision, 23(9), 5936-5936.</w:t>
+      </w:r>
+    </w:p>
+    <w:p>
+      <w:pPr>
+        <w:pStyle w:val="Compact"/>
+        <w:numPr>
+          <w:ilvl w:val="0"/>
+          <w:numId w:val="1019"/>
         </w:numPr>
       </w:pPr>
       <w:r>
@@ -3395,29 +5845,7 @@
         <w:pStyle w:val="Compact"/>
         <w:numPr>
           <w:ilvl w:val="0"/>
-          <w:numId w:val="1020"/>
-        </w:numPr>
-      </w:pPr>
-      <w:r>
-        <w:t xml:space="preserve">Roque, N.A., Ferguson, I.*, Saulnier, E.T., Anderson-Hanley, C. Stroop for electronic touchscreen self-administration (eStroop) as used in the remote iPACES neuro-exergaming trial for Mild Cognitive Impairment (MCI): An initial validation report. Submitted to Alzheimer’s Association International Conference 2022. Presented Virtually. [</w:t>
-      </w:r>
-      <w:r>
-        <w:rPr>
-          <w:b/>
-          <w:bCs/>
-        </w:rPr>
-        <w:t xml:space="preserve">Premier International Alzheimer’s Conference</w:t>
-      </w:r>
-      <w:r>
-        <w:t xml:space="preserve">]</w:t>
-      </w:r>
-    </w:p>
-    <w:p>
-      <w:pPr>
-        <w:pStyle w:val="Compact"/>
-        <w:numPr>
-          <w:ilvl w:val="0"/>
-          <w:numId w:val="1020"/>
+          <w:numId w:val="1019"/>
         </w:numPr>
       </w:pPr>
       <w:r>
@@ -3429,7 +5857,7 @@
         <w:pStyle w:val="Compact"/>
         <w:numPr>
           <w:ilvl w:val="0"/>
-          <w:numId w:val="1020"/>
+          <w:numId w:val="1019"/>
         </w:numPr>
       </w:pPr>
       <w:r>
@@ -3451,11 +5879,11 @@
         <w:pStyle w:val="Compact"/>
         <w:numPr>
           <w:ilvl w:val="0"/>
-          <w:numId w:val="1020"/>
-        </w:numPr>
-      </w:pPr>
-      <w:r>
-        <w:t xml:space="preserve">Harrell, E., Roque, N., Boot, W., &amp; Charness, N. (2021). Exploring Factors that Shape Adherence to Technology-Based Cognitive Interventions. Innovation in Aging, 5(Suppl 1), 843-843. Presented by the lead author at the (virtual) Annual Scientific Meeting of the Gerontological Society of America (GSA) [</w:t>
+          <w:numId w:val="1019"/>
+        </w:numPr>
+      </w:pPr>
+      <w:r>
+        <w:t xml:space="preserve">Harrell, E., Roque, N., Boot, W., &amp; Charness, N. (2021). Exploring Factors that Shape Adherence to Technology-Based Cognitive Interventions. Innovation in Aging, 5(Suppl 1), 843-843. Presented by the lead author at the (virtual) Annual Scientific Meeting of the Gerontological Society of America (GSA) [</w:t>
       </w:r>
       <w:r>
         <w:rPr>
@@ -3473,7 +5901,7 @@
         <w:pStyle w:val="Compact"/>
         <w:numPr>
           <w:ilvl w:val="0"/>
-          <w:numId w:val="1020"/>
+          <w:numId w:val="1019"/>
         </w:numPr>
       </w:pPr>
       <w:r>
@@ -3495,7 +5923,7 @@
         <w:pStyle w:val="Compact"/>
         <w:numPr>
           <w:ilvl w:val="0"/>
-          <w:numId w:val="1020"/>
+          <w:numId w:val="1019"/>
         </w:numPr>
       </w:pPr>
       <w:r>
@@ -3517,11 +5945,11 @@
         <w:pStyle w:val="Compact"/>
         <w:numPr>
           <w:ilvl w:val="0"/>
-          <w:numId w:val="1020"/>
-        </w:numPr>
-      </w:pPr>
-      <w:r>
-        <w:t xml:space="preserve">Roque, N., &amp; Harrell, E. (2020, October). Give the People What they Want, Feedback: Older adult perceptions of cognitive training features. Innovation in Aging, 4(Suppl 1), 411. Presented at the (virtual) Annual Scientific Meeting of the International Society for Gerontechnology (GSA). Gerontechnology, 19(0), 1-1. https://doi.org/10.4017/gt.2020.19.s.70037  [</w:t>
+          <w:numId w:val="1019"/>
+        </w:numPr>
+      </w:pPr>
+      <w:r>
+        <w:t xml:space="preserve">Roque, N., &amp; Harrell, E. (2020, October). Give the People What they Want, Feedback: Older adult perceptions of cognitive training features. Innovation in Aging, 4(Suppl 1), 411. Presented at the (virtual) Annual Scientific Meeting of the International Society for Gerontechnology (ISG). Gerontechnology, 19(0), 1-1. https://doi.org/10.4017/gt.2020.19.s.70037 [</w:t>
       </w:r>
       <w:r>
         <w:rPr>
@@ -3539,7 +5967,7 @@
         <w:pStyle w:val="Compact"/>
         <w:numPr>
           <w:ilvl w:val="0"/>
-          <w:numId w:val="1020"/>
+          <w:numId w:val="1019"/>
         </w:numPr>
       </w:pPr>
       <w:r>
@@ -3561,11 +5989,165 @@
         <w:pStyle w:val="Compact"/>
         <w:numPr>
           <w:ilvl w:val="0"/>
+          <w:numId w:val="1019"/>
+        </w:numPr>
+      </w:pPr>
+      <w:r>
+        <w:t xml:space="preserve">Lebeau, J.C., Mason, J., Roque, N.A., Razon, S., &amp; Tenenbaum, G. (2018, June). The Effects of Acute Exercise on Driving Performance and Executive Functions in Healthy Older Adults. Presented at North American Society for Psychology of Sport and Physical Activity’s 51st Annual Meeting in Denver, Colorado.</w:t>
+      </w:r>
+    </w:p>
+    <w:p>
+      <w:pPr>
+        <w:pStyle w:val="Compact"/>
+        <w:numPr>
+          <w:ilvl w:val="0"/>
+          <w:numId w:val="1019"/>
+        </w:numPr>
+      </w:pPr>
+      <w:r>
+        <w:t xml:space="preserve">Mason, J., Roque N.A., Maharaj A., Salvador, J., Figueroa, A. (2018, June). Exploring the effects of life-long aerobic exercise on cognitive function, driving performance, and cardiovascular health. Poster presented at American College of Sports Medicine’s 65th Annual Meeting in Minneapolis, Minnesota.</w:t>
+      </w:r>
+    </w:p>
+    <w:p>
+      <w:pPr>
+        <w:pStyle w:val="Compact"/>
+        <w:numPr>
+          <w:ilvl w:val="0"/>
+          <w:numId w:val="1019"/>
+        </w:numPr>
+      </w:pPr>
+      <w:r>
+        <w:t xml:space="preserve">Roque N.A., Boot, W.R., (2018, May). Pupillometry as a window into the content and strength of attention sets. Presented at the 18th Annual Meeting of the Vision Sciences Society. St. Petersburg Beach, FL. https://jov.arvojournals.org/article.aspx?articleid=2700102</w:t>
+      </w:r>
+    </w:p>
+    <w:p>
+      <w:pPr>
+        <w:pStyle w:val="Compact"/>
+        <w:numPr>
+          <w:ilvl w:val="0"/>
+          <w:numId w:val="1019"/>
+        </w:numPr>
+      </w:pPr>
+      <w:r>
+        <w:t xml:space="preserve">Andringa, R., Roque N.A., Boot, W.R., (2018, May). Exploring the Effect of Task Complexity, Presentation, and Input Device on the Near-Hands Advantage. Presented at the 18th Annual Meeting of the Vision Sciences Society. St. Petersburg Beach, FL. https://jov.arvojournals.org/article.aspx?articleid=2699638</w:t>
+      </w:r>
+    </w:p>
+    <w:p>
+      <w:pPr>
+        <w:pStyle w:val="Compact"/>
+        <w:numPr>
+          <w:ilvl w:val="0"/>
+          <w:numId w:val="1019"/>
+        </w:numPr>
+      </w:pPr>
+      <w:r>
+        <w:t xml:space="preserve">Roque N.A., Harrell, E., Wright, T.J., Boot, W.R., (2018, May). Exploring Visual Search as a Paradigm for Predicting Medication Errors. Presented at Cognitive Aging Conference 2018. Atlanta, GA.</w:t>
+      </w:r>
+    </w:p>
+    <w:p>
+      <w:pPr>
+        <w:pStyle w:val="Compact"/>
+        <w:numPr>
+          <w:ilvl w:val="0"/>
+          <w:numId w:val="1019"/>
+        </w:numPr>
+      </w:pPr>
+      <w:r>
+        <w:t xml:space="preserve">Ospina J.*, Yazbec, A., Roque, N.A., Borovsky, A. (2017, April). Pupillometry measures highlight the timing of cognitive effort during linguistic adaptation. Presented at CUNY 2017 Conference on Human Sentence Processing.</w:t>
+      </w:r>
+    </w:p>
+    <w:p>
+      <w:pPr>
+        <w:pStyle w:val="Compact"/>
+        <w:numPr>
+          <w:ilvl w:val="0"/>
+          <w:numId w:val="1019"/>
+        </w:numPr>
+      </w:pPr>
+      <w:r>
+        <w:t xml:space="preserve">Roque N.A., Wright T.J., Boot W.R. (2016, May) Do different attention capture paradigms measure different types of capture? Presented at the 16th Annual Meeting of the Vision Sciences Society. St. Petersburg Beach, FL. https://jov.arvojournals.org/article.aspx?articleid=2550984</w:t>
+      </w:r>
+    </w:p>
+    <w:p>
+      <w:pPr>
+        <w:pStyle w:val="Compact"/>
+        <w:numPr>
+          <w:ilvl w:val="0"/>
+          <w:numId w:val="1019"/>
+        </w:numPr>
+      </w:pPr>
+      <w:r>
+        <w:t xml:space="preserve">Roque N.A., Boot W.R. (2016, April) Mobile Device Proficiency Questionnaire (MDPQ): Assessing mobile smart device proficiency among seniors. Presented at Cognitive Aging Conference 2016. Atlanta, GA.</w:t>
+      </w:r>
+    </w:p>
+    <w:p>
+      <w:pPr>
+        <w:pStyle w:val="Compact"/>
+        <w:numPr>
+          <w:ilvl w:val="0"/>
+          <w:numId w:val="1019"/>
+        </w:numPr>
+      </w:pPr>
+      <w:r>
+        <w:t xml:space="preserve">Roque N.A., Boot W.R. (2015, November). Do Different Attention Capture Paradigms Measure Different Types of Capture? Presented at the 23rd Object Perception, Attention and Memory (OPAM) Workshop. Chicago, IL.</w:t>
+      </w:r>
+    </w:p>
+    <w:p>
+      <w:pPr>
+        <w:pStyle w:val="Compact"/>
+        <w:numPr>
+          <w:ilvl w:val="0"/>
+          <w:numId w:val="1019"/>
+        </w:numPr>
+      </w:pPr>
+      <w:r>
+        <w:t xml:space="preserve">Roque N.A., Wright T.J., Boot W.R. (2015, May). Exploring Visual Search as a Paradigm to Study Medication Errors. Presented at the 15th Annual Meeting of the Vision Sciences Society. St. Petersburg Beach, FL. https://jov.arvojournals.org/article.aspx?articleid=2433979</w:t>
+      </w:r>
+    </w:p>
+    <w:p>
+      <w:pPr>
+        <w:pStyle w:val="Compact"/>
+        <w:numPr>
+          <w:ilvl w:val="0"/>
+          <w:numId w:val="1019"/>
+        </w:numPr>
+      </w:pPr>
+      <w:r>
+        <w:t xml:space="preserve">Roque N.A., Boot, W.R. (2014, May). Exploring the Relationship between Object-Based Attention Effects and Object Realism. Poster presented at the 14th Annual Meeting of the Vision Sciences Society. St. Petersburg Beach, FL. https://jov.arvojournals.org/article.aspx?articleid=2144943</w:t>
+      </w:r>
+    </w:p>
+    <w:p>
+      <w:pPr>
+        <w:pStyle w:val="Compact"/>
+        <w:numPr>
+          <w:ilvl w:val="0"/>
+          <w:numId w:val="1019"/>
+        </w:numPr>
+      </w:pPr>
+      <w:r>
+        <w:t xml:space="preserve">Driscoll K.A., Johnson S.B., Gill E., Pizzi A., Roque N.A., Sorrentino E., … (2012, August) “Grading” Type 1 Diabetes Knowledge: How Well Do Children and Parents Perform? Presented at the 120th Annual Convention of the American Psychological Association. Orlando, FL.</w:t>
+      </w:r>
+    </w:p>
+    <w:bookmarkEnd w:id="136"/>
+    <w:bookmarkStart w:id="137" w:name="X9425a550d52d559cf7fa6cd07bba870ef1ea34b"/>
+    <w:p>
+      <w:pPr>
+        <w:pStyle w:val="Heading3"/>
+      </w:pPr>
+      <w:r>
+        <w:t xml:space="preserve">University / Department / Center: Oral Presentations</w:t>
+      </w:r>
+    </w:p>
+    <w:p>
+      <w:pPr>
+        <w:pStyle w:val="Compact"/>
+        <w:numPr>
+          <w:ilvl w:val="0"/>
           <w:numId w:val="1020"/>
         </w:numPr>
       </w:pPr>
       <w:r>
-        <w:t xml:space="preserve">Lebeau, J.C., Mason, J., Roque, N.A., Razon, S., &amp; Tenenbaum, G. (2018, June). The Effects of Acute Exercise on Driving Performance and Executive Functions in Healthy Older Adults. Presented at North American Society for Psychology of Sport and Physical Activity’s 51st Annual Meeting in Denver, Colorado.</w:t>
+        <w:t xml:space="preserve">Roque N.A. (2023, October). Breathe Well, Age Well: A Comprehensive Look at Air Quality for Older Adults. Presented at the Penn State Center for Healthy Aging Colloquium.</w:t>
       </w:r>
     </w:p>
     <w:p>
@@ -3577,7 +6159,7 @@
         </w:numPr>
       </w:pPr>
       <w:r>
-        <w:t xml:space="preserve">Mason, J., Roque N.A., Maharaj A., Salvador, J., Figueroa, A. (2018, June). Exploring the effects of life-long aerobic exercise on cognitive function, driving performance, and cardiovascular health. Posted presented at American College of Sports Medicine’s 65th Annual Meeting in Minneapolis, Minnesota.</w:t>
+        <w:t xml:space="preserve">Roque N.A. (2023, March). Reproducible Data Science. Workshop presentation for UCF Research IT. Workshop event listing: https://events.ucf.edu/event/2891771/reproducible-data-science/</w:t>
       </w:r>
     </w:p>
     <w:p>
@@ -3589,7 +6171,7 @@
         </w:numPr>
       </w:pPr>
       <w:r>
-        <w:t xml:space="preserve">Roque N.A., Boot, W.R., (2018, May). Pupillometry as a window into the content and strength of attention sets. Presented at the 18th Annual Meeting of the Vision Sciences Society. St. Petersburg Beach, FL. https://jov.arvojournals.org/article.aspx?articleid=2700102</w:t>
+        <w:t xml:space="preserve">Roque N.A. (2023, March). Qualtrics for Research Data Collection. Workshop presentation for UCF Research IT. Workshop event listing: https://events.ucf.edu/event/2819983/qualtrics-for-research-data-collection/</w:t>
       </w:r>
     </w:p>
     <w:p>
@@ -3601,7 +6183,7 @@
         </w:numPr>
       </w:pPr>
       <w:r>
-        <w:t xml:space="preserve">Andringa, R., Roque N.A., Boot, W.R., (2018, May). Exploring the Effect of Task Complexity, Presentation, and Input Device on the Near-Hands Advantage. Presented at the 18th Annual Meeting of the Vision Sciences Society. St. Petersburg Beach, FL. https://jov.arvojournals.org/article.aspx?articleid=2699638</w:t>
+        <w:t xml:space="preserve">Roque N.A. (2021, September). Introduction to Data Wrangling &amp; Visualization in R: Exploring the Google Mobility Dataset. Workshop presentation for UCF HFC Doctoral Program Brown bag series. Workshop materials open-sourced: https://github.com/nelsonroque/contextlab_intro_datascience</w:t>
       </w:r>
     </w:p>
     <w:p>
@@ -3613,7 +6195,7 @@
         </w:numPr>
       </w:pPr>
       <w:r>
-        <w:t xml:space="preserve">Roque N.A., Harrell, E., Wright, T.J., Boot, W.R., (2018, May). Exploring Visual Search as a Paradigm for Predicting Medication Errors. Presented at Cognitive Aging Conference 2018. Atlanta, GA.</w:t>
+        <w:t xml:space="preserve">Roque N.A. (2019, November). Using Model-Based Cluster Analyses of Cognitive Performance to Unpack Differences in Psychosocial Risk Factors. Presentation for Pennsylvania State University’s Center for Health Aging, Aging SIG.</w:t>
       </w:r>
     </w:p>
     <w:p>
@@ -3625,7 +6207,7 @@
         </w:numPr>
       </w:pPr>
       <w:r>
-        <w:t xml:space="preserve">Ospina J.*, Yazbec, A., Roque, N.A., Borovsky, A. (2017, April). Pupillometry measures highlight the timing of cognitive effort during linguistic adaptation. Presented at CUNY 2017 Conference on Human Sentence Processing.</w:t>
+        <w:t xml:space="preserve">Roque N.A. (2018, March). tsfeaturex: Automating the Extraction of Time Series Features. Presentation for Pennsylvania State University’s QuantDev Brown Bag Lecture Series.</w:t>
       </w:r>
     </w:p>
     <w:p>
@@ -3637,7 +6219,7 @@
         </w:numPr>
       </w:pPr>
       <w:r>
-        <w:t xml:space="preserve">Roque N.A., Wright T.J., Boot W.R. (2016, May) Do different attention capture paradigms measure different types of capture? Presented at the 16th Annual Meeting of the Vision Sciences Society. St. Petersburg Beach, FL. https://jov.arvojournals.org/article.aspx?articleid=2550984</w:t>
+        <w:t xml:space="preserve">Roque N.A. (2018, April). Reliably measuring attention capture: Challenges and new approaches. Presentation for FSU Psychology’s Graduate Research Day.</w:t>
       </w:r>
     </w:p>
     <w:p>
@@ -3649,7 +6231,7 @@
         </w:numPr>
       </w:pPr>
       <w:r>
-        <w:t xml:space="preserve">Roque N.A., Boot W.R. (2016, April) Mobile Device Proficiency Questionnaire (MDPQ): Assessing mobile smart device proficiency among seniors. Presented at Cognitive Aging Conference 2016. Atlanta, GA.</w:t>
+        <w:t xml:space="preserve">Roque N.A. (2017, April). Exploring visual search as a paradigm for predicting medication errors. Presentation for FSU Psychology’s Graduate Research Day.</w:t>
       </w:r>
     </w:p>
     <w:p>
@@ -3661,7 +6243,7 @@
         </w:numPr>
       </w:pPr>
       <w:r>
-        <w:t xml:space="preserve">Roque N.A., Boot W.R. (2015, November). Do Different Attention Capture Paradigms Measure Different Types of Capture?. Presented at the 23rd Object Perception, Attention and Memory (OPAM) Workshop.  Chicago, IL.</w:t>
+        <w:t xml:space="preserve">Roque N.A. (2016, April). Do different attention capture paradigms measure different types of capture? Presentation for FSU Psychology’s Graduate Research Day.</w:t>
       </w:r>
     </w:p>
     <w:p>
@@ -3673,164 +6255,10 @@
         </w:numPr>
       </w:pPr>
       <w:r>
-        <w:t xml:space="preserve">Roque N.A., Wright T.J., Boot W.R. (2015, May). Exploring Visual Search as a Paradigm to Study Medication Errors. Presented at the 15th Annual Meeting of the Vision Sciences Society. St. Petersburg Beach, FL. https://jov.arvojournals.org/article.aspx?articleid=2433979</w:t>
-      </w:r>
-    </w:p>
-    <w:p>
-      <w:pPr>
-        <w:pStyle w:val="Compact"/>
-        <w:numPr>
-          <w:ilvl w:val="0"/>
-          <w:numId w:val="1020"/>
-        </w:numPr>
-      </w:pPr>
-      <w:r>
-        <w:t xml:space="preserve">Roque N.A., Boot, W.R. (2014, May). Exploring the Relationship between Object-Based Attention Effects and Object Realism. Poster presented at the 14th Annual Meeting of the Vision Sciences Society. St. Petersburg Beach, FL. https://jov.arvojournals.org/article.aspx?articleid=2144943</w:t>
-      </w:r>
-    </w:p>
-    <w:p>
-      <w:pPr>
-        <w:pStyle w:val="Compact"/>
-        <w:numPr>
-          <w:ilvl w:val="0"/>
-          <w:numId w:val="1020"/>
-        </w:numPr>
-      </w:pPr>
-      <w:r>
-        <w:t xml:space="preserve">Driscoll K.A., Johnson S.B., Gill E., Pizzi A., Roque N.A., Sorrentino E., … (2012, August) “Grading” Type 1 Diabetes Knowledge: How Well Do Children and Parents Perform? Presented at the 120th Annual Convention of the American Psychological Association. Orlando, FL.</w:t>
-      </w:r>
-    </w:p>
-    <w:bookmarkEnd w:id="129"/>
-    <w:bookmarkStart w:id="130" w:name="X9425a550d52d559cf7fa6cd07bba870ef1ea34b"/>
-    <w:p>
-      <w:pPr>
-        <w:pStyle w:val="Heading3"/>
-      </w:pPr>
-      <w:r>
-        <w:t xml:space="preserve">University / Department / Center: Oral Presentations</w:t>
-      </w:r>
-    </w:p>
-    <w:p>
-      <w:pPr>
-        <w:pStyle w:val="Compact"/>
-        <w:numPr>
-          <w:ilvl w:val="0"/>
-          <w:numId w:val="1021"/>
-        </w:numPr>
-      </w:pPr>
-      <w:r>
-        <w:t xml:space="preserve">Roque N.A. (2023, October). Breathe Well, Age Well: A Comprehensive Look at Air Quality for Older Adults. Presented at the Penn State Center for Healthy Aging Colloquium.</w:t>
-      </w:r>
-    </w:p>
-    <w:p>
-      <w:pPr>
-        <w:pStyle w:val="Compact"/>
-        <w:numPr>
-          <w:ilvl w:val="0"/>
-          <w:numId w:val="1021"/>
-        </w:numPr>
-      </w:pPr>
-      <w:r>
-        <w:t xml:space="preserve">Roque N.A. (2023, March). Reproducible Data Science. Workshop presentation for UCF Research IT. Workshop event listing: https://events.ucf.edu/event/2891771/reproducible-data-science/</w:t>
-      </w:r>
-    </w:p>
-    <w:p>
-      <w:pPr>
-        <w:pStyle w:val="Compact"/>
-        <w:numPr>
-          <w:ilvl w:val="0"/>
-          <w:numId w:val="1021"/>
-        </w:numPr>
-      </w:pPr>
-      <w:r>
-        <w:t xml:space="preserve">Roque N.A. (2023, March). Qualtrics for Research Data Collection. Workshop presentation for UCF Research IT. Workshop event listing: https://events.ucf.edu/event/2819983/qualtrics-for-research-data-collection/</w:t>
-      </w:r>
-    </w:p>
-    <w:p>
-      <w:pPr>
-        <w:pStyle w:val="Compact"/>
-        <w:numPr>
-          <w:ilvl w:val="0"/>
-          <w:numId w:val="1021"/>
-        </w:numPr>
-      </w:pPr>
-      <w:r>
-        <w:t xml:space="preserve">Roque N.A. (2021, September). Introduction to ​Data Wrangling &amp; Visualization in R: Exploring the Google Mobility Dataset​. Workshop presentation for UCF HFC Doctoral Program Brown bag series. Workshop materials open-sourced: https://github.com/nelsonroque/contextlab_intro_datascience</w:t>
-      </w:r>
-    </w:p>
-    <w:p>
-      <w:pPr>
-        <w:pStyle w:val="Compact"/>
-        <w:numPr>
-          <w:ilvl w:val="0"/>
-          <w:numId w:val="1021"/>
-        </w:numPr>
-      </w:pPr>
-      <w:r>
-        <w:t xml:space="preserve">Roque N.A. (2019, November). Using Model-Based Cluster Analyses of Cognitive Performance to Unpack Differences in Psychosocial Risk Factors. Presentation for Pennsylvania State University’s Center for Health Aging, Aging SIG.</w:t>
-      </w:r>
-    </w:p>
-    <w:p>
-      <w:pPr>
-        <w:pStyle w:val="Compact"/>
-        <w:numPr>
-          <w:ilvl w:val="0"/>
-          <w:numId w:val="1021"/>
-        </w:numPr>
-      </w:pPr>
-      <w:r>
-        <w:t xml:space="preserve">Roque N.A. (2018, March). tsfeaturex: Automating the Extraction of Time Series Features. Presentation for Pennsylvania State University’s QuantDev Brown Bag Lecture Series.</w:t>
-      </w:r>
-    </w:p>
-    <w:p>
-      <w:pPr>
-        <w:pStyle w:val="Compact"/>
-        <w:numPr>
-          <w:ilvl w:val="0"/>
-          <w:numId w:val="1021"/>
-        </w:numPr>
-      </w:pPr>
-      <w:r>
-        <w:t xml:space="preserve">Roque N.A. (2018, April). Reliably measuring attention capture: Challenges and new approaches. Presentation for FSU Psychology’s Graduate Research Day.</w:t>
-      </w:r>
-    </w:p>
-    <w:p>
-      <w:pPr>
-        <w:pStyle w:val="Compact"/>
-        <w:numPr>
-          <w:ilvl w:val="0"/>
-          <w:numId w:val="1021"/>
-        </w:numPr>
-      </w:pPr>
-      <w:r>
-        <w:t xml:space="preserve">Roque N.A. (2017, April). Exploring visual search as a paradigm for predicting medication errors. Presentation for FSU Psychology’s Graduate Research Day.</w:t>
-      </w:r>
-    </w:p>
-    <w:p>
-      <w:pPr>
-        <w:pStyle w:val="Compact"/>
-        <w:numPr>
-          <w:ilvl w:val="0"/>
-          <w:numId w:val="1021"/>
-        </w:numPr>
-      </w:pPr>
-      <w:r>
-        <w:t xml:space="preserve">Roque N.A. (2016, April). Do different attention capture paradigms measure different types of capture? Presentation for FSU Psychology’s Graduate Research Day.</w:t>
-      </w:r>
-    </w:p>
-    <w:p>
-      <w:pPr>
-        <w:pStyle w:val="Compact"/>
-        <w:numPr>
-          <w:ilvl w:val="0"/>
-          <w:numId w:val="1021"/>
-        </w:numPr>
-      </w:pPr>
-      <w:r>
         <w:t xml:space="preserve">Roque N.A. (2016, March). Exploring visual search as a paradigm for studying medication errors. Research sharing luncheon held by the FSU Fellows Society.</w:t>
       </w:r>
     </w:p>
-    <w:bookmarkEnd w:id="130"/>
+    <w:bookmarkEnd w:id="137"/>
     <w:sectPr>
       <w:headerReference r:id="rId88" w:type="default"/>
       <w:footerReference r:id="rId89" w:type="default"/>
@@ -4604,36 +7032,6 @@
     </w:lvlOverride>
   </w:num>
   <w:num w:numId="1008">
-    <w:abstractNumId w:val="99411"/>
-    <w:lvlOverride w:ilvl="0">
-      <w:startOverride w:val="1"/>
-    </w:lvlOverride>
-    <w:lvlOverride w:ilvl="1">
-      <w:startOverride w:val="1"/>
-    </w:lvlOverride>
-    <w:lvlOverride w:ilvl="2">
-      <w:startOverride w:val="1"/>
-    </w:lvlOverride>
-    <w:lvlOverride w:ilvl="3">
-      <w:startOverride w:val="1"/>
-    </w:lvlOverride>
-    <w:lvlOverride w:ilvl="4">
-      <w:startOverride w:val="1"/>
-    </w:lvlOverride>
-    <w:lvlOverride w:ilvl="5">
-      <w:startOverride w:val="1"/>
-    </w:lvlOverride>
-    <w:lvlOverride w:ilvl="6">
-      <w:startOverride w:val="1"/>
-    </w:lvlOverride>
-    <w:lvlOverride w:ilvl="7">
-      <w:startOverride w:val="1"/>
-    </w:lvlOverride>
-    <w:lvlOverride w:ilvl="8">
-      <w:startOverride w:val="1"/>
-    </w:lvlOverride>
-  </w:num>
-  <w:num w:numId="1009">
     <w:abstractNumId w:val="99412023"/>
     <w:lvlOverride w:ilvl="0">
       <w:startOverride w:val="2023"/>
@@ -4663,7 +7061,7 @@
       <w:startOverride w:val="2023"/>
     </w:lvlOverride>
   </w:num>
-  <w:num w:numId="1010">
+  <w:num w:numId="1009">
     <w:abstractNumId w:val="99412019"/>
     <w:lvlOverride w:ilvl="0">
       <w:startOverride w:val="2019"/>
@@ -4693,7 +7091,7 @@
       <w:startOverride w:val="2019"/>
     </w:lvlOverride>
   </w:num>
-  <w:num w:numId="1011">
+  <w:num w:numId="1010">
     <w:abstractNumId w:val="99412015"/>
     <w:lvlOverride w:ilvl="0">
       <w:startOverride w:val="2015"/>
@@ -4723,101 +7121,50 @@
       <w:startOverride w:val="2015"/>
     </w:lvlOverride>
   </w:num>
+  <w:num w:numId="1011">
+    <w:abstractNumId w:val="991"/>
+  </w:num>
   <w:num w:numId="1012">
-    <w:abstractNumId w:val="99412023"/>
-    <w:lvlOverride w:ilvl="0">
-      <w:startOverride w:val="2023"/>
-    </w:lvlOverride>
-    <w:lvlOverride w:ilvl="1">
-      <w:startOverride w:val="2023"/>
-    </w:lvlOverride>
-    <w:lvlOverride w:ilvl="2">
-      <w:startOverride w:val="2023"/>
-    </w:lvlOverride>
-    <w:lvlOverride w:ilvl="3">
-      <w:startOverride w:val="2023"/>
-    </w:lvlOverride>
-    <w:lvlOverride w:ilvl="4">
-      <w:startOverride w:val="2023"/>
-    </w:lvlOverride>
-    <w:lvlOverride w:ilvl="5">
-      <w:startOverride w:val="2023"/>
-    </w:lvlOverride>
-    <w:lvlOverride w:ilvl="6">
-      <w:startOverride w:val="2023"/>
-    </w:lvlOverride>
-    <w:lvlOverride w:ilvl="7">
-      <w:startOverride w:val="2023"/>
-    </w:lvlOverride>
-    <w:lvlOverride w:ilvl="8">
-      <w:startOverride w:val="2023"/>
-    </w:lvlOverride>
+    <w:abstractNumId w:val="991"/>
   </w:num>
   <w:num w:numId="1013">
-    <w:abstractNumId w:val="99412019"/>
-    <w:lvlOverride w:ilvl="0">
-      <w:startOverride w:val="2019"/>
-    </w:lvlOverride>
-    <w:lvlOverride w:ilvl="1">
-      <w:startOverride w:val="2019"/>
-    </w:lvlOverride>
-    <w:lvlOverride w:ilvl="2">
-      <w:startOverride w:val="2019"/>
-    </w:lvlOverride>
-    <w:lvlOverride w:ilvl="3">
-      <w:startOverride w:val="2019"/>
-    </w:lvlOverride>
-    <w:lvlOverride w:ilvl="4">
-      <w:startOverride w:val="2019"/>
-    </w:lvlOverride>
-    <w:lvlOverride w:ilvl="5">
-      <w:startOverride w:val="2019"/>
-    </w:lvlOverride>
-    <w:lvlOverride w:ilvl="6">
-      <w:startOverride w:val="2019"/>
-    </w:lvlOverride>
-    <w:lvlOverride w:ilvl="7">
-      <w:startOverride w:val="2019"/>
-    </w:lvlOverride>
-    <w:lvlOverride w:ilvl="8">
-      <w:startOverride w:val="2019"/>
-    </w:lvlOverride>
+    <w:abstractNumId w:val="991"/>
   </w:num>
   <w:num w:numId="1014">
-    <w:abstractNumId w:val="99412015"/>
-    <w:lvlOverride w:ilvl="0">
-      <w:startOverride w:val="2015"/>
-    </w:lvlOverride>
-    <w:lvlOverride w:ilvl="1">
-      <w:startOverride w:val="2015"/>
-    </w:lvlOverride>
-    <w:lvlOverride w:ilvl="2">
-      <w:startOverride w:val="2015"/>
-    </w:lvlOverride>
-    <w:lvlOverride w:ilvl="3">
-      <w:startOverride w:val="2015"/>
-    </w:lvlOverride>
-    <w:lvlOverride w:ilvl="4">
-      <w:startOverride w:val="2015"/>
-    </w:lvlOverride>
-    <w:lvlOverride w:ilvl="5">
-      <w:startOverride w:val="2015"/>
-    </w:lvlOverride>
-    <w:lvlOverride w:ilvl="6">
-      <w:startOverride w:val="2015"/>
-    </w:lvlOverride>
-    <w:lvlOverride w:ilvl="7">
-      <w:startOverride w:val="2015"/>
-    </w:lvlOverride>
-    <w:lvlOverride w:ilvl="8">
-      <w:startOverride w:val="2015"/>
-    </w:lvlOverride>
+    <w:abstractNumId w:val="991"/>
   </w:num>
   <w:num w:numId="1015">
     <w:abstractNumId w:val="991"/>
   </w:num>
   <w:num w:numId="1016">
-    <w:abstractNumId w:val="991"/>
+    <w:abstractNumId w:val="99411"/>
+    <w:lvlOverride w:ilvl="0">
+      <w:startOverride w:val="1"/>
+    </w:lvlOverride>
+    <w:lvlOverride w:ilvl="1">
+      <w:startOverride w:val="1"/>
+    </w:lvlOverride>
+    <w:lvlOverride w:ilvl="2">
+      <w:startOverride w:val="1"/>
+    </w:lvlOverride>
+    <w:lvlOverride w:ilvl="3">
+      <w:startOverride w:val="1"/>
+    </w:lvlOverride>
+    <w:lvlOverride w:ilvl="4">
+      <w:startOverride w:val="1"/>
+    </w:lvlOverride>
+    <w:lvlOverride w:ilvl="5">
+      <w:startOverride w:val="1"/>
+    </w:lvlOverride>
+    <w:lvlOverride w:ilvl="6">
+      <w:startOverride w:val="1"/>
+    </w:lvlOverride>
+    <w:lvlOverride w:ilvl="7">
+      <w:startOverride w:val="1"/>
+    </w:lvlOverride>
+    <w:lvlOverride w:ilvl="8">
+      <w:startOverride w:val="1"/>
+    </w:lvlOverride>
   </w:num>
   <w:num w:numId="1017">
     <w:abstractNumId w:val="99411"/>
@@ -4910,36 +7257,6 @@
     </w:lvlOverride>
   </w:num>
   <w:num w:numId="1020">
-    <w:abstractNumId w:val="99411"/>
-    <w:lvlOverride w:ilvl="0">
-      <w:startOverride w:val="1"/>
-    </w:lvlOverride>
-    <w:lvlOverride w:ilvl="1">
-      <w:startOverride w:val="1"/>
-    </w:lvlOverride>
-    <w:lvlOverride w:ilvl="2">
-      <w:startOverride w:val="1"/>
-    </w:lvlOverride>
-    <w:lvlOverride w:ilvl="3">
-      <w:startOverride w:val="1"/>
-    </w:lvlOverride>
-    <w:lvlOverride w:ilvl="4">
-      <w:startOverride w:val="1"/>
-    </w:lvlOverride>
-    <w:lvlOverride w:ilvl="5">
-      <w:startOverride w:val="1"/>
-    </w:lvlOverride>
-    <w:lvlOverride w:ilvl="6">
-      <w:startOverride w:val="1"/>
-    </w:lvlOverride>
-    <w:lvlOverride w:ilvl="7">
-      <w:startOverride w:val="1"/>
-    </w:lvlOverride>
-    <w:lvlOverride w:ilvl="8">
-      <w:startOverride w:val="1"/>
-    </w:lvlOverride>
-  </w:num>
-  <w:num w:numId="1021">
     <w:abstractNumId w:val="99411"/>
     <w:lvlOverride w:ilvl="0">
       <w:startOverride w:val="1"/>

--- a/rendered/nelson-roque-tenure-cv.docx
+++ b/rendered/nelson-roque-tenure-cv.docx
@@ -228,7 +228,7 @@
               <w:jc w:val="right"/>
             </w:pPr>
             <w:r>
-              <w:t xml:space="preserve">46</w:t>
+              <w:t xml:space="preserve">47</w:t>
             </w:r>
           </w:p>
         </w:tc>
@@ -545,118 +545,306 @@
         </w:numPr>
       </w:pPr>
       <w:r>
-        <w:t xml:space="preserve">Shaleha, R.</w:t>
+        <w:rPr>
+          <w:b/>
+          <w:bCs/>
+        </w:rPr>
+        <w:t xml:space="preserve">Roque, N. A.</w:t>
+      </w:r>
+      <w:r>
+        <w:t xml:space="preserve">, Hosgood, H. D., &amp; Hall, C. B. (2026). The importance of accurate indoor air quality assessment in the aging and dementia population.</w:t>
+      </w:r>
+      <w:r>
+        <w:t xml:space="preserve"> </w:t>
       </w:r>
       <w:r>
         <w:rPr>
           <w:i/>
           <w:iCs/>
         </w:rPr>
-        <w:t xml:space="preserve">,</w:t>
+        <w:t xml:space="preserve">Journal of Alzheimer’s Disease</w:t>
+      </w:r>
+      <w:r>
+        <w:t xml:space="preserve">, 109(2), 630-632, 13872877251396928. https://doi.org/10.1177/13872877251396928</w:t>
+      </w:r>
+    </w:p>
+    <w:p>
+      <w:pPr>
+        <w:pStyle w:val="Compact"/>
+        <w:numPr>
+          <w:ilvl w:val="0"/>
+          <w:numId w:val="1002"/>
+        </w:numPr>
+      </w:pPr>
+      <w:r>
+        <w:t xml:space="preserve">Shaleha, R.</w:t>
       </w:r>
       <w:r>
         <w:rPr>
           <w:i/>
           <w:iCs/>
         </w:rPr>
-        <w:t xml:space="preserve"> </w:t>
-      </w:r>
-      <w:r>
-        <w:rPr>
-          <w:b/>
-          <w:bCs/>
+        <w:t xml:space="preserve">,</w:t>
+      </w:r>
+      <w:r>
+        <w:rPr>
           <w:i/>
           <w:iCs/>
         </w:rPr>
-        <w:t xml:space="preserve">Roque, N.</w:t>
-      </w:r>
-      <w:r>
-        <w:rPr>
+        <w:t xml:space="preserve"> </w:t>
+      </w:r>
+      <w:r>
+        <w:rPr>
+          <w:b/>
+          <w:bCs/>
           <w:i/>
           <w:iCs/>
         </w:rPr>
-        <w:t xml:space="preserve">,</w:t>
+        <w:t xml:space="preserve">Roque, N.</w:t>
       </w:r>
       <w:r>
         <w:rPr>
           <w:i/>
           <w:iCs/>
         </w:rPr>
-        <w:t xml:space="preserve"> </w:t>
+        <w:t xml:space="preserve">,</w:t>
       </w:r>
       <w:r>
         <w:rPr>
           <w:i/>
           <w:iCs/>
         </w:rPr>
-        <w:t xml:space="preserve">Andrews, H.</w:t>
-      </w:r>
-      <w:r>
-        <w:t xml:space="preserve">,</w:t>
-      </w:r>
-      <w:r>
-        <w:t xml:space="preserve"> </w:t>
-      </w:r>
-      <w:r>
-        <w:t xml:space="preserve">Calfee, K.</w:t>
+        <w:t xml:space="preserve"> </w:t>
       </w:r>
       <w:r>
         <w:rPr>
           <w:i/>
           <w:iCs/>
         </w:rPr>
-        <w:t xml:space="preserve">, &amp; Lee, S. (2026). Screen use measurement tools: A mapping of instruments, gaps, and future directions.</w:t>
+        <w:t xml:space="preserve">Andrews, H.</w:t>
+      </w:r>
+      <w:r>
+        <w:t xml:space="preserve">,</w:t>
+      </w:r>
+      <w:r>
+        <w:t xml:space="preserve"> </w:t>
+      </w:r>
+      <w:r>
+        <w:t xml:space="preserve">Calfee, K.</w:t>
       </w:r>
       <w:r>
         <w:rPr>
           <w:i/>
           <w:iCs/>
         </w:rPr>
-        <w:t xml:space="preserve"> </w:t>
-      </w:r>
-      <w:r>
-        <w:t xml:space="preserve">Cyberpsychology, Behavior, and Social Networking*, 29(3), 140–150.</w:t>
-      </w:r>
-    </w:p>
-    <w:p>
-      <w:pPr>
-        <w:pStyle w:val="Compact"/>
-        <w:numPr>
-          <w:ilvl w:val="0"/>
-          <w:numId w:val="1002"/>
-        </w:numPr>
-      </w:pPr>
-      <w:r>
-        <w:t xml:space="preserve">Shaleha, R.</w:t>
+        <w:t xml:space="preserve">, &amp; Lee, S. (2026). Screen use measurement tools: A mapping of instruments, gaps, and future directions.</w:t>
       </w:r>
       <w:r>
         <w:rPr>
           <w:i/>
           <w:iCs/>
         </w:rPr>
+        <w:t xml:space="preserve"> </w:t>
+      </w:r>
+      <w:r>
+        <w:t xml:space="preserve">Cyberpsychology, Behavior, and Social Networking*, 29(3), 140–150.</w:t>
+      </w:r>
+    </w:p>
+    <w:p>
+      <w:pPr>
+        <w:pStyle w:val="Compact"/>
+        <w:numPr>
+          <w:ilvl w:val="0"/>
+          <w:numId w:val="1002"/>
+        </w:numPr>
+      </w:pPr>
+      <w:r>
+        <w:t xml:space="preserve">Shaleha, R. R. A.</w:t>
+      </w:r>
+      <w:r>
         <w:t xml:space="preserve">, &amp;</w:t>
+      </w:r>
+      <w:r>
+        <w:t xml:space="preserve"> </w:t>
+      </w:r>
+      <w:r>
+        <w:rPr>
+          <w:b/>
+          <w:bCs/>
+        </w:rPr>
+        <w:t xml:space="preserve">Roque, N. A.</w:t>
+      </w:r>
+      <w:r>
+        <w:t xml:space="preserve"> </w:t>
+      </w:r>
+      <w:r>
+        <w:t xml:space="preserve">(2026). Screen time in context: Toward a theoretical model of digital engagement across the lifespan. Developmental Psychology. Advance online publication. https://doi.org/10.1037/dev0002202</w:t>
+      </w:r>
+    </w:p>
+    <w:p>
+      <w:pPr>
+        <w:pStyle w:val="Compact"/>
+        <w:numPr>
+          <w:ilvl w:val="0"/>
+          <w:numId w:val="1002"/>
+        </w:numPr>
+      </w:pPr>
+      <w:r>
+        <w:rPr>
+          <w:b/>
+          <w:bCs/>
+        </w:rPr>
+        <w:t xml:space="preserve">Roque, N. A.</w:t>
+      </w:r>
+      <w:r>
+        <w:t xml:space="preserve">,</w:t>
+      </w:r>
+      <w:r>
+        <w:t xml:space="preserve"> </w:t>
+      </w:r>
+      <w:r>
+        <w:t xml:space="preserve">Andrews, H.</w:t>
+      </w:r>
+      <w:r>
+        <w:t xml:space="preserve">, &amp; Santos-Lozada, A. R. (2025). Identifying air quality monitoring deserts in the United States. Proceedings of the National Academy of Sciences, 122(17), e2425310122. https://doi.org/10.1073/pnas.2425310122</w:t>
+      </w:r>
+    </w:p>
+    <w:p>
+      <w:pPr>
+        <w:pStyle w:val="Compact"/>
+        <w:numPr>
+          <w:ilvl w:val="0"/>
+          <w:numId w:val="1002"/>
+        </w:numPr>
+      </w:pPr>
+      <w:r>
+        <w:t xml:space="preserve">Doheny, M. M.,</w:t>
+      </w:r>
+      <w:r>
+        <w:t xml:space="preserve"> </w:t>
+      </w:r>
+      <w:r>
+        <w:rPr>
+          <w:b/>
+          <w:bCs/>
+        </w:rPr>
+        <w:t xml:space="preserve">Roque, N. A.</w:t>
+      </w:r>
+      <w:r>
+        <w:t xml:space="preserve">, &amp; Lighthall, N. R. (2025). Effects of maximum and minimum offers on reciprocity and trust perceptions during economic decision-making.</w:t>
+      </w:r>
+      <w:r>
+        <w:t xml:space="preserve"> </w:t>
       </w:r>
       <w:r>
         <w:rPr>
           <w:i/>
           <w:iCs/>
         </w:rPr>
-        <w:t xml:space="preserve"> </w:t>
-      </w:r>
-      <w:r>
-        <w:rPr>
-          <w:b/>
-          <w:bCs/>
+        <w:t xml:space="preserve">Frontiers in Cognition</w:t>
+      </w:r>
+      <w:r>
+        <w:t xml:space="preserve">, 4. Fcogn.2025.1576987. https://doi.org/10.3389/fcogn.2025.1576987</w:t>
+      </w:r>
+    </w:p>
+    <w:p>
+      <w:pPr>
+        <w:pStyle w:val="Compact"/>
+        <w:numPr>
+          <w:ilvl w:val="0"/>
+          <w:numId w:val="1002"/>
+        </w:numPr>
+      </w:pPr>
+      <w:r>
+        <w:t xml:space="preserve">Katz, M. J., Johns, T. S., Martin, M. M., Burgess, A., Claris, V., Volda, G. S.,</w:t>
+      </w:r>
+      <w:r>
+        <w:t xml:space="preserve"> </w:t>
+      </w:r>
+      <w:r>
+        <w:rPr>
+          <w:b/>
+          <w:bCs/>
+        </w:rPr>
+        <w:t xml:space="preserve">Roque, N.</w:t>
+      </w:r>
+      <w:r>
+        <w:t xml:space="preserve">, Shaw, P. A., Hyun, N., Hakun, J. G., Pavlovic, J. M., Wylie-Rosett, J., Sliwinski, M. J., &amp; Mossavar-Rahmani, Y. (2025). Recruitment of mid-life adults to a randomized clinical trial: The multicultural healthy diet study to reduce cognitive decline and Alzheimer’s disease risk.</w:t>
+      </w:r>
+      <w:r>
+        <w:t xml:space="preserve"> </w:t>
+      </w:r>
+      <w:r>
+        <w:rPr>
           <w:i/>
           <w:iCs/>
         </w:rPr>
-        <w:t xml:space="preserve">Roque, N. A.</w:t>
+        <w:t xml:space="preserve">Alzheimer’s &amp; Dementia: Translational Research &amp; Clinical Interventions</w:t>
+      </w:r>
+      <w:r>
+        <w:t xml:space="preserve">, 11(4), e70174. https://doi.org/10.1002/trc2.70174</w:t>
+      </w:r>
+    </w:p>
+    <w:p>
+      <w:pPr>
+        <w:pStyle w:val="Compact"/>
+        <w:numPr>
+          <w:ilvl w:val="0"/>
+          <w:numId w:val="1002"/>
+        </w:numPr>
+      </w:pPr>
+      <w:r>
+        <w:rPr>
+          <w:b/>
+          <w:bCs/>
+        </w:rPr>
+        <w:t xml:space="preserve">Roque, N.</w:t>
+      </w:r>
+      <w:r>
+        <w:t xml:space="preserve">, &amp; Felt, J. (2025). Acceptability of Active and Passive Data Collection Methods for Mobile Health Research: Cross-Sectional Survey of an Online Adult Sample in the United States.</w:t>
+      </w:r>
+      <w:r>
+        <w:t xml:space="preserve"> </w:t>
       </w:r>
       <w:r>
         <w:rPr>
           <w:i/>
           <w:iCs/>
         </w:rPr>
+        <w:t xml:space="preserve">JMIR Formative Research</w:t>
+      </w:r>
+      <w:r>
+        <w:t xml:space="preserve">, 9(1), e64082. https://doi.org/10.2196/64082</w:t>
+      </w:r>
+    </w:p>
+    <w:p>
+      <w:pPr>
+        <w:pStyle w:val="Compact"/>
+        <w:numPr>
+          <w:ilvl w:val="0"/>
+          <w:numId w:val="1002"/>
+        </w:numPr>
+      </w:pPr>
+      <w:r>
+        <w:t xml:space="preserve">Shaleha, R., &amp;</w:t>
+      </w:r>
+      <w:r>
+        <w:t xml:space="preserve"> </w:t>
+      </w:r>
+      <w:r>
+        <w:rPr>
+          <w:b/>
+          <w:bCs/>
+        </w:rPr>
+        <w:t xml:space="preserve">Roque, N.</w:t>
+      </w:r>
+      <w:r>
+        <w:t xml:space="preserve"> </w:t>
+      </w:r>
+      <w:r>
+        <w:t xml:space="preserve">(2025). From screens to cognition: A scoping review of the impact of screen time on cognitive function in midlife and older adults.</w:t>
+      </w:r>
+      <w:r>
         <w:t xml:space="preserve"> </w:t>
       </w:r>
       <w:r>
@@ -664,17 +852,51 @@
           <w:i/>
           <w:iCs/>
         </w:rPr>
-        <w:t xml:space="preserve">(2026). Screen time in context: Toward a theoretical model of digital engagement across the lifespan.</w:t>
+        <w:t xml:space="preserve">Digital health</w:t>
+      </w:r>
+      <w:r>
+        <w:t xml:space="preserve">, 11, 20552076251343989. https://doi.org/10.1177/20552076251343989</w:t>
+      </w:r>
+    </w:p>
+    <w:p>
+      <w:pPr>
+        <w:pStyle w:val="Compact"/>
+        <w:numPr>
+          <w:ilvl w:val="0"/>
+          <w:numId w:val="1002"/>
+        </w:numPr>
+      </w:pPr>
+      <w:r>
+        <w:t xml:space="preserve">Oravecz, Z., Vandekerckhove, J., Hakun, J.G., Kim, S.H., Katz, M.J., Wang, C., Lipton, R.B., Derby, C.A.,</w:t>
+      </w:r>
+      <w:r>
+        <w:t xml:space="preserve"> </w:t>
+      </w:r>
+      <w:r>
+        <w:rPr>
+          <w:b/>
+          <w:bCs/>
+        </w:rPr>
+        <w:t xml:space="preserve">Roque, N.A.</w:t>
+      </w:r>
+      <w:r>
+        <w:t xml:space="preserve"> </w:t>
+      </w:r>
+      <w:r>
+        <w:t xml:space="preserve">and Sliwinski, M.J., (2025). Computational phenotyping of cognitive decline with retest learning.</w:t>
+      </w:r>
+      <w:r>
+        <w:t xml:space="preserve"> </w:t>
       </w:r>
       <w:r>
         <w:rPr>
           <w:i/>
           <w:iCs/>
         </w:rPr>
-        <w:t xml:space="preserve"> </w:t>
-      </w:r>
-      <w:r>
-        <w:t xml:space="preserve">Developmental Psychology*.</w:t>
+        <w:t xml:space="preserve">The Journals of Gerontology, Series B: Psychological Sciences and Social Sciences</w:t>
+      </w:r>
+      <w:r>
+        <w:t xml:space="preserve">, 80(7), gbaf030. https://doi.org/10.1093/geronb/gbaf030</w:t>
       </w:r>
     </w:p>
     <w:p>
@@ -686,20 +908,20 @@
         </w:numPr>
       </w:pPr>
       <w:r>
-        <w:t xml:space="preserve">Doheny, M. M.,</w:t>
-      </w:r>
-      <w:r>
-        <w:t xml:space="preserve"> </w:t>
-      </w:r>
-      <w:r>
-        <w:rPr>
-          <w:b/>
-          <w:bCs/>
-        </w:rPr>
-        <w:t xml:space="preserve">Roque, N. A.</w:t>
-      </w:r>
-      <w:r>
-        <w:t xml:space="preserve">, &amp; Lighthall, N. R. (2025). Effects of maximum and minimum offers on reciprocity and trust perceptions during economic decision-making.</w:t>
+        <w:t xml:space="preserve">García de la Garza, Á., Nester, C., Wang, C., Mogle, J.,</w:t>
+      </w:r>
+      <w:r>
+        <w:t xml:space="preserve"> </w:t>
+      </w:r>
+      <w:r>
+        <w:rPr>
+          <w:b/>
+          <w:bCs/>
+        </w:rPr>
+        <w:t xml:space="preserve">Roque, N.</w:t>
+      </w:r>
+      <w:r>
+        <w:t xml:space="preserve">, Katz, M., CA Derby, RB Lipton, &amp; Rabin, L. (2025). Enhanced associations between subjective cognitive concerns and blood-based AD biomarkers using a novel EMA approach.</w:t>
       </w:r>
       <w:r>
         <w:t xml:space="preserve"> </w:t>
@@ -709,10 +931,10 @@
           <w:i/>
           <w:iCs/>
         </w:rPr>
-        <w:t xml:space="preserve">Frontiers in Cognition</w:t>
-      </w:r>
-      <w:r>
-        <w:t xml:space="preserve">, 4. Fcogn.2025.1576987. https://doi.org/10.3389/fcogn.2025.1576987</w:t>
+        <w:t xml:space="preserve">Alzheimer’s Research &amp; Therapy</w:t>
+      </w:r>
+      <w:r>
+        <w:t xml:space="preserve">, 17(1), 82, s13195-025-01720-y. https://doi.org/10.1186/s13195-025-01720-y</w:t>
       </w:r>
     </w:p>
     <w:p>
@@ -724,20 +946,20 @@
         </w:numPr>
       </w:pPr>
       <w:r>
-        <w:t xml:space="preserve">Katz, M. J., Johns, T. S., Martin, M. M., Burgess, A., Claris, V., Volda, G. S.,</w:t>
-      </w:r>
-      <w:r>
-        <w:t xml:space="preserve"> </w:t>
-      </w:r>
-      <w:r>
-        <w:rPr>
-          <w:b/>
-          <w:bCs/>
-        </w:rPr>
-        <w:t xml:space="preserve">Roque, N.</w:t>
-      </w:r>
-      <w:r>
-        <w:t xml:space="preserve">, Shaw, P. A., Hyun, N., Hakun, J. G., Pavlovic, J. M., Wylie-Rosett, J., Sliwinski, M. J., &amp; Mossavar-Rahmani, Y. (2025). Recruitment of mid-life adults to a randomized clinical trial: The multicultural healthy diet study to reduce cognitive decline and Alzheimer’s disease risk.</w:t>
+        <w:t xml:space="preserve">Nester, C. O., De Vito, A. N., Prieto, S., Kunicki, Z. J., Strenger, J., Harrington, K. D.,</w:t>
+      </w:r>
+      <w:r>
+        <w:t xml:space="preserve"> </w:t>
+      </w:r>
+      <w:r>
+        <w:rPr>
+          <w:b/>
+          <w:bCs/>
+        </w:rPr>
+        <w:t xml:space="preserve">Roque, N.A.</w:t>
+      </w:r>
+      <w:r>
+        <w:t xml:space="preserve">, Sliwinski, M.J., Rabin, L.A., &amp; Thompson, L. I. (2025). Association of Subjective Cognitive Concerns With Performance on Mobile App–Based Cognitive Assessment in Cognitively Normal Older Adults: Observational Study.</w:t>
       </w:r>
       <w:r>
         <w:t xml:space="preserve"> </w:t>
@@ -747,10 +969,10 @@
           <w:i/>
           <w:iCs/>
         </w:rPr>
-        <w:t xml:space="preserve">Alzheimer’s &amp; Dementia: Translational Research &amp; Clinical Interventions</w:t>
-      </w:r>
-      <w:r>
-        <w:t xml:space="preserve">, 11(4), e70174. https://doi.org/10.1002/trc2.70174</w:t>
+        <w:t xml:space="preserve">JMIR Aging</w:t>
+      </w:r>
+      <w:r>
+        <w:t xml:space="preserve">, 8, e64033. https://doi.org/10.2196/64033</w:t>
       </w:r>
     </w:p>
     <w:p>
@@ -762,168 +984,36 @@
         </w:numPr>
       </w:pPr>
       <w:r>
-        <w:rPr>
-          <w:b/>
-          <w:bCs/>
-        </w:rPr>
-        <w:t xml:space="preserve">Roque, N.</w:t>
-      </w:r>
-      <w:r>
-        <w:t xml:space="preserve">, &amp; Felt, J. (2025). Acceptability of Active and Passive Data Collection Methods for Mobile Health Research: Cross-Sectional Survey of an Online Adult Sample in the United States.</w:t>
-      </w:r>
-      <w:r>
-        <w:t xml:space="preserve"> </w:t>
+        <w:t xml:space="preserve">Shaleha, R.R.A.</w:t>
       </w:r>
       <w:r>
         <w:rPr>
           <w:i/>
           <w:iCs/>
         </w:rPr>
-        <w:t xml:space="preserve">JMIR Formative Research</w:t>
-      </w:r>
-      <w:r>
-        <w:t xml:space="preserve">, 9(1), e64082. https://doi.org/10.2196/64082</w:t>
-      </w:r>
-    </w:p>
-    <w:p>
-      <w:pPr>
-        <w:pStyle w:val="Compact"/>
-        <w:numPr>
-          <w:ilvl w:val="0"/>
-          <w:numId w:val="1002"/>
-        </w:numPr>
-      </w:pPr>
-      <w:r>
-        <w:rPr>
-          <w:b/>
-          <w:bCs/>
-        </w:rPr>
-        <w:t xml:space="preserve">Roque, N. A.</w:t>
-      </w:r>
-      <w:r>
-        <w:t xml:space="preserve">, Hosgood, H. D., &amp; Hall, C. B. (2026). The importance of accurate indoor air quality assessment in the aging and dementia population.</w:t>
-      </w:r>
-      <w:r>
-        <w:t xml:space="preserve"> </w:t>
+        <w:t xml:space="preserve">, &amp;</w:t>
       </w:r>
       <w:r>
         <w:rPr>
           <w:i/>
           <w:iCs/>
         </w:rPr>
-        <w:t xml:space="preserve">Journal of Alzheimer’s Disease</w:t>
-      </w:r>
-      <w:r>
-        <w:t xml:space="preserve">, 109(2), 630-632, 13872877251396928. https://doi.org/10.1177/13872877251396928</w:t>
-      </w:r>
-    </w:p>
-    <w:p>
-      <w:pPr>
-        <w:pStyle w:val="Compact"/>
-        <w:numPr>
-          <w:ilvl w:val="0"/>
-          <w:numId w:val="1002"/>
-        </w:numPr>
-      </w:pPr>
-      <w:r>
-        <w:t xml:space="preserve">Shaleha, R., &amp;</w:t>
-      </w:r>
-      <w:r>
-        <w:t xml:space="preserve"> </w:t>
-      </w:r>
-      <w:r>
-        <w:rPr>
-          <w:b/>
-          <w:bCs/>
-        </w:rPr>
-        <w:t xml:space="preserve">Roque, N.</w:t>
-      </w:r>
-      <w:r>
-        <w:t xml:space="preserve"> </w:t>
-      </w:r>
-      <w:r>
-        <w:t xml:space="preserve">(2025). From screens to cognition: A scoping review of the impact of screen time on cognitive function in midlife and older adults.</w:t>
-      </w:r>
-      <w:r>
-        <w:t xml:space="preserve"> </w:t>
-      </w:r>
-      <w:r>
-        <w:rPr>
+        <w:t xml:space="preserve"> </w:t>
+      </w:r>
+      <w:r>
+        <w:rPr>
+          <w:b/>
+          <w:bCs/>
           <w:i/>
           <w:iCs/>
         </w:rPr>
-        <w:t xml:space="preserve">Digital health</w:t>
-      </w:r>
-      <w:r>
-        <w:t xml:space="preserve">, 11, 20552076251343989. https://doi.org/10.1177/20552076251343989</w:t>
-      </w:r>
-    </w:p>
-    <w:p>
-      <w:pPr>
-        <w:pStyle w:val="Compact"/>
-        <w:numPr>
-          <w:ilvl w:val="0"/>
-          <w:numId w:val="1002"/>
-        </w:numPr>
-      </w:pPr>
-      <w:r>
-        <w:t xml:space="preserve">Oravecz, Z., Vandekerckhove, J., Hakun, J.G., Kim, S.H., Katz, M.J., Wang, C., Lipton, R.B., Derby, C.A.,</w:t>
-      </w:r>
-      <w:r>
-        <w:t xml:space="preserve"> </w:t>
-      </w:r>
-      <w:r>
-        <w:rPr>
-          <w:b/>
-          <w:bCs/>
-        </w:rPr>
-        <w:t xml:space="preserve">Roque, N.A.</w:t>
-      </w:r>
-      <w:r>
-        <w:t xml:space="preserve"> </w:t>
-      </w:r>
-      <w:r>
-        <w:t xml:space="preserve">and Sliwinski, M.J., (2025). Computational phenotyping of cognitive decline with retest learning.</w:t>
-      </w:r>
-      <w:r>
-        <w:t xml:space="preserve"> </w:t>
+        <w:t xml:space="preserve">Roque, N.</w:t>
       </w:r>
       <w:r>
         <w:rPr>
           <w:i/>
           <w:iCs/>
         </w:rPr>
-        <w:t xml:space="preserve">The Journals of Gerontology, Series B: Psychological Sciences and Social Sciences</w:t>
-      </w:r>
-      <w:r>
-        <w:t xml:space="preserve">, 80(7), gbaf030. https://doi.org/10.1093/geronb/gbaf030</w:t>
-      </w:r>
-    </w:p>
-    <w:p>
-      <w:pPr>
-        <w:pStyle w:val="Compact"/>
-        <w:numPr>
-          <w:ilvl w:val="0"/>
-          <w:numId w:val="1002"/>
-        </w:numPr>
-      </w:pPr>
-      <w:r>
-        <w:t xml:space="preserve">García de la Garza, Á., Nester, C., Wang, C., Mogle, J.,</w:t>
-      </w:r>
-      <w:r>
-        <w:t xml:space="preserve"> </w:t>
-      </w:r>
-      <w:r>
-        <w:rPr>
-          <w:b/>
-          <w:bCs/>
-        </w:rPr>
-        <w:t xml:space="preserve">Roque, N.</w:t>
-      </w:r>
-      <w:r>
-        <w:t xml:space="preserve">, Katz, M., CA Derby, RB Lipton, &amp; Rabin, L. (2025). Enhanced associations between subjective cognitive concerns and blood-based AD biomarkers using a novel EMA approach.</w:t>
-      </w:r>
-      <w:r>
         <w:t xml:space="preserve"> </w:t>
       </w:r>
       <w:r>
@@ -931,48 +1021,17 @@
           <w:i/>
           <w:iCs/>
         </w:rPr>
-        <w:t xml:space="preserve">Alzheimer’s Research &amp; Therapy</w:t>
-      </w:r>
-      <w:r>
-        <w:t xml:space="preserve">, 17(1), 82, s13195-025-01720-y. https://doi.org/10.1186/s13195-025-01720-y</w:t>
-      </w:r>
-    </w:p>
-    <w:p>
-      <w:pPr>
-        <w:pStyle w:val="Compact"/>
-        <w:numPr>
-          <w:ilvl w:val="0"/>
-          <w:numId w:val="1002"/>
-        </w:numPr>
-      </w:pPr>
-      <w:r>
-        <w:t xml:space="preserve">Nester, C. O., De Vito, A. N., Prieto, S., Kunicki, Z. J., Strenger, J., Harrington, K. D.,</w:t>
-      </w:r>
-      <w:r>
-        <w:t xml:space="preserve"> </w:t>
-      </w:r>
-      <w:r>
-        <w:rPr>
-          <w:b/>
-          <w:bCs/>
-        </w:rPr>
-        <w:t xml:space="preserve">Roque, N.A.</w:t>
-      </w:r>
-      <w:r>
-        <w:t xml:space="preserve">, Sliwinski, M.J., Rabin, L.A., &amp; Thompson, L. I. (2025). Association of Subjective Cognitive Concerns With Performance on Mobile App–Based Cognitive Assessment in Cognitively Normal Older Adults: Observational Study.</w:t>
-      </w:r>
-      <w:r>
-        <w:t xml:space="preserve"> </w:t>
+        <w:t xml:space="preserve">(2024). Cognitive Performance in the Digital Era: Generational Differences, Stress, and Distraction’s Impact on Cognitive Performance.</w:t>
       </w:r>
       <w:r>
         <w:rPr>
           <w:i/>
           <w:iCs/>
         </w:rPr>
-        <w:t xml:space="preserve">JMIR Aging</w:t>
-      </w:r>
-      <w:r>
-        <w:t xml:space="preserve">, 8, e64033. https://doi.org/10.2196/64033</w:t>
+        <w:t xml:space="preserve"> </w:t>
+      </w:r>
+      <w:r>
+        <w:t xml:space="preserve">International Journal of Cyber Behavior, Psychology and Learning (IJCBPL)*, 14(1), 1-13, IJCBPL.341788. https://doi.org/10.4018/IJCBPL.341788</w:t>
       </w:r>
     </w:p>
     <w:p>
@@ -984,14 +1043,14 @@
         </w:numPr>
       </w:pPr>
       <w:r>
-        <w:t xml:space="preserve">Shaleha, R.R.A.</w:t>
+        <w:t xml:space="preserve">Adamo, S.H.</w:t>
       </w:r>
       <w:r>
         <w:rPr>
           <w:i/>
           <w:iCs/>
         </w:rPr>
-        <w:t xml:space="preserve">, &amp;</w:t>
+        <w:t xml:space="preserve">,</w:t>
       </w:r>
       <w:r>
         <w:rPr>
@@ -1014,24 +1073,55 @@
           <w:i/>
           <w:iCs/>
         </w:rPr>
-        <w:t xml:space="preserve"> </w:t>
+        <w:t xml:space="preserve">, Barufaldi, B., Schmidt, J., Mello-Thoms, C., &amp; Lago, M. (2023). Assessing satisfaction of search in virtual mammograms for experienced and novice searchers.</w:t>
       </w:r>
       <w:r>
         <w:rPr>
           <w:i/>
           <w:iCs/>
         </w:rPr>
-        <w:t xml:space="preserve">(2024). Cognitive Performance in the Digital Era: Generational Differences, Stress, and Distraction’s Impact on Cognitive Performance.</w:t>
+        <w:t xml:space="preserve"> </w:t>
+      </w:r>
+      <w:r>
+        <w:t xml:space="preserve">Journal of Medical Imaging*, 10(S1), S11917-S11917. https://doi.org/10.1117/1.JMI.10.S1.S11917</w:t>
+      </w:r>
+    </w:p>
+    <w:p>
+      <w:pPr>
+        <w:pStyle w:val="Compact"/>
+        <w:numPr>
+          <w:ilvl w:val="0"/>
+          <w:numId w:val="1002"/>
+        </w:numPr>
+      </w:pPr>
+      <w:r>
+        <w:t xml:space="preserve">Harrell, E. R.,</w:t>
+      </w:r>
+      <w:r>
+        <w:t xml:space="preserve"> </w:t>
+      </w:r>
+      <w:r>
+        <w:rPr>
+          <w:b/>
+          <w:bCs/>
+        </w:rPr>
+        <w:t xml:space="preserve">Roque, N.A.</w:t>
+      </w:r>
+      <w:r>
+        <w:t xml:space="preserve">, &amp; Boot, W. R. (2023). Comparing the effectiveness of two theory-based strategies to promote cognitive training adherence.</w:t>
+      </w:r>
+      <w:r>
+        <w:t xml:space="preserve"> </w:t>
       </w:r>
       <w:r>
         <w:rPr>
           <w:i/>
           <w:iCs/>
         </w:rPr>
-        <w:t xml:space="preserve"> </w:t>
-      </w:r>
-      <w:r>
-        <w:t xml:space="preserve">International Journal of Cyber Behavior, Psychology and Learning (IJCBPL)*, 14(1), 1-13, IJCBPL.341788. https://doi.org/10.4018/IJCBPL.341788</w:t>
+        <w:t xml:space="preserve">Journal of Experimental Psychology: Applied</w:t>
+      </w:r>
+      <w:r>
+        <w:t xml:space="preserve">, 29(4), 782, xap0000485. https://doi.org/10.1037/xap0000485</w:t>
       </w:r>
     </w:p>
     <w:p>
@@ -1043,37 +1133,128 @@
         </w:numPr>
       </w:pPr>
       <w:r>
-        <w:t xml:space="preserve">Adamo, S.H.</w:t>
+        <w:t xml:space="preserve">Hyun, J., Katz, M. J., Derby, C. A.,</w:t>
+      </w:r>
+      <w:r>
+        <w:t xml:space="preserve"> </w:t>
+      </w:r>
+      <w:r>
+        <w:rPr>
+          <w:b/>
+          <w:bCs/>
+        </w:rPr>
+        <w:t xml:space="preserve">Roque, N.</w:t>
+      </w:r>
+      <w:r>
+        <w:t xml:space="preserve">, Muñoz, E., Sliwinski, M. J., Lovasi G. S. &amp; Lipton, R. B. (2023). Availability of healthy foods, fruit and vegetable consumption, and cognition among urban older adults.</w:t>
+      </w:r>
+      <w:r>
+        <w:t xml:space="preserve"> </w:t>
       </w:r>
       <w:r>
         <w:rPr>
           <w:i/>
           <w:iCs/>
         </w:rPr>
-        <w:t xml:space="preserve">,</w:t>
+        <w:t xml:space="preserve">BMC geriatrics</w:t>
+      </w:r>
+      <w:r>
+        <w:t xml:space="preserve">, 23(1), 302, s12877-023-04003-z. https://doi.org/10.1186/s12877-023-04003-z</w:t>
+      </w:r>
+    </w:p>
+    <w:p>
+      <w:pPr>
+        <w:pStyle w:val="Compact"/>
+        <w:numPr>
+          <w:ilvl w:val="0"/>
+          <w:numId w:val="1002"/>
+        </w:numPr>
+      </w:pPr>
+      <w:r>
+        <w:t xml:space="preserve">Thompson, L.I., Kunicki, Z.J., Emrani, S., Strenger, J., De Vito, A.N., Britton, K.J., Dion, C., Harrington, K.D.,</w:t>
+      </w:r>
+      <w:r>
+        <w:t xml:space="preserve"> </w:t>
+      </w:r>
+      <w:r>
+        <w:rPr>
+          <w:b/>
+          <w:bCs/>
+        </w:rPr>
+        <w:t xml:space="preserve">Roque, N.</w:t>
+      </w:r>
+      <w:r>
+        <w:t xml:space="preserve">, Salloway, S. and Sliwinski, M.J., (2023). Remote and in‐clinic digital cognitive screening tools outperform the MoCA to distinguish cerebral amyloid status among cognitively healthy older adults.</w:t>
+      </w:r>
+      <w:r>
+        <w:t xml:space="preserve"> </w:t>
       </w:r>
       <w:r>
         <w:rPr>
           <w:i/>
           <w:iCs/>
         </w:rPr>
-        <w:t xml:space="preserve"> </w:t>
-      </w:r>
-      <w:r>
-        <w:rPr>
-          <w:b/>
-          <w:bCs/>
+        <w:t xml:space="preserve">Alzheimer’s &amp; Dementia: Diagnosis, Assessment &amp; Disease Monitoring</w:t>
+      </w:r>
+      <w:r>
+        <w:t xml:space="preserve">, 15(4), e12500. https://doi.org/10.1002/dad2.12500</w:t>
+      </w:r>
+    </w:p>
+    <w:p>
+      <w:pPr>
+        <w:pStyle w:val="Compact"/>
+        <w:numPr>
+          <w:ilvl w:val="0"/>
+          <w:numId w:val="1002"/>
+        </w:numPr>
+      </w:pPr>
+      <w:r>
+        <w:t xml:space="preserve">Hakun, J. G.,</w:t>
+      </w:r>
+      <w:r>
+        <w:t xml:space="preserve"> </w:t>
+      </w:r>
+      <w:r>
+        <w:rPr>
+          <w:b/>
+          <w:bCs/>
+        </w:rPr>
+        <w:t xml:space="preserve">Roque, N.A.</w:t>
+      </w:r>
+      <w:r>
+        <w:t xml:space="preserve">, Gerver, C.R., &amp; Cerino, E.S. (2023). Ultra-brief Assessment of Working Memory Capacity: Ambulatory Assessment Study Using Smartphones.</w:t>
+      </w:r>
+      <w:r>
+        <w:t xml:space="preserve"> </w:t>
+      </w:r>
+      <w:r>
+        <w:rPr>
           <w:i/>
           <w:iCs/>
         </w:rPr>
-        <w:t xml:space="preserve">Roque, N.</w:t>
+        <w:t xml:space="preserve">JMIR Formative Research</w:t>
+      </w:r>
+      <w:r>
+        <w:t xml:space="preserve">, 7, e40188. https://doi.org/10.2196/40188</w:t>
+      </w:r>
+    </w:p>
+    <w:p>
+      <w:pPr>
+        <w:pStyle w:val="Compact"/>
+        <w:numPr>
+          <w:ilvl w:val="0"/>
+          <w:numId w:val="1002"/>
+        </w:numPr>
+      </w:pPr>
+      <w:r>
+        <w:t xml:space="preserve">Wan, X.</w:t>
       </w:r>
       <w:r>
         <w:rPr>
           <w:i/>
           <w:iCs/>
         </w:rPr>
-        <w:t xml:space="preserve">, Barufaldi, B., Schmidt, J., Mello-Thoms, C., &amp; Lago, M. (2023). Assessing satisfaction of search in virtual mammograms for experienced and novice searchers.</w:t>
+        <w:t xml:space="preserve">, Lighthall, N. R., &amp;</w:t>
       </w:r>
       <w:r>
         <w:rPr>
@@ -1083,110 +1264,19 @@
         <w:t xml:space="preserve"> </w:t>
       </w:r>
       <w:r>
-        <w:t xml:space="preserve">Journal of Medical Imaging*, 10(S1), S11917-S11917. https://doi.org/10.1117/1.JMI.10.S1.S11917</w:t>
-      </w:r>
-    </w:p>
-    <w:p>
-      <w:pPr>
-        <w:pStyle w:val="Compact"/>
-        <w:numPr>
-          <w:ilvl w:val="0"/>
-          <w:numId w:val="1002"/>
-        </w:numPr>
-      </w:pPr>
-      <w:r>
-        <w:t xml:space="preserve">Harrell, E. R.,</w:t>
-      </w:r>
-      <w:r>
-        <w:t xml:space="preserve"> </w:t>
-      </w:r>
-      <w:r>
-        <w:rPr>
-          <w:b/>
-          <w:bCs/>
-        </w:rPr>
-        <w:t xml:space="preserve">Roque, N.A.</w:t>
-      </w:r>
-      <w:r>
-        <w:t xml:space="preserve">, &amp; Boot, W. R. (2023). Comparing the effectiveness of two theory-based strategies to promote cognitive training adherence.</w:t>
-      </w:r>
-      <w:r>
-        <w:t xml:space="preserve"> </w:t>
-      </w:r>
-      <w:r>
-        <w:rPr>
+        <w:rPr>
+          <w:b/>
+          <w:bCs/>
           <w:i/>
           <w:iCs/>
         </w:rPr>
-        <w:t xml:space="preserve">Journal of Experimental Psychology: Applied</w:t>
-      </w:r>
-      <w:r>
-        <w:t xml:space="preserve">, 29(4), 782, xap0000485. https://doi.org/10.1037/xap0000485</w:t>
-      </w:r>
-    </w:p>
-    <w:p>
-      <w:pPr>
-        <w:pStyle w:val="Compact"/>
-        <w:numPr>
-          <w:ilvl w:val="0"/>
-          <w:numId w:val="1002"/>
-        </w:numPr>
-      </w:pPr>
-      <w:r>
-        <w:t xml:space="preserve">Hyun, J., Katz, M. J., Derby, C. A.,</w:t>
-      </w:r>
-      <w:r>
-        <w:t xml:space="preserve"> </w:t>
-      </w:r>
-      <w:r>
-        <w:rPr>
-          <w:b/>
-          <w:bCs/>
-        </w:rPr>
         <w:t xml:space="preserve">Roque, N.</w:t>
-      </w:r>
-      <w:r>
-        <w:t xml:space="preserve">, Muñoz, E., Sliwinski, M. J., Lovasi G. S. &amp; Lipton, R. B. (2023). Availability of healthy foods, fruit and vegetable consumption, and cognition among urban older adults.</w:t>
-      </w:r>
-      <w:r>
-        <w:t xml:space="preserve"> </w:t>
       </w:r>
       <w:r>
         <w:rPr>
           <w:i/>
           <w:iCs/>
         </w:rPr>
-        <w:t xml:space="preserve">BMC geriatrics</w:t>
-      </w:r>
-      <w:r>
-        <w:t xml:space="preserve">, 23(1), 302, s12877-023-04003-z. https://doi.org/10.1186/s12877-023-04003-z</w:t>
-      </w:r>
-    </w:p>
-    <w:p>
-      <w:pPr>
-        <w:pStyle w:val="Compact"/>
-        <w:numPr>
-          <w:ilvl w:val="0"/>
-          <w:numId w:val="1002"/>
-        </w:numPr>
-      </w:pPr>
-      <w:r>
-        <w:t xml:space="preserve">Thompson, L.I., Kunicki, Z.J., Emrani, S., Strenger, J., De Vito, A.N., Britton, K.J., Dion, C., Harrington, K.D.,</w:t>
-      </w:r>
-      <w:r>
-        <w:t xml:space="preserve"> </w:t>
-      </w:r>
-      <w:r>
-        <w:rPr>
-          <w:b/>
-          <w:bCs/>
-        </w:rPr>
-        <w:t xml:space="preserve">Roque, N.</w:t>
-      </w:r>
-      <w:r>
-        <w:t xml:space="preserve">, Salloway, S. and Sliwinski, M.J., (2023). Remote and in‐clinic digital cognitive screening tools outperform the MoCA to distinguish cerebral amyloid status among cognitively healthy older adults.</w:t>
-      </w:r>
-      <w:r>
         <w:t xml:space="preserve"> </w:t>
       </w:r>
       <w:r>
@@ -1194,48 +1284,17 @@
           <w:i/>
           <w:iCs/>
         </w:rPr>
-        <w:t xml:space="preserve">Alzheimer’s &amp; Dementia: Diagnosis, Assessment &amp; Disease Monitoring</w:t>
-      </w:r>
-      <w:r>
-        <w:t xml:space="preserve">, 15(4), e12500. https://doi.org/10.1002/dad2.12500</w:t>
-      </w:r>
-    </w:p>
-    <w:p>
-      <w:pPr>
-        <w:pStyle w:val="Compact"/>
-        <w:numPr>
-          <w:ilvl w:val="0"/>
-          <w:numId w:val="1002"/>
-        </w:numPr>
-      </w:pPr>
-      <w:r>
-        <w:t xml:space="preserve">Hakun, J. G.,</w:t>
-      </w:r>
-      <w:r>
-        <w:t xml:space="preserve"> </w:t>
-      </w:r>
-      <w:r>
-        <w:rPr>
-          <w:b/>
-          <w:bCs/>
-        </w:rPr>
-        <w:t xml:space="preserve">Roque, N.A.</w:t>
-      </w:r>
-      <w:r>
-        <w:t xml:space="preserve">, Gerver, C.R., &amp; Cerino, E.S. (2023). Ultra-brief Assessment of Working Memory Capacity: Ambulatory Assessment Study Using Smartphones.</w:t>
-      </w:r>
-      <w:r>
-        <w:t xml:space="preserve"> </w:t>
+        <w:t xml:space="preserve">(2024). Predictors of Technology Use: Evidence from Elite Older Adults.</w:t>
       </w:r>
       <w:r>
         <w:rPr>
           <w:i/>
           <w:iCs/>
         </w:rPr>
-        <w:t xml:space="preserve">JMIR Formative Research</w:t>
-      </w:r>
-      <w:r>
-        <w:t xml:space="preserve">, 7, e40188. https://doi.org/10.2196/40188</w:t>
+        <w:t xml:space="preserve"> </w:t>
+      </w:r>
+      <w:r>
+        <w:t xml:space="preserve">Activities, Adaptation &amp; Aging*, 48(4), 648-669, 01924788.2023.2282276. https://doi.org/10.1080/01924788.2023.2282276</w:t>
       </w:r>
     </w:p>
     <w:p>
@@ -1247,36 +1306,184 @@
         </w:numPr>
       </w:pPr>
       <w:r>
-        <w:t xml:space="preserve">Wan, X.</w:t>
+        <w:t xml:space="preserve">Harrington, K. D.,</w:t>
+      </w:r>
+      <w:r>
+        <w:t xml:space="preserve"> </w:t>
+      </w:r>
+      <w:r>
+        <w:rPr>
+          <w:b/>
+          <w:bCs/>
+        </w:rPr>
+        <w:t xml:space="preserve">Roque, N.A.</w:t>
+      </w:r>
+      <w:r>
+        <w:t xml:space="preserve">, Strenger, J., Correia, S., Salloway, S. P., Sliwinski, M. J., &amp; Thompson, L. I. (2022). Loneliness and subjective cognitive impairment in preclinical Alzheimer’s disease and healthy aging.</w:t>
+      </w:r>
+      <w:r>
+        <w:t xml:space="preserve"> </w:t>
       </w:r>
       <w:r>
         <w:rPr>
           <w:i/>
           <w:iCs/>
         </w:rPr>
-        <w:t xml:space="preserve">, Lighthall, N. R., &amp;</w:t>
+        <w:t xml:space="preserve">Alzheimer’s &amp; Dementia</w:t>
+      </w:r>
+      <w:r>
+        <w:t xml:space="preserve">, 18, e069279. https://doi.org/10.1002/alz.069279</w:t>
+      </w:r>
+    </w:p>
+    <w:p>
+      <w:pPr>
+        <w:pStyle w:val="Compact"/>
+        <w:numPr>
+          <w:ilvl w:val="0"/>
+          <w:numId w:val="1002"/>
+        </w:numPr>
+      </w:pPr>
+      <w:r>
+        <w:t xml:space="preserve">Nicosia J., Wang B., Aschenbrenner A.J., Sliwinski, M.J., Yabiku, S.,</w:t>
+      </w:r>
+      <w:r>
+        <w:t xml:space="preserve"> </w:t>
+      </w:r>
+      <w:r>
+        <w:rPr>
+          <w:b/>
+          <w:bCs/>
+        </w:rPr>
+        <w:t xml:space="preserve">Roque, N.A.</w:t>
+      </w:r>
+      <w:r>
+        <w:t xml:space="preserve">, Germine, L.T., Bateman, R.J., Morris, J.C., Hassenstab, J. (2022). To BYOD or not: Are device latencies important for bring-your-own-device (BYOD) smartphone cognitive testing?</w:t>
+      </w:r>
+      <w:r>
+        <w:t xml:space="preserve"> </w:t>
       </w:r>
       <w:r>
         <w:rPr>
           <w:i/>
           <w:iCs/>
         </w:rPr>
-        <w:t xml:space="preserve"> </w:t>
-      </w:r>
-      <w:r>
-        <w:rPr>
-          <w:b/>
-          <w:bCs/>
+        <w:t xml:space="preserve">Behavior research methods</w:t>
+      </w:r>
+      <w:r>
+        <w:t xml:space="preserve">, 55(6), 2800-2812, s13428-022-01925-1. https://doi.org/10.3758/s13428-022-01925-1</w:t>
+      </w:r>
+    </w:p>
+    <w:p>
+      <w:pPr>
+        <w:pStyle w:val="Compact"/>
+        <w:numPr>
+          <w:ilvl w:val="0"/>
+          <w:numId w:val="1002"/>
+        </w:numPr>
+      </w:pPr>
+      <w:r>
+        <w:t xml:space="preserve">Johnston, E. A.,</w:t>
+      </w:r>
+      <w:r>
+        <w:t xml:space="preserve"> </w:t>
+      </w:r>
+      <w:r>
+        <w:rPr>
+          <w:b/>
+          <w:bCs/>
+        </w:rPr>
+        <w:t xml:space="preserve">Roque, N.A.</w:t>
+      </w:r>
+      <w:r>
+        <w:t xml:space="preserve">, Cole, B. H., Flanagan, M. P., Kris-Etherton, P. M., &amp; Petersen, K. S. (2022). A Pilot Study of the Effect of Evening Almond Butter Consumption on Overnight and Fasting Interstitial Glucose.</w:t>
+      </w:r>
+      <w:r>
+        <w:t xml:space="preserve"> </w:t>
+      </w:r>
+      <w:r>
+        <w:rPr>
           <w:i/>
           <w:iCs/>
         </w:rPr>
+        <w:t xml:space="preserve">Diabetology</w:t>
+      </w:r>
+      <w:r>
+        <w:t xml:space="preserve">, 3(4), 502-513, 3040038. https://doi.org/10.3390/diabetology3040038 [</w:t>
+      </w:r>
+      <w:r>
+        <w:rPr>
+          <w:b/>
+          <w:bCs/>
+        </w:rPr>
+        <w:t xml:space="preserve">Premier Diabetes Journal - Chosen for Cover Story</w:t>
+      </w:r>
+      <w:r>
+        <w:t xml:space="preserve">]</w:t>
+      </w:r>
+    </w:p>
+    <w:p>
+      <w:pPr>
+        <w:pStyle w:val="Compact"/>
+        <w:numPr>
+          <w:ilvl w:val="0"/>
+          <w:numId w:val="1002"/>
+        </w:numPr>
+      </w:pPr>
+      <w:r>
+        <w:t xml:space="preserve">Hoogendoorn, C. J., Qin, J., Wang, C.,</w:t>
+      </w:r>
+      <w:r>
+        <w:t xml:space="preserve"> </w:t>
+      </w:r>
+      <w:r>
+        <w:rPr>
+          <w:b/>
+          <w:bCs/>
+        </w:rPr>
         <w:t xml:space="preserve">Roque, N.</w:t>
+      </w:r>
+      <w:r>
+        <w:t xml:space="preserve">, Laurenceau, J. P., Katz, M. J., Derby, C. A., Lipton, R. B., &amp; Gonzalez, J. S. (2022). Depressive symptoms mediate the relationship between diabetes and cognitive performance in a community-based sample of older adults.</w:t>
+      </w:r>
+      <w:r>
+        <w:t xml:space="preserve"> </w:t>
       </w:r>
       <w:r>
         <w:rPr>
           <w:i/>
           <w:iCs/>
         </w:rPr>
+        <w:t xml:space="preserve">Journal of Diabetes and its Complications</w:t>
+      </w:r>
+      <w:r>
+        <w:t xml:space="preserve">, 36(7), 108183. https://doi.org/10.1016/j.jdiacomp.2022.108183</w:t>
+      </w:r>
+    </w:p>
+    <w:p>
+      <w:pPr>
+        <w:pStyle w:val="Compact"/>
+        <w:numPr>
+          <w:ilvl w:val="0"/>
+          <w:numId w:val="1002"/>
+        </w:numPr>
+      </w:pPr>
+      <w:r>
+        <w:t xml:space="preserve">Thompson, L. I., Harrington, K. D.,</w:t>
+      </w:r>
+      <w:r>
+        <w:t xml:space="preserve"> </w:t>
+      </w:r>
+      <w:r>
+        <w:rPr>
+          <w:b/>
+          <w:bCs/>
+        </w:rPr>
+        <w:t xml:space="preserve">Roque, N.</w:t>
+      </w:r>
+      <w:r>
+        <w:t xml:space="preserve">, Strenger, J., Correia, S., Jones, R. N., Salloway, S., &amp; Sliwinski, M. J. (2022). A highly feasible, reliable, and fully remote protocol for mobile app‐based cognitive assessment in cognitively healthy older adults.</w:t>
+      </w:r>
+      <w:r>
         <w:t xml:space="preserve"> </w:t>
       </w:r>
       <w:r>
@@ -1284,17 +1491,58 @@
           <w:i/>
           <w:iCs/>
         </w:rPr>
-        <w:t xml:space="preserve">(2024). Predictors of Technology Use: Evidence from Elite Older Adults.</w:t>
+        <w:t xml:space="preserve">Alzheimer’s &amp; Dementia: Diagnosis, Assessment &amp; Disease Monitoring</w:t>
+      </w:r>
+      <w:r>
+        <w:t xml:space="preserve">, 14(1), e12283. https://doi.org/10.1002/dad2.12283</w:t>
+      </w:r>
+    </w:p>
+    <w:p>
+      <w:pPr>
+        <w:pStyle w:val="Compact"/>
+        <w:numPr>
+          <w:ilvl w:val="0"/>
+          <w:numId w:val="1002"/>
+        </w:numPr>
+      </w:pPr>
+      <w:r>
+        <w:t xml:space="preserve">Pasquini, G., Ferguson, G., Bouklas, I., Vu, H., Zamani, M., Zhaoyang, R., Harrington, K.D.,</w:t>
+      </w:r>
+      <w:r>
+        <w:t xml:space="preserve"> </w:t>
+      </w:r>
+      <w:r>
+        <w:rPr>
+          <w:b/>
+          <w:bCs/>
+        </w:rPr>
+        <w:t xml:space="preserve">Roque, N.A.</w:t>
+      </w:r>
+      <w:r>
+        <w:t xml:space="preserve">, Mogle, J., Schwartz, H.A., &amp; Scott, S. B. (2022). The where and when of COVID-19: Using ecological and Twitter-based assessments to examine impacts in a temporal and community context.</w:t>
+      </w:r>
+      <w:r>
+        <w:t xml:space="preserve"> </w:t>
       </w:r>
       <w:r>
         <w:rPr>
           <w:i/>
           <w:iCs/>
         </w:rPr>
-        <w:t xml:space="preserve"> </w:t>
-      </w:r>
-      <w:r>
-        <w:t xml:space="preserve">Activities, Adaptation &amp; Aging*, 48(4), 648-669, 01924788.2023.2282276. https://doi.org/10.1080/01924788.2023.2282276</w:t>
+        <w:t xml:space="preserve">PloS one</w:t>
+      </w:r>
+      <w:r>
+        <w:t xml:space="preserve">, 17(2), e0264280. https://doi.org/10.1371/journal.pone.0264280 [</w:t>
+      </w:r>
+      <w:r>
+        <w:rPr>
+          <w:b/>
+          <w:bCs/>
+        </w:rPr>
+        <w:t xml:space="preserve">Premier Open Access Journal; IF = 3.75</w:t>
+      </w:r>
+      <w:r>
+        <w:t xml:space="preserve">]</w:t>
       </w:r>
     </w:p>
     <w:p>
@@ -1306,7 +1554,7 @@
         </w:numPr>
       </w:pPr>
       <w:r>
-        <w:t xml:space="preserve">Harrington, K. D.,</w:t>
+        <w:t xml:space="preserve">He, Z., Tian, S., Singh, A., Chakraborty, S., Zhang, S., Lustria, M. L. A., Charness, N.,</w:t>
       </w:r>
       <w:r>
         <w:t xml:space="preserve"> </w:t>
@@ -1319,7 +1567,7 @@
         <w:t xml:space="preserve">Roque, N.A.</w:t>
       </w:r>
       <w:r>
-        <w:t xml:space="preserve">, Strenger, J., Correia, S., Salloway, S. P., Sliwinski, M. J., &amp; Thompson, L. I. (2022). Loneliness and subjective cognitive impairment in preclinical Alzheimer’s disease and healthy aging.</w:t>
+        <w:t xml:space="preserve">, Harrell, E. &amp; Boot, W. R. (2022). A Machine-Learning-Based Approach for Predicting Older Adults’ Adherence to Technology-Based Cognitive Training.</w:t>
       </w:r>
       <w:r>
         <w:t xml:space="preserve"> </w:t>
@@ -1329,10 +1577,20 @@
           <w:i/>
           <w:iCs/>
         </w:rPr>
-        <w:t xml:space="preserve">Alzheimer’s &amp; Dementia</w:t>
-      </w:r>
-      <w:r>
-        <w:t xml:space="preserve">, 18, e069279. https://doi.org/10.1002/alz.069279</w:t>
+        <w:t xml:space="preserve">Information Processing &amp; Management</w:t>
+      </w:r>
+      <w:r>
+        <w:t xml:space="preserve">, 59(5), 103034. https://doi.org/10.1016/j.ipm.2022.103034 [</w:t>
+      </w:r>
+      <w:r>
+        <w:rPr>
+          <w:b/>
+          <w:bCs/>
+        </w:rPr>
+        <w:t xml:space="preserve">Premier International Journal of Information Sciences; IF = 6.222</w:t>
+      </w:r>
+      <w:r>
+        <w:t xml:space="preserve">]</w:t>
       </w:r>
     </w:p>
     <w:p>
@@ -1344,7 +1602,7 @@
         </w:numPr>
       </w:pPr>
       <w:r>
-        <w:t xml:space="preserve">Nicosia J., Wang B., Aschenbrenner A.J., Sliwinski, M.J., Yabiku, S.,</w:t>
+        <w:t xml:space="preserve">Harrell, E. R.,</w:t>
       </w:r>
       <w:r>
         <w:t xml:space="preserve"> </w:t>
@@ -1357,7 +1615,7 @@
         <w:t xml:space="preserve">Roque, N.A.</w:t>
       </w:r>
       <w:r>
-        <w:t xml:space="preserve">, Germine, L.T., Bateman, R.J., Morris, J.C., Hassenstab, J. (2022). To BYOD or not: Are device latencies important for bring-your-own-device (BYOD) smartphone cognitive testing?</w:t>
+        <w:t xml:space="preserve">, Boot, W. R., &amp; Charness, N. (2021). Investigating message framing to improve adherence to technology-based cognitive interventions.</w:t>
       </w:r>
       <w:r>
         <w:t xml:space="preserve"> </w:t>
@@ -1367,10 +1625,20 @@
           <w:i/>
           <w:iCs/>
         </w:rPr>
-        <w:t xml:space="preserve">Behavior research methods</w:t>
-      </w:r>
-      <w:r>
-        <w:t xml:space="preserve">, 55(6), 2800-2812, s13428-022-01925-1. https://doi.org/10.3758/s13428-022-01925-1</w:t>
+        <w:t xml:space="preserve">Psychology and aging</w:t>
+      </w:r>
+      <w:r>
+        <w:t xml:space="preserve">, 36(8), 974, pag0000629. https://doi.org/10.1037/pag0000629 [</w:t>
+      </w:r>
+      <w:r>
+        <w:rPr>
+          <w:b/>
+          <w:bCs/>
+        </w:rPr>
+        <w:t xml:space="preserve">Premier Adult Development and Aging Journal; IF = 3.34</w:t>
+      </w:r>
+      <w:r>
+        <w:t xml:space="preserve">]</w:t>
       </w:r>
     </w:p>
     <w:p>
@@ -1382,20 +1650,20 @@
         </w:numPr>
       </w:pPr>
       <w:r>
-        <w:t xml:space="preserve">Johnston, E. A.,</w:t>
-      </w:r>
-      <w:r>
-        <w:t xml:space="preserve"> </w:t>
-      </w:r>
-      <w:r>
-        <w:rPr>
-          <w:b/>
-          <w:bCs/>
-        </w:rPr>
-        <w:t xml:space="preserve">Roque, N.A.</w:t>
-      </w:r>
-      <w:r>
-        <w:t xml:space="preserve">, Cole, B. H., Flanagan, M. P., Kris-Etherton, P. M., &amp; Petersen, K. S. (2022). A Pilot Study of the Effect of Evening Almond Butter Consumption on Overnight and Fasting Interstitial Glucose.</w:t>
+        <w:t xml:space="preserve">Yang, C. H., Hakun, J. G.,</w:t>
+      </w:r>
+      <w:r>
+        <w:t xml:space="preserve"> </w:t>
+      </w:r>
+      <w:r>
+        <w:rPr>
+          <w:b/>
+          <w:bCs/>
+        </w:rPr>
+        <w:t xml:space="preserve">Roque, N.</w:t>
+      </w:r>
+      <w:r>
+        <w:t xml:space="preserve">, Sliwinski, M. J., &amp; Conroy, D. E. (2021). Mindful walking and cognition in older adults: A proof of concept study using in-lab and ambulatory cognitive measures.</w:t>
       </w:r>
       <w:r>
         <w:t xml:space="preserve"> </w:t>
@@ -1405,20 +1673,10 @@
           <w:i/>
           <w:iCs/>
         </w:rPr>
-        <w:t xml:space="preserve">Diabetology</w:t>
-      </w:r>
-      <w:r>
-        <w:t xml:space="preserve">, 3(4), 502-513, 3040038. https://doi.org/10.3390/diabetology3040038 [</w:t>
-      </w:r>
-      <w:r>
-        <w:rPr>
-          <w:b/>
-          <w:bCs/>
-        </w:rPr>
-        <w:t xml:space="preserve">Premier Diabetes Journal - Chosen for Cover Story</w:t>
-      </w:r>
-      <w:r>
-        <w:t xml:space="preserve">]</w:t>
+        <w:t xml:space="preserve">Preventive Medicine Reports</w:t>
+      </w:r>
+      <w:r>
+        <w:t xml:space="preserve">, 23, 101490. https://doi.org/10.1016/j.pmedr.2021.101490</w:t>
       </w:r>
     </w:p>
     <w:p>
@@ -1430,20 +1688,20 @@
         </w:numPr>
       </w:pPr>
       <w:r>
-        <w:t xml:space="preserve">Hoogendoorn, C. J., Qin, J., Wang, C.,</w:t>
-      </w:r>
-      <w:r>
-        <w:t xml:space="preserve"> </w:t>
-      </w:r>
-      <w:r>
-        <w:rPr>
-          <w:b/>
-          <w:bCs/>
-        </w:rPr>
-        <w:t xml:space="preserve">Roque, N.</w:t>
-      </w:r>
-      <w:r>
-        <w:t xml:space="preserve">, Laurenceau, J. P., Katz, M. J., Derby, C. A., Lipton, R. B., &amp; Gonzalez, J. S. (2022). Depressive symptoms mediate the relationship between diabetes and cognitive performance in a community-based sample of older adults.</w:t>
+        <w:t xml:space="preserve">Gray, N., Yoon, J. S., Charness, N., Boot, W. R.,</w:t>
+      </w:r>
+      <w:r>
+        <w:t xml:space="preserve"> </w:t>
+      </w:r>
+      <w:r>
+        <w:rPr>
+          <w:b/>
+          <w:bCs/>
+        </w:rPr>
+        <w:t xml:space="preserve">Roque, N.A.</w:t>
+      </w:r>
+      <w:r>
+        <w:t xml:space="preserve">, Andringa, R., Harrell, E. R., Lewis, K. G., &amp; Vitale, T. (2021). Relative effectiveness of general versus specific cognitive training for aging adults.</w:t>
       </w:r>
       <w:r>
         <w:t xml:space="preserve"> </w:t>
@@ -1453,10 +1711,20 @@
           <w:i/>
           <w:iCs/>
         </w:rPr>
-        <w:t xml:space="preserve">Journal of Diabetes and its Complications</w:t>
-      </w:r>
-      <w:r>
-        <w:t xml:space="preserve">, 36(7), 108183. https://doi.org/10.1016/j.jdiacomp.2022.108183</w:t>
+        <w:t xml:space="preserve">Psychology and aging</w:t>
+      </w:r>
+      <w:r>
+        <w:t xml:space="preserve">, 37(2), 210–221, pag0000663. https://psycnet.apa.org/doi/10.1037/pag0000663 [</w:t>
+      </w:r>
+      <w:r>
+        <w:rPr>
+          <w:b/>
+          <w:bCs/>
+        </w:rPr>
+        <w:t xml:space="preserve">Premier Adult Development and Aging Journal; IF = 3.34</w:t>
+      </w:r>
+      <w:r>
+        <w:t xml:space="preserve">]</w:t>
       </w:r>
     </w:p>
     <w:p>
@@ -1468,20 +1736,20 @@
         </w:numPr>
       </w:pPr>
       <w:r>
-        <w:t xml:space="preserve">Thompson, L. I., Harrington, K. D.,</w:t>
-      </w:r>
-      <w:r>
-        <w:t xml:space="preserve"> </w:t>
-      </w:r>
-      <w:r>
-        <w:rPr>
-          <w:b/>
-          <w:bCs/>
-        </w:rPr>
-        <w:t xml:space="preserve">Roque, N.</w:t>
-      </w:r>
-      <w:r>
-        <w:t xml:space="preserve">, Strenger, J., Correia, S., Jones, R. N., Salloway, S., &amp; Sliwinski, M. J. (2022). A highly feasible, reliable, and fully remote protocol for mobile app‐based cognitive assessment in cognitively healthy older adults.</w:t>
+        <w:t xml:space="preserve">Cerino, E.S., Katz, M.J., Wang, C., Qin, J., Gao, Q., Hyun, J., Hakun, J.G.,</w:t>
+      </w:r>
+      <w:r>
+        <w:t xml:space="preserve"> </w:t>
+      </w:r>
+      <w:r>
+        <w:rPr>
+          <w:b/>
+          <w:bCs/>
+        </w:rPr>
+        <w:t xml:space="preserve">Roque, N.A.</w:t>
+      </w:r>
+      <w:r>
+        <w:t xml:space="preserve">, Derby, C.A., Lipton, R.B., &amp; Sliwinski, M.J. (2021). Variability in cognitive performance on mobile devices is sensitive to mild cognitive impairment: Results from the Einstein Aging Study.</w:t>
       </w:r>
       <w:r>
         <w:t xml:space="preserve"> </w:t>
@@ -1491,10 +1759,10 @@
           <w:i/>
           <w:iCs/>
         </w:rPr>
-        <w:t xml:space="preserve">Alzheimer’s &amp; Dementia: Diagnosis, Assessment &amp; Disease Monitoring</w:t>
-      </w:r>
-      <w:r>
-        <w:t xml:space="preserve">, 14(1), e12283. https://doi.org/10.1002/dad2.12283</w:t>
+        <w:t xml:space="preserve">Frontiers in Digital Health</w:t>
+      </w:r>
+      <w:r>
+        <w:t xml:space="preserve">, 3, 758031. https://doi.org/10.3389/fdgth.2021.758031</w:t>
       </w:r>
     </w:p>
     <w:p>
@@ -1506,12 +1774,6 @@
         </w:numPr>
       </w:pPr>
       <w:r>
-        <w:t xml:space="preserve">Pasquini, G., Ferguson, G., Bouklas, I., Vu, H., Zamani, M., Zhaoyang, R., Harrington, K.D.,</w:t>
-      </w:r>
-      <w:r>
-        <w:t xml:space="preserve"> </w:t>
-      </w:r>
-      <w:r>
         <w:rPr>
           <w:b/>
           <w:bCs/>
@@ -1519,7 +1781,7 @@
         <w:t xml:space="preserve">Roque, N.A.</w:t>
       </w:r>
       <w:r>
-        <w:t xml:space="preserve">, Mogle, J., Schwartz, H.A., &amp; Scott, S. B. (2022). The where and when of COVID-19: Using ecological and Twitter-based assessments to examine impacts in a temporal and community context.</w:t>
+        <w:t xml:space="preserve">, &amp; Boot, W. R. (2020). A New Tool for Assessing Older Adults’ Wireless Network Proficiency: The Wireless Network Proficiency Questionnaire.</w:t>
       </w:r>
       <w:r>
         <w:t xml:space="preserve"> </w:t>
@@ -1529,20 +1791,10 @@
           <w:i/>
           <w:iCs/>
         </w:rPr>
-        <w:t xml:space="preserve">PloS one</w:t>
-      </w:r>
-      <w:r>
-        <w:t xml:space="preserve">, 17(2), e0264280. https://doi.org/10.1371/journal.pone.0264280 [</w:t>
-      </w:r>
-      <w:r>
-        <w:rPr>
-          <w:b/>
-          <w:bCs/>
-        </w:rPr>
-        <w:t xml:space="preserve">Premier Open Access Journal; IF = 3.75</w:t>
-      </w:r>
-      <w:r>
-        <w:t xml:space="preserve">]</w:t>
+        <w:t xml:space="preserve">Journal of Applied Gerontology</w:t>
+      </w:r>
+      <w:r>
+        <w:t xml:space="preserve">, 40(5), 541-546, 0733464820935000 https://doi.org/10.1177/0733464820935000</w:t>
       </w:r>
     </w:p>
     <w:p>
@@ -1554,7 +1806,7 @@
         </w:numPr>
       </w:pPr>
       <w:r>
-        <w:t xml:space="preserve">He, Z., Tian, S., Singh, A., Chakraborty, S., Zhang, S., Lustria, M. L. A., Charness, N.,</w:t>
+        <w:t xml:space="preserve">Emihovich, B.,</w:t>
       </w:r>
       <w:r>
         <w:t xml:space="preserve"> </w:t>
@@ -1567,7 +1819,7 @@
         <w:t xml:space="preserve">Roque, N.A.</w:t>
       </w:r>
       <w:r>
-        <w:t xml:space="preserve">, Harrell, E. &amp; Boot, W. R. (2022). A Machine-Learning-Based Approach for Predicting Older Adults’ Adherence to Technology-Based Cognitive Training.</w:t>
+        <w:t xml:space="preserve">, &amp; Mason, J. (2020). Can Video Gameplay Improve Undergraduates’ Problem-Solving Skills?.</w:t>
       </w:r>
       <w:r>
         <w:t xml:space="preserve"> </w:t>
@@ -1577,20 +1829,10 @@
           <w:i/>
           <w:iCs/>
         </w:rPr>
-        <w:t xml:space="preserve">Information Processing &amp; Management</w:t>
-      </w:r>
-      <w:r>
-        <w:t xml:space="preserve">, 59(5), 103034. https://doi.org/10.1016/j.ipm.2022.103034 [</w:t>
-      </w:r>
-      <w:r>
-        <w:rPr>
-          <w:b/>
-          <w:bCs/>
-        </w:rPr>
-        <w:t xml:space="preserve">Premier International Journal of Information Sciences; IF = 6.222</w:t>
-      </w:r>
-      <w:r>
-        <w:t xml:space="preserve">]</w:t>
+        <w:t xml:space="preserve">International Journal of Game-Based Learning (IJGBL)</w:t>
+      </w:r>
+      <w:r>
+        <w:t xml:space="preserve">, 10(2), 1-18, 2020040102. https://doi.org/10.4018/ijgbl.2020040102</w:t>
       </w:r>
     </w:p>
     <w:p>
@@ -1602,7 +1844,7 @@
         </w:numPr>
       </w:pPr>
       <w:r>
-        <w:t xml:space="preserve">Harrell, E. R.,</w:t>
+        <w:t xml:space="preserve">Lebeau, J.-C., Mason, J. R.,</w:t>
       </w:r>
       <w:r>
         <w:t xml:space="preserve"> </w:t>
@@ -1615,7 +1857,7 @@
         <w:t xml:space="preserve">Roque, N.A.</w:t>
       </w:r>
       <w:r>
-        <w:t xml:space="preserve">, Boot, W. R., &amp; Charness, N. (2021). Investigating message framing to improve adherence to technology-based cognitive interventions.</w:t>
+        <w:t xml:space="preserve">, Tenenbaum, G. (2020). The effects of acute exercise on driving and executive functions in healthy older adults.</w:t>
       </w:r>
       <w:r>
         <w:t xml:space="preserve"> </w:t>
@@ -1625,20 +1867,10 @@
           <w:i/>
           <w:iCs/>
         </w:rPr>
-        <w:t xml:space="preserve">Psychology and aging</w:t>
-      </w:r>
-      <w:r>
-        <w:t xml:space="preserve">, 36(8), 974, pag0000629. https://doi.org/10.1037/pag0000629 [</w:t>
-      </w:r>
-      <w:r>
-        <w:rPr>
-          <w:b/>
-          <w:bCs/>
-        </w:rPr>
-        <w:t xml:space="preserve">Premier Adult Development and Aging Journal; IF = 3.34</w:t>
-      </w:r>
-      <w:r>
-        <w:t xml:space="preserve">]</w:t>
+        <w:t xml:space="preserve">International Journal of Sport and Exercise Psychology</w:t>
+      </w:r>
+      <w:r>
+        <w:t xml:space="preserve">, 20(1), 283-301. https://doi.org/10.1080/1612197X.2020.1849353</w:t>
       </w:r>
     </w:p>
     <w:p>
@@ -1650,20 +1882,20 @@
         </w:numPr>
       </w:pPr>
       <w:r>
-        <w:t xml:space="preserve">Yang, C. H., Hakun, J. G.,</w:t>
-      </w:r>
-      <w:r>
-        <w:t xml:space="preserve"> </w:t>
-      </w:r>
-      <w:r>
-        <w:rPr>
-          <w:b/>
-          <w:bCs/>
-        </w:rPr>
-        <w:t xml:space="preserve">Roque, N.</w:t>
-      </w:r>
-      <w:r>
-        <w:t xml:space="preserve">, Sliwinski, M. J., &amp; Conroy, D. E. (2021). Mindful walking and cognition in older adults: A proof of concept study using in-lab and ambulatory cognitive measures.</w:t>
+        <w:t xml:space="preserve">Mason, J. R., Tenenbaum, G., Jaime, S.,</w:t>
+      </w:r>
+      <w:r>
+        <w:t xml:space="preserve"> </w:t>
+      </w:r>
+      <w:r>
+        <w:rPr>
+          <w:b/>
+          <w:bCs/>
+        </w:rPr>
+        <w:t xml:space="preserve">Roque, N.A.</w:t>
+      </w:r>
+      <w:r>
+        <w:t xml:space="preserve">, Maharaj, A., Figueroa, A. (2020). Arterial Stiffness and Cardiorespiratory Fitness Are Associated With Cognitive Function in Older Adults.</w:t>
       </w:r>
       <w:r>
         <w:t xml:space="preserve"> </w:t>
@@ -1673,10 +1905,10 @@
           <w:i/>
           <w:iCs/>
         </w:rPr>
-        <w:t xml:space="preserve">Preventive Medicine Reports</w:t>
-      </w:r>
-      <w:r>
-        <w:t xml:space="preserve">, 23, 101490. https://doi.org/10.1016/j.pmedr.2021.101490</w:t>
+        <w:t xml:space="preserve">Behavioral Medicine</w:t>
+      </w:r>
+      <w:r>
+        <w:t xml:space="preserve">: 1-12, 48(1), 54-65, 08964289.2020.1825921. https://doi.org/10.1080/08964289.2020.1825921</w:t>
       </w:r>
     </w:p>
     <w:p>
@@ -1688,20 +1920,23 @@
         </w:numPr>
       </w:pPr>
       <w:r>
-        <w:t xml:space="preserve">Gray, N., Yoon, J. S., Charness, N., Boot, W. R.,</w:t>
-      </w:r>
-      <w:r>
-        <w:t xml:space="preserve"> </w:t>
-      </w:r>
-      <w:r>
-        <w:rPr>
-          <w:b/>
-          <w:bCs/>
-        </w:rPr>
-        <w:t xml:space="preserve">Roque, N.A.</w:t>
-      </w:r>
-      <w:r>
-        <w:t xml:space="preserve">, Andringa, R., Harrell, E. R., Lewis, K. G., &amp; Vitale, T. (2021). Relative effectiveness of general versus specific cognitive training for aging adults.</w:t>
+        <w:t xml:space="preserve">Boot, W. R., Andringa, R., Harrell, E. R., Dieciuc, M. A., &amp;</w:t>
+      </w:r>
+      <w:r>
+        <w:t xml:space="preserve"> </w:t>
+      </w:r>
+      <w:r>
+        <w:rPr>
+          <w:b/>
+          <w:bCs/>
+        </w:rPr>
+        <w:t xml:space="preserve">Roque, N. A.</w:t>
+      </w:r>
+      <w:r>
+        <w:t xml:space="preserve"> </w:t>
+      </w:r>
+      <w:r>
+        <w:t xml:space="preserve">(2020). Older adults and video gaming for leisure: Lessons from the Center for Research and Education on Aging and Technology Enhancement (CREATE).</w:t>
       </w:r>
       <w:r>
         <w:t xml:space="preserve"> </w:t>
@@ -1711,20 +1946,10 @@
           <w:i/>
           <w:iCs/>
         </w:rPr>
-        <w:t xml:space="preserve">Psychology and aging</w:t>
-      </w:r>
-      <w:r>
-        <w:t xml:space="preserve">, 37(2), 210–221, pag0000663. https://psycnet.apa.org/doi/10.1037/pag0000663 [</w:t>
-      </w:r>
-      <w:r>
-        <w:rPr>
-          <w:b/>
-          <w:bCs/>
-        </w:rPr>
-        <w:t xml:space="preserve">Premier Adult Development and Aging Journal; IF = 3.34</w:t>
-      </w:r>
-      <w:r>
-        <w:t xml:space="preserve">]</w:t>
+        <w:t xml:space="preserve">Gerontechnology</w:t>
+      </w:r>
+      <w:r>
+        <w:t xml:space="preserve">, 19(2), gt.2020.19.2.006.00. https://doi.org/10.4017/gt.2020.19.2.006.00</w:t>
       </w:r>
     </w:p>
     <w:p>
@@ -1736,12 +1961,6 @@
         </w:numPr>
       </w:pPr>
       <w:r>
-        <w:t xml:space="preserve">Cerino, E.S., Katz, M.J., Wang, C., Qin, J., Gao, Q., Hyun, J., Hakun, J.G.,</w:t>
-      </w:r>
-      <w:r>
-        <w:t xml:space="preserve"> </w:t>
-      </w:r>
-      <w:r>
         <w:rPr>
           <w:b/>
           <w:bCs/>
@@ -1749,7 +1968,7 @@
         <w:t xml:space="preserve">Roque, N.A.</w:t>
       </w:r>
       <w:r>
-        <w:t xml:space="preserve">, Derby, C.A., Lipton, R.B., &amp; Sliwinski, M.J. (2021). Variability in cognitive performance on mobile devices is sensitive to mild cognitive impairment: Results from the Einstein Aging Study.</w:t>
+        <w:t xml:space="preserve">, Ram, N. (2019). tsfeaturex: An R Package for Automating Time Series Feature Extraction.</w:t>
       </w:r>
       <w:r>
         <w:t xml:space="preserve"> </w:t>
@@ -1759,10 +1978,10 @@
           <w:i/>
           <w:iCs/>
         </w:rPr>
-        <w:t xml:space="preserve">Frontiers in Digital Health</w:t>
-      </w:r>
-      <w:r>
-        <w:t xml:space="preserve">, 3, 758031. https://doi.org/10.3389/fdgth.2021.758031</w:t>
+        <w:t xml:space="preserve">Journal of Open Source Software</w:t>
+      </w:r>
+      <w:r>
+        <w:t xml:space="preserve">, 4(37), 1279, https://doi.org/10.21105/joss.01279</w:t>
       </w:r>
     </w:p>
     <w:p>
@@ -1774,6 +1993,12 @@
         </w:numPr>
       </w:pPr>
       <w:r>
+        <w:t xml:space="preserve">Yoon, J. S.,</w:t>
+      </w:r>
+      <w:r>
+        <w:t xml:space="preserve"> </w:t>
+      </w:r>
+      <w:r>
         <w:rPr>
           <w:b/>
           <w:bCs/>
@@ -1781,7 +2006,7 @@
         <w:t xml:space="preserve">Roque, N.A.</w:t>
       </w:r>
       <w:r>
-        <w:t xml:space="preserve">, &amp; Boot, W. R. (2020). A New Tool for Assessing Older Adults’ Wireless Network Proficiency: The Wireless Network Proficiency Questionnaire.</w:t>
+        <w:t xml:space="preserve">, Andringa, R., Harrell, E. R., Lewis, K. G., Vitale, T., Charness, N., &amp; Boot, W. R. (2019). Intervention comparative effectiveness for adult cognitive training (ICE-ACT) trial: rationale, design, and baseline characteristics.</w:t>
       </w:r>
       <w:r>
         <w:t xml:space="preserve"> </w:t>
@@ -1791,10 +2016,20 @@
           <w:i/>
           <w:iCs/>
         </w:rPr>
-        <w:t xml:space="preserve">Journal of Applied Gerontology</w:t>
-      </w:r>
-      <w:r>
-        <w:t xml:space="preserve">, 40(5), 541-546, 0733464820935000 https://doi.org/10.1177/0733464820935000</w:t>
+        <w:t xml:space="preserve">Contemporary Clinical Trials</w:t>
+      </w:r>
+      <w:r>
+        <w:t xml:space="preserve">, 78, 76-87, 2019.01.014. https://doi.org/10.1016/j.cct.2019.01.014. [</w:t>
+      </w:r>
+      <w:r>
+        <w:rPr>
+          <w:b/>
+          <w:bCs/>
+        </w:rPr>
+        <w:t xml:space="preserve">Premier International Clinical Trials Journal; IF=2.226</w:t>
+      </w:r>
+      <w:r>
+        <w:t xml:space="preserve">]</w:t>
       </w:r>
     </w:p>
     <w:p>
@@ -1806,7 +2041,7 @@
         </w:numPr>
       </w:pPr>
       <w:r>
-        <w:t xml:space="preserve">Emihovich, B.,</w:t>
+        <w:t xml:space="preserve">Dieciuc, M.,</w:t>
       </w:r>
       <w:r>
         <w:t xml:space="preserve"> </w:t>
@@ -1819,7 +2054,7 @@
         <w:t xml:space="preserve">Roque, N.A.</w:t>
       </w:r>
       <w:r>
-        <w:t xml:space="preserve">, &amp; Mason, J. (2020). Can Video Gameplay Improve Undergraduates’ Problem-Solving Skills?.</w:t>
+        <w:t xml:space="preserve">, Boot, W.R. (2019). The spatial dynamics of mouse-tracking reveal that attention capture is stimulus-driven rather than contingent upon top-down goals.</w:t>
       </w:r>
       <w:r>
         <w:t xml:space="preserve"> </w:t>
@@ -1829,10 +2064,10 @@
           <w:i/>
           <w:iCs/>
         </w:rPr>
-        <w:t xml:space="preserve">International Journal of Game-Based Learning (IJGBL)</w:t>
-      </w:r>
-      <w:r>
-        <w:t xml:space="preserve">, 10(2), 1-18, 2020040102. https://doi.org/10.4018/ijgbl.2020040102</w:t>
+        <w:t xml:space="preserve">Journal of Experimental Psychology: Human Perception and Performance</w:t>
+      </w:r>
+      <w:r>
+        <w:t xml:space="preserve">, 45(10), 1285, xhp0000671. https://doi.org/10.1037/xhp0000671</w:t>
       </w:r>
     </w:p>
     <w:p>
@@ -1844,7 +2079,7 @@
         </w:numPr>
       </w:pPr>
       <w:r>
-        <w:t xml:space="preserve">Lebeau, J.-C., Mason, J. R.,</w:t>
+        <w:t xml:space="preserve">Souders, D. J., Charness, N.,</w:t>
       </w:r>
       <w:r>
         <w:t xml:space="preserve"> </w:t>
@@ -1857,7 +2092,7 @@
         <w:t xml:space="preserve">Roque, N.A.</w:t>
       </w:r>
       <w:r>
-        <w:t xml:space="preserve">, Tenenbaum, G. (2020). The effects of acute exercise on driving and executive functions in healthy older adults.</w:t>
+        <w:t xml:space="preserve">, &amp; Pham, H. (2019). Aging: Older Adults’ Driving Behavior Using Longitudinal and Lateral Warning Systems.</w:t>
       </w:r>
       <w:r>
         <w:t xml:space="preserve"> </w:t>
@@ -1867,10 +2102,20 @@
           <w:i/>
           <w:iCs/>
         </w:rPr>
-        <w:t xml:space="preserve">International Journal of Sport and Exercise Psychology</w:t>
-      </w:r>
-      <w:r>
-        <w:t xml:space="preserve">, 20(1), 283-301. https://doi.org/10.1080/1612197X.2020.1849353</w:t>
+        <w:t xml:space="preserve">Human Factors</w:t>
+      </w:r>
+      <w:r>
+        <w:t xml:space="preserve">, 62(2), 229-248, 0018720819864510. https://doi.org/10.1177/0018720819864510 [</w:t>
+      </w:r>
+      <w:r>
+        <w:rPr>
+          <w:b/>
+          <w:bCs/>
+        </w:rPr>
+        <w:t xml:space="preserve">Premier Human Factors Journal; IF=3.165</w:t>
+      </w:r>
+      <w:r>
+        <w:t xml:space="preserve">]</w:t>
       </w:r>
     </w:p>
     <w:p>
@@ -1882,7 +2127,7 @@
         </w:numPr>
       </w:pPr>
       <w:r>
-        <w:t xml:space="preserve">Mason, J. R., Tenenbaum, G., Jaime, S.,</w:t>
+        <w:t xml:space="preserve">Tinker, A., Fozard, J., Kearns, W., Mihailidis, A., Atoyebi, O., Bailey, A., Bet, P., Lapierre, N., Neubauer, N.,</w:t>
       </w:r>
       <w:r>
         <w:t xml:space="preserve"> </w:t>
@@ -1895,7 +2140,7 @@
         <w:t xml:space="preserve">Roque, N.A.</w:t>
       </w:r>
       <w:r>
-        <w:t xml:space="preserve">, Maharaj, A., Figueroa, A. (2020). Arterial Stiffness and Cardiorespiratory Fitness Are Associated With Cognitive Function in Older Adults.</w:t>
+        <w:t xml:space="preserve">, Vermeer, Y., Taipale, V. (2018). Twelve years of ISG masterclasses: Past, Present, and Future.</w:t>
       </w:r>
       <w:r>
         <w:t xml:space="preserve"> </w:t>
@@ -1905,10 +2150,10 @@
           <w:i/>
           <w:iCs/>
         </w:rPr>
-        <w:t xml:space="preserve">Behavioral Medicine</w:t>
-      </w:r>
-      <w:r>
-        <w:t xml:space="preserve">: 1-12, 48(1), 54-65, 08964289.2020.1825921. https://doi.org/10.1080/08964289.2020.1825921</w:t>
+        <w:t xml:space="preserve">Gerontechnology: international journal on the fundamental aspects of technology to serve the ageing society</w:t>
+      </w:r>
+      <w:r>
+        <w:t xml:space="preserve">, 17(4), 232, gt.2018.17.4.004.00. https://doi.org/10.4017/gt.2018.17.4.004.00 – Note, author list for junior scientists organized alphabetically.</w:t>
       </w:r>
     </w:p>
     <w:p>
@@ -1920,23 +2165,20 @@
         </w:numPr>
       </w:pPr>
       <w:r>
-        <w:t xml:space="preserve">Boot, W. R., Andringa, R., Harrell, E. R., Dieciuc, M. A., &amp;</w:t>
-      </w:r>
-      <w:r>
-        <w:t xml:space="preserve"> </w:t>
-      </w:r>
-      <w:r>
-        <w:rPr>
-          <w:b/>
-          <w:bCs/>
-        </w:rPr>
-        <w:t xml:space="preserve">Roque, N. A.</w:t>
-      </w:r>
-      <w:r>
-        <w:t xml:space="preserve"> </w:t>
-      </w:r>
-      <w:r>
-        <w:t xml:space="preserve">(2020). Older adults and video gaming for leisure: Lessons from the Center for Research and Education on Aging and Technology Enhancement (CREATE).</w:t>
+        <w:t xml:space="preserve">Wright, T. J.,</w:t>
+      </w:r>
+      <w:r>
+        <w:t xml:space="preserve"> </w:t>
+      </w:r>
+      <w:r>
+        <w:rPr>
+          <w:b/>
+          <w:bCs/>
+        </w:rPr>
+        <w:t xml:space="preserve">Roque, N.A.</w:t>
+      </w:r>
+      <w:r>
+        <w:t xml:space="preserve">, Boot, W. R., &amp; Stothart, C. (2018). Attention capture, processing speed, and inattentional blindness.</w:t>
       </w:r>
       <w:r>
         <w:t xml:space="preserve"> </w:t>
@@ -1946,10 +2188,10 @@
           <w:i/>
           <w:iCs/>
         </w:rPr>
-        <w:t xml:space="preserve">Gerontechnology</w:t>
-      </w:r>
-      <w:r>
-        <w:t xml:space="preserve">, 19(2), gt.2020.19.2.006.00. https://doi.org/10.4017/gt.2020.19.2.006.00</w:t>
+        <w:t xml:space="preserve">Acta Psychologica</w:t>
+      </w:r>
+      <w:r>
+        <w:t xml:space="preserve">, 190, 72-77, 2018.07.005. https://doi.org/10.1016/j.actpsy.2018.07.005</w:t>
       </w:r>
     </w:p>
     <w:p>
@@ -1961,6 +2203,12 @@
         </w:numPr>
       </w:pPr>
       <w:r>
+        <w:t xml:space="preserve">Andringa, R., Boot, W.R.,</w:t>
+      </w:r>
+      <w:r>
+        <w:t xml:space="preserve"> </w:t>
+      </w:r>
+      <w:r>
         <w:rPr>
           <w:b/>
           <w:bCs/>
@@ -1968,7 +2216,7 @@
         <w:t xml:space="preserve">Roque, N.A.</w:t>
       </w:r>
       <w:r>
-        <w:t xml:space="preserve">, Ram, N. (2019). tsfeaturex: An R Package for Automating Time Series Feature Extraction.</w:t>
+        <w:t xml:space="preserve">, &amp; Ponnaluri, S. (2018). Hand proximity effects are fragile: a useful null result.</w:t>
       </w:r>
       <w:r>
         <w:t xml:space="preserve"> </w:t>
@@ -1978,10 +2226,10 @@
           <w:i/>
           <w:iCs/>
         </w:rPr>
-        <w:t xml:space="preserve">Journal of Open Source Software</w:t>
-      </w:r>
-      <w:r>
-        <w:t xml:space="preserve">, 4(37), 1279, https://doi.org/10.21105/joss.01279</w:t>
+        <w:t xml:space="preserve">Cognitive Research: Principles and Implications</w:t>
+      </w:r>
+      <w:r>
+        <w:t xml:space="preserve">, 3(1), 7, s41235-018-0094-7. https://doi.org/10.1186/s41235-018-0094-7</w:t>
       </w:r>
     </w:p>
     <w:p>
@@ -1993,7 +2241,7 @@
         </w:numPr>
       </w:pPr>
       <w:r>
-        <w:t xml:space="preserve">Yoon, J. S.,</w:t>
+        <w:t xml:space="preserve">Multilab Direct Replication Team, including Boot, W.R., Andringa, R.,</w:t>
       </w:r>
       <w:r>
         <w:t xml:space="preserve"> </w:t>
@@ -2006,7 +2254,7 @@
         <w:t xml:space="preserve">Roque, N.A.</w:t>
       </w:r>
       <w:r>
-        <w:t xml:space="preserve">, Andringa, R., Harrell, E. R., Lewis, K. G., Vitale, T., Charness, N., &amp; Boot, W. R. (2019). Intervention comparative effectiveness for adult cognitive training (ICE-ACT) trial: rationale, design, and baseline characteristics.</w:t>
+        <w:t xml:space="preserve">, &amp; Harrell, E.R. (2018). Registered replication report: Dijksterhuis &amp; van Knippenberg (1998).</w:t>
       </w:r>
       <w:r>
         <w:t xml:space="preserve"> </w:t>
@@ -2016,20 +2264,10 @@
           <w:i/>
           <w:iCs/>
         </w:rPr>
-        <w:t xml:space="preserve">Contemporary Clinical Trials</w:t>
-      </w:r>
-      <w:r>
-        <w:t xml:space="preserve">, 78, 76-87, 2019.01.014. https://doi.org/10.1016/j.cct.2019.01.014. [</w:t>
-      </w:r>
-      <w:r>
-        <w:rPr>
-          <w:b/>
-          <w:bCs/>
-        </w:rPr>
-        <w:t xml:space="preserve">Premier International Clinical Trials Journal; IF=2.226</w:t>
-      </w:r>
-      <w:r>
-        <w:t xml:space="preserve">]</w:t>
+        <w:t xml:space="preserve">Perspectives on Psychological Science</w:t>
+      </w:r>
+      <w:r>
+        <w:t xml:space="preserve">, 1-38.</w:t>
       </w:r>
     </w:p>
     <w:p>
@@ -2041,20 +2279,14 @@
         </w:numPr>
       </w:pPr>
       <w:r>
-        <w:t xml:space="preserve">Dieciuc, M.,</w:t>
-      </w:r>
-      <w:r>
-        <w:t xml:space="preserve"> </w:t>
-      </w:r>
-      <w:r>
-        <w:rPr>
-          <w:b/>
-          <w:bCs/>
-        </w:rPr>
-        <w:t xml:space="preserve">Roque, N.A.</w:t>
-      </w:r>
-      <w:r>
-        <w:t xml:space="preserve">, Boot, W.R. (2019). The spatial dynamics of mouse-tracking reveal that attention capture is stimulus-driven rather than contingent upon top-down goals.</w:t>
+        <w:rPr>
+          <w:b/>
+          <w:bCs/>
+        </w:rPr>
+        <w:t xml:space="preserve">Roque, N. A.</w:t>
+      </w:r>
+      <w:r>
+        <w:t xml:space="preserve">, &amp; Boot, W. R. (2018). A new tool for assessing mobile device proficiency in older adults: the mobile device proficiency questionnaire.</w:t>
       </w:r>
       <w:r>
         <w:t xml:space="preserve"> </w:t>
@@ -2064,10 +2296,10 @@
           <w:i/>
           <w:iCs/>
         </w:rPr>
-        <w:t xml:space="preserve">Journal of Experimental Psychology: Human Perception and Performance</w:t>
-      </w:r>
-      <w:r>
-        <w:t xml:space="preserve">, 45(10), 1285, xhp0000671. https://doi.org/10.1037/xhp0000671</w:t>
+        <w:t xml:space="preserve">Journal of Applied Gerontology</w:t>
+      </w:r>
+      <w:r>
+        <w:t xml:space="preserve">, 37(2), 131-156, 0733464816642582. https://doi.org/10.1177/0733464816642582</w:t>
       </w:r>
     </w:p>
     <w:p>
@@ -2079,20 +2311,20 @@
         </w:numPr>
       </w:pPr>
       <w:r>
-        <w:t xml:space="preserve">Souders, D. J., Charness, N.,</w:t>
-      </w:r>
-      <w:r>
-        <w:t xml:space="preserve"> </w:t>
-      </w:r>
-      <w:r>
-        <w:rPr>
-          <w:b/>
-          <w:bCs/>
-        </w:rPr>
-        <w:t xml:space="preserve">Roque, N.A.</w:t>
-      </w:r>
-      <w:r>
-        <w:t xml:space="preserve">, &amp; Pham, H. (2019). Aging: Older Adults’ Driving Behavior Using Longitudinal and Lateral Warning Systems.</w:t>
+        <w:t xml:space="preserve">Dieciuc, M.,</w:t>
+      </w:r>
+      <w:r>
+        <w:t xml:space="preserve"> </w:t>
+      </w:r>
+      <w:r>
+        <w:rPr>
+          <w:b/>
+          <w:bCs/>
+        </w:rPr>
+        <w:t xml:space="preserve">Roque, N. A.</w:t>
+      </w:r>
+      <w:r>
+        <w:t xml:space="preserve">, &amp; Folstein, J. R. (2017). Changing similarity: Stable and flexible modulations of psychological dimensions.</w:t>
       </w:r>
       <w:r>
         <w:t xml:space="preserve"> </w:t>
@@ -2102,20 +2334,10 @@
           <w:i/>
           <w:iCs/>
         </w:rPr>
-        <w:t xml:space="preserve">Human Factors</w:t>
-      </w:r>
-      <w:r>
-        <w:t xml:space="preserve">, 62(2), 229-248, 0018720819864510. https://doi.org/10.1177/0018720819864510 [</w:t>
-      </w:r>
-      <w:r>
-        <w:rPr>
-          <w:b/>
-          <w:bCs/>
-        </w:rPr>
-        <w:t xml:space="preserve">Premier Human Factors Journal; IF=3.165</w:t>
-      </w:r>
-      <w:r>
-        <w:t xml:space="preserve">]</w:t>
+        <w:t xml:space="preserve">Brain Research</w:t>
+      </w:r>
+      <w:r>
+        <w:t xml:space="preserve">, 1670, 208-219, 2017.06.026. https://doi.org/10.1016/j.brainres.2017.06.026</w:t>
       </w:r>
     </w:p>
     <w:p>
@@ -2127,20 +2349,20 @@
         </w:numPr>
       </w:pPr>
       <w:r>
-        <w:t xml:space="preserve">Tinker, A., Fozard, J., Kearns, W., Mihailidis, A., Atoyebi, O., Bailey, A., Bet, P., Lapierre, N., Neubauer, N.,</w:t>
-      </w:r>
-      <w:r>
-        <w:t xml:space="preserve"> </w:t>
-      </w:r>
-      <w:r>
-        <w:rPr>
-          <w:b/>
-          <w:bCs/>
-        </w:rPr>
-        <w:t xml:space="preserve">Roque, N.A.</w:t>
-      </w:r>
-      <w:r>
-        <w:t xml:space="preserve">, Vermeer, Y., Taipale, V. (2018). Twelve years of ISG masterclasses: Past, Present, and Future.</w:t>
+        <w:t xml:space="preserve">Souders, D. J., Boot, W. R., Blocker, K., Vitale, T.,</w:t>
+      </w:r>
+      <w:r>
+        <w:t xml:space="preserve"> </w:t>
+      </w:r>
+      <w:r>
+        <w:rPr>
+          <w:b/>
+          <w:bCs/>
+        </w:rPr>
+        <w:t xml:space="preserve">Roque, N. A.</w:t>
+      </w:r>
+      <w:r>
+        <w:t xml:space="preserve">, &amp; Charness, N. (2017). Evidence for narrow transfer after short-term cognitive training in older adults.</w:t>
       </w:r>
       <w:r>
         <w:t xml:space="preserve"> </w:t>
@@ -2150,10 +2372,10 @@
           <w:i/>
           <w:iCs/>
         </w:rPr>
-        <w:t xml:space="preserve">Gerontechnology: international journal on the fundamental aspects of technology to serve the ageing society</w:t>
-      </w:r>
-      <w:r>
-        <w:t xml:space="preserve">, 17(4), 232, gt.2018.17.4.004.00. https://doi.org/10.4017/gt.2018.17.4.004.00 – Note, author list for junior scientists organized alphabetically.</w:t>
+        <w:t xml:space="preserve">Frontiers in Aging Neuroscience</w:t>
+      </w:r>
+      <w:r>
+        <w:t xml:space="preserve">, 9, 41, fnagi.2017.00041. https://doi.org/10.3389/fnagi.2017.00041</w:t>
       </w:r>
     </w:p>
     <w:p>
@@ -2165,12 +2387,6 @@
         </w:numPr>
       </w:pPr>
       <w:r>
-        <w:t xml:space="preserve">Wright, T. J.,</w:t>
-      </w:r>
-      <w:r>
-        <w:t xml:space="preserve"> </w:t>
-      </w:r>
-      <w:r>
         <w:rPr>
           <w:b/>
           <w:bCs/>
@@ -2178,7 +2394,7 @@
         <w:t xml:space="preserve">Roque, N.A.</w:t>
       </w:r>
       <w:r>
-        <w:t xml:space="preserve">, Boot, W. R., &amp; Stothart, C. (2018). Attention capture, processing speed, and inattentional blindness.</w:t>
+        <w:t xml:space="preserve">, Wright, T. J., &amp; Boot, W. R. (2016). Do different attention capture paradigms measure different types of capture?.</w:t>
       </w:r>
       <w:r>
         <w:t xml:space="preserve"> </w:t>
@@ -2188,10 +2404,10 @@
           <w:i/>
           <w:iCs/>
         </w:rPr>
-        <w:t xml:space="preserve">Acta Psychologica</w:t>
-      </w:r>
-      <w:r>
-        <w:t xml:space="preserve">, 190, 72-77, 2018.07.005. https://doi.org/10.1016/j.actpsy.2018.07.005</w:t>
+        <w:t xml:space="preserve">Attention, Perception, &amp; Psychophysics</w:t>
+      </w:r>
+      <w:r>
+        <w:t xml:space="preserve">, 78, s13414-016-1117-4. https://doi.org/10.3758/s13414-016-1117-4</w:t>
       </w:r>
     </w:p>
     <w:p>
@@ -2203,12 +2419,6 @@
         </w:numPr>
       </w:pPr>
       <w:r>
-        <w:t xml:space="preserve">Andringa, R., Boot, W.R.,</w:t>
-      </w:r>
-      <w:r>
-        <w:t xml:space="preserve"> </w:t>
-      </w:r>
-      <w:r>
         <w:rPr>
           <w:b/>
           <w:bCs/>
@@ -2216,7 +2426,7 @@
         <w:t xml:space="preserve">Roque, N.A.</w:t>
       </w:r>
       <w:r>
-        <w:t xml:space="preserve">, &amp; Ponnaluri, S. (2018). Hand proximity effects are fragile: a useful null result.</w:t>
+        <w:t xml:space="preserve">, &amp; Boot, W. R. (2015). Exploring the relationship between object realism and object-based attention effects.</w:t>
       </w:r>
       <w:r>
         <w:t xml:space="preserve"> </w:t>
@@ -2226,216 +2436,6 @@
           <w:i/>
           <w:iCs/>
         </w:rPr>
-        <w:t xml:space="preserve">Cognitive Research: Principles and Implications</w:t>
-      </w:r>
-      <w:r>
-        <w:t xml:space="preserve">, 3(1), 7, s41235-018-0094-7. https://doi.org/10.1186/s41235-018-0094-7</w:t>
-      </w:r>
-    </w:p>
-    <w:p>
-      <w:pPr>
-        <w:pStyle w:val="Compact"/>
-        <w:numPr>
-          <w:ilvl w:val="0"/>
-          <w:numId w:val="1002"/>
-        </w:numPr>
-      </w:pPr>
-      <w:r>
-        <w:t xml:space="preserve">Multilab Direct Replication Team, including Boot, W.R., Andringa, R.,</w:t>
-      </w:r>
-      <w:r>
-        <w:t xml:space="preserve"> </w:t>
-      </w:r>
-      <w:r>
-        <w:rPr>
-          <w:b/>
-          <w:bCs/>
-        </w:rPr>
-        <w:t xml:space="preserve">Roque, N.A.</w:t>
-      </w:r>
-      <w:r>
-        <w:t xml:space="preserve">, &amp; Harrell, E.R. (2018). Registered replication report: Dijksterhuis &amp; van Knippenberg (1998).</w:t>
-      </w:r>
-      <w:r>
-        <w:t xml:space="preserve"> </w:t>
-      </w:r>
-      <w:r>
-        <w:rPr>
-          <w:i/>
-          <w:iCs/>
-        </w:rPr>
-        <w:t xml:space="preserve">Perspectives on Psychological Science</w:t>
-      </w:r>
-      <w:r>
-        <w:t xml:space="preserve">, 1-38.</w:t>
-      </w:r>
-    </w:p>
-    <w:p>
-      <w:pPr>
-        <w:pStyle w:val="Compact"/>
-        <w:numPr>
-          <w:ilvl w:val="0"/>
-          <w:numId w:val="1002"/>
-        </w:numPr>
-      </w:pPr>
-      <w:r>
-        <w:rPr>
-          <w:b/>
-          <w:bCs/>
-        </w:rPr>
-        <w:t xml:space="preserve">Roque, N. A.</w:t>
-      </w:r>
-      <w:r>
-        <w:t xml:space="preserve">, &amp; Boot, W. R. (2018). A new tool for assessing mobile device proficiency in older adults: the mobile device proficiency questionnaire.</w:t>
-      </w:r>
-      <w:r>
-        <w:t xml:space="preserve"> </w:t>
-      </w:r>
-      <w:r>
-        <w:rPr>
-          <w:i/>
-          <w:iCs/>
-        </w:rPr>
-        <w:t xml:space="preserve">Journal of Applied Gerontology</w:t>
-      </w:r>
-      <w:r>
-        <w:t xml:space="preserve">, 37(2), 131-156, 0733464816642582. https://doi.org/10.1177/0733464816642582</w:t>
-      </w:r>
-    </w:p>
-    <w:p>
-      <w:pPr>
-        <w:pStyle w:val="Compact"/>
-        <w:numPr>
-          <w:ilvl w:val="0"/>
-          <w:numId w:val="1002"/>
-        </w:numPr>
-      </w:pPr>
-      <w:r>
-        <w:t xml:space="preserve">Dieciuc, M.,</w:t>
-      </w:r>
-      <w:r>
-        <w:t xml:space="preserve"> </w:t>
-      </w:r>
-      <w:r>
-        <w:rPr>
-          <w:b/>
-          <w:bCs/>
-        </w:rPr>
-        <w:t xml:space="preserve">Roque, N. A.</w:t>
-      </w:r>
-      <w:r>
-        <w:t xml:space="preserve">, &amp; Folstein, J. R. (2017). Changing similarity: Stable and flexible modulations of psychological dimensions.</w:t>
-      </w:r>
-      <w:r>
-        <w:t xml:space="preserve"> </w:t>
-      </w:r>
-      <w:r>
-        <w:rPr>
-          <w:i/>
-          <w:iCs/>
-        </w:rPr>
-        <w:t xml:space="preserve">Brain Research</w:t>
-      </w:r>
-      <w:r>
-        <w:t xml:space="preserve">, 1670, 208-219, 2017.06.026. https://doi.org/10.1016/j.brainres.2017.06.026</w:t>
-      </w:r>
-    </w:p>
-    <w:p>
-      <w:pPr>
-        <w:pStyle w:val="Compact"/>
-        <w:numPr>
-          <w:ilvl w:val="0"/>
-          <w:numId w:val="1002"/>
-        </w:numPr>
-      </w:pPr>
-      <w:r>
-        <w:t xml:space="preserve">Souders, D. J., Boot, W. R., Blocker, K., Vitale, T.,</w:t>
-      </w:r>
-      <w:r>
-        <w:t xml:space="preserve"> </w:t>
-      </w:r>
-      <w:r>
-        <w:rPr>
-          <w:b/>
-          <w:bCs/>
-        </w:rPr>
-        <w:t xml:space="preserve">Roque, N. A.</w:t>
-      </w:r>
-      <w:r>
-        <w:t xml:space="preserve">, &amp; Charness, N. (2017). Evidence for narrow transfer after short-term cognitive training in older adults.</w:t>
-      </w:r>
-      <w:r>
-        <w:t xml:space="preserve"> </w:t>
-      </w:r>
-      <w:r>
-        <w:rPr>
-          <w:i/>
-          <w:iCs/>
-        </w:rPr>
-        <w:t xml:space="preserve">Frontiers in Aging Neuroscience</w:t>
-      </w:r>
-      <w:r>
-        <w:t xml:space="preserve">, 9, 41, fnagi.2017.00041. https://doi.org/10.3389/fnagi.2017.00041</w:t>
-      </w:r>
-    </w:p>
-    <w:p>
-      <w:pPr>
-        <w:pStyle w:val="Compact"/>
-        <w:numPr>
-          <w:ilvl w:val="0"/>
-          <w:numId w:val="1002"/>
-        </w:numPr>
-      </w:pPr>
-      <w:r>
-        <w:rPr>
-          <w:b/>
-          <w:bCs/>
-        </w:rPr>
-        <w:t xml:space="preserve">Roque, N.A.</w:t>
-      </w:r>
-      <w:r>
-        <w:t xml:space="preserve">, Wright, T. J., &amp; Boot, W. R. (2016). Do different attention capture paradigms measure different types of capture?.</w:t>
-      </w:r>
-      <w:r>
-        <w:t xml:space="preserve"> </w:t>
-      </w:r>
-      <w:r>
-        <w:rPr>
-          <w:i/>
-          <w:iCs/>
-        </w:rPr>
-        <w:t xml:space="preserve">Attention, Perception, &amp; Psychophysics</w:t>
-      </w:r>
-      <w:r>
-        <w:t xml:space="preserve">, 78, s13414-016-1117-4. https://doi.org/10.3758/s13414-016-1117-4</w:t>
-      </w:r>
-    </w:p>
-    <w:p>
-      <w:pPr>
-        <w:pStyle w:val="Compact"/>
-        <w:numPr>
-          <w:ilvl w:val="0"/>
-          <w:numId w:val="1002"/>
-        </w:numPr>
-      </w:pPr>
-      <w:r>
-        <w:rPr>
-          <w:b/>
-          <w:bCs/>
-        </w:rPr>
-        <w:t xml:space="preserve">Roque, N.A.</w:t>
-      </w:r>
-      <w:r>
-        <w:t xml:space="preserve">, &amp; Boot, W. R. (2015). Exploring the relationship between object realism and object-based attention effects.</w:t>
-      </w:r>
-      <w:r>
-        <w:t xml:space="preserve"> </w:t>
-      </w:r>
-      <w:r>
-        <w:rPr>
-          <w:i/>
-          <w:iCs/>
-        </w:rPr>
         <w:t xml:space="preserve">Acta Psychologica</w:t>
       </w:r>
       <w:r>
@@ -2478,6 +2478,28 @@
         <w:t xml:space="preserve">Roque, N. A.</w:t>
       </w:r>
       <w:r>
+        <w:t xml:space="preserve"> </w:t>
+      </w:r>
+      <w:r>
+        <w:t xml:space="preserve">(submitted, The Gerontologist). Protecting ourselves from AI-enabled financial fraud: The case for the family password.</w:t>
+      </w:r>
+    </w:p>
+    <w:p>
+      <w:pPr>
+        <w:pStyle w:val="Compact"/>
+        <w:numPr>
+          <w:ilvl w:val="0"/>
+          <w:numId w:val="1003"/>
+        </w:numPr>
+      </w:pPr>
+      <w:r>
+        <w:rPr>
+          <w:b/>
+          <w:bCs/>
+        </w:rPr>
+        <w:t xml:space="preserve">Roque, N. A.</w:t>
+      </w:r>
+      <w:r>
         <w:t xml:space="preserve">, Felt, J. (submitted, JMIR Research Protocols). Exploring risk factors for medication errors in daily life: A mixed methods study.</w:t>
       </w:r>
     </w:p>
@@ -2507,10 +2529,7 @@
         <w:t xml:space="preserve">Roque, N. A.</w:t>
       </w:r>
       <w:r>
-        <w:t xml:space="preserve"> </w:t>
-      </w:r>
-      <w:r>
-        <w:t xml:space="preserve">(in preparation). Protecting ourselves from AI-enabled financial fraud: The case for the family password.</w:t>
+        <w:t xml:space="preserve">, &amp; Shaleha, R. (in preparation). Screen time isn’t all bad: A natural language analysis of how we measure it.</w:t>
       </w:r>
     </w:p>
     <w:p>
@@ -2529,7 +2548,7 @@
         <w:t xml:space="preserve">Roque, N. A.</w:t>
       </w:r>
       <w:r>
-        <w:t xml:space="preserve">, &amp; Shaleha, R. (in preparation). Screen time isn’t all bad: A natural language analysis of how we measure it.</w:t>
+        <w:t xml:space="preserve">, &amp; Shaleha, R. (in preparation). A taxonomy of screen-time interventions.</w:t>
       </w:r>
     </w:p>
     <w:p>
@@ -2548,26 +2567,7 @@
         <w:t xml:space="preserve">Roque, N. A.</w:t>
       </w:r>
       <w:r>
-        <w:t xml:space="preserve">, &amp; Shaleha, R. (in preparation). A taxonomy of screen-time interventions.</w:t>
-      </w:r>
-    </w:p>
-    <w:p>
-      <w:pPr>
-        <w:pStyle w:val="Compact"/>
-        <w:numPr>
-          <w:ilvl w:val="0"/>
-          <w:numId w:val="1004"/>
-        </w:numPr>
-      </w:pPr>
-      <w:r>
-        <w:rPr>
-          <w:b/>
-          <w:bCs/>
-        </w:rPr>
-        <w:t xml:space="preserve">Roque, N. A.</w:t>
-      </w:r>
-      <w:r>
-        <w:t xml:space="preserve">, Santos, A. (in preparation). What one extra monitor can reveal: A case study on local air quality dynamics.</w:t>
+        <w:t xml:space="preserve">, Wang, D.H., Huncik, M., Santos, A. (in preparation). What one extra monitor can reveal: A case study on local air quality dynamics.</w:t>
       </w:r>
     </w:p>
     <w:p>
